--- a/Lachlan_Barnett_s5438449_A2_report.docx
+++ b/Lachlan_Barnett_s5438449_A2_report.docx
@@ -1,6 +1,6 @@
 
 <file path=word/document.xml><?xml version="1.0" encoding="utf-8"?>
-<w:document xmlns:ve="http://schemas.openxmlformats.org/markup-compatibility/2006" xmlns:o="urn:schemas-microsoft-com:office:office" xmlns:r="http://schemas.openxmlformats.org/officeDocument/2006/relationships" xmlns:m="http://schemas.openxmlformats.org/officeDocument/2006/math" xmlns:v="urn:schemas-microsoft-com:vml" xmlns:wp="http://schemas.openxmlformats.org/drawingml/2006/wordprocessingDrawing" xmlns:w10="urn:schemas-microsoft-com:office:word" xmlns:w="http://schemas.openxmlformats.org/wordprocessingml/2006/main" xmlns:wne="http://schemas.microsoft.com/office/word/2006/wordml">
+<w:document xmlns:wpc="http://schemas.microsoft.com/office/word/2010/wordprocessingCanvas" xmlns:cx="http://schemas.microsoft.com/office/drawing/2014/chartex" xmlns:cx1="http://schemas.microsoft.com/office/drawing/2015/9/8/chartex" xmlns:cx2="http://schemas.microsoft.com/office/drawing/2015/10/21/chartex" xmlns:cx3="http://schemas.microsoft.com/office/drawing/2016/5/9/chartex" xmlns:cx4="http://schemas.microsoft.com/office/drawing/2016/5/10/chartex" xmlns:cx5="http://schemas.microsoft.com/office/drawing/2016/5/11/chartex" xmlns:cx6="http://schemas.microsoft.com/office/drawing/2016/5/12/chartex" xmlns:cx7="http://schemas.microsoft.com/office/drawing/2016/5/13/chartex" xmlns:cx8="http://schemas.microsoft.com/office/drawing/2016/5/14/chartex" xmlns:mc="http://schemas.openxmlformats.org/markup-compatibility/2006" xmlns:aink="http://schemas.microsoft.com/office/drawing/2016/ink" xmlns:am3d="http://schemas.microsoft.com/office/drawing/2017/model3d" xmlns:o="urn:schemas-microsoft-com:office:office" xmlns:oel="http://schemas.microsoft.com/office/2019/extlst" xmlns:r="http://schemas.openxmlformats.org/officeDocument/2006/relationships" xmlns:m="http://schemas.openxmlformats.org/officeDocument/2006/math" xmlns:v="urn:schemas-microsoft-com:vml" xmlns:wp14="http://schemas.microsoft.com/office/word/2010/wordprocessingDrawing" xmlns:wp="http://schemas.openxmlformats.org/drawingml/2006/wordprocessingDrawing" xmlns:a="http://schemas.openxmlformats.org/drawingml/2006/main" xmlns:pic="http://schemas.openxmlformats.org/drawingml/2006/picture" xmlns:c="http://schemas.openxmlformats.org/drawingml/2006/chart" xmlns:dgm="http://schemas.openxmlformats.org/drawingml/2006/diagram" xmlns:lc="http://schemas.openxmlformats.org/drawingml/2006/lockedCanvas" xmlns:w10="urn:schemas-microsoft-com:office:word" xmlns:w="http://schemas.openxmlformats.org/wordprocessingml/2006/main" xmlns:w14="http://schemas.microsoft.com/office/word/2010/wordml" xmlns:w15="http://schemas.microsoft.com/office/word/2012/wordml" xmlns:w16cex="http://schemas.microsoft.com/office/word/2018/wordml/cex" xmlns:w16cid="http://schemas.microsoft.com/office/word/2016/wordml/cid" xmlns:w16="http://schemas.microsoft.com/office/word/2018/wordml" xmlns:w16du="http://schemas.microsoft.com/office/word/2023/wordml/word16du" xmlns:w16sdtdh="http://schemas.microsoft.com/office/word/2020/wordml/sdtdatahash" xmlns:w16sdtfl="http://schemas.microsoft.com/office/word/2024/wordml/sdtformatlock" xmlns:w16se="http://schemas.microsoft.com/office/word/2015/wordml/symex" xmlns:wpg="http://schemas.microsoft.com/office/word/2010/wordprocessingGroup" xmlns:wpi="http://schemas.microsoft.com/office/word/2010/wordprocessingInk" xmlns:wne="http://schemas.microsoft.com/office/word/2006/wordml" xmlns:wps="http://schemas.microsoft.com/office/word/2010/wordprocessingShape" xmlns:ve="http://schemas.openxmlformats.org/markup-compatibility/2006" mc:Ignorable="w14 w15 w16se w16cid w16 w16cex w16sdtdh w16sdtfl w16du wp14">
   <w:body>
     <w:p>
       <w:pPr>
@@ -9,21 +9,22 @@
           <w:rFonts w:ascii="Courier New" w:hAnsi="Courier New" w:cs="Courier New"/>
           <w:sz w:val="25"/>
           <w:szCs w:val="25"/>
-          <w:shd w:val="clear" w:color="auto" w:fill="FFFFFF"/>
+          <w:shd w:color="auto" w:fill="FFFFFF" w:val="clear"/>
         </w:rPr>
       </w:pPr>
       <w:r>
         <w:rPr>
-          <w:rFonts w:ascii="Arial" w:hAnsi="Arial" w:cs="Arial"/>
-          <w:sz w:val="25"/>
-          <w:szCs w:val="25"/>
-          <w:shd w:val="clear" w:color="auto" w:fill="FFFFFF"/>
+          <w:rFonts w:ascii="Arial" w:hAnsi="Arial" w:cs="Arial" w:eastAsiaTheme="minorEastAsia"/>
+          <w:sz w:val="25"/>
+          <w:szCs w:val="25"/>
+          <w:shd w:color="auto" w:fill="FFFFFF" w:val="clear"/>
+          <w:highlight w:val="white"/>
         </w:rPr>
         <w:t xml:space="preserve">Software design: Detailed description of your neural network implementations </w:t>
       </w:r>
       <w:r>
         <w:rPr>
-          <w:rFonts w:ascii="Arial" w:hAnsi="Arial" w:cs="Arial"/>
+          <w:rFonts w:ascii="Arial" w:hAnsi="Arial" w:cs="Arial" w:eastAsiaTheme="minorEastAsia"/>
         </w:rPr>
         <w:br/>
       </w:r>
@@ -35,41 +36,42 @@
           <w:rFonts w:ascii="Courier New" w:hAnsi="Courier New" w:cs="Courier New"/>
           <w:sz w:val="25"/>
           <w:szCs w:val="25"/>
-          <w:shd w:val="clear" w:color="auto" w:fill="FFFFFF"/>
+          <w:shd w:color="auto" w:fill="FFFFFF" w:val="clear"/>
         </w:rPr>
       </w:pPr>
       <w:r>
         <w:rPr>
-          <w:rFonts w:ascii="Arial" w:hAnsi="Arial" w:cs="Arial"/>
-          <w:sz w:val="25"/>
-          <w:szCs w:val="25"/>
-          <w:shd w:val="clear" w:color="auto" w:fill="FFFFFF"/>
+          <w:rFonts w:ascii="Arial" w:hAnsi="Arial" w:cs="Arial" w:eastAsiaTheme="minorEastAsia"/>
+          <w:sz w:val="25"/>
+          <w:szCs w:val="25"/>
+          <w:shd w:color="auto" w:fill="FFFFFF" w:val="clear"/>
+          <w:highlight w:val="white"/>
         </w:rPr>
         <w:t xml:space="preserve">Description of how the forward pass, loss computation, and parameter </w:t>
       </w:r>
-      <w:proofErr w:type="gramStart"/>
-      <w:r>
-        <w:rPr>
-          <w:rFonts w:ascii="Arial" w:hAnsi="Arial" w:cs="Arial"/>
-          <w:sz w:val="25"/>
-          <w:szCs w:val="25"/>
-          <w:shd w:val="clear" w:color="auto" w:fill="FFFFFF"/>
+      <w:r>
+        <w:rPr>
+          <w:rFonts w:ascii="Arial" w:hAnsi="Arial" w:cs="Arial" w:eastAsiaTheme="minorEastAsia"/>
+          <w:sz w:val="25"/>
+          <w:szCs w:val="25"/>
+          <w:shd w:color="auto" w:fill="FFFFFF" w:val="clear"/>
+          <w:highlight w:val="white"/>
         </w:rPr>
         <w:t>updates</w:t>
       </w:r>
-      <w:proofErr w:type="gramEnd"/>
-      <w:r>
-        <w:rPr>
-          <w:rFonts w:ascii="Arial" w:hAnsi="Arial" w:cs="Arial"/>
-          <w:sz w:val="25"/>
-          <w:szCs w:val="25"/>
-          <w:shd w:val="clear" w:color="auto" w:fill="FFFFFF"/>
-        </w:rPr>
-        <w:t xml:space="preserve"> work </w:t>
-      </w:r>
-      <w:r>
-        <w:rPr>
-          <w:rFonts w:ascii="Arial" w:hAnsi="Arial" w:cs="Arial"/>
+      <w:r>
+        <w:rPr>
+          <w:rFonts w:ascii="Arial" w:hAnsi="Arial" w:cs="Arial" w:eastAsiaTheme="minorEastAsia"/>
+          <w:sz w:val="25"/>
+          <w:szCs w:val="25"/>
+          <w:shd w:color="auto" w:fill="FFFFFF" w:val="clear"/>
+          <w:highlight w:val="white"/>
+        </w:rPr>
+        <w:t xml:space="preserve"> work</w:t>
+      </w:r>
+      <w:r>
+        <w:rPr>
+          <w:rFonts w:ascii="Arial" w:hAnsi="Arial" w:cs="Arial" w:eastAsiaTheme="minorEastAsia"/>
         </w:rPr>
         <w:br/>
       </w:r>
@@ -81,95 +83,100 @@
           <w:rFonts w:ascii="Arial" w:hAnsi="Arial" w:cs="Arial"/>
           <w:sz w:val="25"/>
           <w:szCs w:val="25"/>
-          <w:shd w:val="clear" w:color="auto" w:fill="FFFFFF"/>
+          <w:shd w:color="auto" w:fill="FFFFFF" w:val="clear"/>
         </w:rPr>
       </w:pPr>
       <w:r>
         <w:rPr>
-          <w:rFonts w:ascii="Arial" w:hAnsi="Arial" w:cs="Arial"/>
-          <w:sz w:val="25"/>
-          <w:szCs w:val="25"/>
-          <w:shd w:val="clear" w:color="auto" w:fill="FFFFFF"/>
+          <w:rFonts w:ascii="Arial" w:hAnsi="Arial" w:cs="Arial" w:eastAsiaTheme="minorEastAsia"/>
+          <w:sz w:val="25"/>
+          <w:szCs w:val="25"/>
+          <w:shd w:color="auto" w:fill="FFFFFF" w:val="clear"/>
+          <w:highlight w:val="white"/>
         </w:rPr>
         <w:t xml:space="preserve">Experimental Results Section: </w:t>
       </w:r>
       <w:r>
         <w:rPr>
-          <w:rFonts w:ascii="Arial" w:hAnsi="Arial" w:cs="Arial"/>
-        </w:rPr>
-        <w:br/>
-      </w:r>
-      <w:r>
-        <w:rPr>
-          <w:rFonts w:ascii="Arial" w:hAnsi="Arial" w:cs="Arial"/>
-          <w:sz w:val="25"/>
-          <w:szCs w:val="25"/>
-          <w:shd w:val="clear" w:color="auto" w:fill="FFFFFF"/>
+          <w:rFonts w:ascii="Arial" w:hAnsi="Arial" w:cs="Arial" w:eastAsiaTheme="minorEastAsia"/>
+        </w:rPr>
+        <w:br/>
+      </w:r>
+      <w:r>
+        <w:rPr>
+          <w:rFonts w:ascii="Arial" w:hAnsi="Arial" w:cs="Arial" w:eastAsiaTheme="minorEastAsia"/>
+          <w:sz w:val="25"/>
+          <w:szCs w:val="25"/>
+          <w:shd w:color="auto" w:fill="FFFFFF" w:val="clear"/>
+          <w:highlight w:val="white"/>
         </w:rPr>
         <w:t xml:space="preserve">All graphs and numerical results from experiments (a) through (c); include screenshots </w:t>
       </w:r>
       <w:r>
         <w:rPr>
-          <w:rFonts w:ascii="Arial" w:hAnsi="Arial" w:cs="Arial"/>
-        </w:rPr>
-        <w:br/>
-      </w:r>
-      <w:r>
-        <w:rPr>
-          <w:rFonts w:ascii="Arial" w:hAnsi="Arial" w:cs="Arial"/>
-          <w:sz w:val="25"/>
-          <w:szCs w:val="25"/>
-          <w:shd w:val="clear" w:color="auto" w:fill="FFFFFF"/>
+          <w:rFonts w:ascii="Arial" w:hAnsi="Arial" w:cs="Arial" w:eastAsiaTheme="minorEastAsia"/>
+        </w:rPr>
+        <w:br/>
+      </w:r>
+      <w:r>
+        <w:rPr>
+          <w:rFonts w:ascii="Arial" w:hAnsi="Arial" w:cs="Arial" w:eastAsiaTheme="minorEastAsia"/>
+          <w:sz w:val="25"/>
+          <w:szCs w:val="25"/>
+          <w:shd w:color="auto" w:fill="FFFFFF" w:val="clear"/>
+          <w:highlight w:val="white"/>
         </w:rPr>
         <w:t xml:space="preserve">showing code running. </w:t>
       </w:r>
       <w:r>
         <w:rPr>
-          <w:rFonts w:ascii="Arial" w:hAnsi="Arial" w:cs="Arial"/>
-        </w:rPr>
-        <w:br/>
-      </w:r>
-      <w:r>
-        <w:rPr>
-          <w:rFonts w:ascii="Arial" w:hAnsi="Arial" w:cs="Arial"/>
-          <w:sz w:val="25"/>
-          <w:szCs w:val="25"/>
-          <w:shd w:val="clear" w:color="auto" w:fill="FFFFFF"/>
+          <w:rFonts w:ascii="Arial" w:hAnsi="Arial" w:cs="Arial" w:eastAsiaTheme="minorEastAsia"/>
+        </w:rPr>
+        <w:br/>
+      </w:r>
+      <w:r>
+        <w:rPr>
+          <w:rFonts w:ascii="Arial" w:hAnsi="Arial" w:cs="Arial" w:eastAsiaTheme="minorEastAsia"/>
+          <w:sz w:val="25"/>
+          <w:szCs w:val="25"/>
+          <w:shd w:color="auto" w:fill="FFFFFF" w:val="clear"/>
+          <w:highlight w:val="white"/>
         </w:rPr>
         <w:t xml:space="preserve">Clear presentation of accuracy measurements and training curves </w:t>
       </w:r>
       <w:r>
         <w:rPr>
-          <w:rFonts w:ascii="Arial" w:hAnsi="Arial" w:cs="Arial"/>
-        </w:rPr>
-        <w:br/>
-      </w:r>
-      <w:r>
-        <w:rPr>
-          <w:rFonts w:ascii="Arial" w:hAnsi="Arial" w:cs="Arial"/>
-          <w:sz w:val="25"/>
-          <w:szCs w:val="25"/>
-          <w:shd w:val="clear" w:color="auto" w:fill="FFFFFF"/>
+          <w:rFonts w:ascii="Arial" w:hAnsi="Arial" w:cs="Arial" w:eastAsiaTheme="minorEastAsia"/>
+        </w:rPr>
+        <w:br/>
+      </w:r>
+      <w:r>
+        <w:rPr>
+          <w:rFonts w:ascii="Arial" w:hAnsi="Arial" w:cs="Arial" w:eastAsiaTheme="minorEastAsia"/>
+          <w:sz w:val="25"/>
+          <w:szCs w:val="25"/>
+          <w:shd w:color="auto" w:fill="FFFFFF" w:val="clear"/>
+          <w:highlight w:val="white"/>
         </w:rPr>
         <w:t xml:space="preserve">Comparison tables showing performance across different </w:t>
       </w:r>
-      <w:proofErr w:type="spellStart"/>
-      <w:r>
-        <w:rPr>
-          <w:rFonts w:ascii="Arial" w:hAnsi="Arial" w:cs="Arial"/>
-          <w:sz w:val="25"/>
-          <w:szCs w:val="25"/>
-          <w:shd w:val="clear" w:color="auto" w:fill="FFFFFF"/>
+      <w:r>
+        <w:rPr>
+          <w:rFonts w:ascii="Arial" w:hAnsi="Arial" w:cs="Arial" w:eastAsiaTheme="minorEastAsia"/>
+          <w:sz w:val="25"/>
+          <w:szCs w:val="25"/>
+          <w:shd w:color="auto" w:fill="FFFFFF" w:val="clear"/>
+          <w:highlight w:val="white"/>
         </w:rPr>
         <w:t>hyperparameter</w:t>
       </w:r>
-      <w:proofErr w:type="spellEnd"/>
-      <w:r>
-        <w:rPr>
-          <w:rFonts w:ascii="Arial" w:hAnsi="Arial" w:cs="Arial"/>
-          <w:sz w:val="25"/>
-          <w:szCs w:val="25"/>
-          <w:shd w:val="clear" w:color="auto" w:fill="FFFFFF"/>
+      <w:r>
+        <w:rPr>
+          <w:rFonts w:ascii="Arial" w:hAnsi="Arial" w:cs="Arial" w:eastAsiaTheme="minorEastAsia"/>
+          <w:sz w:val="25"/>
+          <w:szCs w:val="25"/>
+          <w:shd w:color="auto" w:fill="FFFFFF" w:val="clear"/>
+          <w:highlight w:val="white"/>
         </w:rPr>
         <w:t xml:space="preserve"> settings </w:t>
       </w:r>
@@ -181,75 +188,80 @@
           <w:rFonts w:ascii="Arial" w:hAnsi="Arial" w:cs="Arial"/>
           <w:sz w:val="25"/>
           <w:szCs w:val="25"/>
-          <w:shd w:val="clear" w:color="auto" w:fill="FFFFFF"/>
+          <w:shd w:color="auto" w:fill="FFFFFF" w:val="clear"/>
         </w:rPr>
       </w:pPr>
       <w:r>
         <w:rPr>
-          <w:rFonts w:ascii="Arial" w:hAnsi="Arial" w:cs="Arial"/>
-          <w:sz w:val="25"/>
-          <w:szCs w:val="25"/>
-          <w:shd w:val="clear" w:color="auto" w:fill="FFFFFF"/>
+          <w:rFonts w:ascii="Arial" w:hAnsi="Arial" w:cs="Arial" w:eastAsiaTheme="minorEastAsia"/>
+          <w:sz w:val="25"/>
+          <w:szCs w:val="25"/>
+          <w:shd w:color="auto" w:fill="FFFFFF" w:val="clear"/>
+          <w:highlight w:val="white"/>
         </w:rPr>
         <w:t xml:space="preserve">Analysis and Discussion: </w:t>
       </w:r>
       <w:r>
         <w:rPr>
-          <w:rFonts w:ascii="Arial" w:hAnsi="Arial" w:cs="Arial"/>
-        </w:rPr>
-        <w:br/>
-      </w:r>
-      <w:r>
-        <w:rPr>
-          <w:rFonts w:ascii="Arial" w:hAnsi="Arial" w:cs="Arial"/>
-          <w:sz w:val="25"/>
-          <w:szCs w:val="25"/>
-          <w:shd w:val="clear" w:color="auto" w:fill="FFFFFF"/>
+          <w:rFonts w:ascii="Arial" w:hAnsi="Arial" w:cs="Arial" w:eastAsiaTheme="minorEastAsia"/>
+        </w:rPr>
+        <w:br/>
+      </w:r>
+      <w:r>
+        <w:rPr>
+          <w:rFonts w:ascii="Arial" w:hAnsi="Arial" w:cs="Arial" w:eastAsiaTheme="minorEastAsia"/>
+          <w:sz w:val="25"/>
+          <w:szCs w:val="25"/>
+          <w:shd w:color="auto" w:fill="FFFFFF" w:val="clear"/>
+          <w:highlight w:val="white"/>
         </w:rPr>
         <w:t xml:space="preserve">Detailed explanations of the experimental results in experiments (a) and the logic behind the </w:t>
       </w:r>
       <w:r>
         <w:rPr>
-          <w:rFonts w:ascii="Arial" w:hAnsi="Arial" w:cs="Arial"/>
-        </w:rPr>
-        <w:br/>
-      </w:r>
-      <w:r>
-        <w:rPr>
-          <w:rFonts w:ascii="Arial" w:hAnsi="Arial" w:cs="Arial"/>
-          <w:sz w:val="25"/>
-          <w:szCs w:val="25"/>
-          <w:shd w:val="clear" w:color="auto" w:fill="FFFFFF"/>
+          <w:rFonts w:ascii="Arial" w:hAnsi="Arial" w:cs="Arial" w:eastAsiaTheme="minorEastAsia"/>
+        </w:rPr>
+        <w:br/>
+      </w:r>
+      <w:r>
+        <w:rPr>
+          <w:rFonts w:ascii="Arial" w:hAnsi="Arial" w:cs="Arial" w:eastAsiaTheme="minorEastAsia"/>
+          <w:sz w:val="25"/>
+          <w:szCs w:val="25"/>
+          <w:shd w:color="auto" w:fill="FFFFFF" w:val="clear"/>
+          <w:highlight w:val="white"/>
         </w:rPr>
         <w:t xml:space="preserve">observed patterns </w:t>
       </w:r>
       <w:r>
         <w:rPr>
-          <w:rFonts w:ascii="Arial" w:hAnsi="Arial" w:cs="Arial"/>
-        </w:rPr>
-        <w:br/>
-      </w:r>
-      <w:r>
-        <w:rPr>
-          <w:rFonts w:ascii="Arial" w:hAnsi="Arial" w:cs="Arial"/>
-          <w:sz w:val="25"/>
-          <w:szCs w:val="25"/>
-          <w:shd w:val="clear" w:color="auto" w:fill="FFFFFF"/>
+          <w:rFonts w:ascii="Arial" w:hAnsi="Arial" w:cs="Arial" w:eastAsiaTheme="minorEastAsia"/>
+        </w:rPr>
+        <w:br/>
+      </w:r>
+      <w:r>
+        <w:rPr>
+          <w:rFonts w:ascii="Arial" w:hAnsi="Arial" w:cs="Arial" w:eastAsiaTheme="minorEastAsia"/>
+          <w:sz w:val="25"/>
+          <w:szCs w:val="25"/>
+          <w:shd w:color="auto" w:fill="FFFFFF" w:val="clear"/>
+          <w:highlight w:val="white"/>
         </w:rPr>
         <w:t xml:space="preserve">Analysis of how different learning rates affect convergence and final performance </w:t>
       </w:r>
       <w:r>
         <w:rPr>
-          <w:rFonts w:ascii="Arial" w:hAnsi="Arial" w:cs="Arial"/>
-        </w:rPr>
-        <w:br/>
-      </w:r>
-      <w:r>
-        <w:rPr>
-          <w:rFonts w:ascii="Arial" w:hAnsi="Arial" w:cs="Arial"/>
-          <w:sz w:val="25"/>
-          <w:szCs w:val="25"/>
-          <w:shd w:val="clear" w:color="auto" w:fill="FFFFFF"/>
+          <w:rFonts w:ascii="Arial" w:hAnsi="Arial" w:cs="Arial" w:eastAsiaTheme="minorEastAsia"/>
+        </w:rPr>
+        <w:br/>
+      </w:r>
+      <w:r>
+        <w:rPr>
+          <w:rFonts w:ascii="Arial" w:hAnsi="Arial" w:cs="Arial" w:eastAsiaTheme="minorEastAsia"/>
+          <w:sz w:val="25"/>
+          <w:szCs w:val="25"/>
+          <w:shd w:color="auto" w:fill="FFFFFF" w:val="clear"/>
+          <w:highlight w:val="white"/>
         </w:rPr>
         <w:t>Discussion of the relationship between mini-batch size and training efficiency/accuracy</w:t>
       </w:r>
@@ -268,10 +280,11 @@
       </w:pPr>
       <w:r>
         <w:rPr>
-          <w:rFonts w:ascii="Arial" w:hAnsi="Arial" w:cs="Arial"/>
-          <w:sz w:val="25"/>
-          <w:szCs w:val="25"/>
-          <w:shd w:val="clear" w:color="auto" w:fill="FFFFFF"/>
+          <w:rFonts w:ascii="Arial" w:hAnsi="Arial" w:cs="Arial" w:eastAsiaTheme="minorEastAsia"/>
+          <w:sz w:val="25"/>
+          <w:szCs w:val="25"/>
+          <w:shd w:color="auto" w:fill="FFFFFF" w:val="clear"/>
+          <w:highlight w:val="white"/>
         </w:rPr>
         <w:t>Write a conclusion paragraph that summaries and explains your findings.</w:t>
       </w:r>
@@ -475,6 +488,126 @@
     <w:semiHidden/>
     <w:unhideWhenUsed/>
   </w:style>
+  <w:style w:type="paragraph" w:styleId="Title">
+    <w:name w:val="Title"/>
+    <w:basedOn w:val="Normal"/>
+    <w:next w:val="Normal"/>
+    <w:link w:val="TitleChar"/>
+    <w:uiPriority w:val="10"/>
+    <w:qFormat/>
+    <w:rsid w:val="00B72667"/>
+    <w:pPr>
+      <w:spacing w:after="80"/>
+      <w:contextualSpacing/>
+    </w:pPr>
+    <w:rPr>
+      <w:rFonts w:asciiTheme="majorHAnsi" w:eastAsiaTheme="majorEastAsia" w:hAnsiTheme="majorHAnsi" w:cstheme="majorBidi"/>
+      <w:spacing w:val="-10"/>
+      <w:kern w:val="28"/>
+      <w:sz w:val="56"/>
+      <w:szCs w:val="56"/>
+    </w:rPr>
+  </w:style>
+  <w:style w:type="paragraph" w:styleId="Subtitle">
+    <w:name w:val="Subtitle"/>
+    <w:basedOn w:val="Normal"/>
+    <w:next w:val="Normal"/>
+    <w:link w:val="SubtitleChar"/>
+    <w:uiPriority w:val="11"/>
+    <w:qFormat/>
+    <w:rsid w:val="00B72667"/>
+    <w:pPr>
+      <w:numPr>
+        <w:ilvl w:val="1"/>
+      </w:numPr>
+      <w:spacing w:after="160"/>
+    </w:pPr>
+    <w:rPr>
+      <w:rFonts w:asciiTheme="minorHAnsi" w:eastAsiaTheme="majorEastAsia" w:hAnsiTheme="minorHAnsi" w:cstheme="majorBidi"/>
+      <w:color w:val="595959" w:themeColor="text1" w:themeTint="A6"/>
+      <w:spacing w:val="15"/>
+      <w:sz w:val="28"/>
+      <w:szCs w:val="28"/>
+    </w:rPr>
+  </w:style>
+  <w:style w:type="paragraph" w:styleId="Heading1">
+    <w:name w:val="heading 1"/>
+    <w:basedOn w:val="Normal"/>
+    <w:next w:val="Normal"/>
+    <w:link w:val="Heading1Char"/>
+    <w:uiPriority w:val="9"/>
+    <w:qFormat/>
+    <w:rsid w:val="00233D7B"/>
+    <w:pPr>
+      <w:keepNext/>
+      <w:keepLines/>
+      <w:spacing w:before="360" w:after="80"/>
+      <w:outlineLvl w:val="0"/>
+    </w:pPr>
+    <w:rPr>
+      <w:rFonts w:asciiTheme="majorHAnsi" w:eastAsiaTheme="majorEastAsia" w:hAnsiTheme="majorHAnsi" w:cstheme="majorBidi"/>
+      <w:color w:val="0F4761" w:themeColor="accent1" w:themeShade="BF"/>
+      <w:sz w:val="40"/>
+      <w:szCs w:val="40"/>
+    </w:rPr>
+  </w:style>
+  <w:style w:type="paragraph" w:styleId="Heading2">
+    <w:name w:val="heading 2"/>
+    <w:basedOn w:val="Normal"/>
+    <w:next w:val="Normal"/>
+    <w:link w:val="Heading2Char"/>
+    <w:uiPriority w:val="9"/>
+    <w:semiHidden/>
+    <w:unhideWhenUsed/>
+    <w:qFormat/>
+    <w:rsid w:val="00233D7B"/>
+    <w:pPr>
+      <w:keepNext/>
+      <w:keepLines/>
+      <w:spacing w:before="160" w:after="80"/>
+      <w:outlineLvl w:val="1"/>
+    </w:pPr>
+    <w:rPr>
+      <w:rFonts w:asciiTheme="majorHAnsi" w:eastAsiaTheme="majorEastAsia" w:hAnsiTheme="majorHAnsi" w:cstheme="majorBidi"/>
+      <w:color w:val="0F4761" w:themeColor="accent1" w:themeShade="BF"/>
+      <w:sz w:val="32"/>
+      <w:szCs w:val="32"/>
+    </w:rPr>
+  </w:style>
+  <w:style w:type="paragraph" w:styleId="Heading3">
+    <w:name w:val="heading 3"/>
+    <w:basedOn w:val="Normal"/>
+    <w:next w:val="Normal"/>
+    <w:link w:val="Heading3Char"/>
+    <w:uiPriority w:val="9"/>
+    <w:semiHidden/>
+    <w:unhideWhenUsed/>
+    <w:qFormat/>
+    <w:rsid w:val="00233D7B"/>
+    <w:pPr>
+      <w:keepNext/>
+      <w:keepLines/>
+      <w:spacing w:before="160" w:after="80"/>
+      <w:outlineLvl w:val="2"/>
+    </w:pPr>
+    <w:rPr>
+      <w:rFonts w:eastAsiaTheme="majorEastAsia" w:cstheme="majorBidi"/>
+      <w:color w:val="0F4761" w:themeColor="accent1" w:themeShade="BF"/>
+      <w:sz w:val="28"/>
+      <w:szCs w:val="28"/>
+    </w:rPr>
+  </w:style>
+  <w:style w:styleId="Hyperlink" w:type="character">
+    <w:name w:val="Hyperlink"/>
+    <w:basedOn w:val="DefaultParagraphFont"/>
+    <w:uiPriority w:val="99"/>
+    <w:unhideWhenUsed/>
+    <w:rsid w:val="00D87CC4"/>
+    <w:rPr>
+      <w:color w:themeColor="hyperlink" w:val="467886"/>
+      <w:u w:val="single"/>
+    </w:rPr>
+  </w:style>
 </w:styles>
 </file>
 

--- a/Lachlan_Barnett_s5438449_A2_report.docx
+++ b/Lachlan_Barnett_s5438449_A2_report.docx
@@ -1,292 +1,2322 @@
 
 <file path=word/document.xml><?xml version="1.0" encoding="utf-8"?>
-<w:document xmlns:wpc="http://schemas.microsoft.com/office/word/2010/wordprocessingCanvas" xmlns:cx="http://schemas.microsoft.com/office/drawing/2014/chartex" xmlns:cx1="http://schemas.microsoft.com/office/drawing/2015/9/8/chartex" xmlns:cx2="http://schemas.microsoft.com/office/drawing/2015/10/21/chartex" xmlns:cx3="http://schemas.microsoft.com/office/drawing/2016/5/9/chartex" xmlns:cx4="http://schemas.microsoft.com/office/drawing/2016/5/10/chartex" xmlns:cx5="http://schemas.microsoft.com/office/drawing/2016/5/11/chartex" xmlns:cx6="http://schemas.microsoft.com/office/drawing/2016/5/12/chartex" xmlns:cx7="http://schemas.microsoft.com/office/drawing/2016/5/13/chartex" xmlns:cx8="http://schemas.microsoft.com/office/drawing/2016/5/14/chartex" xmlns:mc="http://schemas.openxmlformats.org/markup-compatibility/2006" xmlns:aink="http://schemas.microsoft.com/office/drawing/2016/ink" xmlns:am3d="http://schemas.microsoft.com/office/drawing/2017/model3d" xmlns:o="urn:schemas-microsoft-com:office:office" xmlns:oel="http://schemas.microsoft.com/office/2019/extlst" xmlns:r="http://schemas.openxmlformats.org/officeDocument/2006/relationships" xmlns:m="http://schemas.openxmlformats.org/officeDocument/2006/math" xmlns:v="urn:schemas-microsoft-com:vml" xmlns:wp14="http://schemas.microsoft.com/office/word/2010/wordprocessingDrawing" xmlns:wp="http://schemas.openxmlformats.org/drawingml/2006/wordprocessingDrawing" xmlns:a="http://schemas.openxmlformats.org/drawingml/2006/main" xmlns:pic="http://schemas.openxmlformats.org/drawingml/2006/picture" xmlns:c="http://schemas.openxmlformats.org/drawingml/2006/chart" xmlns:dgm="http://schemas.openxmlformats.org/drawingml/2006/diagram" xmlns:lc="http://schemas.openxmlformats.org/drawingml/2006/lockedCanvas" xmlns:w10="urn:schemas-microsoft-com:office:word" xmlns:w="http://schemas.openxmlformats.org/wordprocessingml/2006/main" xmlns:w14="http://schemas.microsoft.com/office/word/2010/wordml" xmlns:w15="http://schemas.microsoft.com/office/word/2012/wordml" xmlns:w16cex="http://schemas.microsoft.com/office/word/2018/wordml/cex" xmlns:w16cid="http://schemas.microsoft.com/office/word/2016/wordml/cid" xmlns:w16="http://schemas.microsoft.com/office/word/2018/wordml" xmlns:w16du="http://schemas.microsoft.com/office/word/2023/wordml/word16du" xmlns:w16sdtdh="http://schemas.microsoft.com/office/word/2020/wordml/sdtdatahash" xmlns:w16sdtfl="http://schemas.microsoft.com/office/word/2024/wordml/sdtformatlock" xmlns:w16se="http://schemas.microsoft.com/office/word/2015/wordml/symex" xmlns:wpg="http://schemas.microsoft.com/office/word/2010/wordprocessingGroup" xmlns:wpi="http://schemas.microsoft.com/office/word/2010/wordprocessingInk" xmlns:wne="http://schemas.microsoft.com/office/word/2006/wordml" xmlns:wps="http://schemas.microsoft.com/office/word/2010/wordprocessingShape" xmlns:ve="http://schemas.openxmlformats.org/markup-compatibility/2006" mc:Ignorable="w14 w15 w16se w16cid w16 w16cex w16sdtdh w16sdtfl w16du wp14">
+<w:document xmlns:ve="http://schemas.openxmlformats.org/markup-compatibility/2006" xmlns:o="urn:schemas-microsoft-com:office:office" xmlns:r="http://schemas.openxmlformats.org/officeDocument/2006/relationships" xmlns:m="http://schemas.openxmlformats.org/officeDocument/2006/math" xmlns:v="urn:schemas-microsoft-com:vml" xmlns:wp="http://schemas.openxmlformats.org/drawingml/2006/wordprocessingDrawing" xmlns:w10="urn:schemas-microsoft-com:office:word" xmlns:w="http://schemas.openxmlformats.org/wordprocessingml/2006/main" xmlns:wne="http://schemas.microsoft.com/office/word/2006/wordml">
   <w:body>
     <w:p>
       <w:pPr>
-        <w:spacing w:after="0"/>
-        <w:rPr>
-          <w:rFonts w:ascii="Courier New" w:hAnsi="Courier New" w:cs="Courier New"/>
-          <w:sz w:val="25"/>
-          <w:szCs w:val="25"/>
-          <w:shd w:color="auto" w:fill="FFFFFF" w:val="clear"/>
-        </w:rPr>
-      </w:pPr>
-      <w:r>
-        <w:rPr>
-          <w:rFonts w:ascii="Arial" w:hAnsi="Arial" w:cs="Arial" w:eastAsiaTheme="minorEastAsia"/>
-          <w:sz w:val="25"/>
-          <w:szCs w:val="25"/>
-          <w:shd w:color="auto" w:fill="FFFFFF" w:val="clear"/>
-          <w:highlight w:val="white"/>
-        </w:rPr>
-        <w:t xml:space="preserve">Software design: Detailed description of your neural network implementations </w:t>
-      </w:r>
-      <w:r>
-        <w:rPr>
-          <w:rFonts w:ascii="Arial" w:hAnsi="Arial" w:cs="Arial" w:eastAsiaTheme="minorEastAsia"/>
-        </w:rPr>
-        <w:br/>
-      </w:r>
-    </w:p>
-    <w:p>
-      <w:pPr>
-        <w:spacing w:after="0"/>
-        <w:rPr>
-          <w:rFonts w:ascii="Courier New" w:hAnsi="Courier New" w:cs="Courier New"/>
-          <w:sz w:val="25"/>
-          <w:szCs w:val="25"/>
-          <w:shd w:color="auto" w:fill="FFFFFF" w:val="clear"/>
-        </w:rPr>
-      </w:pPr>
-      <w:r>
-        <w:rPr>
-          <w:rFonts w:ascii="Arial" w:hAnsi="Arial" w:cs="Arial" w:eastAsiaTheme="minorEastAsia"/>
-          <w:sz w:val="25"/>
-          <w:szCs w:val="25"/>
-          <w:shd w:color="auto" w:fill="FFFFFF" w:val="clear"/>
-          <w:highlight w:val="white"/>
-        </w:rPr>
-        <w:t xml:space="preserve">Description of how the forward pass, loss computation, and parameter </w:t>
-      </w:r>
-      <w:r>
-        <w:rPr>
-          <w:rFonts w:ascii="Arial" w:hAnsi="Arial" w:cs="Arial" w:eastAsiaTheme="minorEastAsia"/>
-          <w:sz w:val="25"/>
-          <w:szCs w:val="25"/>
-          <w:shd w:color="auto" w:fill="FFFFFF" w:val="clear"/>
-          <w:highlight w:val="white"/>
-        </w:rPr>
-        <w:t>updates</w:t>
-      </w:r>
-      <w:r>
-        <w:rPr>
-          <w:rFonts w:ascii="Arial" w:hAnsi="Arial" w:cs="Arial" w:eastAsiaTheme="minorEastAsia"/>
-          <w:sz w:val="25"/>
-          <w:szCs w:val="25"/>
-          <w:shd w:color="auto" w:fill="FFFFFF" w:val="clear"/>
-          <w:highlight w:val="white"/>
-        </w:rPr>
-        <w:t xml:space="preserve"> work</w:t>
-      </w:r>
-      <w:r>
-        <w:rPr>
-          <w:rFonts w:ascii="Arial" w:hAnsi="Arial" w:cs="Arial" w:eastAsiaTheme="minorEastAsia"/>
-        </w:rPr>
-        <w:br/>
-      </w:r>
-    </w:p>
-    <w:p>
-      <w:pPr>
-        <w:spacing w:after="0"/>
-        <w:rPr>
-          <w:rFonts w:ascii="Arial" w:hAnsi="Arial" w:cs="Arial"/>
-          <w:sz w:val="25"/>
-          <w:szCs w:val="25"/>
-          <w:shd w:color="auto" w:fill="FFFFFF" w:val="clear"/>
-        </w:rPr>
-      </w:pPr>
-      <w:r>
-        <w:rPr>
-          <w:rFonts w:ascii="Arial" w:hAnsi="Arial" w:cs="Arial" w:eastAsiaTheme="minorEastAsia"/>
-          <w:sz w:val="25"/>
-          <w:szCs w:val="25"/>
-          <w:shd w:color="auto" w:fill="FFFFFF" w:val="clear"/>
-          <w:highlight w:val="white"/>
-        </w:rPr>
-        <w:t xml:space="preserve">Experimental Results Section: </w:t>
-      </w:r>
-      <w:r>
-        <w:rPr>
-          <w:rFonts w:ascii="Arial" w:hAnsi="Arial" w:cs="Arial" w:eastAsiaTheme="minorEastAsia"/>
-        </w:rPr>
-        <w:br/>
-      </w:r>
-      <w:r>
-        <w:rPr>
-          <w:rFonts w:ascii="Arial" w:hAnsi="Arial" w:cs="Arial" w:eastAsiaTheme="minorEastAsia"/>
-          <w:sz w:val="25"/>
-          <w:szCs w:val="25"/>
-          <w:shd w:color="auto" w:fill="FFFFFF" w:val="clear"/>
-          <w:highlight w:val="white"/>
-        </w:rPr>
-        <w:t xml:space="preserve">All graphs and numerical results from experiments (a) through (c); include screenshots </w:t>
-      </w:r>
-      <w:r>
-        <w:rPr>
-          <w:rFonts w:ascii="Arial" w:hAnsi="Arial" w:cs="Arial" w:eastAsiaTheme="minorEastAsia"/>
-        </w:rPr>
-        <w:br/>
-      </w:r>
-      <w:r>
-        <w:rPr>
-          <w:rFonts w:ascii="Arial" w:hAnsi="Arial" w:cs="Arial" w:eastAsiaTheme="minorEastAsia"/>
-          <w:sz w:val="25"/>
-          <w:szCs w:val="25"/>
-          <w:shd w:color="auto" w:fill="FFFFFF" w:val="clear"/>
-          <w:highlight w:val="white"/>
-        </w:rPr>
-        <w:t xml:space="preserve">showing code running. </w:t>
-      </w:r>
-      <w:r>
-        <w:rPr>
-          <w:rFonts w:ascii="Arial" w:hAnsi="Arial" w:cs="Arial" w:eastAsiaTheme="minorEastAsia"/>
-        </w:rPr>
-        <w:br/>
-      </w:r>
-      <w:r>
-        <w:rPr>
-          <w:rFonts w:ascii="Arial" w:hAnsi="Arial" w:cs="Arial" w:eastAsiaTheme="minorEastAsia"/>
-          <w:sz w:val="25"/>
-          <w:szCs w:val="25"/>
-          <w:shd w:color="auto" w:fill="FFFFFF" w:val="clear"/>
-          <w:highlight w:val="white"/>
-        </w:rPr>
-        <w:t xml:space="preserve">Clear presentation of accuracy measurements and training curves </w:t>
-      </w:r>
-      <w:r>
-        <w:rPr>
-          <w:rFonts w:ascii="Arial" w:hAnsi="Arial" w:cs="Arial" w:eastAsiaTheme="minorEastAsia"/>
-        </w:rPr>
-        <w:br/>
-      </w:r>
-      <w:r>
-        <w:rPr>
-          <w:rFonts w:ascii="Arial" w:hAnsi="Arial" w:cs="Arial" w:eastAsiaTheme="minorEastAsia"/>
-          <w:sz w:val="25"/>
-          <w:szCs w:val="25"/>
-          <w:shd w:color="auto" w:fill="FFFFFF" w:val="clear"/>
-          <w:highlight w:val="white"/>
-        </w:rPr>
-        <w:t xml:space="preserve">Comparison tables showing performance across different </w:t>
-      </w:r>
-      <w:r>
-        <w:rPr>
-          <w:rFonts w:ascii="Arial" w:hAnsi="Arial" w:cs="Arial" w:eastAsiaTheme="minorEastAsia"/>
-          <w:sz w:val="25"/>
-          <w:szCs w:val="25"/>
-          <w:shd w:color="auto" w:fill="FFFFFF" w:val="clear"/>
-          <w:highlight w:val="white"/>
-        </w:rPr>
-        <w:t>hyperparameter</w:t>
-      </w:r>
-      <w:r>
-        <w:rPr>
-          <w:rFonts w:ascii="Arial" w:hAnsi="Arial" w:cs="Arial" w:eastAsiaTheme="minorEastAsia"/>
-          <w:sz w:val="25"/>
-          <w:szCs w:val="25"/>
-          <w:shd w:color="auto" w:fill="FFFFFF" w:val="clear"/>
-          <w:highlight w:val="white"/>
-        </w:rPr>
-        <w:t xml:space="preserve"> settings </w:t>
-      </w:r>
-    </w:p>
-    <w:p>
-      <w:pPr>
-        <w:spacing w:after="0"/>
-        <w:rPr>
-          <w:rFonts w:ascii="Arial" w:hAnsi="Arial" w:cs="Arial"/>
-          <w:sz w:val="25"/>
-          <w:szCs w:val="25"/>
-          <w:shd w:color="auto" w:fill="FFFFFF" w:val="clear"/>
-        </w:rPr>
-      </w:pPr>
-      <w:r>
-        <w:rPr>
-          <w:rFonts w:ascii="Arial" w:hAnsi="Arial" w:cs="Arial" w:eastAsiaTheme="minorEastAsia"/>
-          <w:sz w:val="25"/>
-          <w:szCs w:val="25"/>
-          <w:shd w:color="auto" w:fill="FFFFFF" w:val="clear"/>
-          <w:highlight w:val="white"/>
-        </w:rPr>
-        <w:t xml:space="preserve">Analysis and Discussion: </w:t>
-      </w:r>
-      <w:r>
-        <w:rPr>
-          <w:rFonts w:ascii="Arial" w:hAnsi="Arial" w:cs="Arial" w:eastAsiaTheme="minorEastAsia"/>
-        </w:rPr>
-        <w:br/>
-      </w:r>
-      <w:r>
-        <w:rPr>
-          <w:rFonts w:ascii="Arial" w:hAnsi="Arial" w:cs="Arial" w:eastAsiaTheme="minorEastAsia"/>
-          <w:sz w:val="25"/>
-          <w:szCs w:val="25"/>
-          <w:shd w:color="auto" w:fill="FFFFFF" w:val="clear"/>
-          <w:highlight w:val="white"/>
-        </w:rPr>
-        <w:t xml:space="preserve">Detailed explanations of the experimental results in experiments (a) and the logic behind the </w:t>
-      </w:r>
-      <w:r>
-        <w:rPr>
-          <w:rFonts w:ascii="Arial" w:hAnsi="Arial" w:cs="Arial" w:eastAsiaTheme="minorEastAsia"/>
-        </w:rPr>
-        <w:br/>
-      </w:r>
-      <w:r>
-        <w:rPr>
-          <w:rFonts w:ascii="Arial" w:hAnsi="Arial" w:cs="Arial" w:eastAsiaTheme="minorEastAsia"/>
-          <w:sz w:val="25"/>
-          <w:szCs w:val="25"/>
-          <w:shd w:color="auto" w:fill="FFFFFF" w:val="clear"/>
-          <w:highlight w:val="white"/>
-        </w:rPr>
-        <w:t xml:space="preserve">observed patterns </w:t>
-      </w:r>
-      <w:r>
-        <w:rPr>
-          <w:rFonts w:ascii="Arial" w:hAnsi="Arial" w:cs="Arial" w:eastAsiaTheme="minorEastAsia"/>
-        </w:rPr>
-        <w:br/>
-      </w:r>
-      <w:r>
-        <w:rPr>
-          <w:rFonts w:ascii="Arial" w:hAnsi="Arial" w:cs="Arial" w:eastAsiaTheme="minorEastAsia"/>
-          <w:sz w:val="25"/>
-          <w:szCs w:val="25"/>
-          <w:shd w:color="auto" w:fill="FFFFFF" w:val="clear"/>
-          <w:highlight w:val="white"/>
-        </w:rPr>
-        <w:t xml:space="preserve">Analysis of how different learning rates affect convergence and final performance </w:t>
-      </w:r>
-      <w:r>
-        <w:rPr>
-          <w:rFonts w:ascii="Arial" w:hAnsi="Arial" w:cs="Arial" w:eastAsiaTheme="minorEastAsia"/>
-        </w:rPr>
-        <w:br/>
-      </w:r>
-      <w:r>
-        <w:rPr>
-          <w:rFonts w:ascii="Arial" w:hAnsi="Arial" w:cs="Arial" w:eastAsiaTheme="minorEastAsia"/>
-          <w:sz w:val="25"/>
-          <w:szCs w:val="25"/>
-          <w:shd w:color="auto" w:fill="FFFFFF" w:val="clear"/>
-          <w:highlight w:val="white"/>
-        </w:rPr>
-        <w:t>Discussion of the relationship between mini-batch size and training efficiency/accuracy</w:t>
-      </w:r>
-    </w:p>
-    <w:p>
-      <w:pPr>
-        <w:spacing w:after="0"/>
-        <w:rPr>
-          <w:rFonts w:ascii="Arial" w:hAnsi="Arial" w:cs="Arial"/>
-        </w:rPr>
-      </w:pPr>
-    </w:p>
-    <w:p>
-      <w:pPr>
-        <w:spacing w:after="0"/>
-      </w:pPr>
-      <w:r>
-        <w:rPr>
-          <w:rFonts w:ascii="Arial" w:hAnsi="Arial" w:cs="Arial" w:eastAsiaTheme="minorEastAsia"/>
-          <w:sz w:val="25"/>
-          <w:szCs w:val="25"/>
-          <w:shd w:color="auto" w:fill="FFFFFF" w:val="clear"/>
-          <w:highlight w:val="white"/>
-        </w:rPr>
-        <w:t>Write a conclusion paragraph that summaries and explains your findings.</w:t>
+        <w:rPr>
+          <w:rFonts w:ascii="Arial" w:hAnsi="Arial" w:cs="Arial"/>
+          <w:sz w:val="25"/>
+          <w:szCs w:val="25"/>
+          <w:shd w:val="clear" w:color="auto" w:fill="FFFFFF"/>
+        </w:rPr>
+      </w:pPr>
+      <w:r>
+        <w:rPr>
+          <w:rFonts w:ascii="Arial" w:hAnsi="Arial" w:cs="Arial"/>
+          <w:sz w:val="25"/>
+          <w:szCs w:val="25"/>
+          <w:shd w:val="clear" w:color="auto" w:fill="FFFFFF"/>
+        </w:rPr>
+        <w:t>1. Title / Header</w:t>
+      </w:r>
+    </w:p>
+    <w:p>
+      <w:pPr>
+        <w:rPr>
+          <w:rFonts w:ascii="Arial" w:hAnsi="Arial" w:cs="Arial"/>
+          <w:sz w:val="25"/>
+          <w:szCs w:val="25"/>
+          <w:shd w:val="clear" w:color="auto" w:fill="FFFFFF"/>
+        </w:rPr>
+      </w:pPr>
+    </w:p>
+    <w:p>
+      <w:pPr>
+        <w:rPr>
+          <w:rFonts w:ascii="Arial" w:hAnsi="Arial" w:cs="Arial"/>
+          <w:sz w:val="25"/>
+          <w:szCs w:val="25"/>
+          <w:shd w:val="clear" w:color="auto" w:fill="FFFFFF"/>
+        </w:rPr>
+      </w:pPr>
+      <w:r>
+        <w:rPr>
+          <w:rFonts w:ascii="Arial" w:hAnsi="Arial" w:cs="Arial"/>
+          <w:sz w:val="25"/>
+          <w:szCs w:val="25"/>
+          <w:shd w:val="clear" w:color="auto" w:fill="FFFFFF"/>
+        </w:rPr>
+        <w:t>- Title, your name, student number, course code, date</w:t>
+      </w:r>
+    </w:p>
+    <w:p>
+      <w:pPr>
+        <w:rPr>
+          <w:rFonts w:ascii="Arial" w:hAnsi="Arial" w:cs="Arial"/>
+          <w:sz w:val="25"/>
+          <w:szCs w:val="25"/>
+          <w:shd w:val="clear" w:color="auto" w:fill="FFFFFF"/>
+        </w:rPr>
+      </w:pPr>
+      <w:r>
+        <w:rPr>
+          <w:rFonts w:ascii="Arial" w:hAnsi="Arial" w:cs="Arial"/>
+          <w:sz w:val="25"/>
+          <w:szCs w:val="25"/>
+          <w:shd w:val="clear" w:color="auto" w:fill="FFFFFF"/>
+        </w:rPr>
+        <w:t xml:space="preserve">- One-line summary of what was done (train + compare 4 NN </w:t>
+      </w:r>
+      <w:proofErr w:type="spellStart"/>
+      <w:r>
+        <w:rPr>
+          <w:rFonts w:ascii="Arial" w:hAnsi="Arial" w:cs="Arial"/>
+          <w:sz w:val="25"/>
+          <w:szCs w:val="25"/>
+          <w:shd w:val="clear" w:color="auto" w:fill="FFFFFF"/>
+        </w:rPr>
+        <w:t>configs</w:t>
+      </w:r>
+      <w:proofErr w:type="spellEnd"/>
+      <w:r>
+        <w:rPr>
+          <w:rFonts w:ascii="Arial" w:hAnsi="Arial" w:cs="Arial"/>
+          <w:sz w:val="25"/>
+          <w:szCs w:val="25"/>
+          <w:shd w:val="clear" w:color="auto" w:fill="FFFFFF"/>
+        </w:rPr>
+        <w:t xml:space="preserve"> on Fashion-MNIST)</w:t>
+      </w:r>
+    </w:p>
+    <w:p>
+      <w:pPr>
+        <w:rPr>
+          <w:rFonts w:ascii="Arial" w:hAnsi="Arial" w:cs="Arial"/>
+          <w:sz w:val="25"/>
+          <w:szCs w:val="25"/>
+          <w:shd w:val="clear" w:color="auto" w:fill="FFFFFF"/>
+        </w:rPr>
+      </w:pPr>
+    </w:p>
+    <w:p>
+      <w:pPr>
+        <w:rPr>
+          <w:rFonts w:ascii="Arial" w:hAnsi="Arial" w:cs="Arial"/>
+          <w:sz w:val="25"/>
+          <w:szCs w:val="25"/>
+          <w:shd w:val="clear" w:color="auto" w:fill="FFFFFF"/>
+        </w:rPr>
+      </w:pPr>
+      <w:r>
+        <w:rPr>
+          <w:rFonts w:ascii="Arial" w:hAnsi="Arial" w:cs="Arial"/>
+          <w:sz w:val="25"/>
+          <w:szCs w:val="25"/>
+          <w:shd w:val="clear" w:color="auto" w:fill="FFFFFF"/>
+        </w:rPr>
+        <w:t>2802ICT Intelligent Systems Assignment 2</w:t>
+      </w:r>
+    </w:p>
+    <w:p>
+      <w:pPr>
+        <w:rPr>
+          <w:rFonts w:ascii="Arial" w:hAnsi="Arial" w:cs="Arial"/>
+          <w:sz w:val="25"/>
+          <w:szCs w:val="25"/>
+          <w:shd w:val="clear" w:color="auto" w:fill="FFFFFF"/>
+        </w:rPr>
+      </w:pPr>
+    </w:p>
+    <w:p>
+      <w:pPr>
+        <w:rPr>
+          <w:rFonts w:ascii="Arial" w:hAnsi="Arial" w:cs="Arial"/>
+          <w:sz w:val="25"/>
+          <w:szCs w:val="25"/>
+          <w:shd w:val="clear" w:color="auto" w:fill="FFFFFF"/>
+        </w:rPr>
+      </w:pPr>
+      <w:r>
+        <w:rPr>
+          <w:rFonts w:ascii="Arial" w:hAnsi="Arial" w:cs="Arial"/>
+          <w:sz w:val="25"/>
+          <w:szCs w:val="25"/>
+          <w:shd w:val="clear" w:color="auto" w:fill="FFFFFF"/>
+        </w:rPr>
+        <w:t>Lachlan Barnett</w:t>
+      </w:r>
+    </w:p>
+    <w:p>
+      <w:pPr>
+        <w:rPr>
+          <w:rFonts w:ascii="Arial" w:hAnsi="Arial" w:cs="Arial"/>
+          <w:sz w:val="25"/>
+          <w:szCs w:val="25"/>
+          <w:shd w:val="clear" w:color="auto" w:fill="FFFFFF"/>
+        </w:rPr>
+      </w:pPr>
+      <w:r>
+        <w:rPr>
+          <w:rFonts w:ascii="Arial" w:hAnsi="Arial" w:cs="Arial"/>
+          <w:sz w:val="25"/>
+          <w:szCs w:val="25"/>
+          <w:shd w:val="clear" w:color="auto" w:fill="FFFFFF"/>
+        </w:rPr>
+        <w:t>s5438449, 2802ICT, 17/09/2026</w:t>
+      </w:r>
+    </w:p>
+    <w:p>
+      <w:pPr>
+        <w:rPr>
+          <w:rFonts w:ascii="Arial" w:hAnsi="Arial" w:cs="Arial"/>
+          <w:sz w:val="25"/>
+          <w:szCs w:val="25"/>
+          <w:shd w:val="clear" w:color="auto" w:fill="FFFFFF"/>
+        </w:rPr>
+      </w:pPr>
+    </w:p>
+    <w:p>
+      <w:pPr>
+        <w:rPr>
+          <w:rFonts w:ascii="Arial" w:hAnsi="Arial" w:cs="Arial"/>
+          <w:sz w:val="25"/>
+          <w:szCs w:val="25"/>
+          <w:shd w:val="clear" w:color="auto" w:fill="FFFFFF"/>
+        </w:rPr>
+      </w:pPr>
+      <w:r>
+        <w:rPr>
+          <w:rFonts w:ascii="Arial" w:hAnsi="Arial" w:cs="Arial"/>
+          <w:sz w:val="25"/>
+          <w:szCs w:val="25"/>
+          <w:shd w:val="clear" w:color="auto" w:fill="FFFFFF"/>
+        </w:rPr>
+        <w:t xml:space="preserve">This report trains and compares four neural network configurations on the Fashion-MNIST dataset, to study the effect of the dataset size </w:t>
+      </w:r>
+    </w:p>
+    <w:p>
+      <w:pPr>
+        <w:rPr>
+          <w:rFonts w:ascii="Arial" w:hAnsi="Arial" w:cs="Arial"/>
+          <w:sz w:val="25"/>
+          <w:szCs w:val="25"/>
+          <w:shd w:val="clear" w:color="auto" w:fill="FFFFFF"/>
+        </w:rPr>
+      </w:pPr>
+    </w:p>
+    <w:p>
+      <w:pPr>
+        <w:rPr>
+          <w:rFonts w:ascii="Arial" w:hAnsi="Arial" w:cs="Arial"/>
+          <w:sz w:val="25"/>
+          <w:szCs w:val="25"/>
+          <w:shd w:val="clear" w:color="auto" w:fill="FFFFFF"/>
+        </w:rPr>
+      </w:pPr>
+    </w:p>
+    <w:p>
+      <w:pPr>
+        <w:rPr>
+          <w:rFonts w:ascii="Arial" w:hAnsi="Arial" w:cs="Arial"/>
+          <w:sz w:val="25"/>
+          <w:szCs w:val="25"/>
+          <w:shd w:val="clear" w:color="auto" w:fill="FFFFFF"/>
+        </w:rPr>
+      </w:pPr>
+    </w:p>
+    <w:p>
+      <w:pPr>
+        <w:rPr>
+          <w:rFonts w:ascii="Arial" w:hAnsi="Arial" w:cs="Arial"/>
+          <w:sz w:val="25"/>
+          <w:szCs w:val="25"/>
+          <w:shd w:val="clear" w:color="auto" w:fill="FFFFFF"/>
+        </w:rPr>
+      </w:pPr>
+    </w:p>
+    <w:p>
+      <w:pPr>
+        <w:rPr>
+          <w:rFonts w:ascii="Arial" w:hAnsi="Arial" w:cs="Arial"/>
+          <w:sz w:val="25"/>
+          <w:szCs w:val="25"/>
+          <w:shd w:val="clear" w:color="auto" w:fill="FFFFFF"/>
+        </w:rPr>
+      </w:pPr>
+    </w:p>
+    <w:p>
+      <w:pPr>
+        <w:rPr>
+          <w:rFonts w:ascii="Arial" w:hAnsi="Arial" w:cs="Arial"/>
+          <w:sz w:val="25"/>
+          <w:szCs w:val="25"/>
+          <w:shd w:val="clear" w:color="auto" w:fill="FFFFFF"/>
+        </w:rPr>
+      </w:pPr>
+    </w:p>
+    <w:p>
+      <w:pPr>
+        <w:rPr>
+          <w:rFonts w:ascii="Arial" w:hAnsi="Arial" w:cs="Arial"/>
+          <w:sz w:val="25"/>
+          <w:szCs w:val="25"/>
+          <w:shd w:val="clear" w:color="auto" w:fill="FFFFFF"/>
+        </w:rPr>
+      </w:pPr>
+    </w:p>
+    <w:p>
+      <w:pPr>
+        <w:rPr>
+          <w:rFonts w:ascii="Arial" w:hAnsi="Arial" w:cs="Arial"/>
+          <w:sz w:val="25"/>
+          <w:szCs w:val="25"/>
+          <w:shd w:val="clear" w:color="auto" w:fill="FFFFFF"/>
+        </w:rPr>
+      </w:pPr>
+    </w:p>
+    <w:p>
+      <w:pPr>
+        <w:rPr>
+          <w:rFonts w:ascii="Arial" w:hAnsi="Arial" w:cs="Arial"/>
+          <w:sz w:val="25"/>
+          <w:szCs w:val="25"/>
+          <w:shd w:val="clear" w:color="auto" w:fill="FFFFFF"/>
+        </w:rPr>
+      </w:pPr>
+    </w:p>
+    <w:p>
+      <w:pPr>
+        <w:rPr>
+          <w:rFonts w:ascii="Arial" w:hAnsi="Arial" w:cs="Arial"/>
+          <w:sz w:val="25"/>
+          <w:szCs w:val="25"/>
+          <w:shd w:val="clear" w:color="auto" w:fill="FFFFFF"/>
+        </w:rPr>
+      </w:pPr>
+    </w:p>
+    <w:p>
+      <w:pPr>
+        <w:rPr>
+          <w:rFonts w:ascii="Arial" w:hAnsi="Arial" w:cs="Arial"/>
+          <w:sz w:val="25"/>
+          <w:szCs w:val="25"/>
+          <w:shd w:val="clear" w:color="auto" w:fill="FFFFFF"/>
+        </w:rPr>
+      </w:pPr>
+    </w:p>
+    <w:p>
+      <w:pPr>
+        <w:rPr>
+          <w:rFonts w:ascii="Arial" w:hAnsi="Arial" w:cs="Arial"/>
+          <w:sz w:val="25"/>
+          <w:szCs w:val="25"/>
+          <w:shd w:val="clear" w:color="auto" w:fill="FFFFFF"/>
+        </w:rPr>
+      </w:pPr>
+    </w:p>
+    <w:p>
+      <w:pPr>
+        <w:rPr>
+          <w:rFonts w:ascii="Arial" w:hAnsi="Arial" w:cs="Arial"/>
+          <w:sz w:val="25"/>
+          <w:szCs w:val="25"/>
+          <w:shd w:val="clear" w:color="auto" w:fill="FFFFFF"/>
+        </w:rPr>
+      </w:pPr>
+    </w:p>
+    <w:p>
+      <w:pPr>
+        <w:rPr>
+          <w:rFonts w:ascii="Arial" w:hAnsi="Arial" w:cs="Arial"/>
+          <w:sz w:val="25"/>
+          <w:szCs w:val="25"/>
+          <w:shd w:val="clear" w:color="auto" w:fill="FFFFFF"/>
+        </w:rPr>
+      </w:pPr>
+    </w:p>
+    <w:p>
+      <w:pPr>
+        <w:rPr>
+          <w:rFonts w:ascii="Arial" w:hAnsi="Arial" w:cs="Arial"/>
+          <w:sz w:val="25"/>
+          <w:szCs w:val="25"/>
+          <w:shd w:val="clear" w:color="auto" w:fill="FFFFFF"/>
+        </w:rPr>
+      </w:pPr>
+    </w:p>
+    <w:p>
+      <w:pPr>
+        <w:rPr>
+          <w:rFonts w:ascii="Arial" w:hAnsi="Arial" w:cs="Arial"/>
+          <w:sz w:val="25"/>
+          <w:szCs w:val="25"/>
+          <w:shd w:val="clear" w:color="auto" w:fill="FFFFFF"/>
+        </w:rPr>
+      </w:pPr>
+      <w:r>
+        <w:rPr>
+          <w:rFonts w:ascii="Arial" w:hAnsi="Arial" w:cs="Arial"/>
+          <w:sz w:val="25"/>
+          <w:szCs w:val="25"/>
+          <w:shd w:val="clear" w:color="auto" w:fill="FFFFFF"/>
+        </w:rPr>
+        <w:t>2. Introduction (short, ~1 paragraph)</w:t>
+      </w:r>
+    </w:p>
+    <w:p>
+      <w:pPr>
+        <w:rPr>
+          <w:rFonts w:ascii="Arial" w:hAnsi="Arial" w:cs="Arial"/>
+          <w:sz w:val="25"/>
+          <w:szCs w:val="25"/>
+          <w:shd w:val="clear" w:color="auto" w:fill="FFFFFF"/>
+        </w:rPr>
+      </w:pPr>
+    </w:p>
+    <w:p>
+      <w:pPr>
+        <w:rPr>
+          <w:rFonts w:ascii="Arial" w:hAnsi="Arial" w:cs="Arial"/>
+          <w:sz w:val="25"/>
+          <w:szCs w:val="25"/>
+          <w:shd w:val="clear" w:color="auto" w:fill="FFFFFF"/>
+        </w:rPr>
+      </w:pPr>
+      <w:r>
+        <w:rPr>
+          <w:rFonts w:ascii="Arial" w:hAnsi="Arial" w:cs="Arial"/>
+          <w:sz w:val="25"/>
+          <w:szCs w:val="25"/>
+          <w:shd w:val="clear" w:color="auto" w:fill="FFFFFF"/>
+        </w:rPr>
+        <w:t>- Restate the task: classify Fashion-MNIST images using 3 network depths (</w:t>
+      </w:r>
+      <w:proofErr w:type="spellStart"/>
+      <w:r>
+        <w:rPr>
+          <w:rFonts w:ascii="Arial" w:hAnsi="Arial" w:cs="Arial"/>
+          <w:sz w:val="25"/>
+          <w:szCs w:val="25"/>
+          <w:shd w:val="clear" w:color="auto" w:fill="FFFFFF"/>
+        </w:rPr>
+        <w:t>softmax</w:t>
+      </w:r>
+      <w:proofErr w:type="spellEnd"/>
+      <w:r>
+        <w:rPr>
+          <w:rFonts w:ascii="Arial" w:hAnsi="Arial" w:cs="Arial"/>
+          <w:sz w:val="25"/>
+          <w:szCs w:val="25"/>
+          <w:shd w:val="clear" w:color="auto" w:fill="FFFFFF"/>
+        </w:rPr>
+        <w:t xml:space="preserve"> regression, 2-layer MLP, 3-layer MLP ± residual)</w:t>
+      </w:r>
+    </w:p>
+    <w:p>
+      <w:pPr>
+        <w:rPr>
+          <w:rFonts w:ascii="Arial" w:hAnsi="Arial" w:cs="Arial"/>
+          <w:sz w:val="25"/>
+          <w:szCs w:val="25"/>
+          <w:shd w:val="clear" w:color="auto" w:fill="FFFFFF"/>
+        </w:rPr>
+      </w:pPr>
+      <w:r>
+        <w:rPr>
+          <w:rFonts w:ascii="Arial" w:hAnsi="Arial" w:cs="Arial"/>
+          <w:sz w:val="25"/>
+          <w:szCs w:val="25"/>
+          <w:shd w:val="clear" w:color="auto" w:fill="FFFFFF"/>
+        </w:rPr>
+        <w:t>- State the goal: compare architectures, dataset sizes, learning rates, batch sizes</w:t>
+      </w:r>
+    </w:p>
+    <w:p>
+      <w:pPr>
+        <w:rPr>
+          <w:rFonts w:ascii="Arial" w:hAnsi="Arial" w:cs="Arial"/>
+          <w:sz w:val="25"/>
+          <w:szCs w:val="25"/>
+          <w:shd w:val="clear" w:color="auto" w:fill="FFFFFF"/>
+        </w:rPr>
+      </w:pPr>
+      <w:r>
+        <w:rPr>
+          <w:rFonts w:ascii="Arial" w:hAnsi="Arial" w:cs="Arial"/>
+          <w:sz w:val="25"/>
+          <w:szCs w:val="25"/>
+          <w:shd w:val="clear" w:color="auto" w:fill="FFFFFF"/>
+        </w:rPr>
+        <w:br w:type="page"/>
+      </w:r>
+    </w:p>
+    <w:p>
+      <w:pPr>
+        <w:rPr>
+          <w:rFonts w:ascii="Arial" w:hAnsi="Arial" w:cs="Arial"/>
+          <w:sz w:val="25"/>
+          <w:szCs w:val="25"/>
+          <w:shd w:val="clear" w:color="auto" w:fill="FFFFFF"/>
+        </w:rPr>
+      </w:pPr>
+      <w:r>
+        <w:rPr>
+          <w:rFonts w:ascii="Arial" w:hAnsi="Arial" w:cs="Arial"/>
+          <w:sz w:val="25"/>
+          <w:szCs w:val="25"/>
+          <w:shd w:val="clear" w:color="auto" w:fill="FFFFFF"/>
+        </w:rPr>
+        <w:lastRenderedPageBreak/>
+        <w:t>3. Software Design (maps to rubric "Software Design Description" — 3 marks)</w:t>
+      </w:r>
+    </w:p>
+    <w:p>
+      <w:pPr>
+        <w:rPr>
+          <w:rFonts w:ascii="Arial" w:hAnsi="Arial" w:cs="Arial"/>
+          <w:sz w:val="25"/>
+          <w:szCs w:val="25"/>
+          <w:shd w:val="clear" w:color="auto" w:fill="FFFFFF"/>
+        </w:rPr>
+      </w:pPr>
+    </w:p>
+    <w:p>
+      <w:pPr>
+        <w:rPr>
+          <w:rFonts w:ascii="Arial" w:hAnsi="Arial" w:cs="Arial"/>
+          <w:sz w:val="25"/>
+          <w:szCs w:val="25"/>
+          <w:shd w:val="clear" w:color="auto" w:fill="FFFFFF"/>
+        </w:rPr>
+      </w:pPr>
+      <w:r>
+        <w:rPr>
+          <w:rFonts w:ascii="Arial" w:hAnsi="Arial" w:cs="Arial"/>
+          <w:sz w:val="25"/>
+          <w:szCs w:val="25"/>
+          <w:shd w:val="clear" w:color="auto" w:fill="FFFFFF"/>
+        </w:rPr>
+        <w:t xml:space="preserve">- Architecture descriptions: for each of the 4 models, state the layer dims (784-10, 784-30-10, 784-30-30-10 with/without residual) and which activation you used at each layer (your code uses sigmoid on hidden layers, </w:t>
+      </w:r>
+      <w:proofErr w:type="spellStart"/>
+      <w:r>
+        <w:rPr>
+          <w:rFonts w:ascii="Arial" w:hAnsi="Arial" w:cs="Arial"/>
+          <w:sz w:val="25"/>
+          <w:szCs w:val="25"/>
+          <w:shd w:val="clear" w:color="auto" w:fill="FFFFFF"/>
+        </w:rPr>
+        <w:t>softmax</w:t>
+      </w:r>
+      <w:proofErr w:type="spellEnd"/>
+      <w:r>
+        <w:rPr>
+          <w:rFonts w:ascii="Arial" w:hAnsi="Arial" w:cs="Arial"/>
+          <w:sz w:val="25"/>
+          <w:szCs w:val="25"/>
+          <w:shd w:val="clear" w:color="auto" w:fill="FFFFFF"/>
+        </w:rPr>
+        <w:t xml:space="preserve"> on output — note this satisfies "choose your activation functions")</w:t>
+      </w:r>
+    </w:p>
+    <w:p>
+      <w:pPr>
+        <w:rPr>
+          <w:rFonts w:ascii="Arial" w:hAnsi="Arial" w:cs="Arial"/>
+          <w:sz w:val="25"/>
+          <w:szCs w:val="25"/>
+          <w:shd w:val="clear" w:color="auto" w:fill="FFFFFF"/>
+        </w:rPr>
+      </w:pPr>
+      <w:r>
+        <w:rPr>
+          <w:rFonts w:ascii="Arial" w:hAnsi="Arial" w:cs="Arial"/>
+          <w:sz w:val="25"/>
+          <w:szCs w:val="25"/>
+          <w:shd w:val="clear" w:color="auto" w:fill="FFFFFF"/>
+        </w:rPr>
+        <w:t>- Forward pass: describe z = X@W + b chaining, where sigmoid is applied, and how the residual add (h2 = h2_raw + h1) works and why it requires equal hidden-layer sizes</w:t>
+      </w:r>
+    </w:p>
+    <w:p>
+      <w:pPr>
+        <w:rPr>
+          <w:rFonts w:ascii="Arial" w:hAnsi="Arial" w:cs="Arial"/>
+          <w:sz w:val="25"/>
+          <w:szCs w:val="25"/>
+          <w:shd w:val="clear" w:color="auto" w:fill="FFFFFF"/>
+        </w:rPr>
+      </w:pPr>
+      <w:r>
+        <w:rPr>
+          <w:rFonts w:ascii="Arial" w:hAnsi="Arial" w:cs="Arial"/>
+          <w:sz w:val="25"/>
+          <w:szCs w:val="25"/>
+          <w:shd w:val="clear" w:color="auto" w:fill="FFFFFF"/>
+        </w:rPr>
+        <w:t xml:space="preserve">- Loss computation: explain cross-entropy over </w:t>
+      </w:r>
+      <w:proofErr w:type="spellStart"/>
+      <w:r>
+        <w:rPr>
+          <w:rFonts w:ascii="Arial" w:hAnsi="Arial" w:cs="Arial"/>
+          <w:sz w:val="25"/>
+          <w:szCs w:val="25"/>
+          <w:shd w:val="clear" w:color="auto" w:fill="FFFFFF"/>
+        </w:rPr>
+        <w:t>softmax</w:t>
+      </w:r>
+      <w:proofErr w:type="spellEnd"/>
+      <w:r>
+        <w:rPr>
+          <w:rFonts w:ascii="Arial" w:hAnsi="Arial" w:cs="Arial"/>
+          <w:sz w:val="25"/>
+          <w:szCs w:val="25"/>
+          <w:shd w:val="clear" w:color="auto" w:fill="FFFFFF"/>
+        </w:rPr>
+        <w:t xml:space="preserve"> probabilities, the formula -</w:t>
+      </w:r>
+      <w:proofErr w:type="gramStart"/>
+      <w:r>
+        <w:rPr>
+          <w:rFonts w:ascii="Arial" w:hAnsi="Arial" w:cs="Arial"/>
+          <w:sz w:val="25"/>
+          <w:szCs w:val="25"/>
+          <w:shd w:val="clear" w:color="auto" w:fill="FFFFFF"/>
+        </w:rPr>
+        <w:t>mean(</w:t>
+      </w:r>
+      <w:proofErr w:type="gramEnd"/>
+      <w:r>
+        <w:rPr>
+          <w:rFonts w:ascii="Arial" w:hAnsi="Arial" w:cs="Arial"/>
+          <w:sz w:val="25"/>
+          <w:szCs w:val="25"/>
+          <w:shd w:val="clear" w:color="auto" w:fill="FFFFFF"/>
+        </w:rPr>
+        <w:t>sum(</w:t>
+      </w:r>
+      <w:proofErr w:type="spellStart"/>
+      <w:r>
+        <w:rPr>
+          <w:rFonts w:ascii="Arial" w:hAnsi="Arial" w:cs="Arial"/>
+          <w:sz w:val="25"/>
+          <w:szCs w:val="25"/>
+          <w:shd w:val="clear" w:color="auto" w:fill="FFFFFF"/>
+        </w:rPr>
+        <w:t>y_true</w:t>
+      </w:r>
+      <w:proofErr w:type="spellEnd"/>
+      <w:r>
+        <w:rPr>
+          <w:rFonts w:ascii="Arial" w:hAnsi="Arial" w:cs="Arial"/>
+          <w:sz w:val="25"/>
+          <w:szCs w:val="25"/>
+          <w:shd w:val="clear" w:color="auto" w:fill="FFFFFF"/>
+        </w:rPr>
+        <w:t xml:space="preserve"> * log(</w:t>
+      </w:r>
+      <w:proofErr w:type="spellStart"/>
+      <w:r>
+        <w:rPr>
+          <w:rFonts w:ascii="Arial" w:hAnsi="Arial" w:cs="Arial"/>
+          <w:sz w:val="25"/>
+          <w:szCs w:val="25"/>
+          <w:shd w:val="clear" w:color="auto" w:fill="FFFFFF"/>
+        </w:rPr>
+        <w:t>probs</w:t>
+      </w:r>
+      <w:proofErr w:type="spellEnd"/>
+      <w:r>
+        <w:rPr>
+          <w:rFonts w:ascii="Arial" w:hAnsi="Arial" w:cs="Arial"/>
+          <w:sz w:val="25"/>
+          <w:szCs w:val="25"/>
+          <w:shd w:val="clear" w:color="auto" w:fill="FFFFFF"/>
+        </w:rPr>
+        <w:t>))), why one-hot encoding is needed</w:t>
+      </w:r>
+    </w:p>
+    <w:p>
+      <w:pPr>
+        <w:rPr>
+          <w:rFonts w:ascii="Arial" w:hAnsi="Arial" w:cs="Arial"/>
+          <w:sz w:val="25"/>
+          <w:szCs w:val="25"/>
+          <w:shd w:val="clear" w:color="auto" w:fill="FFFFFF"/>
+        </w:rPr>
+      </w:pPr>
+      <w:r>
+        <w:rPr>
+          <w:rFonts w:ascii="Arial" w:hAnsi="Arial" w:cs="Arial"/>
+          <w:sz w:val="25"/>
+          <w:szCs w:val="25"/>
+          <w:shd w:val="clear" w:color="auto" w:fill="FFFFFF"/>
+        </w:rPr>
+        <w:t xml:space="preserve">- Parameter updates: explain </w:t>
+      </w:r>
+      <w:proofErr w:type="spellStart"/>
+      <w:r>
+        <w:rPr>
+          <w:rFonts w:ascii="Arial" w:hAnsi="Arial" w:cs="Arial"/>
+          <w:sz w:val="25"/>
+          <w:szCs w:val="25"/>
+          <w:shd w:val="clear" w:color="auto" w:fill="FFFFFF"/>
+        </w:rPr>
+        <w:t>params</w:t>
+      </w:r>
+      <w:proofErr w:type="spellEnd"/>
+      <w:r>
+        <w:rPr>
+          <w:rFonts w:ascii="Arial" w:hAnsi="Arial" w:cs="Arial"/>
+          <w:sz w:val="25"/>
+          <w:szCs w:val="25"/>
+          <w:shd w:val="clear" w:color="auto" w:fill="FFFFFF"/>
+        </w:rPr>
+        <w:t xml:space="preserve"> -= </w:t>
+      </w:r>
+      <w:proofErr w:type="spellStart"/>
+      <w:r>
+        <w:rPr>
+          <w:rFonts w:ascii="Arial" w:hAnsi="Arial" w:cs="Arial"/>
+          <w:sz w:val="25"/>
+          <w:szCs w:val="25"/>
+          <w:shd w:val="clear" w:color="auto" w:fill="FFFFFF"/>
+        </w:rPr>
+        <w:t>lr</w:t>
+      </w:r>
+      <w:proofErr w:type="spellEnd"/>
+      <w:r>
+        <w:rPr>
+          <w:rFonts w:ascii="Arial" w:hAnsi="Arial" w:cs="Arial"/>
+          <w:sz w:val="25"/>
+          <w:szCs w:val="25"/>
+          <w:shd w:val="clear" w:color="auto" w:fill="FFFFFF"/>
+        </w:rPr>
+        <w:t xml:space="preserve"> * gradients, and how </w:t>
+      </w:r>
+      <w:proofErr w:type="spellStart"/>
+      <w:proofErr w:type="gramStart"/>
+      <w:r>
+        <w:rPr>
+          <w:rFonts w:ascii="Arial" w:hAnsi="Arial" w:cs="Arial"/>
+          <w:sz w:val="25"/>
+          <w:szCs w:val="25"/>
+          <w:shd w:val="clear" w:color="auto" w:fill="FFFFFF"/>
+        </w:rPr>
+        <w:t>autograd.grad</w:t>
+      </w:r>
+      <w:proofErr w:type="spellEnd"/>
+      <w:r>
+        <w:rPr>
+          <w:rFonts w:ascii="Arial" w:hAnsi="Arial" w:cs="Arial"/>
+          <w:sz w:val="25"/>
+          <w:szCs w:val="25"/>
+          <w:shd w:val="clear" w:color="auto" w:fill="FFFFFF"/>
+        </w:rPr>
+        <w:t>(</w:t>
+      </w:r>
+      <w:proofErr w:type="gramEnd"/>
+      <w:r>
+        <w:rPr>
+          <w:rFonts w:ascii="Arial" w:hAnsi="Arial" w:cs="Arial"/>
+          <w:sz w:val="25"/>
+          <w:szCs w:val="25"/>
+          <w:shd w:val="clear" w:color="auto" w:fill="FFFFFF"/>
+        </w:rPr>
+        <w:t xml:space="preserve">) computes gradients automatically over </w:t>
+      </w:r>
+      <w:proofErr w:type="spellStart"/>
+      <w:r>
+        <w:rPr>
+          <w:rFonts w:ascii="Arial" w:hAnsi="Arial" w:cs="Arial"/>
+          <w:sz w:val="25"/>
+          <w:szCs w:val="25"/>
+          <w:shd w:val="clear" w:color="auto" w:fill="FFFFFF"/>
+        </w:rPr>
+        <w:t>get_params</w:t>
+      </w:r>
+      <w:proofErr w:type="spellEnd"/>
+      <w:r>
+        <w:rPr>
+          <w:rFonts w:ascii="Arial" w:hAnsi="Arial" w:cs="Arial"/>
+          <w:sz w:val="25"/>
+          <w:szCs w:val="25"/>
+          <w:shd w:val="clear" w:color="auto" w:fill="FFFFFF"/>
+        </w:rPr>
+        <w:t>()/</w:t>
+      </w:r>
+      <w:proofErr w:type="spellStart"/>
+      <w:r>
+        <w:rPr>
+          <w:rFonts w:ascii="Arial" w:hAnsi="Arial" w:cs="Arial"/>
+          <w:sz w:val="25"/>
+          <w:szCs w:val="25"/>
+          <w:shd w:val="clear" w:color="auto" w:fill="FFFFFF"/>
+        </w:rPr>
+        <w:t>set_params</w:t>
+      </w:r>
+      <w:proofErr w:type="spellEnd"/>
+      <w:r>
+        <w:rPr>
+          <w:rFonts w:ascii="Arial" w:hAnsi="Arial" w:cs="Arial"/>
+          <w:sz w:val="25"/>
+          <w:szCs w:val="25"/>
+          <w:shd w:val="clear" w:color="auto" w:fill="FFFFFF"/>
+        </w:rPr>
+        <w:t xml:space="preserve">() (flatten/reshape trick) instead of manual </w:t>
+      </w:r>
+      <w:proofErr w:type="spellStart"/>
+      <w:r>
+        <w:rPr>
+          <w:rFonts w:ascii="Arial" w:hAnsi="Arial" w:cs="Arial"/>
+          <w:sz w:val="25"/>
+          <w:szCs w:val="25"/>
+          <w:shd w:val="clear" w:color="auto" w:fill="FFFFFF"/>
+        </w:rPr>
+        <w:t>backprop</w:t>
+      </w:r>
+      <w:proofErr w:type="spellEnd"/>
+    </w:p>
+    <w:p>
+      <w:pPr>
+        <w:rPr>
+          <w:rFonts w:ascii="Arial" w:hAnsi="Arial" w:cs="Arial"/>
+          <w:sz w:val="25"/>
+          <w:szCs w:val="25"/>
+          <w:shd w:val="clear" w:color="auto" w:fill="FFFFFF"/>
+        </w:rPr>
+      </w:pPr>
+      <w:r>
+        <w:rPr>
+          <w:rFonts w:ascii="Arial" w:hAnsi="Arial" w:cs="Arial"/>
+          <w:sz w:val="25"/>
+          <w:szCs w:val="25"/>
+          <w:shd w:val="clear" w:color="auto" w:fill="FFFFFF"/>
+        </w:rPr>
+        <w:t>- CLI flexibility: briefly list the --model/--</w:t>
+      </w:r>
+      <w:proofErr w:type="spellStart"/>
+      <w:r>
+        <w:rPr>
+          <w:rFonts w:ascii="Arial" w:hAnsi="Arial" w:cs="Arial"/>
+          <w:sz w:val="25"/>
+          <w:szCs w:val="25"/>
+          <w:shd w:val="clear" w:color="auto" w:fill="FFFFFF"/>
+        </w:rPr>
+        <w:t>nhidden</w:t>
+      </w:r>
+      <w:proofErr w:type="spellEnd"/>
+      <w:r>
+        <w:rPr>
+          <w:rFonts w:ascii="Arial" w:hAnsi="Arial" w:cs="Arial"/>
+          <w:sz w:val="25"/>
+          <w:szCs w:val="25"/>
+          <w:shd w:val="clear" w:color="auto" w:fill="FFFFFF"/>
+        </w:rPr>
+        <w:t>/--nhidden2/--residual/--epochs/--</w:t>
+      </w:r>
+      <w:proofErr w:type="spellStart"/>
+      <w:r>
+        <w:rPr>
+          <w:rFonts w:ascii="Arial" w:hAnsi="Arial" w:cs="Arial"/>
+          <w:sz w:val="25"/>
+          <w:szCs w:val="25"/>
+          <w:shd w:val="clear" w:color="auto" w:fill="FFFFFF"/>
+        </w:rPr>
+        <w:t>lr</w:t>
+      </w:r>
+      <w:proofErr w:type="spellEnd"/>
+      <w:r>
+        <w:rPr>
+          <w:rFonts w:ascii="Arial" w:hAnsi="Arial" w:cs="Arial"/>
+          <w:sz w:val="25"/>
+          <w:szCs w:val="25"/>
+          <w:shd w:val="clear" w:color="auto" w:fill="FFFFFF"/>
+        </w:rPr>
+        <w:t>/--</w:t>
+      </w:r>
+      <w:proofErr w:type="spellStart"/>
+      <w:r>
+        <w:rPr>
+          <w:rFonts w:ascii="Arial" w:hAnsi="Arial" w:cs="Arial"/>
+          <w:sz w:val="25"/>
+          <w:szCs w:val="25"/>
+          <w:shd w:val="clear" w:color="auto" w:fill="FFFFFF"/>
+        </w:rPr>
+        <w:t>batch_size</w:t>
+      </w:r>
+      <w:proofErr w:type="spellEnd"/>
+      <w:r>
+        <w:rPr>
+          <w:rFonts w:ascii="Arial" w:hAnsi="Arial" w:cs="Arial"/>
+          <w:sz w:val="25"/>
+          <w:szCs w:val="25"/>
+          <w:shd w:val="clear" w:color="auto" w:fill="FFFFFF"/>
+        </w:rPr>
+        <w:t xml:space="preserve"> </w:t>
+      </w:r>
+      <w:proofErr w:type="spellStart"/>
+      <w:r>
+        <w:rPr>
+          <w:rFonts w:ascii="Arial" w:hAnsi="Arial" w:cs="Arial"/>
+          <w:sz w:val="25"/>
+          <w:szCs w:val="25"/>
+          <w:shd w:val="clear" w:color="auto" w:fill="FFFFFF"/>
+        </w:rPr>
+        <w:t>args</w:t>
+      </w:r>
+      <w:proofErr w:type="spellEnd"/>
+      <w:r>
+        <w:rPr>
+          <w:rFonts w:ascii="Arial" w:hAnsi="Arial" w:cs="Arial"/>
+          <w:sz w:val="25"/>
+          <w:szCs w:val="25"/>
+          <w:shd w:val="clear" w:color="auto" w:fill="FFFFFF"/>
+        </w:rPr>
+        <w:t xml:space="preserve"> and how they let you rerun experiments without touching code</w:t>
+      </w:r>
+    </w:p>
+    <w:p>
+      <w:pPr>
+        <w:rPr>
+          <w:rFonts w:ascii="Arial" w:hAnsi="Arial" w:cs="Arial"/>
+          <w:sz w:val="25"/>
+          <w:szCs w:val="25"/>
+          <w:shd w:val="clear" w:color="auto" w:fill="FFFFFF"/>
+        </w:rPr>
+      </w:pPr>
+      <w:r>
+        <w:rPr>
+          <w:rFonts w:ascii="Arial" w:hAnsi="Arial" w:cs="Arial"/>
+          <w:sz w:val="25"/>
+          <w:szCs w:val="25"/>
+          <w:shd w:val="clear" w:color="auto" w:fill="FFFFFF"/>
+        </w:rPr>
+        <w:br w:type="page"/>
+      </w:r>
+    </w:p>
+    <w:p>
+      <w:pPr>
+        <w:rPr>
+          <w:rFonts w:ascii="Arial" w:hAnsi="Arial" w:cs="Arial"/>
+          <w:sz w:val="25"/>
+          <w:szCs w:val="25"/>
+          <w:shd w:val="clear" w:color="auto" w:fill="FFFFFF"/>
+        </w:rPr>
+      </w:pPr>
+      <w:r>
+        <w:rPr>
+          <w:rFonts w:ascii="Arial" w:hAnsi="Arial" w:cs="Arial"/>
+          <w:sz w:val="25"/>
+          <w:szCs w:val="25"/>
+          <w:shd w:val="clear" w:color="auto" w:fill="FFFFFF"/>
+        </w:rPr>
+        <w:lastRenderedPageBreak/>
+        <w:t>4. Experimental Setup</w:t>
+      </w:r>
+    </w:p>
+    <w:p>
+      <w:pPr>
+        <w:rPr>
+          <w:rFonts w:ascii="Arial" w:hAnsi="Arial" w:cs="Arial"/>
+          <w:sz w:val="25"/>
+          <w:szCs w:val="25"/>
+          <w:shd w:val="clear" w:color="auto" w:fill="FFFFFF"/>
+        </w:rPr>
+      </w:pPr>
+    </w:p>
+    <w:p>
+      <w:pPr>
+        <w:rPr>
+          <w:rFonts w:ascii="Arial" w:hAnsi="Arial" w:cs="Arial"/>
+          <w:sz w:val="25"/>
+          <w:szCs w:val="25"/>
+          <w:shd w:val="clear" w:color="auto" w:fill="FFFFFF"/>
+        </w:rPr>
+      </w:pPr>
+      <w:r>
+        <w:rPr>
+          <w:rFonts w:ascii="Arial" w:hAnsi="Arial" w:cs="Arial"/>
+          <w:sz w:val="25"/>
+          <w:szCs w:val="25"/>
+          <w:shd w:val="clear" w:color="auto" w:fill="FFFFFF"/>
+        </w:rPr>
+        <w:t>- Datasets used: full train set, 50% pruned, 10% pruned + test set</w:t>
+      </w:r>
+    </w:p>
+    <w:p>
+      <w:pPr>
+        <w:rPr>
+          <w:rFonts w:ascii="Arial" w:hAnsi="Arial" w:cs="Arial"/>
+          <w:sz w:val="25"/>
+          <w:szCs w:val="25"/>
+          <w:shd w:val="clear" w:color="auto" w:fill="FFFFFF"/>
+        </w:rPr>
+      </w:pPr>
+      <w:r>
+        <w:rPr>
+          <w:rFonts w:ascii="Arial" w:hAnsi="Arial" w:cs="Arial"/>
+          <w:sz w:val="25"/>
+          <w:szCs w:val="25"/>
+          <w:shd w:val="clear" w:color="auto" w:fill="FFFFFF"/>
+        </w:rPr>
+        <w:t xml:space="preserve">- Fixed defaults: epochs=20, </w:t>
+      </w:r>
+      <w:proofErr w:type="spellStart"/>
+      <w:r>
+        <w:rPr>
+          <w:rFonts w:ascii="Arial" w:hAnsi="Arial" w:cs="Arial"/>
+          <w:sz w:val="25"/>
+          <w:szCs w:val="25"/>
+          <w:shd w:val="clear" w:color="auto" w:fill="FFFFFF"/>
+        </w:rPr>
+        <w:t>batch_size</w:t>
+      </w:r>
+      <w:proofErr w:type="spellEnd"/>
+      <w:r>
+        <w:rPr>
+          <w:rFonts w:ascii="Arial" w:hAnsi="Arial" w:cs="Arial"/>
+          <w:sz w:val="25"/>
+          <w:szCs w:val="25"/>
+          <w:shd w:val="clear" w:color="auto" w:fill="FFFFFF"/>
+        </w:rPr>
+        <w:t xml:space="preserve">=4, </w:t>
+      </w:r>
+      <w:proofErr w:type="spellStart"/>
+      <w:r>
+        <w:rPr>
+          <w:rFonts w:ascii="Arial" w:hAnsi="Arial" w:cs="Arial"/>
+          <w:sz w:val="25"/>
+          <w:szCs w:val="25"/>
+          <w:shd w:val="clear" w:color="auto" w:fill="FFFFFF"/>
+        </w:rPr>
+        <w:t>lr</w:t>
+      </w:r>
+      <w:proofErr w:type="spellEnd"/>
+      <w:r>
+        <w:rPr>
+          <w:rFonts w:ascii="Arial" w:hAnsi="Arial" w:cs="Arial"/>
+          <w:sz w:val="25"/>
+          <w:szCs w:val="25"/>
+          <w:shd w:val="clear" w:color="auto" w:fill="FFFFFF"/>
+        </w:rPr>
+        <w:t xml:space="preserve">=0.01, </w:t>
+      </w:r>
+      <w:proofErr w:type="spellStart"/>
+      <w:r>
+        <w:rPr>
+          <w:rFonts w:ascii="Arial" w:hAnsi="Arial" w:cs="Arial"/>
+          <w:sz w:val="25"/>
+          <w:szCs w:val="25"/>
+          <w:shd w:val="clear" w:color="auto" w:fill="FFFFFF"/>
+        </w:rPr>
+        <w:t>val_ratio</w:t>
+      </w:r>
+      <w:proofErr w:type="spellEnd"/>
+      <w:r>
+        <w:rPr>
+          <w:rFonts w:ascii="Arial" w:hAnsi="Arial" w:cs="Arial"/>
+          <w:sz w:val="25"/>
+          <w:szCs w:val="25"/>
+          <w:shd w:val="clear" w:color="auto" w:fill="FFFFFF"/>
+        </w:rPr>
+        <w:t>=0.2, seed=42</w:t>
+      </w:r>
+    </w:p>
+    <w:p>
+      <w:pPr>
+        <w:rPr>
+          <w:rFonts w:ascii="Arial" w:hAnsi="Arial" w:cs="Arial"/>
+          <w:sz w:val="25"/>
+          <w:szCs w:val="25"/>
+          <w:shd w:val="clear" w:color="auto" w:fill="FFFFFF"/>
+        </w:rPr>
+      </w:pPr>
+      <w:r>
+        <w:rPr>
+          <w:rFonts w:ascii="Arial" w:hAnsi="Arial" w:cs="Arial"/>
+          <w:sz w:val="25"/>
+          <w:szCs w:val="25"/>
+          <w:shd w:val="clear" w:color="auto" w:fill="FFFFFF"/>
+        </w:rPr>
+        <w:t xml:space="preserve">- Note validation-based model selection (best </w:t>
+      </w:r>
+      <w:proofErr w:type="spellStart"/>
+      <w:proofErr w:type="gramStart"/>
+      <w:r>
+        <w:rPr>
+          <w:rFonts w:ascii="Arial" w:hAnsi="Arial" w:cs="Arial"/>
+          <w:sz w:val="25"/>
+          <w:szCs w:val="25"/>
+          <w:shd w:val="clear" w:color="auto" w:fill="FFFFFF"/>
+        </w:rPr>
+        <w:t>val</w:t>
+      </w:r>
+      <w:proofErr w:type="spellEnd"/>
+      <w:proofErr w:type="gramEnd"/>
+      <w:r>
+        <w:rPr>
+          <w:rFonts w:ascii="Arial" w:hAnsi="Arial" w:cs="Arial"/>
+          <w:sz w:val="25"/>
+          <w:szCs w:val="25"/>
+          <w:shd w:val="clear" w:color="auto" w:fill="FFFFFF"/>
+        </w:rPr>
+        <w:t xml:space="preserve"> accuracy checkpoint) since that's what your </w:t>
+      </w:r>
+      <w:proofErr w:type="spellStart"/>
+      <w:r>
+        <w:rPr>
+          <w:rFonts w:ascii="Arial" w:hAnsi="Arial" w:cs="Arial"/>
+          <w:sz w:val="25"/>
+          <w:szCs w:val="25"/>
+          <w:shd w:val="clear" w:color="auto" w:fill="FFFFFF"/>
+        </w:rPr>
+        <w:t>train_model</w:t>
+      </w:r>
+      <w:proofErr w:type="spellEnd"/>
+      <w:r>
+        <w:rPr>
+          <w:rFonts w:ascii="Arial" w:hAnsi="Arial" w:cs="Arial"/>
+          <w:sz w:val="25"/>
+          <w:szCs w:val="25"/>
+          <w:shd w:val="clear" w:color="auto" w:fill="FFFFFF"/>
+        </w:rPr>
+        <w:t xml:space="preserve"> does</w:t>
+      </w:r>
+    </w:p>
+    <w:p>
+      <w:pPr>
+        <w:rPr>
+          <w:rFonts w:ascii="Arial" w:hAnsi="Arial" w:cs="Arial"/>
+          <w:sz w:val="25"/>
+          <w:szCs w:val="25"/>
+          <w:shd w:val="clear" w:color="auto" w:fill="FFFFFF"/>
+        </w:rPr>
+      </w:pPr>
+      <w:r>
+        <w:rPr>
+          <w:rFonts w:ascii="Arial" w:hAnsi="Arial" w:cs="Arial"/>
+          <w:sz w:val="25"/>
+          <w:szCs w:val="25"/>
+          <w:shd w:val="clear" w:color="auto" w:fill="FFFFFF"/>
+        </w:rPr>
+        <w:br w:type="page"/>
+      </w:r>
+    </w:p>
+    <w:p>
+      <w:pPr>
+        <w:rPr>
+          <w:rFonts w:ascii="Arial" w:hAnsi="Arial" w:cs="Arial"/>
+          <w:sz w:val="25"/>
+          <w:szCs w:val="25"/>
+          <w:shd w:val="clear" w:color="auto" w:fill="FFFFFF"/>
+        </w:rPr>
+      </w:pPr>
+      <w:r>
+        <w:rPr>
+          <w:rFonts w:ascii="Arial" w:hAnsi="Arial" w:cs="Arial"/>
+          <w:sz w:val="25"/>
+          <w:szCs w:val="25"/>
+          <w:shd w:val="clear" w:color="auto" w:fill="FFFFFF"/>
+        </w:rPr>
+        <w:lastRenderedPageBreak/>
+        <w:t>5. Experimental Results (maps to 3 rubric criteria, 3 marks each = 9 marks)</w:t>
+      </w:r>
+    </w:p>
+    <w:p>
+      <w:pPr>
+        <w:rPr>
+          <w:rFonts w:ascii="Arial" w:hAnsi="Arial" w:cs="Arial"/>
+          <w:sz w:val="25"/>
+          <w:szCs w:val="25"/>
+          <w:shd w:val="clear" w:color="auto" w:fill="FFFFFF"/>
+        </w:rPr>
+      </w:pPr>
+    </w:p>
+    <w:p>
+      <w:pPr>
+        <w:rPr>
+          <w:rFonts w:ascii="Arial" w:hAnsi="Arial" w:cs="Arial"/>
+          <w:sz w:val="25"/>
+          <w:szCs w:val="25"/>
+          <w:shd w:val="clear" w:color="auto" w:fill="FFFFFF"/>
+        </w:rPr>
+      </w:pPr>
+      <w:r>
+        <w:rPr>
+          <w:rFonts w:ascii="Arial" w:hAnsi="Arial" w:cs="Arial"/>
+          <w:sz w:val="25"/>
+          <w:szCs w:val="25"/>
+          <w:shd w:val="clear" w:color="auto" w:fill="FFFFFF"/>
+        </w:rPr>
+        <w:t>(a) Baseline Network Training</w:t>
+      </w:r>
+    </w:p>
+    <w:p>
+      <w:pPr>
+        <w:rPr>
+          <w:rFonts w:ascii="Arial" w:hAnsi="Arial" w:cs="Arial"/>
+          <w:sz w:val="25"/>
+          <w:szCs w:val="25"/>
+          <w:shd w:val="clear" w:color="auto" w:fill="FFFFFF"/>
+        </w:rPr>
+      </w:pPr>
+      <w:r>
+        <w:rPr>
+          <w:rFonts w:ascii="Arial" w:hAnsi="Arial" w:cs="Arial"/>
+          <w:sz w:val="25"/>
+          <w:szCs w:val="25"/>
+          <w:shd w:val="clear" w:color="auto" w:fill="FFFFFF"/>
+        </w:rPr>
+        <w:t xml:space="preserve">- Table: rows = 4 models (linear, </w:t>
+      </w:r>
+      <w:proofErr w:type="spellStart"/>
+      <w:r>
+        <w:rPr>
+          <w:rFonts w:ascii="Arial" w:hAnsi="Arial" w:cs="Arial"/>
+          <w:sz w:val="25"/>
+          <w:szCs w:val="25"/>
+          <w:shd w:val="clear" w:color="auto" w:fill="FFFFFF"/>
+        </w:rPr>
+        <w:t>mlp</w:t>
+      </w:r>
+      <w:proofErr w:type="spellEnd"/>
+      <w:r>
+        <w:rPr>
+          <w:rFonts w:ascii="Arial" w:hAnsi="Arial" w:cs="Arial"/>
+          <w:sz w:val="25"/>
+          <w:szCs w:val="25"/>
+          <w:shd w:val="clear" w:color="auto" w:fill="FFFFFF"/>
+        </w:rPr>
+        <w:t>, mlp3 no-residual, mlp3 residual), columns = 3 datasets (full/50%/10%), cells = test accuracy (+ maybe train/</w:t>
+      </w:r>
+      <w:proofErr w:type="spellStart"/>
+      <w:r>
+        <w:rPr>
+          <w:rFonts w:ascii="Arial" w:hAnsi="Arial" w:cs="Arial"/>
+          <w:sz w:val="25"/>
+          <w:szCs w:val="25"/>
+          <w:shd w:val="clear" w:color="auto" w:fill="FFFFFF"/>
+        </w:rPr>
+        <w:t>val</w:t>
+      </w:r>
+      <w:proofErr w:type="spellEnd"/>
+      <w:r>
+        <w:rPr>
+          <w:rFonts w:ascii="Arial" w:hAnsi="Arial" w:cs="Arial"/>
+          <w:sz w:val="25"/>
+          <w:szCs w:val="25"/>
+          <w:shd w:val="clear" w:color="auto" w:fill="FFFFFF"/>
+        </w:rPr>
+        <w:t>)</w:t>
+      </w:r>
+    </w:p>
+    <w:p>
+      <w:pPr>
+        <w:rPr>
+          <w:rFonts w:ascii="Arial" w:hAnsi="Arial" w:cs="Arial"/>
+          <w:sz w:val="25"/>
+          <w:szCs w:val="25"/>
+          <w:shd w:val="clear" w:color="auto" w:fill="FFFFFF"/>
+        </w:rPr>
+      </w:pPr>
+      <w:r>
+        <w:rPr>
+          <w:rFonts w:ascii="Arial" w:hAnsi="Arial" w:cs="Arial"/>
+          <w:sz w:val="25"/>
+          <w:szCs w:val="25"/>
+          <w:shd w:val="clear" w:color="auto" w:fill="FFFFFF"/>
+        </w:rPr>
+        <w:t xml:space="preserve">- Training curve plots (loss + accuracy </w:t>
+      </w:r>
+      <w:proofErr w:type="spellStart"/>
+      <w:r>
+        <w:rPr>
+          <w:rFonts w:ascii="Arial" w:hAnsi="Arial" w:cs="Arial"/>
+          <w:sz w:val="25"/>
+          <w:szCs w:val="25"/>
+          <w:shd w:val="clear" w:color="auto" w:fill="FFFFFF"/>
+        </w:rPr>
+        <w:t>vs</w:t>
+      </w:r>
+      <w:proofErr w:type="spellEnd"/>
+      <w:r>
+        <w:rPr>
+          <w:rFonts w:ascii="Arial" w:hAnsi="Arial" w:cs="Arial"/>
+          <w:sz w:val="25"/>
+          <w:szCs w:val="25"/>
+          <w:shd w:val="clear" w:color="auto" w:fill="FFFFFF"/>
+        </w:rPr>
+        <w:t xml:space="preserve"> epoch) for at least the full-dataset runs</w:t>
+      </w:r>
+    </w:p>
+    <w:p>
+      <w:pPr>
+        <w:rPr>
+          <w:rFonts w:ascii="Arial" w:hAnsi="Arial" w:cs="Arial"/>
+          <w:sz w:val="25"/>
+          <w:szCs w:val="25"/>
+          <w:shd w:val="clear" w:color="auto" w:fill="FFFFFF"/>
+        </w:rPr>
+      </w:pPr>
+      <w:r>
+        <w:rPr>
+          <w:rFonts w:ascii="Arial" w:hAnsi="Arial" w:cs="Arial"/>
+          <w:sz w:val="25"/>
+          <w:szCs w:val="25"/>
+          <w:shd w:val="clear" w:color="auto" w:fill="FFFFFF"/>
+        </w:rPr>
+        <w:t>- Terminal screenshots showing each run completing</w:t>
+      </w:r>
+    </w:p>
+    <w:p>
+      <w:pPr>
+        <w:rPr>
+          <w:rFonts w:ascii="Arial" w:hAnsi="Arial" w:cs="Arial"/>
+          <w:sz w:val="25"/>
+          <w:szCs w:val="25"/>
+          <w:shd w:val="clear" w:color="auto" w:fill="FFFFFF"/>
+        </w:rPr>
+      </w:pPr>
+    </w:p>
+    <w:p>
+      <w:pPr>
+        <w:rPr>
+          <w:rFonts w:ascii="Arial" w:hAnsi="Arial" w:cs="Arial"/>
+          <w:sz w:val="25"/>
+          <w:szCs w:val="25"/>
+          <w:shd w:val="clear" w:color="auto" w:fill="FFFFFF"/>
+        </w:rPr>
+      </w:pPr>
+      <w:r>
+        <w:rPr>
+          <w:rFonts w:ascii="Arial" w:hAnsi="Arial" w:cs="Arial"/>
+          <w:sz w:val="25"/>
+          <w:szCs w:val="25"/>
+          <w:shd w:val="clear" w:color="auto" w:fill="FFFFFF"/>
+        </w:rPr>
+        <w:t>(b) Learning Rate Analysis</w:t>
+      </w:r>
+    </w:p>
+    <w:p>
+      <w:pPr>
+        <w:rPr>
+          <w:rFonts w:ascii="Arial" w:hAnsi="Arial" w:cs="Arial"/>
+          <w:sz w:val="25"/>
+          <w:szCs w:val="25"/>
+          <w:shd w:val="clear" w:color="auto" w:fill="FFFFFF"/>
+        </w:rPr>
+      </w:pPr>
+      <w:r>
+        <w:rPr>
+          <w:rFonts w:ascii="Arial" w:hAnsi="Arial" w:cs="Arial"/>
+          <w:sz w:val="25"/>
+          <w:szCs w:val="25"/>
+          <w:shd w:val="clear" w:color="auto" w:fill="FFFFFF"/>
+        </w:rPr>
+        <w:t>- Pick one architecture (state which, and why)</w:t>
+      </w:r>
+    </w:p>
+    <w:p>
+      <w:pPr>
+        <w:rPr>
+          <w:rFonts w:ascii="Arial" w:hAnsi="Arial" w:cs="Arial" w:hint="eastAsia"/>
+          <w:sz w:val="25"/>
+          <w:szCs w:val="25"/>
+          <w:shd w:val="clear" w:color="auto" w:fill="FFFFFF"/>
+        </w:rPr>
+      </w:pPr>
+      <w:r>
+        <w:rPr>
+          <w:rFonts w:ascii="Arial" w:hAnsi="Arial" w:cs="Arial" w:hint="eastAsia"/>
+          <w:sz w:val="25"/>
+          <w:szCs w:val="25"/>
+          <w:shd w:val="clear" w:color="auto" w:fill="FFFFFF"/>
+        </w:rPr>
+        <w:t xml:space="preserve">- Table/plot: </w:t>
+      </w:r>
+      <w:proofErr w:type="spellStart"/>
+      <w:r>
+        <w:rPr>
+          <w:rFonts w:ascii="Arial" w:hAnsi="Arial" w:cs="Arial" w:hint="eastAsia"/>
+          <w:sz w:val="25"/>
+          <w:szCs w:val="25"/>
+          <w:shd w:val="clear" w:color="auto" w:fill="FFFFFF"/>
+        </w:rPr>
+        <w:t>lr</w:t>
+      </w:r>
+      <w:proofErr w:type="spellEnd"/>
+      <w:r>
+        <w:rPr>
+          <w:rFonts w:ascii="Arial" w:hAnsi="Arial" w:cs="Arial" w:hint="eastAsia"/>
+          <w:sz w:val="25"/>
+          <w:szCs w:val="25"/>
+          <w:shd w:val="clear" w:color="auto" w:fill="FFFFFF"/>
+        </w:rPr>
+        <w:t xml:space="preserve"> </w:t>
+      </w:r>
+      <w:r>
+        <w:rPr>
+          <w:rFonts w:ascii="Arial" w:hAnsi="Arial" w:cs="Arial" w:hint="eastAsia"/>
+          <w:sz w:val="25"/>
+          <w:szCs w:val="25"/>
+          <w:shd w:val="clear" w:color="auto" w:fill="FFFFFF"/>
+        </w:rPr>
+        <w:t>∈</w:t>
+      </w:r>
+      <w:r>
+        <w:rPr>
+          <w:rFonts w:ascii="Arial" w:hAnsi="Arial" w:cs="Arial" w:hint="eastAsia"/>
+          <w:sz w:val="25"/>
+          <w:szCs w:val="25"/>
+          <w:shd w:val="clear" w:color="auto" w:fill="FFFFFF"/>
+        </w:rPr>
+        <w:t xml:space="preserve"> {0.001, 0.01, 1.0, 10, 100} </w:t>
+      </w:r>
+      <w:proofErr w:type="spellStart"/>
+      <w:r>
+        <w:rPr>
+          <w:rFonts w:ascii="Arial" w:hAnsi="Arial" w:cs="Arial" w:hint="eastAsia"/>
+          <w:sz w:val="25"/>
+          <w:szCs w:val="25"/>
+          <w:shd w:val="clear" w:color="auto" w:fill="FFFFFF"/>
+        </w:rPr>
+        <w:t>vs</w:t>
+      </w:r>
+      <w:proofErr w:type="spellEnd"/>
+      <w:r>
+        <w:rPr>
+          <w:rFonts w:ascii="Arial" w:hAnsi="Arial" w:cs="Arial" w:hint="eastAsia"/>
+          <w:sz w:val="25"/>
+          <w:szCs w:val="25"/>
+          <w:shd w:val="clear" w:color="auto" w:fill="FFFFFF"/>
+        </w:rPr>
+        <w:t xml:space="preserve"> final test accuracy</w:t>
+      </w:r>
+    </w:p>
+    <w:p>
+      <w:pPr>
+        <w:rPr>
+          <w:rFonts w:ascii="Arial" w:hAnsi="Arial" w:cs="Arial"/>
+          <w:sz w:val="25"/>
+          <w:szCs w:val="25"/>
+          <w:shd w:val="clear" w:color="auto" w:fill="FFFFFF"/>
+        </w:rPr>
+      </w:pPr>
+      <w:r>
+        <w:rPr>
+          <w:rFonts w:ascii="Arial" w:hAnsi="Arial" w:cs="Arial"/>
+          <w:sz w:val="25"/>
+          <w:szCs w:val="25"/>
+          <w:shd w:val="clear" w:color="auto" w:fill="FFFFFF"/>
+        </w:rPr>
+        <w:t xml:space="preserve">- Explicitly answer: which </w:t>
+      </w:r>
+      <w:proofErr w:type="spellStart"/>
+      <w:r>
+        <w:rPr>
+          <w:rFonts w:ascii="Arial" w:hAnsi="Arial" w:cs="Arial"/>
+          <w:sz w:val="25"/>
+          <w:szCs w:val="25"/>
+          <w:shd w:val="clear" w:color="auto" w:fill="FFFFFF"/>
+        </w:rPr>
+        <w:t>lr</w:t>
+      </w:r>
+      <w:proofErr w:type="spellEnd"/>
+      <w:r>
+        <w:rPr>
+          <w:rFonts w:ascii="Arial" w:hAnsi="Arial" w:cs="Arial"/>
+          <w:sz w:val="25"/>
+          <w:szCs w:val="25"/>
+          <w:shd w:val="clear" w:color="auto" w:fill="FFFFFF"/>
+        </w:rPr>
+        <w:t xml:space="preserve"> gives max accuracy, which </w:t>
+      </w:r>
+      <w:proofErr w:type="spellStart"/>
+      <w:r>
+        <w:rPr>
+          <w:rFonts w:ascii="Arial" w:hAnsi="Arial" w:cs="Arial"/>
+          <w:sz w:val="25"/>
+          <w:szCs w:val="25"/>
+          <w:shd w:val="clear" w:color="auto" w:fill="FFFFFF"/>
+        </w:rPr>
+        <w:t>lr</w:t>
+      </w:r>
+      <w:proofErr w:type="spellEnd"/>
+      <w:r>
+        <w:rPr>
+          <w:rFonts w:ascii="Arial" w:hAnsi="Arial" w:cs="Arial"/>
+          <w:sz w:val="25"/>
+          <w:szCs w:val="25"/>
+          <w:shd w:val="clear" w:color="auto" w:fill="FFFFFF"/>
+        </w:rPr>
+        <w:t xml:space="preserve">(s) </w:t>
+      </w:r>
+      <w:proofErr w:type="gramStart"/>
+      <w:r>
+        <w:rPr>
+          <w:rFonts w:ascii="Arial" w:hAnsi="Arial" w:cs="Arial"/>
+          <w:sz w:val="25"/>
+          <w:szCs w:val="25"/>
+          <w:shd w:val="clear" w:color="auto" w:fill="FFFFFF"/>
+        </w:rPr>
+        <w:t>diverge/are</w:t>
+      </w:r>
+      <w:proofErr w:type="gramEnd"/>
+      <w:r>
+        <w:rPr>
+          <w:rFonts w:ascii="Arial" w:hAnsi="Arial" w:cs="Arial"/>
+          <w:sz w:val="25"/>
+          <w:szCs w:val="25"/>
+          <w:shd w:val="clear" w:color="auto" w:fill="FFFFFF"/>
+        </w:rPr>
+        <w:t xml:space="preserve"> unstable (likely 10 and 100 — flag if loss goes to </w:t>
+      </w:r>
+      <w:proofErr w:type="spellStart"/>
+      <w:r>
+        <w:rPr>
+          <w:rFonts w:ascii="Arial" w:hAnsi="Arial" w:cs="Arial"/>
+          <w:sz w:val="25"/>
+          <w:szCs w:val="25"/>
+          <w:shd w:val="clear" w:color="auto" w:fill="FFFFFF"/>
+        </w:rPr>
+        <w:t>NaN</w:t>
+      </w:r>
+      <w:proofErr w:type="spellEnd"/>
+      <w:r>
+        <w:rPr>
+          <w:rFonts w:ascii="Arial" w:hAnsi="Arial" w:cs="Arial"/>
+          <w:sz w:val="25"/>
+          <w:szCs w:val="25"/>
+          <w:shd w:val="clear" w:color="auto" w:fill="FFFFFF"/>
+        </w:rPr>
+        <w:t>)</w:t>
+      </w:r>
+    </w:p>
+    <w:p>
+      <w:pPr>
+        <w:rPr>
+          <w:rFonts w:ascii="Arial" w:hAnsi="Arial" w:cs="Arial"/>
+          <w:sz w:val="25"/>
+          <w:szCs w:val="25"/>
+          <w:shd w:val="clear" w:color="auto" w:fill="FFFFFF"/>
+        </w:rPr>
+      </w:pPr>
+    </w:p>
+    <w:p>
+      <w:pPr>
+        <w:rPr>
+          <w:rFonts w:ascii="Arial" w:hAnsi="Arial" w:cs="Arial"/>
+          <w:sz w:val="25"/>
+          <w:szCs w:val="25"/>
+          <w:shd w:val="clear" w:color="auto" w:fill="FFFFFF"/>
+        </w:rPr>
+      </w:pPr>
+      <w:r>
+        <w:rPr>
+          <w:rFonts w:ascii="Arial" w:hAnsi="Arial" w:cs="Arial"/>
+          <w:sz w:val="25"/>
+          <w:szCs w:val="25"/>
+          <w:shd w:val="clear" w:color="auto" w:fill="FFFFFF"/>
+        </w:rPr>
+        <w:t>(c) Mini-batch Size Study</w:t>
+      </w:r>
+    </w:p>
+    <w:p>
+      <w:pPr>
+        <w:rPr>
+          <w:rFonts w:ascii="Arial" w:hAnsi="Arial" w:cs="Arial"/>
+          <w:sz w:val="25"/>
+          <w:szCs w:val="25"/>
+          <w:shd w:val="clear" w:color="auto" w:fill="FFFFFF"/>
+        </w:rPr>
+      </w:pPr>
+      <w:r>
+        <w:rPr>
+          <w:rFonts w:ascii="Arial" w:hAnsi="Arial" w:cs="Arial"/>
+          <w:sz w:val="25"/>
+          <w:szCs w:val="25"/>
+          <w:shd w:val="clear" w:color="auto" w:fill="FFFFFF"/>
+        </w:rPr>
+        <w:t>- Same architecture as (b) ideally, for consistency</w:t>
+      </w:r>
+    </w:p>
+    <w:p>
+      <w:pPr>
+        <w:rPr>
+          <w:rFonts w:ascii="Arial" w:hAnsi="Arial" w:cs="Arial" w:hint="eastAsia"/>
+          <w:sz w:val="25"/>
+          <w:szCs w:val="25"/>
+          <w:shd w:val="clear" w:color="auto" w:fill="FFFFFF"/>
+        </w:rPr>
+      </w:pPr>
+      <w:r>
+        <w:rPr>
+          <w:rFonts w:ascii="Arial" w:hAnsi="Arial" w:cs="Arial" w:hint="eastAsia"/>
+          <w:sz w:val="25"/>
+          <w:szCs w:val="25"/>
+          <w:shd w:val="clear" w:color="auto" w:fill="FFFFFF"/>
+        </w:rPr>
+        <w:t xml:space="preserve">- Table: </w:t>
+      </w:r>
+      <w:proofErr w:type="spellStart"/>
+      <w:r>
+        <w:rPr>
+          <w:rFonts w:ascii="Arial" w:hAnsi="Arial" w:cs="Arial" w:hint="eastAsia"/>
+          <w:sz w:val="25"/>
+          <w:szCs w:val="25"/>
+          <w:shd w:val="clear" w:color="auto" w:fill="FFFFFF"/>
+        </w:rPr>
+        <w:t>batch_size</w:t>
+      </w:r>
+      <w:proofErr w:type="spellEnd"/>
+      <w:r>
+        <w:rPr>
+          <w:rFonts w:ascii="Arial" w:hAnsi="Arial" w:cs="Arial" w:hint="eastAsia"/>
+          <w:sz w:val="25"/>
+          <w:szCs w:val="25"/>
+          <w:shd w:val="clear" w:color="auto" w:fill="FFFFFF"/>
+        </w:rPr>
+        <w:t xml:space="preserve"> </w:t>
+      </w:r>
+      <w:r>
+        <w:rPr>
+          <w:rFonts w:ascii="Arial" w:hAnsi="Arial" w:cs="Arial" w:hint="eastAsia"/>
+          <w:sz w:val="25"/>
+          <w:szCs w:val="25"/>
+          <w:shd w:val="clear" w:color="auto" w:fill="FFFFFF"/>
+        </w:rPr>
+        <w:t>∈</w:t>
+      </w:r>
+      <w:r>
+        <w:rPr>
+          <w:rFonts w:ascii="Arial" w:hAnsi="Arial" w:cs="Arial" w:hint="eastAsia"/>
+          <w:sz w:val="25"/>
+          <w:szCs w:val="25"/>
+          <w:shd w:val="clear" w:color="auto" w:fill="FFFFFF"/>
+        </w:rPr>
+        <w:t xml:space="preserve"> {1, 4, 8, </w:t>
+      </w:r>
+      <w:proofErr w:type="gramStart"/>
+      <w:r>
+        <w:rPr>
+          <w:rFonts w:ascii="Arial" w:hAnsi="Arial" w:cs="Arial" w:hint="eastAsia"/>
+          <w:sz w:val="25"/>
+          <w:szCs w:val="25"/>
+          <w:shd w:val="clear" w:color="auto" w:fill="FFFFFF"/>
+        </w:rPr>
+        <w:t>16</w:t>
+      </w:r>
+      <w:proofErr w:type="gramEnd"/>
+      <w:r>
+        <w:rPr>
+          <w:rFonts w:ascii="Arial" w:hAnsi="Arial" w:cs="Arial" w:hint="eastAsia"/>
+          <w:sz w:val="25"/>
+          <w:szCs w:val="25"/>
+          <w:shd w:val="clear" w:color="auto" w:fill="FFFFFF"/>
+        </w:rPr>
+        <w:t xml:space="preserve">} </w:t>
+      </w:r>
+      <w:proofErr w:type="spellStart"/>
+      <w:r>
+        <w:rPr>
+          <w:rFonts w:ascii="Arial" w:hAnsi="Arial" w:cs="Arial" w:hint="eastAsia"/>
+          <w:sz w:val="25"/>
+          <w:szCs w:val="25"/>
+          <w:shd w:val="clear" w:color="auto" w:fill="FFFFFF"/>
+        </w:rPr>
+        <w:t>vs</w:t>
+      </w:r>
+      <w:proofErr w:type="spellEnd"/>
+      <w:r>
+        <w:rPr>
+          <w:rFonts w:ascii="Arial" w:hAnsi="Arial" w:cs="Arial" w:hint="eastAsia"/>
+          <w:sz w:val="25"/>
+          <w:szCs w:val="25"/>
+          <w:shd w:val="clear" w:color="auto" w:fill="FFFFFF"/>
+        </w:rPr>
+        <w:t xml:space="preserve"> test accuracy AND </w:t>
+      </w:r>
+      <w:proofErr w:type="spellStart"/>
+      <w:r>
+        <w:rPr>
+          <w:rFonts w:ascii="Arial" w:hAnsi="Arial" w:cs="Arial" w:hint="eastAsia"/>
+          <w:sz w:val="25"/>
+          <w:szCs w:val="25"/>
+          <w:shd w:val="clear" w:color="auto" w:fill="FFFFFF"/>
+        </w:rPr>
+        <w:t>vs</w:t>
+      </w:r>
+      <w:proofErr w:type="spellEnd"/>
+      <w:r>
+        <w:rPr>
+          <w:rFonts w:ascii="Arial" w:hAnsi="Arial" w:cs="Arial" w:hint="eastAsia"/>
+          <w:sz w:val="25"/>
+          <w:szCs w:val="25"/>
+          <w:shd w:val="clear" w:color="auto" w:fill="FFFFFF"/>
+        </w:rPr>
+        <w:t xml:space="preserve"> training time (your code prints per-epoch time </w:t>
+      </w:r>
+      <w:r>
+        <w:rPr>
+          <w:rFonts w:ascii="Arial" w:hAnsi="Arial" w:cs="Arial" w:hint="eastAsia"/>
+          <w:sz w:val="25"/>
+          <w:szCs w:val="25"/>
+          <w:shd w:val="clear" w:color="auto" w:fill="FFFFFF"/>
+        </w:rPr>
+        <w:t>—</w:t>
+      </w:r>
+      <w:r>
+        <w:rPr>
+          <w:rFonts w:ascii="Arial" w:hAnsi="Arial" w:cs="Arial" w:hint="eastAsia"/>
+          <w:sz w:val="25"/>
+          <w:szCs w:val="25"/>
+          <w:shd w:val="clear" w:color="auto" w:fill="FFFFFF"/>
+        </w:rPr>
+        <w:t xml:space="preserve"> use it)</w:t>
+      </w:r>
+    </w:p>
+    <w:p>
+      <w:pPr>
+        <w:rPr>
+          <w:rFonts w:ascii="Arial" w:hAnsi="Arial" w:cs="Arial"/>
+          <w:sz w:val="25"/>
+          <w:szCs w:val="25"/>
+          <w:shd w:val="clear" w:color="auto" w:fill="FFFFFF"/>
+        </w:rPr>
+      </w:pPr>
+      <w:r>
+        <w:rPr>
+          <w:rFonts w:ascii="Arial" w:hAnsi="Arial" w:cs="Arial"/>
+          <w:sz w:val="25"/>
+          <w:szCs w:val="25"/>
+          <w:shd w:val="clear" w:color="auto" w:fill="FFFFFF"/>
+        </w:rPr>
+        <w:t>- Explicitly answer: best accuracy batch size, slowest to train</w:t>
+      </w:r>
+    </w:p>
+    <w:p>
+      <w:pPr>
+        <w:rPr>
+          <w:rFonts w:ascii="Arial" w:hAnsi="Arial" w:cs="Arial"/>
+          <w:sz w:val="25"/>
+          <w:szCs w:val="25"/>
+          <w:shd w:val="clear" w:color="auto" w:fill="FFFFFF"/>
+        </w:rPr>
+      </w:pPr>
+    </w:p>
+    <w:p>
+      <w:pPr>
+        <w:rPr>
+          <w:rFonts w:ascii="Arial" w:hAnsi="Arial" w:cs="Arial"/>
+          <w:sz w:val="25"/>
+          <w:szCs w:val="25"/>
+          <w:shd w:val="clear" w:color="auto" w:fill="FFFFFF"/>
+        </w:rPr>
+      </w:pPr>
+      <w:r>
+        <w:rPr>
+          <w:rFonts w:ascii="Arial" w:hAnsi="Arial" w:cs="Arial"/>
+          <w:sz w:val="25"/>
+          <w:szCs w:val="25"/>
+          <w:shd w:val="clear" w:color="auto" w:fill="FFFFFF"/>
+        </w:rPr>
+        <w:br w:type="page"/>
+      </w:r>
+    </w:p>
+    <w:p>
+      <w:pPr>
+        <w:rPr>
+          <w:rFonts w:ascii="Arial" w:hAnsi="Arial" w:cs="Arial"/>
+          <w:sz w:val="25"/>
+          <w:szCs w:val="25"/>
+          <w:shd w:val="clear" w:color="auto" w:fill="FFFFFF"/>
+        </w:rPr>
+      </w:pPr>
+      <w:r>
+        <w:rPr>
+          <w:rFonts w:ascii="Arial" w:hAnsi="Arial" w:cs="Arial"/>
+          <w:sz w:val="25"/>
+          <w:szCs w:val="25"/>
+          <w:shd w:val="clear" w:color="auto" w:fill="FFFFFF"/>
+        </w:rPr>
+        <w:lastRenderedPageBreak/>
+        <w:t>6. Analysis and Discussion (2.5–3 marks — the "why", not just "what")</w:t>
+      </w:r>
+    </w:p>
+    <w:p>
+      <w:pPr>
+        <w:rPr>
+          <w:rFonts w:ascii="Arial" w:hAnsi="Arial" w:cs="Arial"/>
+          <w:sz w:val="25"/>
+          <w:szCs w:val="25"/>
+          <w:shd w:val="clear" w:color="auto" w:fill="FFFFFF"/>
+        </w:rPr>
+      </w:pPr>
+    </w:p>
+    <w:p>
+      <w:pPr>
+        <w:rPr>
+          <w:rFonts w:ascii="Arial" w:hAnsi="Arial" w:cs="Arial"/>
+          <w:sz w:val="25"/>
+          <w:szCs w:val="25"/>
+          <w:shd w:val="clear" w:color="auto" w:fill="FFFFFF"/>
+        </w:rPr>
+      </w:pPr>
+      <w:r>
+        <w:rPr>
+          <w:rFonts w:ascii="Arial" w:hAnsi="Arial" w:cs="Arial"/>
+          <w:sz w:val="25"/>
+          <w:szCs w:val="25"/>
+          <w:shd w:val="clear" w:color="auto" w:fill="FFFFFF"/>
+        </w:rPr>
+        <w:t xml:space="preserve">- Depth/residual effects: why does 3-layer beat/underperform 2-layer? </w:t>
+      </w:r>
+      <w:proofErr w:type="gramStart"/>
+      <w:r>
+        <w:rPr>
+          <w:rFonts w:ascii="Arial" w:hAnsi="Arial" w:cs="Arial"/>
+          <w:sz w:val="25"/>
+          <w:szCs w:val="25"/>
+          <w:shd w:val="clear" w:color="auto" w:fill="FFFFFF"/>
+        </w:rPr>
+        <w:t>does</w:t>
+      </w:r>
+      <w:proofErr w:type="gramEnd"/>
+      <w:r>
+        <w:rPr>
+          <w:rFonts w:ascii="Arial" w:hAnsi="Arial" w:cs="Arial"/>
+          <w:sz w:val="25"/>
+          <w:szCs w:val="25"/>
+          <w:shd w:val="clear" w:color="auto" w:fill="FFFFFF"/>
+        </w:rPr>
+        <w:t xml:space="preserve"> the residual connection help gradient flow / accuracy </w:t>
+      </w:r>
+      <w:proofErr w:type="spellStart"/>
+      <w:r>
+        <w:rPr>
+          <w:rFonts w:ascii="Arial" w:hAnsi="Arial" w:cs="Arial"/>
+          <w:sz w:val="25"/>
+          <w:szCs w:val="25"/>
+          <w:shd w:val="clear" w:color="auto" w:fill="FFFFFF"/>
+        </w:rPr>
+        <w:t>vs</w:t>
+      </w:r>
+      <w:proofErr w:type="spellEnd"/>
+      <w:r>
+        <w:rPr>
+          <w:rFonts w:ascii="Arial" w:hAnsi="Arial" w:cs="Arial"/>
+          <w:sz w:val="25"/>
+          <w:szCs w:val="25"/>
+          <w:shd w:val="clear" w:color="auto" w:fill="FFFFFF"/>
+        </w:rPr>
+        <w:t xml:space="preserve"> plain 3-layer? </w:t>
+      </w:r>
+      <w:proofErr w:type="gramStart"/>
+      <w:r>
+        <w:rPr>
+          <w:rFonts w:ascii="Arial" w:hAnsi="Arial" w:cs="Arial"/>
+          <w:sz w:val="25"/>
+          <w:szCs w:val="25"/>
+          <w:shd w:val="clear" w:color="auto" w:fill="FFFFFF"/>
+        </w:rPr>
+        <w:t>relate</w:t>
+      </w:r>
+      <w:proofErr w:type="gramEnd"/>
+      <w:r>
+        <w:rPr>
+          <w:rFonts w:ascii="Arial" w:hAnsi="Arial" w:cs="Arial"/>
+          <w:sz w:val="25"/>
+          <w:szCs w:val="25"/>
+          <w:shd w:val="clear" w:color="auto" w:fill="FFFFFF"/>
+        </w:rPr>
+        <w:t xml:space="preserve"> to vanishing-gradient theory with sigmoid</w:t>
+      </w:r>
+    </w:p>
+    <w:p>
+      <w:pPr>
+        <w:rPr>
+          <w:rFonts w:ascii="Arial" w:hAnsi="Arial" w:cs="Arial" w:hint="eastAsia"/>
+          <w:sz w:val="25"/>
+          <w:szCs w:val="25"/>
+          <w:shd w:val="clear" w:color="auto" w:fill="FFFFFF"/>
+        </w:rPr>
+      </w:pPr>
+      <w:r>
+        <w:rPr>
+          <w:rFonts w:ascii="Arial" w:hAnsi="Arial" w:cs="Arial" w:hint="eastAsia"/>
+          <w:sz w:val="25"/>
+          <w:szCs w:val="25"/>
+          <w:shd w:val="clear" w:color="auto" w:fill="FFFFFF"/>
+        </w:rPr>
+        <w:t xml:space="preserve">- Dataset size effect: how does accuracy degrade from full </w:t>
+      </w:r>
+      <w:r>
+        <w:rPr>
+          <w:rFonts w:ascii="Arial" w:hAnsi="Arial" w:cs="Arial" w:hint="eastAsia"/>
+          <w:sz w:val="25"/>
+          <w:szCs w:val="25"/>
+          <w:shd w:val="clear" w:color="auto" w:fill="FFFFFF"/>
+        </w:rPr>
+        <w:t>→</w:t>
+      </w:r>
+      <w:r>
+        <w:rPr>
+          <w:rFonts w:ascii="Arial" w:hAnsi="Arial" w:cs="Arial" w:hint="eastAsia"/>
+          <w:sz w:val="25"/>
+          <w:szCs w:val="25"/>
+          <w:shd w:val="clear" w:color="auto" w:fill="FFFFFF"/>
+        </w:rPr>
+        <w:t xml:space="preserve"> 50% </w:t>
+      </w:r>
+      <w:r>
+        <w:rPr>
+          <w:rFonts w:ascii="Arial" w:hAnsi="Arial" w:cs="Arial" w:hint="eastAsia"/>
+          <w:sz w:val="25"/>
+          <w:szCs w:val="25"/>
+          <w:shd w:val="clear" w:color="auto" w:fill="FFFFFF"/>
+        </w:rPr>
+        <w:t>→</w:t>
+      </w:r>
+      <w:r>
+        <w:rPr>
+          <w:rFonts w:ascii="Arial" w:hAnsi="Arial" w:cs="Arial" w:hint="eastAsia"/>
+          <w:sz w:val="25"/>
+          <w:szCs w:val="25"/>
+          <w:shd w:val="clear" w:color="auto" w:fill="FFFFFF"/>
+        </w:rPr>
+        <w:t xml:space="preserve"> 10%, and why (fewer samples per class, more </w:t>
+      </w:r>
+      <w:proofErr w:type="spellStart"/>
+      <w:r>
+        <w:rPr>
+          <w:rFonts w:ascii="Arial" w:hAnsi="Arial" w:cs="Arial" w:hint="eastAsia"/>
+          <w:sz w:val="25"/>
+          <w:szCs w:val="25"/>
+          <w:shd w:val="clear" w:color="auto" w:fill="FFFFFF"/>
+        </w:rPr>
+        <w:t>overfitting</w:t>
+      </w:r>
+      <w:proofErr w:type="spellEnd"/>
+      <w:r>
+        <w:rPr>
+          <w:rFonts w:ascii="Arial" w:hAnsi="Arial" w:cs="Arial" w:hint="eastAsia"/>
+          <w:sz w:val="25"/>
+          <w:szCs w:val="25"/>
+          <w:shd w:val="clear" w:color="auto" w:fill="FFFFFF"/>
+        </w:rPr>
+        <w:t>/variance)</w:t>
+      </w:r>
+    </w:p>
+    <w:p>
+      <w:pPr>
+        <w:rPr>
+          <w:rFonts w:ascii="Arial" w:hAnsi="Arial" w:cs="Arial" w:hint="eastAsia"/>
+          <w:sz w:val="25"/>
+          <w:szCs w:val="25"/>
+          <w:shd w:val="clear" w:color="auto" w:fill="FFFFFF"/>
+        </w:rPr>
+      </w:pPr>
+      <w:r>
+        <w:rPr>
+          <w:rFonts w:ascii="Arial" w:hAnsi="Arial" w:cs="Arial" w:hint="eastAsia"/>
+          <w:sz w:val="25"/>
+          <w:szCs w:val="25"/>
+          <w:shd w:val="clear" w:color="auto" w:fill="FFFFFF"/>
+        </w:rPr>
+        <w:t xml:space="preserve">- Learning rate behavior: link too-small </w:t>
+      </w:r>
+      <w:proofErr w:type="spellStart"/>
+      <w:r>
+        <w:rPr>
+          <w:rFonts w:ascii="Arial" w:hAnsi="Arial" w:cs="Arial" w:hint="eastAsia"/>
+          <w:sz w:val="25"/>
+          <w:szCs w:val="25"/>
+          <w:shd w:val="clear" w:color="auto" w:fill="FFFFFF"/>
+        </w:rPr>
+        <w:t>lr</w:t>
+      </w:r>
+      <w:proofErr w:type="spellEnd"/>
+      <w:r>
+        <w:rPr>
+          <w:rFonts w:ascii="Arial" w:hAnsi="Arial" w:cs="Arial" w:hint="eastAsia"/>
+          <w:sz w:val="25"/>
+          <w:szCs w:val="25"/>
+          <w:shd w:val="clear" w:color="auto" w:fill="FFFFFF"/>
+        </w:rPr>
+        <w:t xml:space="preserve"> </w:t>
+      </w:r>
+      <w:r>
+        <w:rPr>
+          <w:rFonts w:ascii="Arial" w:hAnsi="Arial" w:cs="Arial" w:hint="eastAsia"/>
+          <w:sz w:val="25"/>
+          <w:szCs w:val="25"/>
+          <w:shd w:val="clear" w:color="auto" w:fill="FFFFFF"/>
+        </w:rPr>
+        <w:t>→</w:t>
+      </w:r>
+      <w:r>
+        <w:rPr>
+          <w:rFonts w:ascii="Arial" w:hAnsi="Arial" w:cs="Arial" w:hint="eastAsia"/>
+          <w:sz w:val="25"/>
+          <w:szCs w:val="25"/>
+          <w:shd w:val="clear" w:color="auto" w:fill="FFFFFF"/>
+        </w:rPr>
+        <w:t xml:space="preserve"> slow convergence, too-large </w:t>
+      </w:r>
+      <w:r>
+        <w:rPr>
+          <w:rFonts w:ascii="Arial" w:hAnsi="Arial" w:cs="Arial" w:hint="eastAsia"/>
+          <w:sz w:val="25"/>
+          <w:szCs w:val="25"/>
+          <w:shd w:val="clear" w:color="auto" w:fill="FFFFFF"/>
+        </w:rPr>
+        <w:t>→</w:t>
+      </w:r>
+      <w:r>
+        <w:rPr>
+          <w:rFonts w:ascii="Arial" w:hAnsi="Arial" w:cs="Arial" w:hint="eastAsia"/>
+          <w:sz w:val="25"/>
+          <w:szCs w:val="25"/>
+          <w:shd w:val="clear" w:color="auto" w:fill="FFFFFF"/>
+        </w:rPr>
+        <w:t xml:space="preserve"> divergence/instability, tie to gradient descent step-size theory</w:t>
+      </w:r>
+    </w:p>
+    <w:p>
+      <w:pPr>
+        <w:rPr>
+          <w:rFonts w:ascii="Arial" w:hAnsi="Arial" w:cs="Arial"/>
+          <w:sz w:val="25"/>
+          <w:szCs w:val="25"/>
+          <w:shd w:val="clear" w:color="auto" w:fill="FFFFFF"/>
+        </w:rPr>
+      </w:pPr>
+      <w:r>
+        <w:rPr>
+          <w:rFonts w:ascii="Arial" w:hAnsi="Arial" w:cs="Arial"/>
+          <w:sz w:val="25"/>
+          <w:szCs w:val="25"/>
+          <w:shd w:val="clear" w:color="auto" w:fill="FFFFFF"/>
+        </w:rPr>
+        <w:t xml:space="preserve">- Batch size trade-off: smaller batch = noisier but more updates/epoch </w:t>
+      </w:r>
+      <w:proofErr w:type="spellStart"/>
+      <w:r>
+        <w:rPr>
+          <w:rFonts w:ascii="Arial" w:hAnsi="Arial" w:cs="Arial"/>
+          <w:sz w:val="25"/>
+          <w:szCs w:val="25"/>
+          <w:shd w:val="clear" w:color="auto" w:fill="FFFFFF"/>
+        </w:rPr>
+        <w:t>vs</w:t>
+      </w:r>
+      <w:proofErr w:type="spellEnd"/>
+      <w:r>
+        <w:rPr>
+          <w:rFonts w:ascii="Arial" w:hAnsi="Arial" w:cs="Arial"/>
+          <w:sz w:val="25"/>
+          <w:szCs w:val="25"/>
+          <w:shd w:val="clear" w:color="auto" w:fill="FFFFFF"/>
+        </w:rPr>
+        <w:t xml:space="preserve"> larger batch = smoother but fewer updates; relate to accuracy </w:t>
+      </w:r>
+      <w:proofErr w:type="spellStart"/>
+      <w:r>
+        <w:rPr>
+          <w:rFonts w:ascii="Arial" w:hAnsi="Arial" w:cs="Arial"/>
+          <w:sz w:val="25"/>
+          <w:szCs w:val="25"/>
+          <w:shd w:val="clear" w:color="auto" w:fill="FFFFFF"/>
+        </w:rPr>
+        <w:t>vs</w:t>
+      </w:r>
+      <w:proofErr w:type="spellEnd"/>
+      <w:r>
+        <w:rPr>
+          <w:rFonts w:ascii="Arial" w:hAnsi="Arial" w:cs="Arial"/>
+          <w:sz w:val="25"/>
+          <w:szCs w:val="25"/>
+          <w:shd w:val="clear" w:color="auto" w:fill="FFFFFF"/>
+        </w:rPr>
+        <w:t xml:space="preserve"> wall-clock time observed</w:t>
+      </w:r>
+    </w:p>
+    <w:p>
+      <w:pPr>
+        <w:rPr>
+          <w:rFonts w:ascii="Arial" w:hAnsi="Arial" w:cs="Arial"/>
+          <w:sz w:val="25"/>
+          <w:szCs w:val="25"/>
+          <w:shd w:val="clear" w:color="auto" w:fill="FFFFFF"/>
+        </w:rPr>
+      </w:pPr>
+    </w:p>
+    <w:p>
+      <w:pPr>
+        <w:rPr>
+          <w:rFonts w:ascii="Arial" w:hAnsi="Arial" w:cs="Arial"/>
+          <w:sz w:val="25"/>
+          <w:szCs w:val="25"/>
+          <w:shd w:val="clear" w:color="auto" w:fill="FFFFFF"/>
+        </w:rPr>
+      </w:pPr>
+      <w:r>
+        <w:rPr>
+          <w:rFonts w:ascii="Arial" w:hAnsi="Arial" w:cs="Arial"/>
+          <w:sz w:val="25"/>
+          <w:szCs w:val="25"/>
+          <w:shd w:val="clear" w:color="auto" w:fill="FFFFFF"/>
+        </w:rPr>
+        <w:br w:type="page"/>
+      </w:r>
+    </w:p>
+    <w:p>
+      <w:pPr>
+        <w:rPr>
+          <w:rFonts w:ascii="Arial" w:hAnsi="Arial" w:cs="Arial"/>
+          <w:sz w:val="25"/>
+          <w:szCs w:val="25"/>
+          <w:shd w:val="clear" w:color="auto" w:fill="FFFFFF"/>
+        </w:rPr>
+      </w:pPr>
+      <w:r>
+        <w:rPr>
+          <w:rFonts w:ascii="Arial" w:hAnsi="Arial" w:cs="Arial"/>
+          <w:sz w:val="25"/>
+          <w:szCs w:val="25"/>
+          <w:shd w:val="clear" w:color="auto" w:fill="FFFFFF"/>
+        </w:rPr>
+        <w:lastRenderedPageBreak/>
+        <w:t>7. Conclusion (1 paragraph, rubric-graded separately)</w:t>
+      </w:r>
+    </w:p>
+    <w:p>
+      <w:pPr>
+        <w:rPr>
+          <w:rFonts w:ascii="Arial" w:hAnsi="Arial" w:cs="Arial"/>
+          <w:sz w:val="25"/>
+          <w:szCs w:val="25"/>
+          <w:shd w:val="clear" w:color="auto" w:fill="FFFFFF"/>
+        </w:rPr>
+      </w:pPr>
+    </w:p>
+    <w:p>
+      <w:pPr>
+        <w:rPr>
+          <w:rFonts w:ascii="Arial" w:hAnsi="Arial" w:cs="Arial"/>
+          <w:sz w:val="25"/>
+          <w:szCs w:val="25"/>
+          <w:shd w:val="clear" w:color="auto" w:fill="FFFFFF"/>
+        </w:rPr>
+      </w:pPr>
+      <w:r>
+        <w:rPr>
+          <w:rFonts w:ascii="Arial" w:hAnsi="Arial" w:cs="Arial"/>
+          <w:sz w:val="25"/>
+          <w:szCs w:val="25"/>
+          <w:shd w:val="clear" w:color="auto" w:fill="FFFFFF"/>
+        </w:rPr>
+        <w:t>- Summarize which architecture/</w:t>
+      </w:r>
+      <w:proofErr w:type="spellStart"/>
+      <w:r>
+        <w:rPr>
+          <w:rFonts w:ascii="Arial" w:hAnsi="Arial" w:cs="Arial"/>
+          <w:sz w:val="25"/>
+          <w:szCs w:val="25"/>
+          <w:shd w:val="clear" w:color="auto" w:fill="FFFFFF"/>
+        </w:rPr>
+        <w:t>lr</w:t>
+      </w:r>
+      <w:proofErr w:type="spellEnd"/>
+      <w:r>
+        <w:rPr>
+          <w:rFonts w:ascii="Arial" w:hAnsi="Arial" w:cs="Arial"/>
+          <w:sz w:val="25"/>
+          <w:szCs w:val="25"/>
+          <w:shd w:val="clear" w:color="auto" w:fill="FFFFFF"/>
+        </w:rPr>
+        <w:t>/batch-size combo performed best overall</w:t>
+      </w:r>
+    </w:p>
+    <w:p>
+      <w:pPr>
+        <w:rPr>
+          <w:rFonts w:ascii="Arial" w:hAnsi="Arial" w:cs="Arial"/>
+          <w:sz w:val="25"/>
+          <w:szCs w:val="25"/>
+          <w:shd w:val="clear" w:color="auto" w:fill="FFFFFF"/>
+        </w:rPr>
+      </w:pPr>
+      <w:r>
+        <w:rPr>
+          <w:rFonts w:ascii="Arial" w:hAnsi="Arial" w:cs="Arial"/>
+          <w:sz w:val="25"/>
+          <w:szCs w:val="25"/>
+          <w:shd w:val="clear" w:color="auto" w:fill="FFFFFF"/>
+        </w:rPr>
+        <w:t>- Tie back to the three experiments briefly — don't introduce new results here</w:t>
+      </w:r>
+    </w:p>
+    <w:p>
+      <w:pPr>
+        <w:rPr>
+          <w:rFonts w:ascii="Arial" w:hAnsi="Arial" w:cs="Arial"/>
+          <w:sz w:val="25"/>
+          <w:szCs w:val="25"/>
+          <w:shd w:val="clear" w:color="auto" w:fill="FFFFFF"/>
+        </w:rPr>
+      </w:pPr>
+    </w:p>
+    <w:p>
+      <w:pPr>
+        <w:rPr>
+          <w:rFonts w:ascii="Arial" w:hAnsi="Arial" w:cs="Arial"/>
+          <w:sz w:val="25"/>
+          <w:szCs w:val="25"/>
+          <w:shd w:val="clear" w:color="auto" w:fill="FFFFFF"/>
+        </w:rPr>
+      </w:pPr>
+      <w:r>
+        <w:rPr>
+          <w:rFonts w:ascii="Arial" w:hAnsi="Arial" w:cs="Arial"/>
+          <w:sz w:val="25"/>
+          <w:szCs w:val="25"/>
+          <w:shd w:val="clear" w:color="auto" w:fill="FFFFFF"/>
+        </w:rPr>
+        <w:br w:type="page"/>
+      </w:r>
+    </w:p>
+    <w:p>
+      <w:pPr>
+        <w:rPr>
+          <w:rFonts w:ascii="Arial" w:hAnsi="Arial" w:cs="Arial"/>
+          <w:sz w:val="25"/>
+          <w:szCs w:val="25"/>
+          <w:shd w:val="clear" w:color="auto" w:fill="FFFFFF"/>
+        </w:rPr>
+      </w:pPr>
+      <w:r>
+        <w:rPr>
+          <w:rFonts w:ascii="Arial" w:hAnsi="Arial" w:cs="Arial"/>
+          <w:sz w:val="25"/>
+          <w:szCs w:val="25"/>
+          <w:shd w:val="clear" w:color="auto" w:fill="FFFFFF"/>
+        </w:rPr>
+        <w:lastRenderedPageBreak/>
+        <w:t>8. Screenshots &amp; Reproducibility (assessed alongside report, separate rubric row)</w:t>
+      </w:r>
+    </w:p>
+    <w:p>
+      <w:pPr>
+        <w:rPr>
+          <w:rFonts w:ascii="Arial" w:hAnsi="Arial" w:cs="Arial"/>
+          <w:sz w:val="25"/>
+          <w:szCs w:val="25"/>
+          <w:shd w:val="clear" w:color="auto" w:fill="FFFFFF"/>
+        </w:rPr>
+      </w:pPr>
+    </w:p>
+    <w:p>
+      <w:pPr>
+        <w:rPr>
+          <w:rFonts w:ascii="Arial" w:hAnsi="Arial" w:cs="Arial"/>
+          <w:sz w:val="25"/>
+          <w:szCs w:val="25"/>
+          <w:shd w:val="clear" w:color="auto" w:fill="FFFFFF"/>
+        </w:rPr>
+      </w:pPr>
+      <w:r>
+        <w:rPr>
+          <w:rFonts w:ascii="Arial" w:hAnsi="Arial" w:cs="Arial"/>
+          <w:sz w:val="25"/>
+          <w:szCs w:val="25"/>
+          <w:shd w:val="clear" w:color="auto" w:fill="FFFFFF"/>
+        </w:rPr>
+        <w:t xml:space="preserve">- Terminal output screenshots for each key run (matching the Appendix 3 format: </w:t>
+      </w:r>
+      <w:proofErr w:type="spellStart"/>
+      <w:r>
+        <w:rPr>
+          <w:rFonts w:ascii="Arial" w:hAnsi="Arial" w:cs="Arial"/>
+          <w:sz w:val="25"/>
+          <w:szCs w:val="25"/>
+          <w:shd w:val="clear" w:color="auto" w:fill="FFFFFF"/>
+        </w:rPr>
+        <w:t>config</w:t>
+      </w:r>
+      <w:proofErr w:type="spellEnd"/>
+      <w:r>
+        <w:rPr>
+          <w:rFonts w:ascii="Arial" w:hAnsi="Arial" w:cs="Arial"/>
+          <w:sz w:val="25"/>
+          <w:szCs w:val="25"/>
+          <w:shd w:val="clear" w:color="auto" w:fill="FFFFFF"/>
+        </w:rPr>
+        <w:t xml:space="preserve"> header, epoch progress, final summary)</w:t>
+      </w:r>
+    </w:p>
+    <w:p>
+      <w:pPr>
+        <w:rPr>
+          <w:rFonts w:ascii="Arial" w:hAnsi="Arial" w:cs="Arial"/>
+          <w:sz w:val="25"/>
+          <w:szCs w:val="25"/>
+          <w:shd w:val="clear" w:color="auto" w:fill="FFFFFF"/>
+        </w:rPr>
+      </w:pPr>
+      <w:r>
+        <w:rPr>
+          <w:rFonts w:ascii="Arial" w:hAnsi="Arial" w:cs="Arial"/>
+          <w:sz w:val="25"/>
+          <w:szCs w:val="25"/>
+          <w:shd w:val="clear" w:color="auto" w:fill="FFFFFF"/>
+        </w:rPr>
+        <w:t>- Make sure at least one screenshot per experiment (a/b/c) is included, not just the baseline</w:t>
+      </w:r>
+    </w:p>
+    <w:p>
+      <w:pPr>
+        <w:rPr>
+          <w:rFonts w:ascii="Arial" w:hAnsi="Arial" w:cs="Arial"/>
+          <w:sz w:val="25"/>
+          <w:szCs w:val="25"/>
+          <w:shd w:val="clear" w:color="auto" w:fill="FFFFFF"/>
+        </w:rPr>
+      </w:pPr>
+    </w:p>
+    <w:p>
+      <w:r>
+        <w:rPr>
+          <w:rFonts w:ascii="Arial" w:hAnsi="Arial" w:cs="Arial"/>
+          <w:sz w:val="25"/>
+          <w:szCs w:val="25"/>
+          <w:shd w:val="clear" w:color="auto" w:fill="FFFFFF"/>
+        </w:rPr>
+        <w:t>Quick gap check against the rubric: nothing in your current draft addresses sections 3–7 yet — it's just the copied instructions. Priority order to fill in: run the (a)</w:t>
+      </w:r>
+      <w:proofErr w:type="gramStart"/>
+      <w:r>
+        <w:rPr>
+          <w:rFonts w:ascii="Arial" w:hAnsi="Arial" w:cs="Arial"/>
+          <w:sz w:val="25"/>
+          <w:szCs w:val="25"/>
+          <w:shd w:val="clear" w:color="auto" w:fill="FFFFFF"/>
+        </w:rPr>
+        <w:t>/(</w:t>
+      </w:r>
+      <w:proofErr w:type="gramEnd"/>
+      <w:r>
+        <w:rPr>
+          <w:rFonts w:ascii="Arial" w:hAnsi="Arial" w:cs="Arial"/>
+          <w:sz w:val="25"/>
+          <w:szCs w:val="25"/>
+          <w:shd w:val="clear" w:color="auto" w:fill="FFFFFF"/>
+        </w:rPr>
+        <w:t>b)/(c) experiments first (you need the numbers before you can write Results/Discussion), then Software Design and Conclusion can be written any time since they don't depend on results.</w:t>
       </w:r>
     </w:p>
     <w:sectPr>
@@ -460,6 +2490,70 @@
     <w:qFormat/>
     <w:rsid w:val="008855AF"/>
   </w:style>
+  <w:style w:type="paragraph" w:styleId="Heading1">
+    <w:name w:val="heading 1"/>
+    <w:basedOn w:val="Normal"/>
+    <w:next w:val="Normal"/>
+    <w:uiPriority w:val="9"/>
+    <w:qFormat/>
+    <w:rsid w:val="00233D7B"/>
+    <w:pPr>
+      <w:keepNext/>
+      <w:keepLines/>
+      <w:spacing w:before="360" w:after="80"/>
+      <w:outlineLvl w:val="0"/>
+    </w:pPr>
+    <w:rPr>
+      <w:rFonts w:asciiTheme="majorHAnsi" w:eastAsiaTheme="majorEastAsia" w:hAnsiTheme="majorHAnsi" w:cstheme="majorBidi"/>
+      <w:color w:val="365F91" w:themeColor="accent1" w:themeShade="BF"/>
+      <w:sz w:val="40"/>
+      <w:szCs w:val="40"/>
+    </w:rPr>
+  </w:style>
+  <w:style w:type="paragraph" w:styleId="Heading2">
+    <w:name w:val="heading 2"/>
+    <w:basedOn w:val="Normal"/>
+    <w:next w:val="Normal"/>
+    <w:uiPriority w:val="9"/>
+    <w:semiHidden/>
+    <w:unhideWhenUsed/>
+    <w:qFormat/>
+    <w:rsid w:val="00233D7B"/>
+    <w:pPr>
+      <w:keepNext/>
+      <w:keepLines/>
+      <w:spacing w:before="160" w:after="80"/>
+      <w:outlineLvl w:val="1"/>
+    </w:pPr>
+    <w:rPr>
+      <w:rFonts w:asciiTheme="majorHAnsi" w:eastAsiaTheme="majorEastAsia" w:hAnsiTheme="majorHAnsi" w:cstheme="majorBidi"/>
+      <w:color w:val="365F91" w:themeColor="accent1" w:themeShade="BF"/>
+      <w:sz w:val="32"/>
+      <w:szCs w:val="32"/>
+    </w:rPr>
+  </w:style>
+  <w:style w:type="paragraph" w:styleId="Heading3">
+    <w:name w:val="heading 3"/>
+    <w:basedOn w:val="Normal"/>
+    <w:next w:val="Normal"/>
+    <w:uiPriority w:val="9"/>
+    <w:semiHidden/>
+    <w:unhideWhenUsed/>
+    <w:qFormat/>
+    <w:rsid w:val="00233D7B"/>
+    <w:pPr>
+      <w:keepNext/>
+      <w:keepLines/>
+      <w:spacing w:before="160" w:after="80"/>
+      <w:outlineLvl w:val="2"/>
+    </w:pPr>
+    <w:rPr>
+      <w:rFonts w:eastAsiaTheme="majorEastAsia" w:cstheme="majorBidi"/>
+      <w:color w:val="365F91" w:themeColor="accent1" w:themeShade="BF"/>
+      <w:sz w:val="28"/>
+      <w:szCs w:val="28"/>
+    </w:rPr>
+  </w:style>
   <w:style w:type="character" w:default="1" w:styleId="DefaultParagraphFont">
     <w:name w:val="Default Paragraph Font"/>
     <w:uiPriority w:val="1"/>
@@ -492,7 +2586,6 @@
     <w:name w:val="Title"/>
     <w:basedOn w:val="Normal"/>
     <w:next w:val="Normal"/>
-    <w:link w:val="TitleChar"/>
     <w:uiPriority w:val="10"/>
     <w:qFormat/>
     <w:rsid w:val="00B72667"/>
@@ -512,7 +2605,6 @@
     <w:name w:val="Subtitle"/>
     <w:basedOn w:val="Normal"/>
     <w:next w:val="Normal"/>
-    <w:link w:val="SubtitleChar"/>
     <w:uiPriority w:val="11"/>
     <w:qFormat/>
     <w:rsid w:val="00B72667"/>
@@ -523,88 +2615,21 @@
       <w:spacing w:after="160"/>
     </w:pPr>
     <w:rPr>
-      <w:rFonts w:asciiTheme="minorHAnsi" w:eastAsiaTheme="majorEastAsia" w:hAnsiTheme="minorHAnsi" w:cstheme="majorBidi"/>
+      <w:rFonts w:eastAsiaTheme="majorEastAsia" w:cstheme="majorBidi"/>
       <w:color w:val="595959" w:themeColor="text1" w:themeTint="A6"/>
       <w:spacing w:val="15"/>
       <w:sz w:val="28"/>
       <w:szCs w:val="28"/>
     </w:rPr>
   </w:style>
-  <w:style w:type="paragraph" w:styleId="Heading1">
-    <w:name w:val="heading 1"/>
-    <w:basedOn w:val="Normal"/>
-    <w:next w:val="Normal"/>
-    <w:link w:val="Heading1Char"/>
-    <w:uiPriority w:val="9"/>
-    <w:qFormat/>
-    <w:rsid w:val="00233D7B"/>
-    <w:pPr>
-      <w:keepNext/>
-      <w:keepLines/>
-      <w:spacing w:before="360" w:after="80"/>
-      <w:outlineLvl w:val="0"/>
-    </w:pPr>
-    <w:rPr>
-      <w:rFonts w:asciiTheme="majorHAnsi" w:eastAsiaTheme="majorEastAsia" w:hAnsiTheme="majorHAnsi" w:cstheme="majorBidi"/>
-      <w:color w:val="0F4761" w:themeColor="accent1" w:themeShade="BF"/>
-      <w:sz w:val="40"/>
-      <w:szCs w:val="40"/>
-    </w:rPr>
-  </w:style>
-  <w:style w:type="paragraph" w:styleId="Heading2">
-    <w:name w:val="heading 2"/>
-    <w:basedOn w:val="Normal"/>
-    <w:next w:val="Normal"/>
-    <w:link w:val="Heading2Char"/>
-    <w:uiPriority w:val="9"/>
-    <w:semiHidden/>
-    <w:unhideWhenUsed/>
-    <w:qFormat/>
-    <w:rsid w:val="00233D7B"/>
-    <w:pPr>
-      <w:keepNext/>
-      <w:keepLines/>
-      <w:spacing w:before="160" w:after="80"/>
-      <w:outlineLvl w:val="1"/>
-    </w:pPr>
-    <w:rPr>
-      <w:rFonts w:asciiTheme="majorHAnsi" w:eastAsiaTheme="majorEastAsia" w:hAnsiTheme="majorHAnsi" w:cstheme="majorBidi"/>
-      <w:color w:val="0F4761" w:themeColor="accent1" w:themeShade="BF"/>
-      <w:sz w:val="32"/>
-      <w:szCs w:val="32"/>
-    </w:rPr>
-  </w:style>
-  <w:style w:type="paragraph" w:styleId="Heading3">
-    <w:name w:val="heading 3"/>
-    <w:basedOn w:val="Normal"/>
-    <w:next w:val="Normal"/>
-    <w:link w:val="Heading3Char"/>
-    <w:uiPriority w:val="9"/>
-    <w:semiHidden/>
-    <w:unhideWhenUsed/>
-    <w:qFormat/>
-    <w:rsid w:val="00233D7B"/>
-    <w:pPr>
-      <w:keepNext/>
-      <w:keepLines/>
-      <w:spacing w:before="160" w:after="80"/>
-      <w:outlineLvl w:val="2"/>
-    </w:pPr>
-    <w:rPr>
-      <w:rFonts w:eastAsiaTheme="majorEastAsia" w:cstheme="majorBidi"/>
-      <w:color w:val="0F4761" w:themeColor="accent1" w:themeShade="BF"/>
-      <w:sz w:val="28"/>
-      <w:szCs w:val="28"/>
-    </w:rPr>
-  </w:style>
-  <w:style w:styleId="Hyperlink" w:type="character">
+  <w:style w:type="character" w:styleId="Hyperlink">
     <w:name w:val="Hyperlink"/>
     <w:basedOn w:val="DefaultParagraphFont"/>
     <w:uiPriority w:val="99"/>
     <w:unhideWhenUsed/>
     <w:rsid w:val="00D87CC4"/>
     <w:rPr>
-      <w:color w:themeColor="hyperlink" w:val="467886"/>
+      <w:color w:val="0000FF" w:themeColor="hyperlink"/>
       <w:u w:val="single"/>
     </w:rPr>
   </w:style>

--- a/Lachlan_Barnett_s5438449_A2_report.docx
+++ b/Lachlan_Barnett_s5438449_A2_report.docx
@@ -4,6 +4,7 @@
   <w:body>
     <w:p>
       <w:pPr>
+        <w:spacing w:after="0"/>
         <w:rPr>
           <w:rFonts w:ascii="Arial" w:hAnsi="Arial" w:cs="Arial"/>
           <w:sz w:val="25"/>
@@ -23,16 +24,18 @@
     </w:p>
     <w:p>
       <w:pPr>
-        <w:rPr>
-          <w:rFonts w:ascii="Arial" w:hAnsi="Arial" w:cs="Arial"/>
-          <w:sz w:val="25"/>
-          <w:szCs w:val="25"/>
-          <w:shd w:val="clear" w:color="auto" w:fill="FFFFFF"/>
-        </w:rPr>
-      </w:pPr>
-    </w:p>
-    <w:p>
-      <w:pPr>
+        <w:spacing w:after="0"/>
+        <w:rPr>
+          <w:rFonts w:ascii="Arial" w:hAnsi="Arial" w:cs="Arial"/>
+          <w:sz w:val="25"/>
+          <w:szCs w:val="25"/>
+          <w:shd w:val="clear" w:color="auto" w:fill="FFFFFF"/>
+        </w:rPr>
+      </w:pPr>
+    </w:p>
+    <w:p>
+      <w:pPr>
+        <w:spacing w:after="0"/>
         <w:rPr>
           <w:rFonts w:ascii="Arial" w:hAnsi="Arial" w:cs="Arial"/>
           <w:sz w:val="25"/>
@@ -52,6 +55,7 @@
     </w:p>
     <w:p>
       <w:pPr>
+        <w:spacing w:after="0"/>
         <w:rPr>
           <w:rFonts w:ascii="Arial" w:hAnsi="Arial" w:cs="Arial"/>
           <w:sz w:val="25"/>
@@ -91,16 +95,18 @@
     </w:p>
     <w:p>
       <w:pPr>
-        <w:rPr>
-          <w:rFonts w:ascii="Arial" w:hAnsi="Arial" w:cs="Arial"/>
-          <w:sz w:val="25"/>
-          <w:szCs w:val="25"/>
-          <w:shd w:val="clear" w:color="auto" w:fill="FFFFFF"/>
-        </w:rPr>
-      </w:pPr>
-    </w:p>
-    <w:p>
-      <w:pPr>
+        <w:spacing w:after="0"/>
+        <w:rPr>
+          <w:rFonts w:ascii="Arial" w:hAnsi="Arial" w:cs="Arial"/>
+          <w:sz w:val="25"/>
+          <w:szCs w:val="25"/>
+          <w:shd w:val="clear" w:color="auto" w:fill="FFFFFF"/>
+        </w:rPr>
+      </w:pPr>
+    </w:p>
+    <w:p>
+      <w:pPr>
+        <w:spacing w:after="0"/>
         <w:rPr>
           <w:rFonts w:ascii="Arial" w:hAnsi="Arial" w:cs="Arial"/>
           <w:sz w:val="25"/>
@@ -120,16 +126,18 @@
     </w:p>
     <w:p>
       <w:pPr>
-        <w:rPr>
-          <w:rFonts w:ascii="Arial" w:hAnsi="Arial" w:cs="Arial"/>
-          <w:sz w:val="25"/>
-          <w:szCs w:val="25"/>
-          <w:shd w:val="clear" w:color="auto" w:fill="FFFFFF"/>
-        </w:rPr>
-      </w:pPr>
-    </w:p>
-    <w:p>
-      <w:pPr>
+        <w:spacing w:after="0"/>
+        <w:rPr>
+          <w:rFonts w:ascii="Arial" w:hAnsi="Arial" w:cs="Arial"/>
+          <w:sz w:val="25"/>
+          <w:szCs w:val="25"/>
+          <w:shd w:val="clear" w:color="auto" w:fill="FFFFFF"/>
+        </w:rPr>
+      </w:pPr>
+    </w:p>
+    <w:p>
+      <w:pPr>
+        <w:spacing w:after="0"/>
         <w:rPr>
           <w:rFonts w:ascii="Arial" w:hAnsi="Arial" w:cs="Arial"/>
           <w:sz w:val="25"/>
@@ -149,6 +157,7 @@
     </w:p>
     <w:p>
       <w:pPr>
+        <w:spacing w:after="0"/>
         <w:rPr>
           <w:rFonts w:ascii="Arial" w:hAnsi="Arial" w:cs="Arial"/>
           <w:sz w:val="25"/>
@@ -168,214 +177,243 @@
     </w:p>
     <w:p>
       <w:pPr>
-        <w:rPr>
-          <w:rFonts w:ascii="Arial" w:hAnsi="Arial" w:cs="Arial"/>
-          <w:sz w:val="25"/>
-          <w:szCs w:val="25"/>
-          <w:shd w:val="clear" w:color="auto" w:fill="FFFFFF"/>
-        </w:rPr>
-      </w:pPr>
-    </w:p>
-    <w:p>
-      <w:pPr>
-        <w:rPr>
-          <w:rFonts w:ascii="Arial" w:hAnsi="Arial" w:cs="Arial"/>
-          <w:sz w:val="25"/>
-          <w:szCs w:val="25"/>
-          <w:shd w:val="clear" w:color="auto" w:fill="FFFFFF"/>
-        </w:rPr>
-      </w:pPr>
-      <w:r>
-        <w:rPr>
-          <w:rFonts w:ascii="Arial" w:hAnsi="Arial" w:cs="Arial"/>
-          <w:sz w:val="25"/>
-          <w:szCs w:val="25"/>
-          <w:shd w:val="clear" w:color="auto" w:fill="FFFFFF"/>
-        </w:rPr>
-        <w:t xml:space="preserve">This report trains and compares four neural network configurations on the Fashion-MNIST dataset, to study the effect of the dataset size </w:t>
-      </w:r>
-    </w:p>
-    <w:p>
-      <w:pPr>
-        <w:rPr>
-          <w:rFonts w:ascii="Arial" w:hAnsi="Arial" w:cs="Arial"/>
-          <w:sz w:val="25"/>
-          <w:szCs w:val="25"/>
-          <w:shd w:val="clear" w:color="auto" w:fill="FFFFFF"/>
-        </w:rPr>
-      </w:pPr>
-    </w:p>
-    <w:p>
-      <w:pPr>
-        <w:rPr>
-          <w:rFonts w:ascii="Arial" w:hAnsi="Arial" w:cs="Arial"/>
-          <w:sz w:val="25"/>
-          <w:szCs w:val="25"/>
-          <w:shd w:val="clear" w:color="auto" w:fill="FFFFFF"/>
-        </w:rPr>
-      </w:pPr>
-    </w:p>
-    <w:p>
-      <w:pPr>
-        <w:rPr>
-          <w:rFonts w:ascii="Arial" w:hAnsi="Arial" w:cs="Arial"/>
-          <w:sz w:val="25"/>
-          <w:szCs w:val="25"/>
-          <w:shd w:val="clear" w:color="auto" w:fill="FFFFFF"/>
-        </w:rPr>
-      </w:pPr>
-    </w:p>
-    <w:p>
-      <w:pPr>
-        <w:rPr>
-          <w:rFonts w:ascii="Arial" w:hAnsi="Arial" w:cs="Arial"/>
-          <w:sz w:val="25"/>
-          <w:szCs w:val="25"/>
-          <w:shd w:val="clear" w:color="auto" w:fill="FFFFFF"/>
-        </w:rPr>
-      </w:pPr>
-    </w:p>
-    <w:p>
-      <w:pPr>
-        <w:rPr>
-          <w:rFonts w:ascii="Arial" w:hAnsi="Arial" w:cs="Arial"/>
-          <w:sz w:val="25"/>
-          <w:szCs w:val="25"/>
-          <w:shd w:val="clear" w:color="auto" w:fill="FFFFFF"/>
-        </w:rPr>
-      </w:pPr>
-    </w:p>
-    <w:p>
-      <w:pPr>
-        <w:rPr>
-          <w:rFonts w:ascii="Arial" w:hAnsi="Arial" w:cs="Arial"/>
-          <w:sz w:val="25"/>
-          <w:szCs w:val="25"/>
-          <w:shd w:val="clear" w:color="auto" w:fill="FFFFFF"/>
-        </w:rPr>
-      </w:pPr>
-    </w:p>
-    <w:p>
-      <w:pPr>
-        <w:rPr>
-          <w:rFonts w:ascii="Arial" w:hAnsi="Arial" w:cs="Arial"/>
-          <w:sz w:val="25"/>
-          <w:szCs w:val="25"/>
-          <w:shd w:val="clear" w:color="auto" w:fill="FFFFFF"/>
-        </w:rPr>
-      </w:pPr>
-    </w:p>
-    <w:p>
-      <w:pPr>
-        <w:rPr>
-          <w:rFonts w:ascii="Arial" w:hAnsi="Arial" w:cs="Arial"/>
-          <w:sz w:val="25"/>
-          <w:szCs w:val="25"/>
-          <w:shd w:val="clear" w:color="auto" w:fill="FFFFFF"/>
-        </w:rPr>
-      </w:pPr>
-    </w:p>
-    <w:p>
-      <w:pPr>
-        <w:rPr>
-          <w:rFonts w:ascii="Arial" w:hAnsi="Arial" w:cs="Arial"/>
-          <w:sz w:val="25"/>
-          <w:szCs w:val="25"/>
-          <w:shd w:val="clear" w:color="auto" w:fill="FFFFFF"/>
-        </w:rPr>
-      </w:pPr>
-    </w:p>
-    <w:p>
-      <w:pPr>
-        <w:rPr>
-          <w:rFonts w:ascii="Arial" w:hAnsi="Arial" w:cs="Arial"/>
-          <w:sz w:val="25"/>
-          <w:szCs w:val="25"/>
-          <w:shd w:val="clear" w:color="auto" w:fill="FFFFFF"/>
-        </w:rPr>
-      </w:pPr>
-    </w:p>
-    <w:p>
-      <w:pPr>
-        <w:rPr>
-          <w:rFonts w:ascii="Arial" w:hAnsi="Arial" w:cs="Arial"/>
-          <w:sz w:val="25"/>
-          <w:szCs w:val="25"/>
-          <w:shd w:val="clear" w:color="auto" w:fill="FFFFFF"/>
-        </w:rPr>
-      </w:pPr>
-    </w:p>
-    <w:p>
-      <w:pPr>
-        <w:rPr>
-          <w:rFonts w:ascii="Arial" w:hAnsi="Arial" w:cs="Arial"/>
-          <w:sz w:val="25"/>
-          <w:szCs w:val="25"/>
-          <w:shd w:val="clear" w:color="auto" w:fill="FFFFFF"/>
-        </w:rPr>
-      </w:pPr>
-    </w:p>
-    <w:p>
-      <w:pPr>
-        <w:rPr>
-          <w:rFonts w:ascii="Arial" w:hAnsi="Arial" w:cs="Arial"/>
-          <w:sz w:val="25"/>
-          <w:szCs w:val="25"/>
-          <w:shd w:val="clear" w:color="auto" w:fill="FFFFFF"/>
-        </w:rPr>
-      </w:pPr>
-    </w:p>
-    <w:p>
-      <w:pPr>
-        <w:rPr>
-          <w:rFonts w:ascii="Arial" w:hAnsi="Arial" w:cs="Arial"/>
-          <w:sz w:val="25"/>
-          <w:szCs w:val="25"/>
-          <w:shd w:val="clear" w:color="auto" w:fill="FFFFFF"/>
-        </w:rPr>
-      </w:pPr>
-    </w:p>
-    <w:p>
-      <w:pPr>
-        <w:rPr>
-          <w:rFonts w:ascii="Arial" w:hAnsi="Arial" w:cs="Arial"/>
-          <w:sz w:val="25"/>
-          <w:szCs w:val="25"/>
-          <w:shd w:val="clear" w:color="auto" w:fill="FFFFFF"/>
-        </w:rPr>
-      </w:pPr>
-    </w:p>
-    <w:p>
-      <w:pPr>
-        <w:rPr>
-          <w:rFonts w:ascii="Arial" w:hAnsi="Arial" w:cs="Arial"/>
-          <w:sz w:val="25"/>
-          <w:szCs w:val="25"/>
-          <w:shd w:val="clear" w:color="auto" w:fill="FFFFFF"/>
-        </w:rPr>
-      </w:pPr>
-      <w:r>
-        <w:rPr>
-          <w:rFonts w:ascii="Arial" w:hAnsi="Arial" w:cs="Arial"/>
-          <w:sz w:val="25"/>
-          <w:szCs w:val="25"/>
-          <w:shd w:val="clear" w:color="auto" w:fill="FFFFFF"/>
-        </w:rPr>
+        <w:spacing w:after="0"/>
+        <w:rPr>
+          <w:rFonts w:ascii="Arial" w:hAnsi="Arial" w:cs="Arial"/>
+          <w:sz w:val="25"/>
+          <w:szCs w:val="25"/>
+          <w:shd w:val="clear" w:color="auto" w:fill="FFFFFF"/>
+        </w:rPr>
+      </w:pPr>
+    </w:p>
+    <w:p>
+      <w:pPr>
+        <w:spacing w:after="0"/>
+        <w:jc w:val="both"/>
+        <w:rPr>
+          <w:rFonts w:ascii="Arial" w:hAnsi="Arial" w:cs="Arial"/>
+          <w:sz w:val="25"/>
+          <w:szCs w:val="25"/>
+          <w:shd w:val="clear" w:color="auto" w:fill="FFFFFF"/>
+        </w:rPr>
+      </w:pPr>
+      <w:r>
+        <w:rPr>
+          <w:rFonts w:ascii="Arial" w:hAnsi="Arial" w:cs="Arial"/>
+          <w:sz w:val="25"/>
+          <w:szCs w:val="25"/>
+          <w:shd w:val="clear" w:color="auto" w:fill="FFFFFF"/>
+        </w:rPr>
+        <w:t>This report trains and compares four neural network configurations on the Fashion-MNIST dataset, to study the effect of the dataset size</w:t>
+      </w:r>
+      <w:r>
+        <w:rPr>
+          <w:rFonts w:ascii="Arial" w:hAnsi="Arial" w:cs="Arial"/>
+          <w:sz w:val="25"/>
+          <w:szCs w:val="25"/>
+          <w:shd w:val="clear" w:color="auto" w:fill="FFFFFF"/>
+        </w:rPr>
+        <w:t>, learning rate, and mini-batch size on their performance.</w:t>
+      </w:r>
+    </w:p>
+    <w:p>
+      <w:pPr>
+        <w:spacing w:after="0"/>
+        <w:rPr>
+          <w:rFonts w:ascii="Arial" w:hAnsi="Arial" w:cs="Arial"/>
+          <w:sz w:val="25"/>
+          <w:szCs w:val="25"/>
+          <w:shd w:val="clear" w:color="auto" w:fill="FFFFFF"/>
+        </w:rPr>
+      </w:pPr>
+    </w:p>
+    <w:p>
+      <w:pPr>
+        <w:spacing w:after="0"/>
+        <w:rPr>
+          <w:rFonts w:ascii="Arial" w:hAnsi="Arial" w:cs="Arial"/>
+          <w:sz w:val="25"/>
+          <w:szCs w:val="25"/>
+          <w:shd w:val="clear" w:color="auto" w:fill="FFFFFF"/>
+        </w:rPr>
+      </w:pPr>
+    </w:p>
+    <w:p>
+      <w:pPr>
+        <w:spacing w:after="0"/>
+        <w:rPr>
+          <w:rFonts w:ascii="Arial" w:hAnsi="Arial" w:cs="Arial"/>
+          <w:sz w:val="25"/>
+          <w:szCs w:val="25"/>
+          <w:shd w:val="clear" w:color="auto" w:fill="FFFFFF"/>
+        </w:rPr>
+      </w:pPr>
+    </w:p>
+    <w:p>
+      <w:pPr>
+        <w:spacing w:after="0"/>
+        <w:rPr>
+          <w:rFonts w:ascii="Arial" w:hAnsi="Arial" w:cs="Arial"/>
+          <w:sz w:val="25"/>
+          <w:szCs w:val="25"/>
+          <w:shd w:val="clear" w:color="auto" w:fill="FFFFFF"/>
+        </w:rPr>
+      </w:pPr>
+    </w:p>
+    <w:p>
+      <w:pPr>
+        <w:spacing w:after="0"/>
+        <w:rPr>
+          <w:rFonts w:ascii="Arial" w:hAnsi="Arial" w:cs="Arial"/>
+          <w:sz w:val="25"/>
+          <w:szCs w:val="25"/>
+          <w:shd w:val="clear" w:color="auto" w:fill="FFFFFF"/>
+        </w:rPr>
+      </w:pPr>
+    </w:p>
+    <w:p>
+      <w:pPr>
+        <w:spacing w:after="0"/>
+        <w:rPr>
+          <w:rFonts w:ascii="Arial" w:hAnsi="Arial" w:cs="Arial"/>
+          <w:sz w:val="25"/>
+          <w:szCs w:val="25"/>
+          <w:shd w:val="clear" w:color="auto" w:fill="FFFFFF"/>
+        </w:rPr>
+      </w:pPr>
+    </w:p>
+    <w:p>
+      <w:pPr>
+        <w:spacing w:after="0"/>
+        <w:rPr>
+          <w:rFonts w:ascii="Arial" w:hAnsi="Arial" w:cs="Arial"/>
+          <w:sz w:val="25"/>
+          <w:szCs w:val="25"/>
+          <w:shd w:val="clear" w:color="auto" w:fill="FFFFFF"/>
+        </w:rPr>
+      </w:pPr>
+    </w:p>
+    <w:p>
+      <w:pPr>
+        <w:spacing w:after="0"/>
+        <w:rPr>
+          <w:rFonts w:ascii="Arial" w:hAnsi="Arial" w:cs="Arial"/>
+          <w:sz w:val="25"/>
+          <w:szCs w:val="25"/>
+          <w:shd w:val="clear" w:color="auto" w:fill="FFFFFF"/>
+        </w:rPr>
+      </w:pPr>
+    </w:p>
+    <w:p>
+      <w:pPr>
+        <w:spacing w:after="0"/>
+        <w:rPr>
+          <w:rFonts w:ascii="Arial" w:hAnsi="Arial" w:cs="Arial"/>
+          <w:sz w:val="25"/>
+          <w:szCs w:val="25"/>
+          <w:shd w:val="clear" w:color="auto" w:fill="FFFFFF"/>
+        </w:rPr>
+      </w:pPr>
+    </w:p>
+    <w:p>
+      <w:pPr>
+        <w:spacing w:after="0"/>
+        <w:rPr>
+          <w:rFonts w:ascii="Arial" w:hAnsi="Arial" w:cs="Arial"/>
+          <w:sz w:val="25"/>
+          <w:szCs w:val="25"/>
+          <w:shd w:val="clear" w:color="auto" w:fill="FFFFFF"/>
+        </w:rPr>
+      </w:pPr>
+    </w:p>
+    <w:p>
+      <w:pPr>
+        <w:spacing w:after="0"/>
+        <w:rPr>
+          <w:rFonts w:ascii="Arial" w:hAnsi="Arial" w:cs="Arial"/>
+          <w:sz w:val="25"/>
+          <w:szCs w:val="25"/>
+          <w:shd w:val="clear" w:color="auto" w:fill="FFFFFF"/>
+        </w:rPr>
+      </w:pPr>
+    </w:p>
+    <w:p>
+      <w:pPr>
+        <w:spacing w:after="0"/>
+        <w:rPr>
+          <w:rFonts w:ascii="Arial" w:hAnsi="Arial" w:cs="Arial"/>
+          <w:sz w:val="25"/>
+          <w:szCs w:val="25"/>
+          <w:shd w:val="clear" w:color="auto" w:fill="FFFFFF"/>
+        </w:rPr>
+      </w:pPr>
+    </w:p>
+    <w:p>
+      <w:pPr>
+        <w:spacing w:after="0"/>
+        <w:rPr>
+          <w:rFonts w:ascii="Arial" w:hAnsi="Arial" w:cs="Arial"/>
+          <w:sz w:val="25"/>
+          <w:szCs w:val="25"/>
+          <w:shd w:val="clear" w:color="auto" w:fill="FFFFFF"/>
+        </w:rPr>
+      </w:pPr>
+    </w:p>
+    <w:p>
+      <w:pPr>
+        <w:spacing w:after="0"/>
+        <w:rPr>
+          <w:rFonts w:ascii="Arial" w:hAnsi="Arial" w:cs="Arial"/>
+          <w:sz w:val="25"/>
+          <w:szCs w:val="25"/>
+          <w:shd w:val="clear" w:color="auto" w:fill="FFFFFF"/>
+        </w:rPr>
+      </w:pPr>
+      <w:r>
+        <w:rPr>
+          <w:rFonts w:ascii="Arial" w:hAnsi="Arial" w:cs="Arial"/>
+          <w:sz w:val="25"/>
+          <w:szCs w:val="25"/>
+          <w:shd w:val="clear" w:color="auto" w:fill="FFFFFF"/>
+        </w:rPr>
+        <w:br w:type="page"/>
+      </w:r>
+    </w:p>
+    <w:p>
+      <w:pPr>
+        <w:spacing w:after="0"/>
+        <w:rPr>
+          <w:rFonts w:ascii="Arial" w:hAnsi="Arial" w:cs="Arial"/>
+          <w:sz w:val="25"/>
+          <w:szCs w:val="25"/>
+          <w:shd w:val="clear" w:color="auto" w:fill="FFFFFF"/>
+        </w:rPr>
+      </w:pPr>
+      <w:r>
+        <w:rPr>
+          <w:rFonts w:ascii="Arial" w:hAnsi="Arial" w:cs="Arial"/>
+          <w:sz w:val="25"/>
+          <w:szCs w:val="25"/>
+          <w:shd w:val="clear" w:color="auto" w:fill="FFFFFF"/>
+        </w:rPr>
+        <w:lastRenderedPageBreak/>
         <w:t>2. Introduction (short, ~1 paragraph)</w:t>
       </w:r>
     </w:p>
     <w:p>
       <w:pPr>
-        <w:rPr>
-          <w:rFonts w:ascii="Arial" w:hAnsi="Arial" w:cs="Arial"/>
-          <w:sz w:val="25"/>
-          <w:szCs w:val="25"/>
-          <w:shd w:val="clear" w:color="auto" w:fill="FFFFFF"/>
-        </w:rPr>
-      </w:pPr>
-    </w:p>
-    <w:p>
-      <w:pPr>
+        <w:spacing w:after="0"/>
+        <w:rPr>
+          <w:rFonts w:ascii="Arial" w:hAnsi="Arial" w:cs="Arial"/>
+          <w:sz w:val="25"/>
+          <w:szCs w:val="25"/>
+          <w:shd w:val="clear" w:color="auto" w:fill="FFFFFF"/>
+        </w:rPr>
+      </w:pPr>
+    </w:p>
+    <w:p>
+      <w:pPr>
+        <w:spacing w:after="0"/>
         <w:rPr>
           <w:rFonts w:ascii="Arial" w:hAnsi="Arial" w:cs="Arial"/>
           <w:sz w:val="25"/>
@@ -415,6 +453,7 @@
     </w:p>
     <w:p>
       <w:pPr>
+        <w:spacing w:after="0"/>
         <w:rPr>
           <w:rFonts w:ascii="Arial" w:hAnsi="Arial" w:cs="Arial"/>
           <w:sz w:val="25"/>
@@ -434,13 +473,140 @@
     </w:p>
     <w:p>
       <w:pPr>
-        <w:rPr>
-          <w:rFonts w:ascii="Arial" w:hAnsi="Arial" w:cs="Arial"/>
-          <w:sz w:val="25"/>
-          <w:szCs w:val="25"/>
-          <w:shd w:val="clear" w:color="auto" w:fill="FFFFFF"/>
-        </w:rPr>
-      </w:pPr>
+        <w:spacing w:after="0"/>
+        <w:rPr>
+          <w:rFonts w:ascii="Arial" w:hAnsi="Arial" w:cs="Arial"/>
+          <w:sz w:val="25"/>
+          <w:szCs w:val="25"/>
+          <w:shd w:val="clear" w:color="auto" w:fill="FFFFFF"/>
+        </w:rPr>
+      </w:pPr>
+    </w:p>
+    <w:p>
+      <w:pPr>
+        <w:spacing w:after="0"/>
+        <w:jc w:val="both"/>
+        <w:rPr>
+          <w:rFonts w:ascii="Arial" w:hAnsi="Arial" w:cs="Arial"/>
+          <w:sz w:val="25"/>
+          <w:szCs w:val="25"/>
+          <w:shd w:val="clear" w:color="auto" w:fill="FFFFFF"/>
+        </w:rPr>
+      </w:pPr>
+      <w:r>
+        <w:rPr>
+          <w:rFonts w:ascii="Arial" w:hAnsi="Arial" w:cs="Arial"/>
+          <w:sz w:val="25"/>
+          <w:szCs w:val="25"/>
+          <w:shd w:val="clear" w:color="auto" w:fill="FFFFFF"/>
+        </w:rPr>
+        <w:t>This assignment implements a neural network classifier for the fashion-MNIST dataset. T</w:t>
+      </w:r>
+      <w:r>
+        <w:rPr>
+          <w:rFonts w:ascii="Arial" w:hAnsi="Arial" w:cs="Arial"/>
+          <w:sz w:val="25"/>
+          <w:szCs w:val="25"/>
+          <w:shd w:val="clear" w:color="auto" w:fill="FFFFFF"/>
+        </w:rPr>
+        <w:t>his</w:t>
+      </w:r>
+      <w:r>
+        <w:rPr>
+          <w:rFonts w:ascii="Arial" w:hAnsi="Arial" w:cs="Arial"/>
+          <w:sz w:val="25"/>
+          <w:szCs w:val="25"/>
+          <w:shd w:val="clear" w:color="auto" w:fill="FFFFFF"/>
+        </w:rPr>
+        <w:t xml:space="preserve"> data set contains 60,000 training images and 10,000 test images. The images are 28x28 pixels and are all grayscale, with 10 clothing classes. </w:t>
+      </w:r>
+      <w:proofErr w:type="spellStart"/>
+      <w:r>
+        <w:rPr>
+          <w:rFonts w:ascii="Arial" w:hAnsi="Arial" w:cs="Arial"/>
+          <w:sz w:val="25"/>
+          <w:szCs w:val="25"/>
+          <w:shd w:val="clear" w:color="auto" w:fill="FFFFFF"/>
+        </w:rPr>
+        <w:t>NumPy</w:t>
+      </w:r>
+      <w:proofErr w:type="spellEnd"/>
+      <w:r>
+        <w:rPr>
+          <w:rFonts w:ascii="Arial" w:hAnsi="Arial" w:cs="Arial"/>
+          <w:sz w:val="25"/>
+          <w:szCs w:val="25"/>
+          <w:shd w:val="clear" w:color="auto" w:fill="FFFFFF"/>
+        </w:rPr>
+        <w:t xml:space="preserve"> and the </w:t>
+      </w:r>
+      <w:proofErr w:type="spellStart"/>
+      <w:r>
+        <w:rPr>
+          <w:rFonts w:ascii="Arial" w:hAnsi="Arial" w:cs="Arial"/>
+          <w:sz w:val="25"/>
+          <w:szCs w:val="25"/>
+          <w:shd w:val="clear" w:color="auto" w:fill="FFFFFF"/>
+        </w:rPr>
+        <w:t>autograd</w:t>
+      </w:r>
+      <w:proofErr w:type="spellEnd"/>
+      <w:r>
+        <w:rPr>
+          <w:rFonts w:ascii="Arial" w:hAnsi="Arial" w:cs="Arial"/>
+          <w:sz w:val="25"/>
+          <w:szCs w:val="25"/>
+          <w:shd w:val="clear" w:color="auto" w:fill="FFFFFF"/>
+        </w:rPr>
+        <w:t xml:space="preserve"> library for automatic </w:t>
+      </w:r>
+      <w:r>
+        <w:rPr>
+          <w:rFonts w:ascii="Arial" w:hAnsi="Arial" w:cs="Arial"/>
+          <w:sz w:val="25"/>
+          <w:szCs w:val="25"/>
+          <w:shd w:val="clear" w:color="auto" w:fill="FFFFFF"/>
+        </w:rPr>
+        <w:t>differentiation were used in the coding of this assignment. Three network depths are implemented</w:t>
+      </w:r>
+      <w:r>
+        <w:rPr>
+          <w:rFonts w:ascii="Arial" w:hAnsi="Arial" w:cs="Arial"/>
+          <w:sz w:val="25"/>
+          <w:szCs w:val="25"/>
+          <w:shd w:val="clear" w:color="auto" w:fill="FFFFFF"/>
+        </w:rPr>
+        <w:t xml:space="preserve"> for this task</w:t>
+      </w:r>
+      <w:r>
+        <w:rPr>
+          <w:rFonts w:ascii="Arial" w:hAnsi="Arial" w:cs="Arial"/>
+          <w:sz w:val="25"/>
+          <w:szCs w:val="25"/>
+          <w:shd w:val="clear" w:color="auto" w:fill="FFFFFF"/>
+        </w:rPr>
+        <w:t xml:space="preserve">, a </w:t>
+      </w:r>
+      <w:proofErr w:type="spellStart"/>
+      <w:r>
+        <w:rPr>
+          <w:rFonts w:ascii="Arial" w:hAnsi="Arial" w:cs="Arial"/>
+          <w:sz w:val="25"/>
+          <w:szCs w:val="25"/>
+          <w:shd w:val="clear" w:color="auto" w:fill="FFFFFF"/>
+        </w:rPr>
+        <w:t>softmax</w:t>
+      </w:r>
+      <w:proofErr w:type="spellEnd"/>
+      <w:r>
+        <w:rPr>
+          <w:rFonts w:ascii="Arial" w:hAnsi="Arial" w:cs="Arial"/>
+          <w:sz w:val="25"/>
+          <w:szCs w:val="25"/>
+          <w:shd w:val="clear" w:color="auto" w:fill="FFFFFF"/>
+        </w:rPr>
+        <w:t xml:space="preserve"> regression classifier (784-10), a two-layer MLP with a sigmoid hidden layer (784-30-10), and a three layer MLP with two sigmoid hidden layers (784-30-30-10), tested both with and without a residual connection between the two hidden layers. The goal is to compare how architecture depth, dataset size, learning rate, and mini-batch size each affect training dynamics and final classification accuracy.</w:t>
+      </w:r>
       <w:r>
         <w:rPr>
           <w:rFonts w:ascii="Arial" w:hAnsi="Arial" w:cs="Arial"/>
@@ -453,6 +619,7 @@
     </w:p>
     <w:p>
       <w:pPr>
+        <w:spacing w:after="0"/>
         <w:rPr>
           <w:rFonts w:ascii="Arial" w:hAnsi="Arial" w:cs="Arial"/>
           <w:sz w:val="25"/>
@@ -473,16 +640,18 @@
     </w:p>
     <w:p>
       <w:pPr>
-        <w:rPr>
-          <w:rFonts w:ascii="Arial" w:hAnsi="Arial" w:cs="Arial"/>
-          <w:sz w:val="25"/>
-          <w:szCs w:val="25"/>
-          <w:shd w:val="clear" w:color="auto" w:fill="FFFFFF"/>
-        </w:rPr>
-      </w:pPr>
-    </w:p>
-    <w:p>
-      <w:pPr>
+        <w:spacing w:after="0"/>
+        <w:rPr>
+          <w:rFonts w:ascii="Arial" w:hAnsi="Arial" w:cs="Arial"/>
+          <w:sz w:val="25"/>
+          <w:szCs w:val="25"/>
+          <w:shd w:val="clear" w:color="auto" w:fill="FFFFFF"/>
+        </w:rPr>
+      </w:pPr>
+    </w:p>
+    <w:p>
+      <w:pPr>
+        <w:spacing w:after="0"/>
         <w:rPr>
           <w:rFonts w:ascii="Arial" w:hAnsi="Arial" w:cs="Arial"/>
           <w:sz w:val="25"/>
@@ -522,6 +691,7 @@
     </w:p>
     <w:p>
       <w:pPr>
+        <w:spacing w:after="0"/>
         <w:rPr>
           <w:rFonts w:ascii="Arial" w:hAnsi="Arial" w:cs="Arial"/>
           <w:sz w:val="25"/>
@@ -541,6 +711,7 @@
     </w:p>
     <w:p>
       <w:pPr>
+        <w:spacing w:after="0"/>
         <w:rPr>
           <w:rFonts w:ascii="Arial" w:hAnsi="Arial" w:cs="Arial"/>
           <w:sz w:val="25"/>
@@ -640,6 +811,7 @@
     </w:p>
     <w:p>
       <w:pPr>
+        <w:spacing w:after="0"/>
         <w:rPr>
           <w:rFonts w:ascii="Arial" w:hAnsi="Arial" w:cs="Arial"/>
           <w:sz w:val="25"/>
@@ -781,6 +953,7 @@
     </w:p>
     <w:p>
       <w:pPr>
+        <w:spacing w:after="0"/>
         <w:rPr>
           <w:rFonts w:ascii="Arial" w:hAnsi="Arial" w:cs="Arial"/>
           <w:sz w:val="25"/>
@@ -880,13 +1053,1913 @@
     </w:p>
     <w:p>
       <w:pPr>
-        <w:rPr>
-          <w:rFonts w:ascii="Arial" w:hAnsi="Arial" w:cs="Arial"/>
-          <w:sz w:val="25"/>
-          <w:szCs w:val="25"/>
-          <w:shd w:val="clear" w:color="auto" w:fill="FFFFFF"/>
-        </w:rPr>
-      </w:pPr>
+        <w:spacing w:after="0"/>
+        <w:rPr>
+          <w:rFonts w:ascii="Arial" w:hAnsi="Arial" w:cs="Arial"/>
+          <w:sz w:val="25"/>
+          <w:szCs w:val="25"/>
+          <w:shd w:val="clear" w:color="auto" w:fill="FFFFFF"/>
+        </w:rPr>
+      </w:pPr>
+    </w:p>
+    <w:p>
+      <w:pPr>
+        <w:spacing w:after="0"/>
+        <w:rPr>
+          <w:rFonts w:ascii="Arial" w:hAnsi="Arial" w:cs="Arial"/>
+          <w:sz w:val="25"/>
+          <w:szCs w:val="25"/>
+          <w:shd w:val="clear" w:color="auto" w:fill="FFFFFF"/>
+        </w:rPr>
+      </w:pPr>
+    </w:p>
+    <w:p>
+      <w:pPr>
+        <w:spacing w:after="0"/>
+        <w:jc w:val="both"/>
+        <w:rPr>
+          <w:rFonts w:ascii="Arial" w:hAnsi="Arial" w:cs="Arial"/>
+          <w:sz w:val="25"/>
+          <w:szCs w:val="25"/>
+          <w:shd w:val="clear" w:color="auto" w:fill="FFFFFF"/>
+        </w:rPr>
+      </w:pPr>
+      <w:r>
+        <w:rPr>
+          <w:rFonts w:ascii="Arial" w:hAnsi="Arial" w:cs="Arial"/>
+          <w:sz w:val="25"/>
+          <w:szCs w:val="25"/>
+          <w:shd w:val="clear" w:color="auto" w:fill="FFFFFF"/>
+        </w:rPr>
+        <w:t>Four netwo</w:t>
+      </w:r>
+      <w:r>
+        <w:rPr>
+          <w:rFonts w:ascii="Arial" w:hAnsi="Arial" w:cs="Arial"/>
+          <w:sz w:val="25"/>
+          <w:szCs w:val="25"/>
+          <w:shd w:val="clear" w:color="auto" w:fill="FFFFFF"/>
+        </w:rPr>
+        <w:t>r</w:t>
+      </w:r>
+      <w:r>
+        <w:rPr>
+          <w:rFonts w:ascii="Arial" w:hAnsi="Arial" w:cs="Arial"/>
+          <w:sz w:val="25"/>
+          <w:szCs w:val="25"/>
+          <w:shd w:val="clear" w:color="auto" w:fill="FFFFFF"/>
+        </w:rPr>
+        <w:t xml:space="preserve">k architectures are implemented in nn.py; </w:t>
+      </w:r>
+      <w:proofErr w:type="spellStart"/>
+      <w:r>
+        <w:rPr>
+          <w:rFonts w:ascii="Arial" w:hAnsi="Arial" w:cs="Arial"/>
+          <w:sz w:val="25"/>
+          <w:szCs w:val="25"/>
+          <w:shd w:val="clear" w:color="auto" w:fill="FFFFFF"/>
+        </w:rPr>
+        <w:t>LInearClassifier</w:t>
+      </w:r>
+      <w:proofErr w:type="spellEnd"/>
+      <w:r>
+        <w:rPr>
+          <w:rFonts w:ascii="Arial" w:hAnsi="Arial" w:cs="Arial"/>
+          <w:sz w:val="25"/>
+          <w:szCs w:val="25"/>
+          <w:shd w:val="clear" w:color="auto" w:fill="FFFFFF"/>
+        </w:rPr>
+        <w:t xml:space="preserve"> (784-10, no hidden layer), </w:t>
+      </w:r>
+      <w:proofErr w:type="spellStart"/>
+      <w:r>
+        <w:rPr>
+          <w:rFonts w:ascii="Arial" w:hAnsi="Arial" w:cs="Arial"/>
+          <w:sz w:val="25"/>
+          <w:szCs w:val="25"/>
+          <w:shd w:val="clear" w:color="auto" w:fill="FFFFFF"/>
+        </w:rPr>
+        <w:t>TwoLayerMLP</w:t>
+      </w:r>
+      <w:proofErr w:type="spellEnd"/>
+      <w:r>
+        <w:rPr>
+          <w:rFonts w:ascii="Arial" w:hAnsi="Arial" w:cs="Arial"/>
+          <w:sz w:val="25"/>
+          <w:szCs w:val="25"/>
+          <w:shd w:val="clear" w:color="auto" w:fill="FFFFFF"/>
+        </w:rPr>
+        <w:t xml:space="preserve"> (784-30-10, one sigmoid hidden layer), and </w:t>
+      </w:r>
+      <w:proofErr w:type="spellStart"/>
+      <w:r>
+        <w:rPr>
+          <w:rFonts w:ascii="Arial" w:hAnsi="Arial" w:cs="Arial"/>
+          <w:sz w:val="25"/>
+          <w:szCs w:val="25"/>
+          <w:shd w:val="clear" w:color="auto" w:fill="FFFFFF"/>
+        </w:rPr>
+        <w:t>ThreeLayerMLP</w:t>
+      </w:r>
+      <w:proofErr w:type="spellEnd"/>
+      <w:r>
+        <w:rPr>
+          <w:rFonts w:ascii="Arial" w:hAnsi="Arial" w:cs="Arial"/>
+          <w:sz w:val="25"/>
+          <w:szCs w:val="25"/>
+          <w:shd w:val="clear" w:color="auto" w:fill="FFFFFF"/>
+        </w:rPr>
+        <w:t xml:space="preserve"> (784-30-30-10, two sigmoid hidden layers), </w:t>
+      </w:r>
+      <w:r>
+        <w:rPr>
+          <w:rFonts w:ascii="Arial" w:hAnsi="Arial" w:cs="Arial"/>
+          <w:sz w:val="25"/>
+          <w:szCs w:val="25"/>
+          <w:shd w:val="clear" w:color="auto" w:fill="FFFFFF"/>
+        </w:rPr>
+        <w:t xml:space="preserve">which can be </w:t>
+      </w:r>
+      <w:r>
+        <w:rPr>
+          <w:rFonts w:ascii="Arial" w:hAnsi="Arial" w:cs="Arial"/>
+          <w:sz w:val="25"/>
+          <w:szCs w:val="25"/>
+          <w:shd w:val="clear" w:color="auto" w:fill="FFFFFF"/>
+        </w:rPr>
+        <w:t>instantiated</w:t>
+      </w:r>
+      <w:r>
+        <w:rPr>
+          <w:rFonts w:ascii="Arial" w:hAnsi="Arial" w:cs="Arial"/>
+          <w:sz w:val="25"/>
+          <w:szCs w:val="25"/>
+          <w:shd w:val="clear" w:color="auto" w:fill="FFFFFF"/>
+        </w:rPr>
+        <w:t xml:space="preserve"> either without a residual connection or with one enabled via a </w:t>
+      </w:r>
+      <w:proofErr w:type="spellStart"/>
+      <w:r>
+        <w:rPr>
+          <w:rFonts w:ascii="Arial" w:hAnsi="Arial" w:cs="Arial"/>
+          <w:sz w:val="25"/>
+          <w:szCs w:val="25"/>
+          <w:shd w:val="clear" w:color="auto" w:fill="FFFFFF"/>
+        </w:rPr>
+        <w:t>use_residual</w:t>
+      </w:r>
+      <w:proofErr w:type="spellEnd"/>
+      <w:r>
+        <w:rPr>
+          <w:rFonts w:ascii="Arial" w:hAnsi="Arial" w:cs="Arial"/>
+          <w:sz w:val="25"/>
+          <w:szCs w:val="25"/>
+          <w:shd w:val="clear" w:color="auto" w:fill="FFFFFF"/>
+        </w:rPr>
+        <w:t xml:space="preserve"> flag. Every hidden layer in these networks uses the sigmoid activation function, </w:t>
+      </w:r>
+      <w:proofErr w:type="gramStart"/>
+      <w:r>
+        <w:rPr>
+          <w:rFonts w:ascii="Arial" w:hAnsi="Arial" w:cs="Arial"/>
+          <w:sz w:val="25"/>
+          <w:szCs w:val="25"/>
+          <w:shd w:val="clear" w:color="auto" w:fill="FFFFFF"/>
+        </w:rPr>
+        <w:t>sigmoid(</w:t>
+      </w:r>
+      <w:proofErr w:type="gramEnd"/>
+      <w:r>
+        <w:rPr>
+          <w:rFonts w:ascii="Arial" w:hAnsi="Arial" w:cs="Arial"/>
+          <w:sz w:val="25"/>
+          <w:szCs w:val="25"/>
+          <w:shd w:val="clear" w:color="auto" w:fill="FFFFFF"/>
+        </w:rPr>
+        <w:t xml:space="preserve">z) = 1 / (1 + exp(-z)), while the output layer produces raw </w:t>
+      </w:r>
+      <w:proofErr w:type="spellStart"/>
+      <w:r>
+        <w:rPr>
+          <w:rFonts w:ascii="Arial" w:hAnsi="Arial" w:cs="Arial"/>
+          <w:sz w:val="25"/>
+          <w:szCs w:val="25"/>
+          <w:shd w:val="clear" w:color="auto" w:fill="FFFFFF"/>
+        </w:rPr>
+        <w:t>logits</w:t>
+      </w:r>
+      <w:proofErr w:type="spellEnd"/>
+      <w:r>
+        <w:rPr>
+          <w:rFonts w:ascii="Arial" w:hAnsi="Arial" w:cs="Arial"/>
+          <w:sz w:val="25"/>
+          <w:szCs w:val="25"/>
+          <w:shd w:val="clear" w:color="auto" w:fill="FFFFFF"/>
+        </w:rPr>
+        <w:t xml:space="preserve"> with no activation applied inside forward(); </w:t>
+      </w:r>
+      <w:proofErr w:type="spellStart"/>
+      <w:r>
+        <w:rPr>
+          <w:rFonts w:ascii="Arial" w:hAnsi="Arial" w:cs="Arial"/>
+          <w:sz w:val="25"/>
+          <w:szCs w:val="25"/>
+          <w:shd w:val="clear" w:color="auto" w:fill="FFFFFF"/>
+        </w:rPr>
+        <w:t>softmax</w:t>
+      </w:r>
+      <w:proofErr w:type="spellEnd"/>
+      <w:r>
+        <w:rPr>
+          <w:rFonts w:ascii="Arial" w:hAnsi="Arial" w:cs="Arial"/>
+          <w:sz w:val="25"/>
+          <w:szCs w:val="25"/>
+          <w:shd w:val="clear" w:color="auto" w:fill="FFFFFF"/>
+        </w:rPr>
+        <w:t xml:space="preserve"> is applied afterwards, both when predict() converts </w:t>
+      </w:r>
+      <w:proofErr w:type="spellStart"/>
+      <w:r>
+        <w:rPr>
+          <w:rFonts w:ascii="Arial" w:hAnsi="Arial" w:cs="Arial"/>
+          <w:sz w:val="25"/>
+          <w:szCs w:val="25"/>
+          <w:shd w:val="clear" w:color="auto" w:fill="FFFFFF"/>
+        </w:rPr>
+        <w:t>logits</w:t>
+      </w:r>
+      <w:proofErr w:type="spellEnd"/>
+      <w:r>
+        <w:rPr>
+          <w:rFonts w:ascii="Arial" w:hAnsi="Arial" w:cs="Arial"/>
+          <w:sz w:val="25"/>
+          <w:szCs w:val="25"/>
+          <w:shd w:val="clear" w:color="auto" w:fill="FFFFFF"/>
+        </w:rPr>
+        <w:t xml:space="preserve"> to </w:t>
+      </w:r>
+      <w:r>
+        <w:rPr>
+          <w:rFonts w:ascii="Arial" w:hAnsi="Arial" w:cs="Arial"/>
+          <w:sz w:val="25"/>
+          <w:szCs w:val="25"/>
+          <w:shd w:val="clear" w:color="auto" w:fill="FFFFFF"/>
+        </w:rPr>
+        <w:t xml:space="preserve">a chosen class and inside the </w:t>
+      </w:r>
+      <w:r>
+        <w:rPr>
+          <w:rFonts w:ascii="Arial" w:hAnsi="Arial" w:cs="Arial"/>
+          <w:sz w:val="25"/>
+          <w:szCs w:val="25"/>
+          <w:shd w:val="clear" w:color="auto" w:fill="FFFFFF"/>
+        </w:rPr>
+        <w:t xml:space="preserve">loss function when converting </w:t>
+      </w:r>
+      <w:proofErr w:type="spellStart"/>
+      <w:r>
+        <w:rPr>
+          <w:rFonts w:ascii="Arial" w:hAnsi="Arial" w:cs="Arial"/>
+          <w:sz w:val="25"/>
+          <w:szCs w:val="25"/>
+          <w:shd w:val="clear" w:color="auto" w:fill="FFFFFF"/>
+        </w:rPr>
+        <w:t>logits</w:t>
+      </w:r>
+      <w:proofErr w:type="spellEnd"/>
+      <w:r>
+        <w:rPr>
+          <w:rFonts w:ascii="Arial" w:hAnsi="Arial" w:cs="Arial"/>
+          <w:sz w:val="25"/>
+          <w:szCs w:val="25"/>
+          <w:shd w:val="clear" w:color="auto" w:fill="FFFFFF"/>
+        </w:rPr>
+        <w:t xml:space="preserve"> to probabilities for cross-entropy.</w:t>
+      </w:r>
+      <w:r>
+        <w:rPr>
+          <w:rFonts w:ascii="Arial" w:hAnsi="Arial" w:cs="Arial"/>
+          <w:sz w:val="25"/>
+          <w:szCs w:val="25"/>
+          <w:shd w:val="clear" w:color="auto" w:fill="FFFFFF"/>
+        </w:rPr>
+        <w:t xml:space="preserve"> This satisfies the assignment’s requirement to choose an activation function for the three-layer network’s hidden layers.</w:t>
+      </w:r>
+    </w:p>
+    <w:p>
+      <w:pPr>
+        <w:spacing w:after="0"/>
+        <w:jc w:val="both"/>
+        <w:rPr>
+          <w:rFonts w:ascii="Arial" w:hAnsi="Arial" w:cs="Arial"/>
+          <w:sz w:val="25"/>
+          <w:szCs w:val="25"/>
+          <w:shd w:val="clear" w:color="auto" w:fill="FFFFFF"/>
+        </w:rPr>
+      </w:pPr>
+    </w:p>
+    <w:p>
+      <w:pPr>
+        <w:spacing w:after="0"/>
+        <w:jc w:val="both"/>
+        <w:rPr>
+          <w:rFonts w:ascii="Arial" w:hAnsi="Arial" w:cs="Arial"/>
+          <w:sz w:val="25"/>
+          <w:szCs w:val="25"/>
+          <w:shd w:val="clear" w:color="auto" w:fill="FFFFFF"/>
+        </w:rPr>
+      </w:pPr>
+      <w:r>
+        <w:rPr>
+          <w:rFonts w:ascii="Arial" w:hAnsi="Arial" w:cs="Arial"/>
+          <w:sz w:val="25"/>
+          <w:szCs w:val="25"/>
+          <w:shd w:val="clear" w:color="auto" w:fill="FFFFFF"/>
+        </w:rPr>
+        <w:t xml:space="preserve">The forward pass for the three-layer network computes two linear-plus-sigmoid transformations followed by one final linear transformation: z1 = X @ W1 + b1 followed by h1 = sigmoid(z1); then z2 = h1 @ W2 + b2 followed by h2_raw </w:t>
+      </w:r>
+      <w:r>
+        <w:rPr>
+          <w:rFonts w:ascii="Arial" w:hAnsi="Arial" w:cs="Arial"/>
+          <w:sz w:val="25"/>
+          <w:szCs w:val="25"/>
+          <w:shd w:val="clear" w:color="auto" w:fill="FFFFFF"/>
+        </w:rPr>
+        <w:t xml:space="preserve">= sigmoid(z2); and finally z3 = h2 @ W3 + b3, which are the output </w:t>
+      </w:r>
+      <w:proofErr w:type="spellStart"/>
+      <w:r>
+        <w:rPr>
+          <w:rFonts w:ascii="Arial" w:hAnsi="Arial" w:cs="Arial"/>
+          <w:sz w:val="25"/>
+          <w:szCs w:val="25"/>
+          <w:shd w:val="clear" w:color="auto" w:fill="FFFFFF"/>
+        </w:rPr>
+        <w:t>logits</w:t>
+      </w:r>
+      <w:proofErr w:type="spellEnd"/>
+      <w:r>
+        <w:rPr>
+          <w:rFonts w:ascii="Arial" w:hAnsi="Arial" w:cs="Arial"/>
+          <w:sz w:val="25"/>
+          <w:szCs w:val="25"/>
+          <w:shd w:val="clear" w:color="auto" w:fill="FFFFFF"/>
+        </w:rPr>
+        <w:t xml:space="preserve"> with</w:t>
+      </w:r>
+      <w:r>
+        <w:rPr>
+          <w:rFonts w:ascii="Arial" w:hAnsi="Arial" w:cs="Arial"/>
+          <w:sz w:val="25"/>
+          <w:szCs w:val="25"/>
+          <w:shd w:val="clear" w:color="auto" w:fill="FFFFFF"/>
+        </w:rPr>
+        <w:t xml:space="preserve"> no further activation applied. The two-layer and linear networks follow the same pattern with one and zero hidden stages respectively. When the residual connection is enabled, the output of the first hidden layer is added directly onto the </w:t>
+      </w:r>
+      <w:r>
+        <w:rPr>
+          <w:rFonts w:ascii="Arial" w:hAnsi="Arial" w:cs="Arial"/>
+          <w:sz w:val="25"/>
+          <w:szCs w:val="25"/>
+          <w:shd w:val="clear" w:color="auto" w:fill="FFFFFF"/>
+        </w:rPr>
+        <w:t xml:space="preserve">(already sigmoid-activated) </w:t>
+      </w:r>
+      <w:r>
+        <w:rPr>
+          <w:rFonts w:ascii="Arial" w:hAnsi="Arial" w:cs="Arial"/>
+          <w:sz w:val="25"/>
+          <w:szCs w:val="25"/>
+          <w:shd w:val="clear" w:color="auto" w:fill="FFFFFF"/>
+        </w:rPr>
+        <w:t xml:space="preserve">output of the second hidden layer before it continues to the output layer, i.e. h2 = h2_raw + h1 rather than h2 = h2_raw. This element-wise </w:t>
+      </w:r>
+      <w:r>
+        <w:rPr>
+          <w:rFonts w:ascii="Arial" w:hAnsi="Arial" w:cs="Arial"/>
+          <w:sz w:val="25"/>
+          <w:szCs w:val="25"/>
+          <w:shd w:val="clear" w:color="auto" w:fill="FFFFFF"/>
+        </w:rPr>
+        <w:lastRenderedPageBreak/>
+        <w:t>addition is only possible because h1 and h2_raw share an identical shape of (</w:t>
+      </w:r>
+      <w:proofErr w:type="spellStart"/>
+      <w:r>
+        <w:rPr>
+          <w:rFonts w:ascii="Arial" w:hAnsi="Arial" w:cs="Arial"/>
+          <w:sz w:val="25"/>
+          <w:szCs w:val="25"/>
+          <w:shd w:val="clear" w:color="auto" w:fill="FFFFFF"/>
+        </w:rPr>
+        <w:t>batch_size</w:t>
+      </w:r>
+      <w:proofErr w:type="spellEnd"/>
+      <w:r>
+        <w:rPr>
+          <w:rFonts w:ascii="Arial" w:hAnsi="Arial" w:cs="Arial"/>
+          <w:sz w:val="25"/>
+          <w:szCs w:val="25"/>
+          <w:shd w:val="clear" w:color="auto" w:fill="FFFFFF"/>
+        </w:rPr>
+        <w:t xml:space="preserve">, </w:t>
+      </w:r>
+      <w:proofErr w:type="spellStart"/>
+      <w:r>
+        <w:rPr>
+          <w:rFonts w:ascii="Arial" w:hAnsi="Arial" w:cs="Arial"/>
+          <w:sz w:val="25"/>
+          <w:szCs w:val="25"/>
+          <w:shd w:val="clear" w:color="auto" w:fill="FFFFFF"/>
+        </w:rPr>
+        <w:t>n_hidden</w:t>
+      </w:r>
+      <w:proofErr w:type="spellEnd"/>
+      <w:r>
+        <w:rPr>
+          <w:rFonts w:ascii="Arial" w:hAnsi="Arial" w:cs="Arial"/>
+          <w:sz w:val="25"/>
+          <w:szCs w:val="25"/>
+          <w:shd w:val="clear" w:color="auto" w:fill="FFFFFF"/>
+        </w:rPr>
+        <w:t xml:space="preserve">); for that reason </w:t>
+      </w:r>
+      <w:proofErr w:type="spellStart"/>
+      <w:r>
+        <w:rPr>
+          <w:rFonts w:ascii="Arial" w:hAnsi="Arial" w:cs="Arial"/>
+          <w:sz w:val="25"/>
+          <w:szCs w:val="25"/>
+          <w:shd w:val="clear" w:color="auto" w:fill="FFFFFF"/>
+        </w:rPr>
+        <w:t>ThreeLayerMLP</w:t>
+      </w:r>
+      <w:proofErr w:type="spellEnd"/>
+      <w:r>
+        <w:rPr>
+          <w:rFonts w:ascii="Arial" w:hAnsi="Arial" w:cs="Arial"/>
+          <w:sz w:val="25"/>
+          <w:szCs w:val="25"/>
+          <w:shd w:val="clear" w:color="auto" w:fill="FFFFFF"/>
+        </w:rPr>
+        <w:t xml:space="preserve"> raises a </w:t>
+      </w:r>
+      <w:proofErr w:type="spellStart"/>
+      <w:r>
+        <w:rPr>
+          <w:rFonts w:ascii="Arial" w:hAnsi="Arial" w:cs="Arial"/>
+          <w:sz w:val="25"/>
+          <w:szCs w:val="25"/>
+          <w:shd w:val="clear" w:color="auto" w:fill="FFFFFF"/>
+        </w:rPr>
+        <w:t>ValueError</w:t>
+      </w:r>
+      <w:proofErr w:type="spellEnd"/>
+      <w:r>
+        <w:rPr>
+          <w:rFonts w:ascii="Arial" w:hAnsi="Arial" w:cs="Arial"/>
+          <w:sz w:val="25"/>
+          <w:szCs w:val="25"/>
+          <w:shd w:val="clear" w:color="auto" w:fill="FFFFFF"/>
+        </w:rPr>
+        <w:t xml:space="preserve"> during initialization if n_hidden1 and n_hidden2 differ while </w:t>
+      </w:r>
+      <w:proofErr w:type="spellStart"/>
+      <w:r>
+        <w:rPr>
+          <w:rFonts w:ascii="Arial" w:hAnsi="Arial" w:cs="Arial"/>
+          <w:sz w:val="25"/>
+          <w:szCs w:val="25"/>
+          <w:shd w:val="clear" w:color="auto" w:fill="FFFFFF"/>
+        </w:rPr>
+        <w:t>use_residual</w:t>
+      </w:r>
+      <w:proofErr w:type="spellEnd"/>
+      <w:r>
+        <w:rPr>
+          <w:rFonts w:ascii="Arial" w:hAnsi="Arial" w:cs="Arial"/>
+          <w:sz w:val="25"/>
+          <w:szCs w:val="25"/>
+          <w:shd w:val="clear" w:color="auto" w:fill="FFFFFF"/>
+        </w:rPr>
+        <w:t xml:space="preserve"> is set to True. </w:t>
+      </w:r>
+      <w:r>
+        <w:rPr>
+          <w:rFonts w:ascii="Arial" w:hAnsi="Arial" w:cs="Arial"/>
+          <w:sz w:val="25"/>
+          <w:szCs w:val="25"/>
+          <w:shd w:val="clear" w:color="auto" w:fill="FFFFFF"/>
+        </w:rPr>
+        <w:t>Conceptually</w:t>
+      </w:r>
+      <w:r>
+        <w:rPr>
+          <w:rFonts w:ascii="Arial" w:hAnsi="Arial" w:cs="Arial"/>
+          <w:sz w:val="25"/>
+          <w:szCs w:val="25"/>
+          <w:shd w:val="clear" w:color="auto" w:fill="FFFFFF"/>
+        </w:rPr>
+        <w:t xml:space="preserve">, the skip </w:t>
+      </w:r>
+      <w:r>
+        <w:rPr>
+          <w:rFonts w:ascii="Arial" w:hAnsi="Arial" w:cs="Arial"/>
+          <w:sz w:val="25"/>
+          <w:szCs w:val="25"/>
+          <w:shd w:val="clear" w:color="auto" w:fill="FFFFFF"/>
+        </w:rPr>
+        <w:t xml:space="preserve">connection give gradients </w:t>
+      </w:r>
+      <w:r>
+        <w:rPr>
+          <w:rFonts w:ascii="Arial" w:hAnsi="Arial" w:cs="Arial"/>
+          <w:sz w:val="25"/>
+          <w:szCs w:val="25"/>
+          <w:shd w:val="clear" w:color="auto" w:fill="FFFFFF"/>
+        </w:rPr>
+        <w:t xml:space="preserve">(and the raw first-hidden layer) </w:t>
+      </w:r>
+      <w:r>
+        <w:rPr>
+          <w:rFonts w:ascii="Arial" w:hAnsi="Arial" w:cs="Arial"/>
+          <w:sz w:val="25"/>
+          <w:szCs w:val="25"/>
+          <w:shd w:val="clear" w:color="auto" w:fill="FFFFFF"/>
+        </w:rPr>
+        <w:t xml:space="preserve">an additive path into the second hidden layer that bypasses the second </w:t>
+      </w:r>
+      <w:proofErr w:type="spellStart"/>
+      <w:r>
+        <w:rPr>
+          <w:rFonts w:ascii="Arial" w:hAnsi="Arial" w:cs="Arial"/>
+          <w:sz w:val="25"/>
+          <w:szCs w:val="25"/>
+          <w:shd w:val="clear" w:color="auto" w:fill="FFFFFF"/>
+        </w:rPr>
+        <w:t>sigmoid’s</w:t>
+      </w:r>
+      <w:proofErr w:type="spellEnd"/>
+      <w:r>
+        <w:rPr>
+          <w:rFonts w:ascii="Arial" w:hAnsi="Arial" w:cs="Arial"/>
+          <w:sz w:val="25"/>
+          <w:szCs w:val="25"/>
+          <w:shd w:val="clear" w:color="auto" w:fill="FFFFFF"/>
+        </w:rPr>
+        <w:t xml:space="preserve"> own transformation entirely.</w:t>
+      </w:r>
+    </w:p>
+    <w:p>
+      <w:pPr>
+        <w:spacing w:after="0"/>
+        <w:jc w:val="both"/>
+        <w:rPr>
+          <w:rFonts w:ascii="Arial" w:hAnsi="Arial" w:cs="Arial"/>
+          <w:sz w:val="25"/>
+          <w:szCs w:val="25"/>
+          <w:shd w:val="clear" w:color="auto" w:fill="FFFFFF"/>
+        </w:rPr>
+      </w:pPr>
+    </w:p>
+    <w:p>
+      <w:pPr>
+        <w:spacing w:after="0"/>
+        <w:jc w:val="both"/>
+        <w:rPr>
+          <w:rFonts w:ascii="Arial" w:hAnsi="Arial" w:cs="Arial"/>
+          <w:sz w:val="25"/>
+          <w:szCs w:val="25"/>
+          <w:shd w:val="clear" w:color="auto" w:fill="FFFFFF"/>
+        </w:rPr>
+      </w:pPr>
+      <w:r>
+        <w:rPr>
+          <w:rFonts w:ascii="Arial" w:hAnsi="Arial" w:cs="Arial"/>
+          <w:sz w:val="25"/>
+          <w:szCs w:val="25"/>
+          <w:shd w:val="clear" w:color="auto" w:fill="FFFFFF"/>
+        </w:rPr>
+        <w:t xml:space="preserve">Cross-entropy loss is computed over </w:t>
+      </w:r>
+      <w:proofErr w:type="spellStart"/>
+      <w:r>
+        <w:rPr>
+          <w:rFonts w:ascii="Arial" w:hAnsi="Arial" w:cs="Arial"/>
+          <w:sz w:val="25"/>
+          <w:szCs w:val="25"/>
+          <w:shd w:val="clear" w:color="auto" w:fill="FFFFFF"/>
+        </w:rPr>
+        <w:t>softmax</w:t>
+      </w:r>
+      <w:proofErr w:type="spellEnd"/>
+      <w:r>
+        <w:rPr>
+          <w:rFonts w:ascii="Arial" w:hAnsi="Arial" w:cs="Arial"/>
+          <w:sz w:val="25"/>
+          <w:szCs w:val="25"/>
+          <w:shd w:val="clear" w:color="auto" w:fill="FFFFFF"/>
+        </w:rPr>
+        <w:t xml:space="preserve"> probabilities as loss = -</w:t>
+      </w:r>
+      <w:proofErr w:type="gramStart"/>
+      <w:r>
+        <w:rPr>
+          <w:rFonts w:ascii="Arial" w:hAnsi="Arial" w:cs="Arial"/>
+          <w:sz w:val="25"/>
+          <w:szCs w:val="25"/>
+          <w:shd w:val="clear" w:color="auto" w:fill="FFFFFF"/>
+        </w:rPr>
+        <w:t>mean(</w:t>
+      </w:r>
+      <w:proofErr w:type="gramEnd"/>
+      <w:r>
+        <w:rPr>
+          <w:rFonts w:ascii="Arial" w:hAnsi="Arial" w:cs="Arial"/>
+          <w:sz w:val="25"/>
+          <w:szCs w:val="25"/>
+          <w:shd w:val="clear" w:color="auto" w:fill="FFFFFF"/>
+        </w:rPr>
+        <w:t>sum(</w:t>
+      </w:r>
+      <w:proofErr w:type="spellStart"/>
+      <w:r>
+        <w:rPr>
+          <w:rFonts w:ascii="Arial" w:hAnsi="Arial" w:cs="Arial"/>
+          <w:sz w:val="25"/>
+          <w:szCs w:val="25"/>
+          <w:shd w:val="clear" w:color="auto" w:fill="FFFFFF"/>
+        </w:rPr>
+        <w:t>y_true</w:t>
+      </w:r>
+      <w:proofErr w:type="spellEnd"/>
+      <w:r>
+        <w:rPr>
+          <w:rFonts w:ascii="Arial" w:hAnsi="Arial" w:cs="Arial"/>
+          <w:sz w:val="25"/>
+          <w:szCs w:val="25"/>
+          <w:shd w:val="clear" w:color="auto" w:fill="FFFFFF"/>
+        </w:rPr>
+        <w:t xml:space="preserve"> * log(</w:t>
+      </w:r>
+      <w:proofErr w:type="spellStart"/>
+      <w:r>
+        <w:rPr>
+          <w:rFonts w:ascii="Arial" w:hAnsi="Arial" w:cs="Arial"/>
+          <w:sz w:val="25"/>
+          <w:szCs w:val="25"/>
+          <w:shd w:val="clear" w:color="auto" w:fill="FFFFFF"/>
+        </w:rPr>
+        <w:t>probs</w:t>
+      </w:r>
+      <w:proofErr w:type="spellEnd"/>
+      <w:r>
+        <w:rPr>
+          <w:rFonts w:ascii="Arial" w:hAnsi="Arial" w:cs="Arial"/>
+          <w:sz w:val="25"/>
+          <w:szCs w:val="25"/>
+          <w:shd w:val="clear" w:color="auto" w:fill="FFFFFF"/>
+        </w:rPr>
+        <w:t xml:space="preserve">), axis=1)), where </w:t>
+      </w:r>
+      <w:proofErr w:type="spellStart"/>
+      <w:r>
+        <w:rPr>
+          <w:rFonts w:ascii="Arial" w:hAnsi="Arial" w:cs="Arial"/>
+          <w:sz w:val="25"/>
+          <w:szCs w:val="25"/>
+          <w:shd w:val="clear" w:color="auto" w:fill="FFFFFF"/>
+        </w:rPr>
+        <w:t>probs</w:t>
+      </w:r>
+      <w:proofErr w:type="spellEnd"/>
+      <w:r>
+        <w:rPr>
+          <w:rFonts w:ascii="Arial" w:hAnsi="Arial" w:cs="Arial"/>
+          <w:sz w:val="25"/>
+          <w:szCs w:val="25"/>
+          <w:shd w:val="clear" w:color="auto" w:fill="FFFFFF"/>
+        </w:rPr>
+        <w:t xml:space="preserve"> = </w:t>
+      </w:r>
+      <w:proofErr w:type="spellStart"/>
+      <w:r>
+        <w:rPr>
+          <w:rFonts w:ascii="Arial" w:hAnsi="Arial" w:cs="Arial"/>
+          <w:sz w:val="25"/>
+          <w:szCs w:val="25"/>
+          <w:shd w:val="clear" w:color="auto" w:fill="FFFFFF"/>
+        </w:rPr>
+        <w:t>softmax</w:t>
+      </w:r>
+      <w:proofErr w:type="spellEnd"/>
+      <w:r>
+        <w:rPr>
+          <w:rFonts w:ascii="Arial" w:hAnsi="Arial" w:cs="Arial"/>
+          <w:sz w:val="25"/>
+          <w:szCs w:val="25"/>
+          <w:shd w:val="clear" w:color="auto" w:fill="FFFFFF"/>
+        </w:rPr>
+        <w:t>(</w:t>
+      </w:r>
+      <w:proofErr w:type="spellStart"/>
+      <w:r>
+        <w:rPr>
+          <w:rFonts w:ascii="Arial" w:hAnsi="Arial" w:cs="Arial"/>
+          <w:sz w:val="25"/>
+          <w:szCs w:val="25"/>
+          <w:shd w:val="clear" w:color="auto" w:fill="FFFFFF"/>
+        </w:rPr>
+        <w:t>logits</w:t>
+      </w:r>
+      <w:proofErr w:type="spellEnd"/>
+      <w:r>
+        <w:rPr>
+          <w:rFonts w:ascii="Arial" w:hAnsi="Arial" w:cs="Arial"/>
+          <w:sz w:val="25"/>
+          <w:szCs w:val="25"/>
+          <w:shd w:val="clear" w:color="auto" w:fill="FFFFFF"/>
+        </w:rPr>
+        <w:t>). The true labels,</w:t>
+      </w:r>
+      <w:r>
+        <w:rPr>
+          <w:rFonts w:ascii="Arial" w:hAnsi="Arial" w:cs="Arial"/>
+          <w:sz w:val="25"/>
+          <w:szCs w:val="25"/>
+          <w:shd w:val="clear" w:color="auto" w:fill="FFFFFF"/>
+        </w:rPr>
+        <w:t xml:space="preserve"> </w:t>
+      </w:r>
+      <w:proofErr w:type="spellStart"/>
+      <w:r>
+        <w:rPr>
+          <w:rFonts w:ascii="Arial" w:hAnsi="Arial" w:cs="Arial"/>
+          <w:sz w:val="25"/>
+          <w:szCs w:val="25"/>
+          <w:shd w:val="clear" w:color="auto" w:fill="FFFFFF"/>
+        </w:rPr>
+        <w:t>y_true</w:t>
+      </w:r>
+      <w:proofErr w:type="spellEnd"/>
+      <w:r>
+        <w:rPr>
+          <w:rFonts w:ascii="Arial" w:hAnsi="Arial" w:cs="Arial"/>
+          <w:sz w:val="25"/>
+          <w:szCs w:val="25"/>
+          <w:shd w:val="clear" w:color="auto" w:fill="FFFFFF"/>
+        </w:rPr>
+        <w:t>, must first be</w:t>
+      </w:r>
+      <w:r>
+        <w:rPr>
+          <w:rFonts w:ascii="Arial" w:hAnsi="Arial" w:cs="Arial"/>
+          <w:sz w:val="25"/>
+          <w:szCs w:val="25"/>
+          <w:shd w:val="clear" w:color="auto" w:fill="FFFFFF"/>
+        </w:rPr>
+        <w:t xml:space="preserve"> converted to one-hot vectors </w:t>
+      </w:r>
+      <w:r>
+        <w:rPr>
+          <w:rFonts w:ascii="Arial" w:hAnsi="Arial" w:cs="Arial"/>
+          <w:sz w:val="25"/>
+          <w:szCs w:val="25"/>
+          <w:shd w:val="clear" w:color="auto" w:fill="FFFFFF"/>
+        </w:rPr>
+        <w:t>b</w:t>
+      </w:r>
+      <w:r>
+        <w:rPr>
+          <w:rFonts w:ascii="Arial" w:hAnsi="Arial" w:cs="Arial"/>
+          <w:sz w:val="25"/>
+          <w:szCs w:val="25"/>
+          <w:shd w:val="clear" w:color="auto" w:fill="FFFFFF"/>
+        </w:rPr>
+        <w:t xml:space="preserve">y </w:t>
+      </w:r>
+      <w:proofErr w:type="spellStart"/>
+      <w:r>
+        <w:rPr>
+          <w:rFonts w:ascii="Arial" w:hAnsi="Arial" w:cs="Arial"/>
+          <w:sz w:val="25"/>
+          <w:szCs w:val="25"/>
+          <w:shd w:val="clear" w:color="auto" w:fill="FFFFFF"/>
+        </w:rPr>
+        <w:t>one_hot_encode</w:t>
+      </w:r>
+      <w:proofErr w:type="spellEnd"/>
+      <w:r>
+        <w:rPr>
+          <w:rFonts w:ascii="Arial" w:hAnsi="Arial" w:cs="Arial"/>
+          <w:sz w:val="25"/>
+          <w:szCs w:val="25"/>
+          <w:shd w:val="clear" w:color="auto" w:fill="FFFFFF"/>
+        </w:rPr>
+        <w:t xml:space="preserve">() </w:t>
+      </w:r>
+      <w:r>
+        <w:rPr>
+          <w:rFonts w:ascii="Arial" w:hAnsi="Arial" w:cs="Arial"/>
+          <w:sz w:val="25"/>
+          <w:szCs w:val="25"/>
+          <w:shd w:val="clear" w:color="auto" w:fill="FFFFFF"/>
+        </w:rPr>
+        <w:t xml:space="preserve">in </w:t>
+      </w:r>
+      <w:r>
+        <w:rPr>
+          <w:rFonts w:ascii="Arial" w:hAnsi="Arial" w:cs="Arial"/>
+          <w:sz w:val="25"/>
+          <w:szCs w:val="25"/>
+          <w:shd w:val="clear" w:color="auto" w:fill="FFFFFF"/>
+        </w:rPr>
+        <w:t>train.py so that the element-wise</w:t>
+      </w:r>
+      <w:r>
+        <w:rPr>
+          <w:rFonts w:ascii="Arial" w:hAnsi="Arial" w:cs="Arial"/>
+          <w:sz w:val="25"/>
+          <w:szCs w:val="25"/>
+          <w:shd w:val="clear" w:color="auto" w:fill="FFFFFF"/>
+        </w:rPr>
+        <w:t xml:space="preserve"> product </w:t>
+      </w:r>
+      <w:proofErr w:type="spellStart"/>
+      <w:r>
+        <w:rPr>
+          <w:rFonts w:ascii="Arial" w:hAnsi="Arial" w:cs="Arial"/>
+          <w:sz w:val="25"/>
+          <w:szCs w:val="25"/>
+          <w:shd w:val="clear" w:color="auto" w:fill="FFFFFF"/>
+        </w:rPr>
+        <w:t>y_true</w:t>
+      </w:r>
+      <w:proofErr w:type="spellEnd"/>
+      <w:r>
+        <w:rPr>
+          <w:rFonts w:ascii="Arial" w:hAnsi="Arial" w:cs="Arial"/>
+          <w:sz w:val="25"/>
+          <w:szCs w:val="25"/>
+          <w:shd w:val="clear" w:color="auto" w:fill="FFFFFF"/>
+        </w:rPr>
+        <w:t xml:space="preserve"> * log(</w:t>
+      </w:r>
+      <w:proofErr w:type="spellStart"/>
+      <w:r>
+        <w:rPr>
+          <w:rFonts w:ascii="Arial" w:hAnsi="Arial" w:cs="Arial"/>
+          <w:sz w:val="25"/>
+          <w:szCs w:val="25"/>
+          <w:shd w:val="clear" w:color="auto" w:fill="FFFFFF"/>
+        </w:rPr>
+        <w:t>probs</w:t>
+      </w:r>
+      <w:proofErr w:type="spellEnd"/>
+      <w:r>
+        <w:rPr>
+          <w:rFonts w:ascii="Arial" w:hAnsi="Arial" w:cs="Arial"/>
+          <w:sz w:val="25"/>
+          <w:szCs w:val="25"/>
+          <w:shd w:val="clear" w:color="auto" w:fill="FFFFFF"/>
+        </w:rPr>
+        <w:t xml:space="preserve">) </w:t>
+      </w:r>
+      <w:r>
+        <w:rPr>
+          <w:rFonts w:ascii="Arial" w:hAnsi="Arial" w:cs="Arial"/>
+          <w:sz w:val="25"/>
+          <w:szCs w:val="25"/>
+          <w:shd w:val="clear" w:color="auto" w:fill="FFFFFF"/>
+        </w:rPr>
+        <w:t>isolates, for each s</w:t>
+      </w:r>
+      <w:r>
+        <w:rPr>
+          <w:rFonts w:ascii="Arial" w:hAnsi="Arial" w:cs="Arial"/>
+          <w:sz w:val="25"/>
+          <w:szCs w:val="25"/>
+          <w:shd w:val="clear" w:color="auto" w:fill="FFFFFF"/>
+        </w:rPr>
+        <w:t>ample, only the log-probability</w:t>
+      </w:r>
+      <w:r>
+        <w:rPr>
+          <w:rFonts w:ascii="Arial" w:hAnsi="Arial" w:cs="Arial"/>
+          <w:sz w:val="25"/>
+          <w:szCs w:val="25"/>
+          <w:shd w:val="clear" w:color="auto" w:fill="FFFFFF"/>
+        </w:rPr>
+        <w:t xml:space="preserve"> the</w:t>
+      </w:r>
+      <w:r>
+        <w:rPr>
+          <w:rFonts w:ascii="Arial" w:hAnsi="Arial" w:cs="Arial"/>
+          <w:sz w:val="25"/>
+          <w:szCs w:val="25"/>
+          <w:shd w:val="clear" w:color="auto" w:fill="FFFFFF"/>
+        </w:rPr>
+        <w:t xml:space="preserve"> model assigned to the correct </w:t>
+      </w:r>
+      <w:r>
+        <w:rPr>
+          <w:rFonts w:ascii="Arial" w:hAnsi="Arial" w:cs="Arial"/>
+          <w:sz w:val="25"/>
+          <w:szCs w:val="25"/>
+          <w:shd w:val="clear" w:color="auto" w:fill="FFFFFF"/>
+        </w:rPr>
+        <w:t>class; negat</w:t>
+      </w:r>
+      <w:r>
+        <w:rPr>
+          <w:rFonts w:ascii="Arial" w:hAnsi="Arial" w:cs="Arial"/>
+          <w:sz w:val="25"/>
+          <w:szCs w:val="25"/>
+          <w:shd w:val="clear" w:color="auto" w:fill="FFFFFF"/>
+        </w:rPr>
+        <w:t>ing and averaging this value</w:t>
+      </w:r>
+      <w:r>
+        <w:rPr>
+          <w:rFonts w:ascii="Arial" w:hAnsi="Arial" w:cs="Arial"/>
+          <w:sz w:val="25"/>
+          <w:szCs w:val="25"/>
+          <w:shd w:val="clear" w:color="auto" w:fill="FFFFFF"/>
+        </w:rPr>
+        <w:t xml:space="preserve"> across the batch yields the</w:t>
+      </w:r>
+      <w:r>
+        <w:rPr>
+          <w:rFonts w:ascii="Arial" w:hAnsi="Arial" w:cs="Arial"/>
+          <w:sz w:val="25"/>
+          <w:szCs w:val="25"/>
+          <w:shd w:val="clear" w:color="auto" w:fill="FFFFFF"/>
+        </w:rPr>
+        <w:t xml:space="preserve"> mean cross-</w:t>
+      </w:r>
+      <w:proofErr w:type="spellStart"/>
+      <w:r>
+        <w:rPr>
+          <w:rFonts w:ascii="Arial" w:hAnsi="Arial" w:cs="Arial"/>
+          <w:sz w:val="25"/>
+          <w:szCs w:val="25"/>
+          <w:shd w:val="clear" w:color="auto" w:fill="FFFFFF"/>
+        </w:rPr>
+        <w:t>entrpoy</w:t>
+      </w:r>
+      <w:proofErr w:type="spellEnd"/>
+      <w:r>
+        <w:rPr>
+          <w:rFonts w:ascii="Arial" w:hAnsi="Arial" w:cs="Arial"/>
+          <w:sz w:val="25"/>
+          <w:szCs w:val="25"/>
+          <w:shd w:val="clear" w:color="auto" w:fill="FFFFFF"/>
+        </w:rPr>
+        <w:t xml:space="preserve"> loss used for training. All of these operations use </w:t>
+      </w:r>
+      <w:proofErr w:type="spellStart"/>
+      <w:r>
+        <w:rPr>
+          <w:rFonts w:ascii="Arial" w:hAnsi="Arial" w:cs="Arial"/>
+          <w:sz w:val="25"/>
+          <w:szCs w:val="25"/>
+          <w:shd w:val="clear" w:color="auto" w:fill="FFFFFF"/>
+        </w:rPr>
+        <w:t>autograd’s</w:t>
+      </w:r>
+      <w:proofErr w:type="spellEnd"/>
+      <w:r>
+        <w:rPr>
+          <w:rFonts w:ascii="Arial" w:hAnsi="Arial" w:cs="Arial"/>
+          <w:sz w:val="25"/>
+          <w:szCs w:val="25"/>
+          <w:shd w:val="clear" w:color="auto" w:fill="FFFFFF"/>
+        </w:rPr>
+        <w:t xml:space="preserve"> wr</w:t>
+      </w:r>
+      <w:r>
+        <w:rPr>
+          <w:rFonts w:ascii="Arial" w:hAnsi="Arial" w:cs="Arial"/>
+          <w:sz w:val="25"/>
+          <w:szCs w:val="25"/>
+          <w:shd w:val="clear" w:color="auto" w:fill="FFFFFF"/>
+        </w:rPr>
+        <w:t xml:space="preserve">apped </w:t>
+      </w:r>
+      <w:proofErr w:type="spellStart"/>
+      <w:r>
+        <w:rPr>
+          <w:rFonts w:ascii="Arial" w:hAnsi="Arial" w:cs="Arial"/>
+          <w:sz w:val="25"/>
+          <w:szCs w:val="25"/>
+          <w:shd w:val="clear" w:color="auto" w:fill="FFFFFF"/>
+        </w:rPr>
+        <w:t>numpy</w:t>
+      </w:r>
+      <w:proofErr w:type="spellEnd"/>
+      <w:r>
+        <w:rPr>
+          <w:rFonts w:ascii="Arial" w:hAnsi="Arial" w:cs="Arial"/>
+          <w:sz w:val="25"/>
+          <w:szCs w:val="25"/>
+          <w:shd w:val="clear" w:color="auto" w:fill="FFFFFF"/>
+        </w:rPr>
+        <w:t xml:space="preserve"> functions (anp.log, anp.exp, anp.sum) </w:t>
+      </w:r>
+      <w:r>
+        <w:rPr>
+          <w:rFonts w:ascii="Arial" w:hAnsi="Arial" w:cs="Arial"/>
+          <w:sz w:val="25"/>
+          <w:szCs w:val="25"/>
+          <w:shd w:val="clear" w:color="auto" w:fill="FFFFFF"/>
+        </w:rPr>
+        <w:t xml:space="preserve">rather than plain </w:t>
+      </w:r>
+      <w:proofErr w:type="spellStart"/>
+      <w:r>
+        <w:rPr>
+          <w:rFonts w:ascii="Arial" w:hAnsi="Arial" w:cs="Arial"/>
+          <w:sz w:val="25"/>
+          <w:szCs w:val="25"/>
+          <w:shd w:val="clear" w:color="auto" w:fill="FFFFFF"/>
+        </w:rPr>
+        <w:t>numpy</w:t>
+      </w:r>
+      <w:proofErr w:type="spellEnd"/>
+      <w:r>
+        <w:rPr>
+          <w:rFonts w:ascii="Arial" w:hAnsi="Arial" w:cs="Arial"/>
+          <w:sz w:val="25"/>
+          <w:szCs w:val="25"/>
+          <w:shd w:val="clear" w:color="auto" w:fill="FFFFFF"/>
+        </w:rPr>
+        <w:t>, which keeps the entire computation differentiable end to end.</w:t>
+      </w:r>
+    </w:p>
+    <w:p>
+      <w:pPr>
+        <w:spacing w:after="0"/>
+        <w:jc w:val="both"/>
+        <w:rPr>
+          <w:rFonts w:ascii="Arial" w:hAnsi="Arial" w:cs="Arial"/>
+          <w:sz w:val="25"/>
+          <w:szCs w:val="25"/>
+          <w:shd w:val="clear" w:color="auto" w:fill="FFFFFF"/>
+        </w:rPr>
+      </w:pPr>
+    </w:p>
+    <w:p>
+      <w:pPr>
+        <w:spacing w:after="0"/>
+        <w:jc w:val="both"/>
+        <w:rPr>
+          <w:rFonts w:ascii="Arial" w:hAnsi="Arial" w:cs="Arial"/>
+          <w:sz w:val="25"/>
+          <w:szCs w:val="25"/>
+          <w:shd w:val="clear" w:color="auto" w:fill="FFFFFF"/>
+        </w:rPr>
+      </w:pPr>
+      <w:r>
+        <w:rPr>
+          <w:rFonts w:ascii="Arial" w:hAnsi="Arial" w:cs="Arial"/>
+          <w:sz w:val="25"/>
+          <w:szCs w:val="25"/>
+          <w:shd w:val="clear" w:color="auto" w:fill="FFFFFF"/>
+        </w:rPr>
+        <w:t>Parameters</w:t>
+      </w:r>
+      <w:r>
+        <w:rPr>
+          <w:rFonts w:ascii="Arial" w:hAnsi="Arial" w:cs="Arial"/>
+          <w:sz w:val="25"/>
+          <w:szCs w:val="25"/>
+          <w:shd w:val="clear" w:color="auto" w:fill="FFFFFF"/>
+        </w:rPr>
+        <w:t xml:space="preserve"> are updated by ordinary mini-ba</w:t>
+      </w:r>
+      <w:r>
+        <w:rPr>
+          <w:rFonts w:ascii="Arial" w:hAnsi="Arial" w:cs="Arial"/>
+          <w:sz w:val="25"/>
+          <w:szCs w:val="25"/>
+          <w:shd w:val="clear" w:color="auto" w:fill="FFFFFF"/>
+        </w:rPr>
+        <w:t>tch gradient descent</w:t>
+      </w:r>
+      <w:r>
+        <w:rPr>
+          <w:rFonts w:ascii="Arial" w:hAnsi="Arial" w:cs="Arial"/>
+          <w:sz w:val="25"/>
+          <w:szCs w:val="25"/>
+          <w:shd w:val="clear" w:color="auto" w:fill="FFFFFF"/>
+        </w:rPr>
+        <w:t xml:space="preserve"> </w:t>
+      </w:r>
+      <w:proofErr w:type="spellStart"/>
+      <w:r>
+        <w:rPr>
+          <w:rFonts w:ascii="Arial" w:hAnsi="Arial" w:cs="Arial"/>
+          <w:sz w:val="25"/>
+          <w:szCs w:val="25"/>
+          <w:shd w:val="clear" w:color="auto" w:fill="FFFFFF"/>
+        </w:rPr>
+        <w:t>params_new</w:t>
+      </w:r>
+      <w:proofErr w:type="spellEnd"/>
+      <w:r>
+        <w:rPr>
+          <w:rFonts w:ascii="Arial" w:hAnsi="Arial" w:cs="Arial"/>
+          <w:sz w:val="25"/>
+          <w:szCs w:val="25"/>
+          <w:shd w:val="clear" w:color="auto" w:fill="FFFFFF"/>
+        </w:rPr>
+        <w:t xml:space="preserve"> = </w:t>
+      </w:r>
+      <w:proofErr w:type="spellStart"/>
+      <w:r>
+        <w:rPr>
+          <w:rFonts w:ascii="Arial" w:hAnsi="Arial" w:cs="Arial"/>
+          <w:sz w:val="25"/>
+          <w:szCs w:val="25"/>
+          <w:shd w:val="clear" w:color="auto" w:fill="FFFFFF"/>
+        </w:rPr>
+        <w:t>params</w:t>
+      </w:r>
+      <w:proofErr w:type="spellEnd"/>
+      <w:r>
+        <w:rPr>
+          <w:rFonts w:ascii="Arial" w:hAnsi="Arial" w:cs="Arial"/>
+          <w:sz w:val="25"/>
+          <w:szCs w:val="25"/>
+          <w:shd w:val="clear" w:color="auto" w:fill="FFFFFF"/>
+        </w:rPr>
+        <w:t xml:space="preserve"> – </w:t>
+      </w:r>
+      <w:proofErr w:type="spellStart"/>
+      <w:r>
+        <w:rPr>
+          <w:rFonts w:ascii="Arial" w:hAnsi="Arial" w:cs="Arial"/>
+          <w:sz w:val="25"/>
+          <w:szCs w:val="25"/>
+          <w:shd w:val="clear" w:color="auto" w:fill="FFFFFF"/>
+        </w:rPr>
+        <w:t>lr</w:t>
+      </w:r>
+      <w:proofErr w:type="spellEnd"/>
+      <w:r>
+        <w:rPr>
+          <w:rFonts w:ascii="Arial" w:hAnsi="Arial" w:cs="Arial"/>
+          <w:sz w:val="25"/>
+          <w:szCs w:val="25"/>
+          <w:shd w:val="clear" w:color="auto" w:fill="FFFFFF"/>
+        </w:rPr>
+        <w:t xml:space="preserve"> * gradients, but the gradients themselves are never derived by hand. Instead, every </w:t>
+      </w:r>
+      <w:r>
+        <w:rPr>
+          <w:rFonts w:ascii="Arial" w:hAnsi="Arial" w:cs="Arial"/>
+          <w:sz w:val="25"/>
+          <w:szCs w:val="25"/>
+          <w:shd w:val="clear" w:color="auto" w:fill="FFFFFF"/>
+        </w:rPr>
+        <w:t xml:space="preserve">model exposes </w:t>
+      </w:r>
+      <w:proofErr w:type="spellStart"/>
+      <w:r>
+        <w:rPr>
+          <w:rFonts w:ascii="Arial" w:hAnsi="Arial" w:cs="Arial"/>
+          <w:sz w:val="25"/>
+          <w:szCs w:val="25"/>
+          <w:shd w:val="clear" w:color="auto" w:fill="FFFFFF"/>
+        </w:rPr>
+        <w:t>get_</w:t>
+      </w:r>
+      <w:proofErr w:type="gramStart"/>
+      <w:r>
+        <w:rPr>
+          <w:rFonts w:ascii="Arial" w:hAnsi="Arial" w:cs="Arial"/>
+          <w:sz w:val="25"/>
+          <w:szCs w:val="25"/>
+          <w:shd w:val="clear" w:color="auto" w:fill="FFFFFF"/>
+        </w:rPr>
+        <w:t>params</w:t>
+      </w:r>
+      <w:proofErr w:type="spellEnd"/>
+      <w:r>
+        <w:rPr>
+          <w:rFonts w:ascii="Arial" w:hAnsi="Arial" w:cs="Arial"/>
+          <w:sz w:val="25"/>
+          <w:szCs w:val="25"/>
+          <w:shd w:val="clear" w:color="auto" w:fill="FFFFFF"/>
+        </w:rPr>
+        <w:t>(</w:t>
+      </w:r>
+      <w:proofErr w:type="gramEnd"/>
+      <w:r>
+        <w:rPr>
+          <w:rFonts w:ascii="Arial" w:hAnsi="Arial" w:cs="Arial"/>
+          <w:sz w:val="25"/>
+          <w:szCs w:val="25"/>
+          <w:shd w:val="clear" w:color="auto" w:fill="FFFFFF"/>
+        </w:rPr>
+        <w:t xml:space="preserve">) </w:t>
+      </w:r>
+      <w:r>
+        <w:rPr>
+          <w:rFonts w:ascii="Arial" w:hAnsi="Arial" w:cs="Arial"/>
+          <w:sz w:val="25"/>
+          <w:szCs w:val="25"/>
+          <w:shd w:val="clear" w:color="auto" w:fill="FFFFFF"/>
+        </w:rPr>
+        <w:t xml:space="preserve">and </w:t>
+      </w:r>
+      <w:proofErr w:type="spellStart"/>
+      <w:r>
+        <w:rPr>
+          <w:rFonts w:ascii="Arial" w:hAnsi="Arial" w:cs="Arial"/>
+          <w:sz w:val="25"/>
+          <w:szCs w:val="25"/>
+          <w:shd w:val="clear" w:color="auto" w:fill="FFFFFF"/>
+        </w:rPr>
+        <w:t>set_params</w:t>
+      </w:r>
+      <w:proofErr w:type="spellEnd"/>
+      <w:r>
+        <w:rPr>
+          <w:rFonts w:ascii="Arial" w:hAnsi="Arial" w:cs="Arial"/>
+          <w:sz w:val="25"/>
+          <w:szCs w:val="25"/>
+          <w:shd w:val="clear" w:color="auto" w:fill="FFFFFF"/>
+        </w:rPr>
+        <w:t xml:space="preserve">(), which flatten all of that model’s weight </w:t>
+      </w:r>
+      <w:r>
+        <w:rPr>
+          <w:rFonts w:ascii="Arial" w:hAnsi="Arial" w:cs="Arial"/>
+          <w:sz w:val="25"/>
+          <w:szCs w:val="25"/>
+          <w:shd w:val="clear" w:color="auto" w:fill="FFFFFF"/>
+        </w:rPr>
+        <w:t>matrices</w:t>
+      </w:r>
+      <w:r>
+        <w:rPr>
+          <w:rFonts w:ascii="Arial" w:hAnsi="Arial" w:cs="Arial"/>
+          <w:sz w:val="25"/>
+          <w:szCs w:val="25"/>
+          <w:shd w:val="clear" w:color="auto" w:fill="FFFFFF"/>
+        </w:rPr>
+        <w:t xml:space="preserve"> and bias vectors into a single one-dimension</w:t>
+      </w:r>
+      <w:r>
+        <w:rPr>
+          <w:rFonts w:ascii="Arial" w:hAnsi="Arial" w:cs="Arial"/>
+          <w:sz w:val="25"/>
+          <w:szCs w:val="25"/>
+          <w:shd w:val="clear" w:color="auto" w:fill="FFFFFF"/>
+        </w:rPr>
+        <w:t>al array (and reshape</w:t>
+      </w:r>
+      <w:r>
+        <w:rPr>
+          <w:rFonts w:ascii="Arial" w:hAnsi="Arial" w:cs="Arial"/>
+          <w:sz w:val="25"/>
+          <w:szCs w:val="25"/>
+          <w:shd w:val="clear" w:color="auto" w:fill="FFFFFF"/>
+        </w:rPr>
+        <w:t xml:space="preserve"> them back again). This lets </w:t>
+      </w:r>
+      <w:proofErr w:type="spellStart"/>
+      <w:r>
+        <w:rPr>
+          <w:rFonts w:ascii="Arial" w:hAnsi="Arial" w:cs="Arial"/>
+          <w:sz w:val="25"/>
+          <w:szCs w:val="25"/>
+          <w:shd w:val="clear" w:color="auto" w:fill="FFFFFF"/>
+        </w:rPr>
+        <w:t>autograd’s</w:t>
+      </w:r>
+      <w:proofErr w:type="spellEnd"/>
+      <w:r>
+        <w:rPr>
+          <w:rFonts w:ascii="Arial" w:hAnsi="Arial" w:cs="Arial"/>
+          <w:sz w:val="25"/>
+          <w:szCs w:val="25"/>
+          <w:shd w:val="clear" w:color="auto" w:fill="FFFFFF"/>
+        </w:rPr>
+        <w:t xml:space="preserve"> grad() function treat an entire model, regardless of its depth, as</w:t>
+      </w:r>
+      <w:r>
+        <w:rPr>
+          <w:rFonts w:ascii="Arial" w:hAnsi="Arial" w:cs="Arial"/>
+          <w:sz w:val="25"/>
+          <w:szCs w:val="25"/>
+          <w:shd w:val="clear" w:color="auto" w:fill="FFFFFF"/>
+        </w:rPr>
+        <w:t xml:space="preserve"> a differentiable function</w:t>
+      </w:r>
+      <w:r>
+        <w:rPr>
+          <w:rFonts w:ascii="Arial" w:hAnsi="Arial" w:cs="Arial"/>
+          <w:sz w:val="25"/>
+          <w:szCs w:val="25"/>
+          <w:shd w:val="clear" w:color="auto" w:fill="FFFFFF"/>
+        </w:rPr>
+        <w:t xml:space="preserve"> of one flat parameter vector: a small </w:t>
+      </w:r>
+      <w:proofErr w:type="spellStart"/>
+      <w:r>
+        <w:rPr>
+          <w:rFonts w:ascii="Arial" w:hAnsi="Arial" w:cs="Arial"/>
+          <w:sz w:val="25"/>
+          <w:szCs w:val="25"/>
+          <w:shd w:val="clear" w:color="auto" w:fill="FFFFFF"/>
+        </w:rPr>
+        <w:t>batch_loss_fn</w:t>
+      </w:r>
+      <w:proofErr w:type="spellEnd"/>
+      <w:r>
+        <w:rPr>
+          <w:rFonts w:ascii="Arial" w:hAnsi="Arial" w:cs="Arial"/>
+          <w:sz w:val="25"/>
+          <w:szCs w:val="25"/>
+          <w:shd w:val="clear" w:color="auto" w:fill="FFFFFF"/>
+        </w:rPr>
+        <w:t>(</w:t>
+      </w:r>
+      <w:proofErr w:type="spellStart"/>
+      <w:r>
+        <w:rPr>
+          <w:rFonts w:ascii="Arial" w:hAnsi="Arial" w:cs="Arial"/>
+          <w:sz w:val="25"/>
+          <w:szCs w:val="25"/>
+          <w:shd w:val="clear" w:color="auto" w:fill="FFFFFF"/>
+        </w:rPr>
+        <w:t>params</w:t>
+      </w:r>
+      <w:proofErr w:type="spellEnd"/>
+      <w:r>
+        <w:rPr>
+          <w:rFonts w:ascii="Arial" w:hAnsi="Arial" w:cs="Arial"/>
+          <w:sz w:val="25"/>
+          <w:szCs w:val="25"/>
+          <w:shd w:val="clear" w:color="auto" w:fill="FFFFFF"/>
+        </w:rPr>
+        <w:t>) function sets the model’s parameters, runs forward(</w:t>
+      </w:r>
+      <w:r>
+        <w:rPr>
+          <w:rFonts w:ascii="Arial" w:hAnsi="Arial" w:cs="Arial"/>
+          <w:sz w:val="25"/>
+          <w:szCs w:val="25"/>
+          <w:shd w:val="clear" w:color="auto" w:fill="FFFFFF"/>
+        </w:rPr>
+        <w:t>), and computes the</w:t>
+      </w:r>
+      <w:r>
+        <w:rPr>
+          <w:rFonts w:ascii="Arial" w:hAnsi="Arial" w:cs="Arial"/>
+          <w:sz w:val="25"/>
+          <w:szCs w:val="25"/>
+          <w:shd w:val="clear" w:color="auto" w:fill="FFFFFF"/>
+        </w:rPr>
+        <w:t xml:space="preserve"> cross-entropy loss, and grad(</w:t>
+      </w:r>
+      <w:proofErr w:type="spellStart"/>
+      <w:r>
+        <w:rPr>
+          <w:rFonts w:ascii="Arial" w:hAnsi="Arial" w:cs="Arial"/>
+          <w:sz w:val="25"/>
+          <w:szCs w:val="25"/>
+          <w:shd w:val="clear" w:color="auto" w:fill="FFFFFF"/>
+        </w:rPr>
+        <w:t>batch_loss_fn</w:t>
+      </w:r>
+      <w:proofErr w:type="spellEnd"/>
+      <w:r>
+        <w:rPr>
+          <w:rFonts w:ascii="Arial" w:hAnsi="Arial" w:cs="Arial"/>
+          <w:sz w:val="25"/>
+          <w:szCs w:val="25"/>
+          <w:shd w:val="clear" w:color="auto" w:fill="FFFFFF"/>
+        </w:rPr>
+        <w:t xml:space="preserve">) then </w:t>
+      </w:r>
+      <w:r>
+        <w:rPr>
+          <w:rFonts w:ascii="Arial" w:hAnsi="Arial" w:cs="Arial"/>
+          <w:sz w:val="25"/>
+          <w:szCs w:val="25"/>
+          <w:shd w:val="clear" w:color="auto" w:fill="FFFFFF"/>
+        </w:rPr>
+        <w:t>differentiates</w:t>
+      </w:r>
+      <w:r>
+        <w:rPr>
+          <w:rFonts w:ascii="Arial" w:hAnsi="Arial" w:cs="Arial"/>
+          <w:sz w:val="25"/>
+          <w:szCs w:val="25"/>
+          <w:shd w:val="clear" w:color="auto" w:fill="FFFFFF"/>
+        </w:rPr>
+        <w:t xml:space="preserve"> that whole chain automatically. Because </w:t>
+      </w:r>
+      <w:proofErr w:type="spellStart"/>
+      <w:r>
+        <w:rPr>
+          <w:rFonts w:ascii="Arial" w:hAnsi="Arial" w:cs="Arial"/>
+          <w:sz w:val="25"/>
+          <w:szCs w:val="25"/>
+          <w:shd w:val="clear" w:color="auto" w:fill="FFFFFF"/>
+        </w:rPr>
+        <w:t>autograd</w:t>
+      </w:r>
+      <w:proofErr w:type="spellEnd"/>
+      <w:r>
+        <w:rPr>
+          <w:rFonts w:ascii="Arial" w:hAnsi="Arial" w:cs="Arial"/>
+          <w:sz w:val="25"/>
+          <w:szCs w:val="25"/>
+          <w:shd w:val="clear" w:color="auto" w:fill="FFFFFF"/>
+        </w:rPr>
+        <w:t xml:space="preserve"> traces every </w:t>
+      </w:r>
+      <w:proofErr w:type="spellStart"/>
+      <w:r>
+        <w:rPr>
+          <w:rFonts w:ascii="Arial" w:hAnsi="Arial" w:cs="Arial"/>
+          <w:sz w:val="25"/>
+          <w:szCs w:val="25"/>
+          <w:shd w:val="clear" w:color="auto" w:fill="FFFFFF"/>
+        </w:rPr>
+        <w:t>anp</w:t>
+      </w:r>
+      <w:proofErr w:type="spellEnd"/>
+      <w:r>
+        <w:rPr>
+          <w:rFonts w:ascii="Arial" w:hAnsi="Arial" w:cs="Arial"/>
+          <w:sz w:val="25"/>
+          <w:szCs w:val="25"/>
+          <w:shd w:val="clear" w:color="auto" w:fill="FFFFFF"/>
+        </w:rPr>
+        <w:t xml:space="preserve"> </w:t>
+      </w:r>
+      <w:r>
+        <w:rPr>
+          <w:rFonts w:ascii="Arial" w:hAnsi="Arial" w:cs="Arial"/>
+          <w:sz w:val="25"/>
+          <w:szCs w:val="25"/>
+          <w:shd w:val="clear" w:color="auto" w:fill="FFFFFF"/>
+        </w:rPr>
+        <w:t>operation used inside forward()</w:t>
+      </w:r>
+      <w:r>
+        <w:rPr>
+          <w:rFonts w:ascii="Arial" w:hAnsi="Arial" w:cs="Arial"/>
+          <w:sz w:val="25"/>
+          <w:szCs w:val="25"/>
+          <w:shd w:val="clear" w:color="auto" w:fill="FFFFFF"/>
+        </w:rPr>
+        <w:t xml:space="preserve"> and </w:t>
+      </w:r>
+      <w:proofErr w:type="spellStart"/>
+      <w:r>
+        <w:rPr>
+          <w:rFonts w:ascii="Arial" w:hAnsi="Arial" w:cs="Arial"/>
+          <w:sz w:val="25"/>
+          <w:szCs w:val="25"/>
+          <w:shd w:val="clear" w:color="auto" w:fill="FFFFFF"/>
+        </w:rPr>
+        <w:t>cross_entropy_loss</w:t>
+      </w:r>
+      <w:proofErr w:type="spellEnd"/>
+      <w:r>
+        <w:rPr>
+          <w:rFonts w:ascii="Arial" w:hAnsi="Arial" w:cs="Arial"/>
+          <w:sz w:val="25"/>
+          <w:szCs w:val="25"/>
+          <w:shd w:val="clear" w:color="auto" w:fill="FFFFFF"/>
+        </w:rPr>
+        <w:t xml:space="preserve">(), no manual </w:t>
+      </w:r>
+      <w:proofErr w:type="spellStart"/>
+      <w:r>
+        <w:rPr>
+          <w:rFonts w:ascii="Arial" w:hAnsi="Arial" w:cs="Arial"/>
+          <w:sz w:val="25"/>
+          <w:szCs w:val="25"/>
+          <w:shd w:val="clear" w:color="auto" w:fill="FFFFFF"/>
+        </w:rPr>
+        <w:t>backpropagation</w:t>
+      </w:r>
+      <w:proofErr w:type="spellEnd"/>
+      <w:r>
+        <w:rPr>
+          <w:rFonts w:ascii="Arial" w:hAnsi="Arial" w:cs="Arial"/>
+          <w:sz w:val="25"/>
+          <w:szCs w:val="25"/>
+          <w:shd w:val="clear" w:color="auto" w:fill="FFFFFF"/>
+        </w:rPr>
+        <w:t xml:space="preserve"> or chain-rule derivation i</w:t>
+      </w:r>
+      <w:r>
+        <w:rPr>
+          <w:rFonts w:ascii="Arial" w:hAnsi="Arial" w:cs="Arial"/>
+          <w:sz w:val="25"/>
+          <w:szCs w:val="25"/>
+          <w:shd w:val="clear" w:color="auto" w:fill="FFFFFF"/>
+        </w:rPr>
+        <w:t xml:space="preserve">s </w:t>
+      </w:r>
+      <w:proofErr w:type="spellStart"/>
+      <w:r>
+        <w:rPr>
+          <w:rFonts w:ascii="Arial" w:hAnsi="Arial" w:cs="Arial"/>
+          <w:sz w:val="25"/>
+          <w:szCs w:val="25"/>
+          <w:shd w:val="clear" w:color="auto" w:fill="FFFFFF"/>
+        </w:rPr>
+        <w:t>requiredfor</w:t>
+      </w:r>
+      <w:proofErr w:type="spellEnd"/>
+      <w:r>
+        <w:rPr>
+          <w:rFonts w:ascii="Arial" w:hAnsi="Arial" w:cs="Arial"/>
+          <w:sz w:val="25"/>
+          <w:szCs w:val="25"/>
+          <w:shd w:val="clear" w:color="auto" w:fill="FFFFFF"/>
+        </w:rPr>
+        <w:t xml:space="preserve"> any of the</w:t>
+      </w:r>
+      <w:r>
+        <w:rPr>
+          <w:rFonts w:ascii="Arial" w:hAnsi="Arial" w:cs="Arial"/>
+          <w:sz w:val="25"/>
+          <w:szCs w:val="25"/>
+          <w:shd w:val="clear" w:color="auto" w:fill="FFFFFF"/>
+        </w:rPr>
+        <w:t xml:space="preserve"> four architectures – the same training loop in train.py works unmodified regardless of which model is pa</w:t>
+      </w:r>
+      <w:r>
+        <w:rPr>
+          <w:rFonts w:ascii="Arial" w:hAnsi="Arial" w:cs="Arial"/>
+          <w:sz w:val="25"/>
+          <w:szCs w:val="25"/>
+          <w:shd w:val="clear" w:color="auto" w:fill="FFFFFF"/>
+        </w:rPr>
+        <w:t>ssed in.</w:t>
+      </w:r>
+    </w:p>
+    <w:p>
+      <w:pPr>
+        <w:spacing w:after="0"/>
+        <w:jc w:val="both"/>
+        <w:rPr>
+          <w:rFonts w:ascii="Arial" w:hAnsi="Arial" w:cs="Arial"/>
+          <w:sz w:val="25"/>
+          <w:szCs w:val="25"/>
+          <w:shd w:val="clear" w:color="auto" w:fill="FFFFFF"/>
+        </w:rPr>
+      </w:pPr>
+    </w:p>
+    <w:p>
+      <w:pPr>
+        <w:spacing w:after="0"/>
+        <w:jc w:val="both"/>
+        <w:rPr>
+          <w:rFonts w:ascii="Arial" w:hAnsi="Arial" w:cs="Arial"/>
+          <w:sz w:val="25"/>
+          <w:szCs w:val="25"/>
+          <w:shd w:val="clear" w:color="auto" w:fill="FFFFFF"/>
+        </w:rPr>
+      </w:pPr>
+      <w:r>
+        <w:rPr>
+          <w:rFonts w:ascii="Arial" w:hAnsi="Arial" w:cs="Arial"/>
+          <w:sz w:val="25"/>
+          <w:szCs w:val="25"/>
+          <w:shd w:val="clear" w:color="auto" w:fill="FFFFFF"/>
+        </w:rPr>
+        <w:t>Finall</w:t>
+      </w:r>
+      <w:r>
+        <w:rPr>
+          <w:rFonts w:ascii="Arial" w:hAnsi="Arial" w:cs="Arial"/>
+          <w:sz w:val="25"/>
+          <w:szCs w:val="25"/>
+          <w:shd w:val="clear" w:color="auto" w:fill="FFFFFF"/>
+        </w:rPr>
+        <w:t>y</w:t>
+      </w:r>
+      <w:r>
+        <w:rPr>
+          <w:rFonts w:ascii="Arial" w:hAnsi="Arial" w:cs="Arial"/>
+          <w:sz w:val="25"/>
+          <w:szCs w:val="25"/>
+          <w:shd w:val="clear" w:color="auto" w:fill="FFFFFF"/>
+        </w:rPr>
+        <w:t>, train.py is designed so that ever</w:t>
+      </w:r>
+      <w:r>
+        <w:rPr>
+          <w:rFonts w:ascii="Arial" w:hAnsi="Arial" w:cs="Arial"/>
+          <w:sz w:val="25"/>
+          <w:szCs w:val="25"/>
+          <w:shd w:val="clear" w:color="auto" w:fill="FFFFFF"/>
+        </w:rPr>
+        <w:t>y experiment in this report</w:t>
+      </w:r>
+      <w:r>
+        <w:rPr>
+          <w:rFonts w:ascii="Arial" w:hAnsi="Arial" w:cs="Arial"/>
+          <w:sz w:val="25"/>
+          <w:szCs w:val="25"/>
+          <w:shd w:val="clear" w:color="auto" w:fill="FFFFFF"/>
+        </w:rPr>
+        <w:t xml:space="preserve"> can be run purely by changing command-line flags, without touching the source code. --model selects which of </w:t>
+      </w:r>
+      <w:r>
+        <w:rPr>
+          <w:rFonts w:ascii="Arial" w:hAnsi="Arial" w:cs="Arial"/>
+          <w:sz w:val="25"/>
+          <w:szCs w:val="25"/>
+          <w:shd w:val="clear" w:color="auto" w:fill="FFFFFF"/>
+        </w:rPr>
+        <w:t xml:space="preserve">the three architectures </w:t>
+      </w:r>
+      <w:r>
+        <w:rPr>
+          <w:rFonts w:ascii="Arial" w:hAnsi="Arial" w:cs="Arial"/>
+          <w:sz w:val="25"/>
+          <w:szCs w:val="25"/>
+          <w:shd w:val="clear" w:color="auto" w:fill="FFFFFF"/>
+        </w:rPr>
+        <w:t xml:space="preserve">(linear, </w:t>
+      </w:r>
+      <w:proofErr w:type="spellStart"/>
+      <w:r>
+        <w:rPr>
+          <w:rFonts w:ascii="Arial" w:hAnsi="Arial" w:cs="Arial"/>
+          <w:sz w:val="25"/>
+          <w:szCs w:val="25"/>
+          <w:shd w:val="clear" w:color="auto" w:fill="FFFFFF"/>
+        </w:rPr>
+        <w:t>mlp</w:t>
+      </w:r>
+      <w:proofErr w:type="spellEnd"/>
+      <w:r>
+        <w:rPr>
+          <w:rFonts w:ascii="Arial" w:hAnsi="Arial" w:cs="Arial"/>
+          <w:sz w:val="25"/>
+          <w:szCs w:val="25"/>
+          <w:shd w:val="clear" w:color="auto" w:fill="FFFFFF"/>
+        </w:rPr>
+        <w:t>, mlp3) to build; --</w:t>
+      </w:r>
+      <w:proofErr w:type="spellStart"/>
+      <w:r>
+        <w:rPr>
+          <w:rFonts w:ascii="Arial" w:hAnsi="Arial" w:cs="Arial"/>
+          <w:sz w:val="25"/>
+          <w:szCs w:val="25"/>
+          <w:shd w:val="clear" w:color="auto" w:fill="FFFFFF"/>
+        </w:rPr>
+        <w:t>ninput</w:t>
+      </w:r>
+      <w:proofErr w:type="spellEnd"/>
+      <w:r>
+        <w:rPr>
+          <w:rFonts w:ascii="Arial" w:hAnsi="Arial" w:cs="Arial"/>
+          <w:sz w:val="25"/>
+          <w:szCs w:val="25"/>
+          <w:shd w:val="clear" w:color="auto" w:fill="FFFFFF"/>
+        </w:rPr>
+        <w:t>, --</w:t>
+      </w:r>
+      <w:proofErr w:type="spellStart"/>
+      <w:r>
+        <w:rPr>
+          <w:rFonts w:ascii="Arial" w:hAnsi="Arial" w:cs="Arial"/>
+          <w:sz w:val="25"/>
+          <w:szCs w:val="25"/>
+          <w:shd w:val="clear" w:color="auto" w:fill="FFFFFF"/>
+        </w:rPr>
+        <w:t>nhidden</w:t>
+      </w:r>
+      <w:proofErr w:type="spellEnd"/>
+      <w:r>
+        <w:rPr>
+          <w:rFonts w:ascii="Arial" w:hAnsi="Arial" w:cs="Arial"/>
+          <w:sz w:val="25"/>
+          <w:szCs w:val="25"/>
+          <w:shd w:val="clear" w:color="auto" w:fill="FFFFFF"/>
+        </w:rPr>
+        <w:t>, --nhidden2 and --</w:t>
+      </w:r>
+      <w:proofErr w:type="spellStart"/>
+      <w:r>
+        <w:rPr>
+          <w:rFonts w:ascii="Arial" w:hAnsi="Arial" w:cs="Arial"/>
+          <w:sz w:val="25"/>
+          <w:szCs w:val="25"/>
+          <w:shd w:val="clear" w:color="auto" w:fill="FFFFFF"/>
+        </w:rPr>
+        <w:t>noutput</w:t>
+      </w:r>
+      <w:proofErr w:type="spellEnd"/>
+      <w:r>
+        <w:rPr>
+          <w:rFonts w:ascii="Arial" w:hAnsi="Arial" w:cs="Arial"/>
+          <w:sz w:val="25"/>
+          <w:szCs w:val="25"/>
+          <w:shd w:val="clear" w:color="auto" w:fill="FFFFFF"/>
+        </w:rPr>
+        <w:t xml:space="preserve"> control layer sizes;</w:t>
+      </w:r>
+      <w:r>
+        <w:rPr>
+          <w:rFonts w:ascii="Arial" w:hAnsi="Arial" w:cs="Arial"/>
+          <w:sz w:val="25"/>
+          <w:szCs w:val="25"/>
+          <w:shd w:val="clear" w:color="auto" w:fill="FFFFFF"/>
+        </w:rPr>
+        <w:t xml:space="preserve"> --residual enables the skip connection for the three-layer model;</w:t>
+      </w:r>
+      <w:r>
+        <w:rPr>
+          <w:rFonts w:ascii="Arial" w:hAnsi="Arial" w:cs="Arial"/>
+          <w:sz w:val="25"/>
+          <w:szCs w:val="25"/>
+          <w:shd w:val="clear" w:color="auto" w:fill="FFFFFF"/>
+        </w:rPr>
+        <w:t xml:space="preserve"> --epochs, --</w:t>
+      </w:r>
+      <w:proofErr w:type="spellStart"/>
+      <w:r>
+        <w:rPr>
+          <w:rFonts w:ascii="Arial" w:hAnsi="Arial" w:cs="Arial"/>
+          <w:sz w:val="25"/>
+          <w:szCs w:val="25"/>
+          <w:shd w:val="clear" w:color="auto" w:fill="FFFFFF"/>
+        </w:rPr>
+        <w:t>lr</w:t>
+      </w:r>
+      <w:proofErr w:type="spellEnd"/>
+      <w:r>
+        <w:rPr>
+          <w:rFonts w:ascii="Arial" w:hAnsi="Arial" w:cs="Arial"/>
+          <w:sz w:val="25"/>
+          <w:szCs w:val="25"/>
+          <w:shd w:val="clear" w:color="auto" w:fill="FFFFFF"/>
+        </w:rPr>
+        <w:t xml:space="preserve"> and --</w:t>
+      </w:r>
+      <w:proofErr w:type="spellStart"/>
+      <w:r>
+        <w:rPr>
+          <w:rFonts w:ascii="Arial" w:hAnsi="Arial" w:cs="Arial"/>
+          <w:sz w:val="25"/>
+          <w:szCs w:val="25"/>
+          <w:shd w:val="clear" w:color="auto" w:fill="FFFFFF"/>
+        </w:rPr>
+        <w:t>batch_size</w:t>
+      </w:r>
+      <w:proofErr w:type="spellEnd"/>
+      <w:r>
+        <w:rPr>
+          <w:rFonts w:ascii="Arial" w:hAnsi="Arial" w:cs="Arial"/>
+          <w:sz w:val="25"/>
+          <w:szCs w:val="25"/>
+          <w:shd w:val="clear" w:color="auto" w:fill="FFFFFF"/>
+        </w:rPr>
+        <w:t xml:space="preserve"> control the training </w:t>
+      </w:r>
+      <w:proofErr w:type="spellStart"/>
+      <w:r>
+        <w:rPr>
+          <w:rFonts w:ascii="Arial" w:hAnsi="Arial" w:cs="Arial"/>
+          <w:sz w:val="25"/>
+          <w:szCs w:val="25"/>
+          <w:shd w:val="clear" w:color="auto" w:fill="FFFFFF"/>
+        </w:rPr>
+        <w:t>hyperparameters</w:t>
+      </w:r>
+      <w:proofErr w:type="spellEnd"/>
+      <w:r>
+        <w:rPr>
+          <w:rFonts w:ascii="Arial" w:hAnsi="Arial" w:cs="Arial"/>
+          <w:sz w:val="25"/>
+          <w:szCs w:val="25"/>
+          <w:shd w:val="clear" w:color="auto" w:fill="FFFFFF"/>
+        </w:rPr>
+        <w:t xml:space="preserve"> varied through</w:t>
+      </w:r>
+      <w:r>
+        <w:rPr>
+          <w:rFonts w:ascii="Arial" w:hAnsi="Arial" w:cs="Arial"/>
+          <w:sz w:val="25"/>
+          <w:szCs w:val="25"/>
+          <w:shd w:val="clear" w:color="auto" w:fill="FFFFFF"/>
+        </w:rPr>
+        <w:t>out Section 5; and</w:t>
+      </w:r>
+      <w:r>
+        <w:rPr>
+          <w:rFonts w:ascii="Arial" w:hAnsi="Arial" w:cs="Arial"/>
+          <w:sz w:val="25"/>
+          <w:szCs w:val="25"/>
+          <w:shd w:val="clear" w:color="auto" w:fill="FFFFFF"/>
+        </w:rPr>
+        <w:t xml:space="preserve"> --</w:t>
+      </w:r>
+      <w:proofErr w:type="spellStart"/>
+      <w:r>
+        <w:rPr>
+          <w:rFonts w:ascii="Arial" w:hAnsi="Arial" w:cs="Arial"/>
+          <w:sz w:val="25"/>
+          <w:szCs w:val="25"/>
+          <w:shd w:val="clear" w:color="auto" w:fill="FFFFFF"/>
+        </w:rPr>
+        <w:t>train_file</w:t>
+      </w:r>
+      <w:proofErr w:type="spellEnd"/>
+      <w:r>
+        <w:rPr>
+          <w:rFonts w:ascii="Arial" w:hAnsi="Arial" w:cs="Arial"/>
+          <w:sz w:val="25"/>
+          <w:szCs w:val="25"/>
+          <w:shd w:val="clear" w:color="auto" w:fill="FFFFFF"/>
+        </w:rPr>
+        <w:t>, --</w:t>
+      </w:r>
+      <w:proofErr w:type="spellStart"/>
+      <w:r>
+        <w:rPr>
+          <w:rFonts w:ascii="Arial" w:hAnsi="Arial" w:cs="Arial"/>
+          <w:sz w:val="25"/>
+          <w:szCs w:val="25"/>
+          <w:shd w:val="clear" w:color="auto" w:fill="FFFFFF"/>
+        </w:rPr>
+        <w:t>test_file</w:t>
+      </w:r>
+      <w:proofErr w:type="spellEnd"/>
+      <w:r>
+        <w:rPr>
+          <w:rFonts w:ascii="Arial" w:hAnsi="Arial" w:cs="Arial"/>
+          <w:sz w:val="25"/>
+          <w:szCs w:val="25"/>
+          <w:shd w:val="clear" w:color="auto" w:fill="FFFFFF"/>
+        </w:rPr>
+        <w:t>, --</w:t>
+      </w:r>
+      <w:proofErr w:type="spellStart"/>
+      <w:r>
+        <w:rPr>
+          <w:rFonts w:ascii="Arial" w:hAnsi="Arial" w:cs="Arial"/>
+          <w:sz w:val="25"/>
+          <w:szCs w:val="25"/>
+          <w:shd w:val="clear" w:color="auto" w:fill="FFFFFF"/>
+        </w:rPr>
+        <w:t>data_dir</w:t>
+      </w:r>
+      <w:proofErr w:type="spellEnd"/>
+      <w:r>
+        <w:rPr>
+          <w:rFonts w:ascii="Arial" w:hAnsi="Arial" w:cs="Arial"/>
+          <w:sz w:val="25"/>
+          <w:szCs w:val="25"/>
+          <w:shd w:val="clear" w:color="auto" w:fill="FFFFFF"/>
+        </w:rPr>
+        <w:t>, --</w:t>
+      </w:r>
+      <w:proofErr w:type="spellStart"/>
+      <w:r>
+        <w:rPr>
+          <w:rFonts w:ascii="Arial" w:hAnsi="Arial" w:cs="Arial"/>
+          <w:sz w:val="25"/>
+          <w:szCs w:val="25"/>
+          <w:shd w:val="clear" w:color="auto" w:fill="FFFFFF"/>
+        </w:rPr>
+        <w:t>val_ratio</w:t>
+      </w:r>
+      <w:proofErr w:type="spellEnd"/>
+      <w:r>
+        <w:rPr>
+          <w:rFonts w:ascii="Arial" w:hAnsi="Arial" w:cs="Arial"/>
+          <w:sz w:val="25"/>
+          <w:szCs w:val="25"/>
+          <w:shd w:val="clear" w:color="auto" w:fill="FFFFFF"/>
+        </w:rPr>
+        <w:t xml:space="preserve"> and --seed control which dataset is loaded and how it is spli</w:t>
+      </w:r>
+      <w:r>
+        <w:rPr>
+          <w:rFonts w:ascii="Arial" w:hAnsi="Arial" w:cs="Arial"/>
+          <w:sz w:val="25"/>
+          <w:szCs w:val="25"/>
+          <w:shd w:val="clear" w:color="auto" w:fill="FFFFFF"/>
+        </w:rPr>
+        <w:t>t.</w:t>
+      </w:r>
       <w:r>
         <w:rPr>
           <w:rFonts w:ascii="Arial" w:hAnsi="Arial" w:cs="Arial"/>
@@ -899,6 +2972,7 @@
     </w:p>
     <w:p>
       <w:pPr>
+        <w:spacing w:after="0"/>
         <w:rPr>
           <w:rFonts w:ascii="Arial" w:hAnsi="Arial" w:cs="Arial"/>
           <w:sz w:val="25"/>
@@ -919,16 +2993,18 @@
     </w:p>
     <w:p>
       <w:pPr>
-        <w:rPr>
-          <w:rFonts w:ascii="Arial" w:hAnsi="Arial" w:cs="Arial"/>
-          <w:sz w:val="25"/>
-          <w:szCs w:val="25"/>
-          <w:shd w:val="clear" w:color="auto" w:fill="FFFFFF"/>
-        </w:rPr>
-      </w:pPr>
-    </w:p>
-    <w:p>
-      <w:pPr>
+        <w:spacing w:after="0"/>
+        <w:rPr>
+          <w:rFonts w:ascii="Arial" w:hAnsi="Arial" w:cs="Arial"/>
+          <w:sz w:val="25"/>
+          <w:szCs w:val="25"/>
+          <w:shd w:val="clear" w:color="auto" w:fill="FFFFFF"/>
+        </w:rPr>
+      </w:pPr>
+    </w:p>
+    <w:p>
+      <w:pPr>
+        <w:spacing w:after="0"/>
         <w:rPr>
           <w:rFonts w:ascii="Arial" w:hAnsi="Arial" w:cs="Arial"/>
           <w:sz w:val="25"/>
@@ -948,6 +3024,7 @@
     </w:p>
     <w:p>
       <w:pPr>
+        <w:spacing w:after="0"/>
         <w:rPr>
           <w:rFonts w:ascii="Arial" w:hAnsi="Arial" w:cs="Arial"/>
           <w:sz w:val="25"/>
@@ -1027,6 +3104,7 @@
     </w:p>
     <w:p>
       <w:pPr>
+        <w:spacing w:after="0"/>
         <w:rPr>
           <w:rFonts w:ascii="Arial" w:hAnsi="Arial" w:cs="Arial"/>
           <w:sz w:val="25"/>
@@ -1088,13 +3166,395 @@
     </w:p>
     <w:p>
       <w:pPr>
-        <w:rPr>
-          <w:rFonts w:ascii="Arial" w:hAnsi="Arial" w:cs="Arial"/>
-          <w:sz w:val="25"/>
-          <w:szCs w:val="25"/>
-          <w:shd w:val="clear" w:color="auto" w:fill="FFFFFF"/>
-        </w:rPr>
-      </w:pPr>
+        <w:spacing w:after="0"/>
+        <w:rPr>
+          <w:rFonts w:ascii="Arial" w:hAnsi="Arial" w:cs="Arial"/>
+          <w:sz w:val="25"/>
+          <w:szCs w:val="25"/>
+          <w:shd w:val="clear" w:color="auto" w:fill="FFFFFF"/>
+        </w:rPr>
+      </w:pPr>
+    </w:p>
+    <w:p>
+      <w:pPr>
+        <w:spacing w:after="0"/>
+        <w:jc w:val="both"/>
+        <w:rPr>
+          <w:rFonts w:ascii="Arial" w:hAnsi="Arial" w:cs="Arial"/>
+          <w:sz w:val="25"/>
+          <w:szCs w:val="25"/>
+          <w:shd w:val="clear" w:color="auto" w:fill="FFFFFF"/>
+        </w:rPr>
+      </w:pPr>
+      <w:r>
+        <w:rPr>
+          <w:rFonts w:ascii="Arial" w:hAnsi="Arial" w:cs="Arial"/>
+          <w:sz w:val="25"/>
+          <w:szCs w:val="25"/>
+          <w:shd w:val="clear" w:color="auto" w:fill="FFFFFF"/>
+        </w:rPr>
+        <w:t xml:space="preserve">All </w:t>
+      </w:r>
+      <w:proofErr w:type="spellStart"/>
+      <w:r>
+        <w:rPr>
+          <w:rFonts w:ascii="Arial" w:hAnsi="Arial" w:cs="Arial"/>
+          <w:sz w:val="25"/>
+          <w:szCs w:val="25"/>
+          <w:shd w:val="clear" w:color="auto" w:fill="FFFFFF"/>
+        </w:rPr>
+        <w:t>experiements</w:t>
+      </w:r>
+      <w:proofErr w:type="spellEnd"/>
+      <w:r>
+        <w:rPr>
+          <w:rFonts w:ascii="Arial" w:hAnsi="Arial" w:cs="Arial"/>
+          <w:sz w:val="25"/>
+          <w:szCs w:val="25"/>
+          <w:shd w:val="clear" w:color="auto" w:fill="FFFFFF"/>
+        </w:rPr>
+        <w:t xml:space="preserve"> use the same Fashion-MNIST test set, fashion-</w:t>
+      </w:r>
+      <w:proofErr w:type="spellStart"/>
+      <w:r>
+        <w:rPr>
+          <w:rFonts w:ascii="Arial" w:hAnsi="Arial" w:cs="Arial"/>
+          <w:sz w:val="25"/>
+          <w:szCs w:val="25"/>
+          <w:shd w:val="clear" w:color="auto" w:fill="FFFFFF"/>
+        </w:rPr>
+        <w:t>mni</w:t>
+      </w:r>
+      <w:r>
+        <w:rPr>
+          <w:rFonts w:ascii="Arial" w:hAnsi="Arial" w:cs="Arial"/>
+          <w:sz w:val="25"/>
+          <w:szCs w:val="25"/>
+          <w:shd w:val="clear" w:color="auto" w:fill="FFFFFF"/>
+        </w:rPr>
+        <w:t>st_test.csv.gz</w:t>
+      </w:r>
+      <w:proofErr w:type="spellEnd"/>
+      <w:r>
+        <w:rPr>
+          <w:rFonts w:ascii="Arial" w:hAnsi="Arial" w:cs="Arial"/>
+          <w:sz w:val="25"/>
+          <w:szCs w:val="25"/>
+          <w:shd w:val="clear" w:color="auto" w:fill="FFFFFF"/>
+        </w:rPr>
+        <w:t xml:space="preserve"> (10,000 samples), but three different </w:t>
+      </w:r>
+      <w:r>
+        <w:rPr>
+          <w:rFonts w:ascii="Arial" w:hAnsi="Arial" w:cs="Arial"/>
+          <w:sz w:val="25"/>
+          <w:szCs w:val="25"/>
+          <w:shd w:val="clear" w:color="auto" w:fill="FFFFFF"/>
+        </w:rPr>
+        <w:t>training sets: the full training set, fashion-</w:t>
+      </w:r>
+      <w:proofErr w:type="spellStart"/>
+      <w:r>
+        <w:rPr>
+          <w:rFonts w:ascii="Arial" w:hAnsi="Arial" w:cs="Arial"/>
+          <w:sz w:val="25"/>
+          <w:szCs w:val="25"/>
+          <w:shd w:val="clear" w:color="auto" w:fill="FFFFFF"/>
+        </w:rPr>
+        <w:t>mnist_train.csv.gz</w:t>
+      </w:r>
+      <w:proofErr w:type="spellEnd"/>
+      <w:r>
+        <w:rPr>
+          <w:rFonts w:ascii="Arial" w:hAnsi="Arial" w:cs="Arial"/>
+          <w:sz w:val="25"/>
+          <w:szCs w:val="25"/>
+          <w:shd w:val="clear" w:color="auto" w:fill="FFFFFF"/>
+        </w:rPr>
+        <w:t xml:space="preserve"> (60,000 samples), and two pruned subsets c</w:t>
+      </w:r>
+      <w:r>
+        <w:rPr>
+          <w:rFonts w:ascii="Arial" w:hAnsi="Arial" w:cs="Arial"/>
+          <w:sz w:val="25"/>
+          <w:szCs w:val="25"/>
+          <w:shd w:val="clear" w:color="auto" w:fill="FFFFFF"/>
+        </w:rPr>
+        <w:t xml:space="preserve">ontaining 50% and 10% of the original training data respectively. </w:t>
+      </w:r>
+      <w:r>
+        <w:rPr>
+          <w:rFonts w:ascii="Arial" w:hAnsi="Arial" w:cs="Arial"/>
+          <w:sz w:val="25"/>
+          <w:szCs w:val="25"/>
+          <w:shd w:val="clear" w:color="auto" w:fill="FFFFFF"/>
+        </w:rPr>
+        <w:t xml:space="preserve">Unless a </w:t>
+      </w:r>
+      <w:proofErr w:type="spellStart"/>
+      <w:r>
+        <w:rPr>
+          <w:rFonts w:ascii="Arial" w:hAnsi="Arial" w:cs="Arial"/>
+          <w:sz w:val="25"/>
+          <w:szCs w:val="25"/>
+          <w:shd w:val="clear" w:color="auto" w:fill="FFFFFF"/>
+        </w:rPr>
+        <w:t>hyperparameter</w:t>
+      </w:r>
+      <w:proofErr w:type="spellEnd"/>
+      <w:r>
+        <w:rPr>
+          <w:rFonts w:ascii="Arial" w:hAnsi="Arial" w:cs="Arial"/>
+          <w:sz w:val="25"/>
+          <w:szCs w:val="25"/>
+          <w:shd w:val="clear" w:color="auto" w:fill="FFFFFF"/>
+        </w:rPr>
+        <w:t xml:space="preserve"> is explicitly being varied, all experiments u</w:t>
+      </w:r>
+      <w:r>
+        <w:rPr>
+          <w:rFonts w:ascii="Arial" w:hAnsi="Arial" w:cs="Arial"/>
+          <w:sz w:val="25"/>
+          <w:szCs w:val="25"/>
+          <w:shd w:val="clear" w:color="auto" w:fill="FFFFFF"/>
+        </w:rPr>
+        <w:t xml:space="preserve">se </w:t>
+      </w:r>
+      <w:proofErr w:type="spellStart"/>
+      <w:r>
+        <w:rPr>
+          <w:rFonts w:ascii="Arial" w:hAnsi="Arial" w:cs="Arial"/>
+          <w:sz w:val="25"/>
+          <w:szCs w:val="25"/>
+          <w:shd w:val="clear" w:color="auto" w:fill="FFFFFF"/>
+        </w:rPr>
+        <w:t>train.py’s</w:t>
+      </w:r>
+      <w:proofErr w:type="spellEnd"/>
+      <w:r>
+        <w:rPr>
+          <w:rFonts w:ascii="Arial" w:hAnsi="Arial" w:cs="Arial"/>
+          <w:sz w:val="25"/>
+          <w:szCs w:val="25"/>
+          <w:shd w:val="clear" w:color="auto" w:fill="FFFFFF"/>
+        </w:rPr>
+        <w:t xml:space="preserve"> default</w:t>
+      </w:r>
+      <w:r>
+        <w:rPr>
+          <w:rFonts w:ascii="Arial" w:hAnsi="Arial" w:cs="Arial"/>
+          <w:sz w:val="25"/>
+          <w:szCs w:val="25"/>
+          <w:shd w:val="clear" w:color="auto" w:fill="FFFFFF"/>
+        </w:rPr>
+        <w:t xml:space="preserve"> </w:t>
+      </w:r>
+      <w:r>
+        <w:rPr>
+          <w:rFonts w:ascii="Arial" w:hAnsi="Arial" w:cs="Arial"/>
+          <w:sz w:val="25"/>
+          <w:szCs w:val="25"/>
+          <w:shd w:val="clear" w:color="auto" w:fill="FFFFFF"/>
+        </w:rPr>
+        <w:t>settings of 20 epochs, a batch size of 4, a learning rate of 0.01, a validation ratio of 0.2, and a fixed rando</w:t>
+      </w:r>
+      <w:r>
+        <w:rPr>
+          <w:rFonts w:ascii="Arial" w:hAnsi="Arial" w:cs="Arial"/>
+          <w:sz w:val="25"/>
+          <w:szCs w:val="25"/>
+          <w:shd w:val="clear" w:color="auto" w:fill="FFFFFF"/>
+        </w:rPr>
+        <w:t>m seed of 42</w:t>
+      </w:r>
+      <w:r>
+        <w:rPr>
+          <w:rFonts w:ascii="Arial" w:hAnsi="Arial" w:cs="Arial"/>
+          <w:sz w:val="25"/>
+          <w:szCs w:val="25"/>
+          <w:shd w:val="clear" w:color="auto" w:fill="FFFFFF"/>
+        </w:rPr>
+        <w:t xml:space="preserve"> for</w:t>
+      </w:r>
+      <w:r>
+        <w:rPr>
+          <w:rFonts w:ascii="Arial" w:hAnsi="Arial" w:cs="Arial"/>
+          <w:sz w:val="25"/>
+          <w:szCs w:val="25"/>
+          <w:shd w:val="clear" w:color="auto" w:fill="FFFFFF"/>
+        </w:rPr>
+        <w:t xml:space="preserve"> reproducibility. Before training begins, </w:t>
+      </w:r>
+      <w:proofErr w:type="spellStart"/>
+      <w:r>
+        <w:rPr>
+          <w:rFonts w:ascii="Arial" w:hAnsi="Arial" w:cs="Arial"/>
+          <w:sz w:val="25"/>
+          <w:szCs w:val="25"/>
+          <w:shd w:val="clear" w:color="auto" w:fill="FFFFFF"/>
+        </w:rPr>
+        <w:t>create_validation_</w:t>
+      </w:r>
+      <w:proofErr w:type="gramStart"/>
+      <w:r>
+        <w:rPr>
+          <w:rFonts w:ascii="Arial" w:hAnsi="Arial" w:cs="Arial"/>
+          <w:sz w:val="25"/>
+          <w:szCs w:val="25"/>
+          <w:shd w:val="clear" w:color="auto" w:fill="FFFFFF"/>
+        </w:rPr>
+        <w:t>split</w:t>
+      </w:r>
+      <w:proofErr w:type="spellEnd"/>
+      <w:r>
+        <w:rPr>
+          <w:rFonts w:ascii="Arial" w:hAnsi="Arial" w:cs="Arial"/>
+          <w:sz w:val="25"/>
+          <w:szCs w:val="25"/>
+          <w:shd w:val="clear" w:color="auto" w:fill="FFFFFF"/>
+        </w:rPr>
+        <w:t>(</w:t>
+      </w:r>
+      <w:proofErr w:type="gramEnd"/>
+      <w:r>
+        <w:rPr>
+          <w:rFonts w:ascii="Arial" w:hAnsi="Arial" w:cs="Arial"/>
+          <w:sz w:val="25"/>
+          <w:szCs w:val="25"/>
+          <w:shd w:val="clear" w:color="auto" w:fill="FFFFFF"/>
+        </w:rPr>
+        <w:t>) carves off 20% of the training set for val</w:t>
+      </w:r>
+      <w:r>
+        <w:rPr>
+          <w:rFonts w:ascii="Arial" w:hAnsi="Arial" w:cs="Arial"/>
+          <w:sz w:val="25"/>
+          <w:szCs w:val="25"/>
+          <w:shd w:val="clear" w:color="auto" w:fill="FFFFFF"/>
+        </w:rPr>
+        <w:t xml:space="preserve">idation, sampling, </w:t>
+      </w:r>
+      <w:r>
+        <w:rPr>
+          <w:rFonts w:ascii="Arial" w:hAnsi="Arial" w:cs="Arial"/>
+          <w:sz w:val="25"/>
+          <w:szCs w:val="25"/>
+          <w:shd w:val="clear" w:color="auto" w:fill="FFFFFF"/>
+        </w:rPr>
+        <w:t xml:space="preserve">proportionally from every class so the split remains stratified. Throughout training, </w:t>
+      </w:r>
+      <w:proofErr w:type="spellStart"/>
+      <w:r>
+        <w:rPr>
+          <w:rFonts w:ascii="Arial" w:hAnsi="Arial" w:cs="Arial"/>
+          <w:sz w:val="25"/>
+          <w:szCs w:val="25"/>
+          <w:shd w:val="clear" w:color="auto" w:fill="FFFFFF"/>
+        </w:rPr>
+        <w:t>train_</w:t>
+      </w:r>
+      <w:proofErr w:type="gramStart"/>
+      <w:r>
+        <w:rPr>
+          <w:rFonts w:ascii="Arial" w:hAnsi="Arial" w:cs="Arial"/>
+          <w:sz w:val="25"/>
+          <w:szCs w:val="25"/>
+          <w:shd w:val="clear" w:color="auto" w:fill="FFFFFF"/>
+        </w:rPr>
+        <w:t>model</w:t>
+      </w:r>
+      <w:proofErr w:type="spellEnd"/>
+      <w:r>
+        <w:rPr>
+          <w:rFonts w:ascii="Arial" w:hAnsi="Arial" w:cs="Arial"/>
+          <w:sz w:val="25"/>
+          <w:szCs w:val="25"/>
+          <w:shd w:val="clear" w:color="auto" w:fill="FFFFFF"/>
+        </w:rPr>
+        <w:t>(</w:t>
+      </w:r>
+      <w:proofErr w:type="gramEnd"/>
+      <w:r>
+        <w:rPr>
+          <w:rFonts w:ascii="Arial" w:hAnsi="Arial" w:cs="Arial"/>
+          <w:sz w:val="25"/>
+          <w:szCs w:val="25"/>
+          <w:shd w:val="clear" w:color="auto" w:fill="FFFFFF"/>
+        </w:rPr>
+        <w:t xml:space="preserve">) records </w:t>
+      </w:r>
+      <w:r>
+        <w:rPr>
+          <w:rFonts w:ascii="Arial" w:hAnsi="Arial" w:cs="Arial"/>
+          <w:sz w:val="25"/>
+          <w:szCs w:val="25"/>
+          <w:shd w:val="clear" w:color="auto" w:fill="FFFFFF"/>
+        </w:rPr>
+        <w:t xml:space="preserve">validation accuracy after </w:t>
+      </w:r>
+      <w:r>
+        <w:rPr>
+          <w:rFonts w:ascii="Arial" w:hAnsi="Arial" w:cs="Arial"/>
+          <w:sz w:val="25"/>
+          <w:szCs w:val="25"/>
+          <w:shd w:val="clear" w:color="auto" w:fill="FFFFFF"/>
+        </w:rPr>
+        <w:t>every epoch and checkpoints the model’s parameters whenever a new best validation accuracy is reached; the t</w:t>
+      </w:r>
+      <w:r>
+        <w:rPr>
+          <w:rFonts w:ascii="Arial" w:hAnsi="Arial" w:cs="Arial"/>
+          <w:sz w:val="25"/>
+          <w:szCs w:val="25"/>
+          <w:shd w:val="clear" w:color="auto" w:fill="FFFFFF"/>
+        </w:rPr>
+        <w:t>est accuracy ultimately</w:t>
+      </w:r>
+      <w:r>
+        <w:rPr>
+          <w:rFonts w:ascii="Arial" w:hAnsi="Arial" w:cs="Arial"/>
+          <w:sz w:val="25"/>
+          <w:szCs w:val="25"/>
+          <w:shd w:val="clear" w:color="auto" w:fill="FFFFFF"/>
+        </w:rPr>
+        <w:t xml:space="preserve"> reported for each run is measured using this best-validation checkpoint rather than the parameters from the </w:t>
+      </w:r>
+      <w:r>
+        <w:rPr>
+          <w:rFonts w:ascii="Arial" w:hAnsi="Arial" w:cs="Arial"/>
+          <w:sz w:val="25"/>
+          <w:szCs w:val="25"/>
+          <w:shd w:val="clear" w:color="auto" w:fill="FFFFFF"/>
+        </w:rPr>
+        <w:t xml:space="preserve">final epoch, meaning the </w:t>
+      </w:r>
+      <w:r>
+        <w:rPr>
+          <w:rFonts w:ascii="Arial" w:hAnsi="Arial" w:cs="Arial"/>
+          <w:sz w:val="25"/>
+          <w:szCs w:val="25"/>
+          <w:shd w:val="clear" w:color="auto" w:fill="FFFFFF"/>
+        </w:rPr>
+        <w:t xml:space="preserve">reported result reflects the model at its best point on unseen validation data, not simply wherever </w:t>
+      </w:r>
+      <w:r>
+        <w:rPr>
+          <w:rFonts w:ascii="Arial" w:hAnsi="Arial" w:cs="Arial"/>
+          <w:sz w:val="25"/>
+          <w:szCs w:val="25"/>
+          <w:shd w:val="clear" w:color="auto" w:fill="FFFFFF"/>
+        </w:rPr>
+        <w:t>training</w:t>
+      </w:r>
+      <w:r>
+        <w:rPr>
+          <w:rFonts w:ascii="Arial" w:hAnsi="Arial" w:cs="Arial"/>
+          <w:sz w:val="25"/>
+          <w:szCs w:val="25"/>
+          <w:shd w:val="clear" w:color="auto" w:fill="FFFFFF"/>
+        </w:rPr>
+        <w:t xml:space="preserve"> happened to end.</w:t>
+      </w:r>
       <w:r>
         <w:rPr>
           <w:rFonts w:ascii="Arial" w:hAnsi="Arial" w:cs="Arial"/>
@@ -1107,6 +3567,7 @@
     </w:p>
     <w:p>
       <w:pPr>
+        <w:spacing w:after="0"/>
         <w:rPr>
           <w:rFonts w:ascii="Arial" w:hAnsi="Arial" w:cs="Arial"/>
           <w:sz w:val="25"/>
@@ -1127,16 +3588,18 @@
     </w:p>
     <w:p>
       <w:pPr>
-        <w:rPr>
-          <w:rFonts w:ascii="Arial" w:hAnsi="Arial" w:cs="Arial"/>
-          <w:sz w:val="25"/>
-          <w:szCs w:val="25"/>
-          <w:shd w:val="clear" w:color="auto" w:fill="FFFFFF"/>
-        </w:rPr>
-      </w:pPr>
-    </w:p>
-    <w:p>
-      <w:pPr>
+        <w:spacing w:after="0"/>
+        <w:rPr>
+          <w:rFonts w:ascii="Arial" w:hAnsi="Arial" w:cs="Arial"/>
+          <w:sz w:val="25"/>
+          <w:szCs w:val="25"/>
+          <w:shd w:val="clear" w:color="auto" w:fill="FFFFFF"/>
+        </w:rPr>
+      </w:pPr>
+    </w:p>
+    <w:p>
+      <w:pPr>
+        <w:spacing w:after="0"/>
         <w:rPr>
           <w:rFonts w:ascii="Arial" w:hAnsi="Arial" w:cs="Arial"/>
           <w:sz w:val="25"/>
@@ -1156,6 +3619,7 @@
     </w:p>
     <w:p>
       <w:pPr>
+        <w:spacing w:after="0"/>
         <w:rPr>
           <w:rFonts w:ascii="Arial" w:hAnsi="Arial" w:cs="Arial"/>
           <w:sz w:val="25"/>
@@ -1215,6 +3679,7 @@
     </w:p>
     <w:p>
       <w:pPr>
+        <w:spacing w:after="0"/>
         <w:rPr>
           <w:rFonts w:ascii="Arial" w:hAnsi="Arial" w:cs="Arial"/>
           <w:sz w:val="25"/>
@@ -1254,6 +3719,7 @@
     </w:p>
     <w:p>
       <w:pPr>
+        <w:spacing w:after="0"/>
         <w:rPr>
           <w:rFonts w:ascii="Arial" w:hAnsi="Arial" w:cs="Arial"/>
           <w:sz w:val="25"/>
@@ -1273,16 +3739,18 @@
     </w:p>
     <w:p>
       <w:pPr>
-        <w:rPr>
-          <w:rFonts w:ascii="Arial" w:hAnsi="Arial" w:cs="Arial"/>
-          <w:sz w:val="25"/>
-          <w:szCs w:val="25"/>
-          <w:shd w:val="clear" w:color="auto" w:fill="FFFFFF"/>
-        </w:rPr>
-      </w:pPr>
-    </w:p>
-    <w:p>
-      <w:pPr>
+        <w:spacing w:after="0"/>
+        <w:rPr>
+          <w:rFonts w:ascii="Arial" w:hAnsi="Arial" w:cs="Arial"/>
+          <w:sz w:val="25"/>
+          <w:szCs w:val="25"/>
+          <w:shd w:val="clear" w:color="auto" w:fill="FFFFFF"/>
+        </w:rPr>
+      </w:pPr>
+    </w:p>
+    <w:p>
+      <w:pPr>
+        <w:spacing w:after="0"/>
         <w:rPr>
           <w:rFonts w:ascii="Arial" w:hAnsi="Arial" w:cs="Arial"/>
           <w:sz w:val="25"/>
@@ -1302,6 +3770,7 @@
     </w:p>
     <w:p>
       <w:pPr>
+        <w:spacing w:after="0"/>
         <w:rPr>
           <w:rFonts w:ascii="Arial" w:hAnsi="Arial" w:cs="Arial"/>
           <w:sz w:val="25"/>
@@ -1321,6 +3790,7 @@
     </w:p>
     <w:p>
       <w:pPr>
+        <w:spacing w:after="0"/>
         <w:rPr>
           <w:rFonts w:ascii="Arial" w:hAnsi="Arial" w:cs="Arial" w:hint="eastAsia"/>
           <w:sz w:val="25"/>
@@ -1398,6 +3868,7 @@
     </w:p>
     <w:p>
       <w:pPr>
+        <w:spacing w:after="0"/>
         <w:rPr>
           <w:rFonts w:ascii="Arial" w:hAnsi="Arial" w:cs="Arial"/>
           <w:sz w:val="25"/>
@@ -1497,16 +3968,18 @@
     </w:p>
     <w:p>
       <w:pPr>
-        <w:rPr>
-          <w:rFonts w:ascii="Arial" w:hAnsi="Arial" w:cs="Arial"/>
-          <w:sz w:val="25"/>
-          <w:szCs w:val="25"/>
-          <w:shd w:val="clear" w:color="auto" w:fill="FFFFFF"/>
-        </w:rPr>
-      </w:pPr>
-    </w:p>
-    <w:p>
-      <w:pPr>
+        <w:spacing w:after="0"/>
+        <w:rPr>
+          <w:rFonts w:ascii="Arial" w:hAnsi="Arial" w:cs="Arial"/>
+          <w:sz w:val="25"/>
+          <w:szCs w:val="25"/>
+          <w:shd w:val="clear" w:color="auto" w:fill="FFFFFF"/>
+        </w:rPr>
+      </w:pPr>
+    </w:p>
+    <w:p>
+      <w:pPr>
+        <w:spacing w:after="0"/>
         <w:rPr>
           <w:rFonts w:ascii="Arial" w:hAnsi="Arial" w:cs="Arial"/>
           <w:sz w:val="25"/>
@@ -1526,6 +3999,7 @@
     </w:p>
     <w:p>
       <w:pPr>
+        <w:spacing w:after="0"/>
         <w:rPr>
           <w:rFonts w:ascii="Arial" w:hAnsi="Arial" w:cs="Arial"/>
           <w:sz w:val="25"/>
@@ -1545,6 +4019,7 @@
     </w:p>
     <w:p>
       <w:pPr>
+        <w:spacing w:after="0"/>
         <w:rPr>
           <w:rFonts w:ascii="Arial" w:hAnsi="Arial" w:cs="Arial" w:hint="eastAsia"/>
           <w:sz w:val="25"/>
@@ -1680,6 +4155,7 @@
     </w:p>
     <w:p>
       <w:pPr>
+        <w:spacing w:after="0"/>
         <w:rPr>
           <w:rFonts w:ascii="Arial" w:hAnsi="Arial" w:cs="Arial"/>
           <w:sz w:val="25"/>
@@ -1699,16 +4175,1779 @@
     </w:p>
     <w:p>
       <w:pPr>
-        <w:rPr>
-          <w:rFonts w:ascii="Arial" w:hAnsi="Arial" w:cs="Arial"/>
-          <w:sz w:val="25"/>
-          <w:szCs w:val="25"/>
-          <w:shd w:val="clear" w:color="auto" w:fill="FFFFFF"/>
-        </w:rPr>
-      </w:pPr>
-    </w:p>
-    <w:p>
-      <w:pPr>
+        <w:spacing w:after="0"/>
+        <w:rPr>
+          <w:rFonts w:ascii="Arial" w:hAnsi="Arial" w:cs="Arial"/>
+          <w:sz w:val="25"/>
+          <w:szCs w:val="25"/>
+          <w:shd w:val="clear" w:color="auto" w:fill="FFFFFF"/>
+        </w:rPr>
+      </w:pPr>
+    </w:p>
+    <w:p>
+      <w:pPr>
+        <w:spacing w:after="0"/>
+        <w:rPr>
+          <w:rFonts w:ascii="Arial" w:hAnsi="Arial" w:cs="Arial"/>
+          <w:sz w:val="25"/>
+          <w:szCs w:val="25"/>
+          <w:shd w:val="clear" w:color="auto" w:fill="FFFFFF"/>
+        </w:rPr>
+      </w:pPr>
+    </w:p>
+    <w:p>
+      <w:pPr>
+        <w:spacing w:after="0"/>
+        <w:rPr>
+          <w:rFonts w:ascii="Arial" w:hAnsi="Arial" w:cs="Arial"/>
+          <w:sz w:val="25"/>
+          <w:szCs w:val="25"/>
+          <w:shd w:val="clear" w:color="auto" w:fill="FFFFFF"/>
+        </w:rPr>
+      </w:pPr>
+      <w:r>
+        <w:rPr>
+          <w:rFonts w:ascii="Arial" w:hAnsi="Arial" w:cs="Arial"/>
+          <w:sz w:val="25"/>
+          <w:szCs w:val="25"/>
+          <w:shd w:val="clear" w:color="auto" w:fill="FFFFFF"/>
+        </w:rPr>
+        <w:t xml:space="preserve">(a) </w:t>
+      </w:r>
+      <w:r>
+        <w:rPr>
+          <w:rFonts w:ascii="Arial" w:hAnsi="Arial" w:cs="Arial"/>
+          <w:sz w:val="25"/>
+          <w:szCs w:val="25"/>
+          <w:shd w:val="clear" w:color="auto" w:fill="FFFFFF"/>
+        </w:rPr>
+        <w:t>Baseline Network Training</w:t>
+      </w:r>
+    </w:p>
+    <w:tbl>
+      <w:tblPr>
+        <w:tblStyle w:val="TableGrid"/>
+        <w:tblW w:w="9640" w:type="dxa"/>
+        <w:tblInd w:w="-34" w:type="dxa"/>
+        <w:tblLook w:val="04A0"/>
+      </w:tblPr>
+      <w:tblGrid>
+        <w:gridCol w:w="4111"/>
+        <w:gridCol w:w="1843"/>
+        <w:gridCol w:w="1843"/>
+        <w:gridCol w:w="1843"/>
+      </w:tblGrid>
+      <w:tr>
+        <w:tc>
+          <w:tcPr>
+            <w:tcW w:w="4111" w:type="dxa"/>
+          </w:tcPr>
+          <w:p>
+            <w:pPr>
+              <w:rPr>
+                <w:rFonts w:ascii="Arial" w:hAnsi="Arial" w:cs="Arial"/>
+                <w:sz w:val="25"/>
+                <w:szCs w:val="25"/>
+                <w:shd w:val="clear" w:color="auto" w:fill="FFFFFF"/>
+              </w:rPr>
+            </w:pPr>
+            <w:r>
+              <w:rPr>
+                <w:rFonts w:ascii="Arial" w:hAnsi="Arial" w:cs="Arial"/>
+                <w:sz w:val="25"/>
+                <w:szCs w:val="25"/>
+                <w:shd w:val="clear" w:color="auto" w:fill="FFFFFF"/>
+              </w:rPr>
+              <w:t>Model</w:t>
+            </w:r>
+          </w:p>
+        </w:tc>
+        <w:tc>
+          <w:tcPr>
+            <w:tcW w:w="1843" w:type="dxa"/>
+          </w:tcPr>
+          <w:p>
+            <w:pPr>
+              <w:rPr>
+                <w:rFonts w:ascii="Arial" w:hAnsi="Arial" w:cs="Arial"/>
+                <w:sz w:val="25"/>
+                <w:szCs w:val="25"/>
+                <w:shd w:val="clear" w:color="auto" w:fill="FFFFFF"/>
+              </w:rPr>
+            </w:pPr>
+            <w:r>
+              <w:rPr>
+                <w:rFonts w:ascii="Arial" w:hAnsi="Arial" w:cs="Arial"/>
+                <w:sz w:val="25"/>
+                <w:szCs w:val="25"/>
+                <w:shd w:val="clear" w:color="auto" w:fill="FFFFFF"/>
+              </w:rPr>
+              <w:t>Full</w:t>
+            </w:r>
+          </w:p>
+        </w:tc>
+        <w:tc>
+          <w:tcPr>
+            <w:tcW w:w="1843" w:type="dxa"/>
+          </w:tcPr>
+          <w:p>
+            <w:pPr>
+              <w:rPr>
+                <w:rFonts w:ascii="Arial" w:hAnsi="Arial" w:cs="Arial"/>
+                <w:sz w:val="25"/>
+                <w:szCs w:val="25"/>
+                <w:shd w:val="clear" w:color="auto" w:fill="FFFFFF"/>
+              </w:rPr>
+            </w:pPr>
+            <w:r>
+              <w:rPr>
+                <w:rFonts w:ascii="Arial" w:hAnsi="Arial" w:cs="Arial"/>
+                <w:sz w:val="25"/>
+                <w:szCs w:val="25"/>
+                <w:shd w:val="clear" w:color="auto" w:fill="FFFFFF"/>
+              </w:rPr>
+              <w:t>50%</w:t>
+            </w:r>
+          </w:p>
+        </w:tc>
+        <w:tc>
+          <w:tcPr>
+            <w:tcW w:w="1843" w:type="dxa"/>
+          </w:tcPr>
+          <w:p>
+            <w:pPr>
+              <w:rPr>
+                <w:rFonts w:ascii="Arial" w:hAnsi="Arial" w:cs="Arial"/>
+                <w:sz w:val="25"/>
+                <w:szCs w:val="25"/>
+                <w:shd w:val="clear" w:color="auto" w:fill="FFFFFF"/>
+              </w:rPr>
+            </w:pPr>
+            <w:r>
+              <w:rPr>
+                <w:rFonts w:ascii="Arial" w:hAnsi="Arial" w:cs="Arial"/>
+                <w:sz w:val="25"/>
+                <w:szCs w:val="25"/>
+                <w:shd w:val="clear" w:color="auto" w:fill="FFFFFF"/>
+              </w:rPr>
+              <w:t>10%</w:t>
+            </w:r>
+          </w:p>
+        </w:tc>
+      </w:tr>
+      <w:tr>
+        <w:tc>
+          <w:tcPr>
+            <w:tcW w:w="4111" w:type="dxa"/>
+          </w:tcPr>
+          <w:p>
+            <w:pPr>
+              <w:rPr>
+                <w:rFonts w:ascii="Arial" w:hAnsi="Arial" w:cs="Arial"/>
+                <w:sz w:val="25"/>
+                <w:szCs w:val="25"/>
+                <w:shd w:val="clear" w:color="auto" w:fill="FFFFFF"/>
+              </w:rPr>
+            </w:pPr>
+            <w:r>
+              <w:rPr>
+                <w:rFonts w:ascii="Arial" w:hAnsi="Arial" w:cs="Arial"/>
+                <w:sz w:val="25"/>
+                <w:szCs w:val="25"/>
+                <w:shd w:val="clear" w:color="auto" w:fill="FFFFFF"/>
+              </w:rPr>
+              <w:t>Linear (784-10)</w:t>
+            </w:r>
+          </w:p>
+        </w:tc>
+        <w:tc>
+          <w:tcPr>
+            <w:tcW w:w="1843" w:type="dxa"/>
+          </w:tcPr>
+          <w:p>
+            <w:pPr>
+              <w:rPr>
+                <w:rFonts w:ascii="Arial" w:hAnsi="Arial" w:cs="Arial"/>
+                <w:sz w:val="25"/>
+                <w:szCs w:val="25"/>
+                <w:shd w:val="clear" w:color="auto" w:fill="FFFFFF"/>
+              </w:rPr>
+            </w:pPr>
+          </w:p>
+        </w:tc>
+        <w:tc>
+          <w:tcPr>
+            <w:tcW w:w="1843" w:type="dxa"/>
+          </w:tcPr>
+          <w:p>
+            <w:pPr>
+              <w:rPr>
+                <w:rFonts w:ascii="Arial" w:hAnsi="Arial" w:cs="Arial"/>
+                <w:sz w:val="25"/>
+                <w:szCs w:val="25"/>
+                <w:shd w:val="clear" w:color="auto" w:fill="FFFFFF"/>
+              </w:rPr>
+            </w:pPr>
+          </w:p>
+        </w:tc>
+        <w:tc>
+          <w:tcPr>
+            <w:tcW w:w="1843" w:type="dxa"/>
+          </w:tcPr>
+          <w:p>
+            <w:pPr>
+              <w:rPr>
+                <w:rFonts w:ascii="Arial" w:hAnsi="Arial" w:cs="Arial"/>
+                <w:sz w:val="25"/>
+                <w:szCs w:val="25"/>
+                <w:shd w:val="clear" w:color="auto" w:fill="FFFFFF"/>
+              </w:rPr>
+            </w:pPr>
+          </w:p>
+        </w:tc>
+      </w:tr>
+      <w:tr>
+        <w:tc>
+          <w:tcPr>
+            <w:tcW w:w="4111" w:type="dxa"/>
+          </w:tcPr>
+          <w:p>
+            <w:pPr>
+              <w:rPr>
+                <w:rFonts w:ascii="Arial" w:hAnsi="Arial" w:cs="Arial"/>
+                <w:sz w:val="25"/>
+                <w:szCs w:val="25"/>
+                <w:shd w:val="clear" w:color="auto" w:fill="FFFFFF"/>
+              </w:rPr>
+            </w:pPr>
+            <w:r>
+              <w:rPr>
+                <w:rFonts w:ascii="Arial" w:hAnsi="Arial" w:cs="Arial"/>
+                <w:sz w:val="25"/>
+                <w:szCs w:val="25"/>
+                <w:shd w:val="clear" w:color="auto" w:fill="FFFFFF"/>
+              </w:rPr>
+              <w:t>MLP (784-30-10)</w:t>
+            </w:r>
+          </w:p>
+        </w:tc>
+        <w:tc>
+          <w:tcPr>
+            <w:tcW w:w="1843" w:type="dxa"/>
+          </w:tcPr>
+          <w:p>
+            <w:pPr>
+              <w:rPr>
+                <w:rFonts w:ascii="Arial" w:hAnsi="Arial" w:cs="Arial"/>
+                <w:sz w:val="25"/>
+                <w:szCs w:val="25"/>
+                <w:shd w:val="clear" w:color="auto" w:fill="FFFFFF"/>
+              </w:rPr>
+            </w:pPr>
+          </w:p>
+        </w:tc>
+        <w:tc>
+          <w:tcPr>
+            <w:tcW w:w="1843" w:type="dxa"/>
+          </w:tcPr>
+          <w:p>
+            <w:pPr>
+              <w:rPr>
+                <w:rFonts w:ascii="Arial" w:hAnsi="Arial" w:cs="Arial"/>
+                <w:sz w:val="25"/>
+                <w:szCs w:val="25"/>
+                <w:shd w:val="clear" w:color="auto" w:fill="FFFFFF"/>
+              </w:rPr>
+            </w:pPr>
+          </w:p>
+        </w:tc>
+        <w:tc>
+          <w:tcPr>
+            <w:tcW w:w="1843" w:type="dxa"/>
+          </w:tcPr>
+          <w:p>
+            <w:pPr>
+              <w:rPr>
+                <w:rFonts w:ascii="Arial" w:hAnsi="Arial" w:cs="Arial"/>
+                <w:sz w:val="25"/>
+                <w:szCs w:val="25"/>
+                <w:shd w:val="clear" w:color="auto" w:fill="FFFFFF"/>
+              </w:rPr>
+            </w:pPr>
+          </w:p>
+        </w:tc>
+      </w:tr>
+      <w:tr>
+        <w:tc>
+          <w:tcPr>
+            <w:tcW w:w="4111" w:type="dxa"/>
+          </w:tcPr>
+          <w:p>
+            <w:pPr>
+              <w:rPr>
+                <w:rFonts w:ascii="Arial" w:hAnsi="Arial" w:cs="Arial"/>
+                <w:sz w:val="25"/>
+                <w:szCs w:val="25"/>
+                <w:shd w:val="clear" w:color="auto" w:fill="FFFFFF"/>
+              </w:rPr>
+            </w:pPr>
+            <w:r>
+              <w:rPr>
+                <w:rFonts w:ascii="Arial" w:hAnsi="Arial" w:cs="Arial"/>
+                <w:sz w:val="25"/>
+                <w:szCs w:val="25"/>
+                <w:shd w:val="clear" w:color="auto" w:fill="FFFFFF"/>
+              </w:rPr>
+              <w:t>MLP3 no-residual (784-30-30-10)</w:t>
+            </w:r>
+          </w:p>
+        </w:tc>
+        <w:tc>
+          <w:tcPr>
+            <w:tcW w:w="1843" w:type="dxa"/>
+          </w:tcPr>
+          <w:p>
+            <w:pPr>
+              <w:rPr>
+                <w:rFonts w:ascii="Arial" w:hAnsi="Arial" w:cs="Arial"/>
+                <w:sz w:val="25"/>
+                <w:szCs w:val="25"/>
+                <w:shd w:val="clear" w:color="auto" w:fill="FFFFFF"/>
+              </w:rPr>
+            </w:pPr>
+          </w:p>
+        </w:tc>
+        <w:tc>
+          <w:tcPr>
+            <w:tcW w:w="1843" w:type="dxa"/>
+          </w:tcPr>
+          <w:p>
+            <w:pPr>
+              <w:rPr>
+                <w:rFonts w:ascii="Arial" w:hAnsi="Arial" w:cs="Arial"/>
+                <w:sz w:val="25"/>
+                <w:szCs w:val="25"/>
+                <w:shd w:val="clear" w:color="auto" w:fill="FFFFFF"/>
+              </w:rPr>
+            </w:pPr>
+          </w:p>
+        </w:tc>
+        <w:tc>
+          <w:tcPr>
+            <w:tcW w:w="1843" w:type="dxa"/>
+          </w:tcPr>
+          <w:p>
+            <w:pPr>
+              <w:rPr>
+                <w:rFonts w:ascii="Arial" w:hAnsi="Arial" w:cs="Arial"/>
+                <w:sz w:val="25"/>
+                <w:szCs w:val="25"/>
+                <w:shd w:val="clear" w:color="auto" w:fill="FFFFFF"/>
+              </w:rPr>
+            </w:pPr>
+          </w:p>
+        </w:tc>
+      </w:tr>
+      <w:tr>
+        <w:tc>
+          <w:tcPr>
+            <w:tcW w:w="4111" w:type="dxa"/>
+          </w:tcPr>
+          <w:p>
+            <w:pPr>
+              <w:rPr>
+                <w:rFonts w:ascii="Arial" w:hAnsi="Arial" w:cs="Arial"/>
+                <w:sz w:val="25"/>
+                <w:szCs w:val="25"/>
+                <w:shd w:val="clear" w:color="auto" w:fill="FFFFFF"/>
+              </w:rPr>
+            </w:pPr>
+            <w:r>
+              <w:rPr>
+                <w:rFonts w:ascii="Arial" w:hAnsi="Arial" w:cs="Arial"/>
+                <w:sz w:val="25"/>
+                <w:szCs w:val="25"/>
+                <w:shd w:val="clear" w:color="auto" w:fill="FFFFFF"/>
+              </w:rPr>
+              <w:t>MLP3 residual (784-30-30-10)</w:t>
+            </w:r>
+          </w:p>
+        </w:tc>
+        <w:tc>
+          <w:tcPr>
+            <w:tcW w:w="1843" w:type="dxa"/>
+          </w:tcPr>
+          <w:p>
+            <w:pPr>
+              <w:rPr>
+                <w:rFonts w:ascii="Arial" w:hAnsi="Arial" w:cs="Arial"/>
+                <w:sz w:val="25"/>
+                <w:szCs w:val="25"/>
+                <w:shd w:val="clear" w:color="auto" w:fill="FFFFFF"/>
+              </w:rPr>
+            </w:pPr>
+          </w:p>
+        </w:tc>
+        <w:tc>
+          <w:tcPr>
+            <w:tcW w:w="1843" w:type="dxa"/>
+          </w:tcPr>
+          <w:p>
+            <w:pPr>
+              <w:rPr>
+                <w:rFonts w:ascii="Arial" w:hAnsi="Arial" w:cs="Arial"/>
+                <w:sz w:val="25"/>
+                <w:szCs w:val="25"/>
+                <w:shd w:val="clear" w:color="auto" w:fill="FFFFFF"/>
+              </w:rPr>
+            </w:pPr>
+          </w:p>
+        </w:tc>
+        <w:tc>
+          <w:tcPr>
+            <w:tcW w:w="1843" w:type="dxa"/>
+          </w:tcPr>
+          <w:p>
+            <w:pPr>
+              <w:rPr>
+                <w:rFonts w:ascii="Arial" w:hAnsi="Arial" w:cs="Arial"/>
+                <w:sz w:val="25"/>
+                <w:szCs w:val="25"/>
+                <w:shd w:val="clear" w:color="auto" w:fill="FFFFFF"/>
+              </w:rPr>
+            </w:pPr>
+          </w:p>
+        </w:tc>
+      </w:tr>
+    </w:tbl>
+    <w:p>
+      <w:pPr>
+        <w:spacing w:after="0"/>
+        <w:rPr>
+          <w:rFonts w:ascii="Arial" w:hAnsi="Arial" w:cs="Arial"/>
+          <w:sz w:val="25"/>
+          <w:szCs w:val="25"/>
+          <w:shd w:val="clear" w:color="auto" w:fill="FFFFFF"/>
+        </w:rPr>
+      </w:pPr>
+    </w:p>
+    <w:p>
+      <w:pPr>
+        <w:spacing w:after="0"/>
+        <w:rPr>
+          <w:rFonts w:ascii="Arial" w:hAnsi="Arial" w:cs="Arial"/>
+          <w:sz w:val="25"/>
+          <w:szCs w:val="25"/>
+          <w:shd w:val="clear" w:color="auto" w:fill="FFFFFF"/>
+        </w:rPr>
+      </w:pPr>
+      <w:r>
+        <w:rPr>
+          <w:rFonts w:ascii="Arial" w:hAnsi="Arial" w:cs="Arial"/>
+          <w:sz w:val="25"/>
+          <w:szCs w:val="25"/>
+          <w:shd w:val="clear" w:color="auto" w:fill="FFFFFF"/>
+        </w:rPr>
+        <w:t xml:space="preserve">Image 1: </w:t>
+      </w:r>
+    </w:p>
+    <w:p>
+      <w:pPr>
+        <w:spacing w:after="0"/>
+        <w:rPr>
+          <w:rFonts w:ascii="Arial" w:hAnsi="Arial" w:cs="Arial"/>
+          <w:sz w:val="25"/>
+          <w:szCs w:val="25"/>
+          <w:shd w:val="clear" w:color="auto" w:fill="FFFFFF"/>
+        </w:rPr>
+      </w:pPr>
+    </w:p>
+    <w:tbl>
+      <w:tblPr>
+        <w:tblStyle w:val="TableGrid"/>
+        <w:tblW w:w="10491" w:type="dxa"/>
+        <w:tblInd w:w="-885" w:type="dxa"/>
+        <w:tblLayout w:type="fixed"/>
+        <w:tblLook w:val="04A0"/>
+      </w:tblPr>
+      <w:tblGrid>
+        <w:gridCol w:w="2269"/>
+        <w:gridCol w:w="1276"/>
+        <w:gridCol w:w="709"/>
+        <w:gridCol w:w="1417"/>
+        <w:gridCol w:w="851"/>
+        <w:gridCol w:w="850"/>
+        <w:gridCol w:w="709"/>
+        <w:gridCol w:w="850"/>
+        <w:gridCol w:w="709"/>
+        <w:gridCol w:w="851"/>
+      </w:tblGrid>
+      <w:tr>
+        <w:tc>
+          <w:tcPr>
+            <w:tcW w:w="2269" w:type="dxa"/>
+          </w:tcPr>
+          <w:p>
+            <w:pPr>
+              <w:rPr>
+                <w:rFonts w:ascii="Arial" w:hAnsi="Arial" w:cs="Arial"/>
+                <w:sz w:val="25"/>
+                <w:szCs w:val="25"/>
+                <w:shd w:val="clear" w:color="auto" w:fill="FFFFFF"/>
+              </w:rPr>
+            </w:pPr>
+            <w:r>
+              <w:rPr>
+                <w:rFonts w:ascii="Arial" w:hAnsi="Arial" w:cs="Arial"/>
+                <w:sz w:val="25"/>
+                <w:szCs w:val="25"/>
+                <w:shd w:val="clear" w:color="auto" w:fill="FFFFFF"/>
+              </w:rPr>
+              <w:t>Model</w:t>
+            </w:r>
+          </w:p>
+        </w:tc>
+        <w:tc>
+          <w:tcPr>
+            <w:tcW w:w="1276" w:type="dxa"/>
+          </w:tcPr>
+          <w:p>
+            <w:pPr>
+              <w:rPr>
+                <w:rFonts w:ascii="Arial" w:hAnsi="Arial" w:cs="Arial"/>
+                <w:sz w:val="25"/>
+                <w:szCs w:val="25"/>
+                <w:shd w:val="clear" w:color="auto" w:fill="FFFFFF"/>
+              </w:rPr>
+            </w:pPr>
+            <w:r>
+              <w:rPr>
+                <w:rFonts w:ascii="Arial" w:hAnsi="Arial" w:cs="Arial"/>
+                <w:sz w:val="25"/>
+                <w:szCs w:val="25"/>
+                <w:shd w:val="clear" w:color="auto" w:fill="FFFFFF"/>
+              </w:rPr>
+              <w:t>Full Train</w:t>
+            </w:r>
+          </w:p>
+        </w:tc>
+        <w:tc>
+          <w:tcPr>
+            <w:tcW w:w="709" w:type="dxa"/>
+          </w:tcPr>
+          <w:p>
+            <w:pPr>
+              <w:rPr>
+                <w:rFonts w:ascii="Arial" w:hAnsi="Arial" w:cs="Arial"/>
+                <w:sz w:val="25"/>
+                <w:szCs w:val="25"/>
+                <w:shd w:val="clear" w:color="auto" w:fill="FFFFFF"/>
+              </w:rPr>
+            </w:pPr>
+            <w:r>
+              <w:rPr>
+                <w:rFonts w:ascii="Arial" w:hAnsi="Arial" w:cs="Arial"/>
+                <w:sz w:val="25"/>
+                <w:szCs w:val="25"/>
+                <w:shd w:val="clear" w:color="auto" w:fill="FFFFFF"/>
+              </w:rPr>
+              <w:t>Val</w:t>
+            </w:r>
+          </w:p>
+        </w:tc>
+        <w:tc>
+          <w:tcPr>
+            <w:tcW w:w="1417" w:type="dxa"/>
+          </w:tcPr>
+          <w:p>
+            <w:pPr>
+              <w:rPr>
+                <w:rFonts w:ascii="Arial" w:hAnsi="Arial" w:cs="Arial"/>
+                <w:sz w:val="25"/>
+                <w:szCs w:val="25"/>
+                <w:shd w:val="clear" w:color="auto" w:fill="FFFFFF"/>
+              </w:rPr>
+            </w:pPr>
+            <w:r>
+              <w:rPr>
+                <w:rFonts w:ascii="Arial" w:hAnsi="Arial" w:cs="Arial"/>
+                <w:sz w:val="25"/>
+                <w:szCs w:val="25"/>
+                <w:shd w:val="clear" w:color="auto" w:fill="FFFFFF"/>
+              </w:rPr>
+              <w:t>50% Test</w:t>
+            </w:r>
+          </w:p>
+        </w:tc>
+        <w:tc>
+          <w:tcPr>
+            <w:tcW w:w="851" w:type="dxa"/>
+          </w:tcPr>
+          <w:p>
+            <w:pPr>
+              <w:rPr>
+                <w:rFonts w:ascii="Arial" w:hAnsi="Arial" w:cs="Arial"/>
+                <w:sz w:val="25"/>
+                <w:szCs w:val="25"/>
+                <w:shd w:val="clear" w:color="auto" w:fill="FFFFFF"/>
+              </w:rPr>
+            </w:pPr>
+            <w:r>
+              <w:rPr>
+                <w:rFonts w:ascii="Arial" w:hAnsi="Arial" w:cs="Arial"/>
+                <w:sz w:val="25"/>
+                <w:szCs w:val="25"/>
+                <w:shd w:val="clear" w:color="auto" w:fill="FFFFFF"/>
+              </w:rPr>
+              <w:t>Train</w:t>
+            </w:r>
+          </w:p>
+        </w:tc>
+        <w:tc>
+          <w:tcPr>
+            <w:tcW w:w="850" w:type="dxa"/>
+          </w:tcPr>
+          <w:p>
+            <w:pPr>
+              <w:rPr>
+                <w:rFonts w:ascii="Arial" w:hAnsi="Arial" w:cs="Arial"/>
+                <w:sz w:val="25"/>
+                <w:szCs w:val="25"/>
+                <w:shd w:val="clear" w:color="auto" w:fill="FFFFFF"/>
+              </w:rPr>
+            </w:pPr>
+            <w:r>
+              <w:rPr>
+                <w:rFonts w:ascii="Arial" w:hAnsi="Arial" w:cs="Arial"/>
+                <w:sz w:val="25"/>
+                <w:szCs w:val="25"/>
+                <w:shd w:val="clear" w:color="auto" w:fill="FFFFFF"/>
+              </w:rPr>
+              <w:t>10% Val</w:t>
+            </w:r>
+          </w:p>
+        </w:tc>
+        <w:tc>
+          <w:tcPr>
+            <w:tcW w:w="709" w:type="dxa"/>
+          </w:tcPr>
+          <w:p>
+            <w:pPr>
+              <w:rPr>
+                <w:rFonts w:ascii="Arial" w:hAnsi="Arial" w:cs="Arial"/>
+                <w:sz w:val="25"/>
+                <w:szCs w:val="25"/>
+                <w:shd w:val="clear" w:color="auto" w:fill="FFFFFF"/>
+              </w:rPr>
+            </w:pPr>
+            <w:r>
+              <w:rPr>
+                <w:rFonts w:ascii="Arial" w:hAnsi="Arial" w:cs="Arial"/>
+                <w:sz w:val="25"/>
+                <w:szCs w:val="25"/>
+                <w:shd w:val="clear" w:color="auto" w:fill="FFFFFF"/>
+              </w:rPr>
+              <w:t>Test</w:t>
+            </w:r>
+          </w:p>
+        </w:tc>
+        <w:tc>
+          <w:tcPr>
+            <w:tcW w:w="850" w:type="dxa"/>
+          </w:tcPr>
+          <w:p>
+            <w:pPr>
+              <w:rPr>
+                <w:rFonts w:ascii="Arial" w:hAnsi="Arial" w:cs="Arial"/>
+                <w:sz w:val="25"/>
+                <w:szCs w:val="25"/>
+                <w:shd w:val="clear" w:color="auto" w:fill="FFFFFF"/>
+              </w:rPr>
+            </w:pPr>
+            <w:r>
+              <w:rPr>
+                <w:rFonts w:ascii="Arial" w:hAnsi="Arial" w:cs="Arial"/>
+                <w:sz w:val="25"/>
+                <w:szCs w:val="25"/>
+                <w:shd w:val="clear" w:color="auto" w:fill="FFFFFF"/>
+              </w:rPr>
+              <w:t>Train</w:t>
+            </w:r>
+          </w:p>
+        </w:tc>
+        <w:tc>
+          <w:tcPr>
+            <w:tcW w:w="709" w:type="dxa"/>
+          </w:tcPr>
+          <w:p>
+            <w:pPr>
+              <w:rPr>
+                <w:rFonts w:ascii="Arial" w:hAnsi="Arial" w:cs="Arial"/>
+                <w:sz w:val="25"/>
+                <w:szCs w:val="25"/>
+                <w:shd w:val="clear" w:color="auto" w:fill="FFFFFF"/>
+              </w:rPr>
+            </w:pPr>
+            <w:r>
+              <w:rPr>
+                <w:rFonts w:ascii="Arial" w:hAnsi="Arial" w:cs="Arial"/>
+                <w:sz w:val="25"/>
+                <w:szCs w:val="25"/>
+                <w:shd w:val="clear" w:color="auto" w:fill="FFFFFF"/>
+              </w:rPr>
+              <w:t>Val</w:t>
+            </w:r>
+          </w:p>
+        </w:tc>
+        <w:tc>
+          <w:tcPr>
+            <w:tcW w:w="851" w:type="dxa"/>
+          </w:tcPr>
+          <w:p>
+            <w:pPr>
+              <w:rPr>
+                <w:rFonts w:ascii="Arial" w:hAnsi="Arial" w:cs="Arial"/>
+                <w:sz w:val="25"/>
+                <w:szCs w:val="25"/>
+                <w:shd w:val="clear" w:color="auto" w:fill="FFFFFF"/>
+              </w:rPr>
+            </w:pPr>
+            <w:r>
+              <w:rPr>
+                <w:rFonts w:ascii="Arial" w:hAnsi="Arial" w:cs="Arial"/>
+                <w:sz w:val="25"/>
+                <w:szCs w:val="25"/>
+                <w:shd w:val="clear" w:color="auto" w:fill="FFFFFF"/>
+              </w:rPr>
+              <w:t>Test</w:t>
+            </w:r>
+          </w:p>
+        </w:tc>
+      </w:tr>
+      <w:tr>
+        <w:tc>
+          <w:tcPr>
+            <w:tcW w:w="2269" w:type="dxa"/>
+          </w:tcPr>
+          <w:p>
+            <w:pPr>
+              <w:rPr>
+                <w:rFonts w:ascii="Arial" w:hAnsi="Arial" w:cs="Arial"/>
+                <w:sz w:val="25"/>
+                <w:szCs w:val="25"/>
+                <w:shd w:val="clear" w:color="auto" w:fill="FFFFFF"/>
+              </w:rPr>
+            </w:pPr>
+            <w:r>
+              <w:rPr>
+                <w:rFonts w:ascii="Arial" w:hAnsi="Arial" w:cs="Arial"/>
+                <w:sz w:val="25"/>
+                <w:szCs w:val="25"/>
+                <w:shd w:val="clear" w:color="auto" w:fill="FFFFFF"/>
+              </w:rPr>
+              <w:t>Linear (784-10)</w:t>
+            </w:r>
+          </w:p>
+        </w:tc>
+        <w:tc>
+          <w:tcPr>
+            <w:tcW w:w="1276" w:type="dxa"/>
+          </w:tcPr>
+          <w:p>
+            <w:pPr>
+              <w:rPr>
+                <w:rFonts w:ascii="Arial" w:hAnsi="Arial" w:cs="Arial"/>
+                <w:sz w:val="25"/>
+                <w:szCs w:val="25"/>
+                <w:shd w:val="clear" w:color="auto" w:fill="FFFFFF"/>
+              </w:rPr>
+            </w:pPr>
+          </w:p>
+        </w:tc>
+        <w:tc>
+          <w:tcPr>
+            <w:tcW w:w="709" w:type="dxa"/>
+          </w:tcPr>
+          <w:p>
+            <w:pPr>
+              <w:rPr>
+                <w:rFonts w:ascii="Arial" w:hAnsi="Arial" w:cs="Arial"/>
+                <w:sz w:val="25"/>
+                <w:szCs w:val="25"/>
+                <w:shd w:val="clear" w:color="auto" w:fill="FFFFFF"/>
+              </w:rPr>
+            </w:pPr>
+          </w:p>
+        </w:tc>
+        <w:tc>
+          <w:tcPr>
+            <w:tcW w:w="1417" w:type="dxa"/>
+          </w:tcPr>
+          <w:p>
+            <w:pPr>
+              <w:rPr>
+                <w:rFonts w:ascii="Arial" w:hAnsi="Arial" w:cs="Arial"/>
+                <w:sz w:val="25"/>
+                <w:szCs w:val="25"/>
+                <w:shd w:val="clear" w:color="auto" w:fill="FFFFFF"/>
+              </w:rPr>
+            </w:pPr>
+          </w:p>
+        </w:tc>
+        <w:tc>
+          <w:tcPr>
+            <w:tcW w:w="851" w:type="dxa"/>
+          </w:tcPr>
+          <w:p>
+            <w:pPr>
+              <w:rPr>
+                <w:rFonts w:ascii="Arial" w:hAnsi="Arial" w:cs="Arial"/>
+                <w:sz w:val="25"/>
+                <w:szCs w:val="25"/>
+                <w:shd w:val="clear" w:color="auto" w:fill="FFFFFF"/>
+              </w:rPr>
+            </w:pPr>
+          </w:p>
+        </w:tc>
+        <w:tc>
+          <w:tcPr>
+            <w:tcW w:w="850" w:type="dxa"/>
+          </w:tcPr>
+          <w:p>
+            <w:pPr>
+              <w:rPr>
+                <w:rFonts w:ascii="Arial" w:hAnsi="Arial" w:cs="Arial"/>
+                <w:sz w:val="25"/>
+                <w:szCs w:val="25"/>
+                <w:shd w:val="clear" w:color="auto" w:fill="FFFFFF"/>
+              </w:rPr>
+            </w:pPr>
+          </w:p>
+        </w:tc>
+        <w:tc>
+          <w:tcPr>
+            <w:tcW w:w="709" w:type="dxa"/>
+          </w:tcPr>
+          <w:p>
+            <w:pPr>
+              <w:rPr>
+                <w:rFonts w:ascii="Arial" w:hAnsi="Arial" w:cs="Arial"/>
+                <w:sz w:val="25"/>
+                <w:szCs w:val="25"/>
+                <w:shd w:val="clear" w:color="auto" w:fill="FFFFFF"/>
+              </w:rPr>
+            </w:pPr>
+          </w:p>
+        </w:tc>
+        <w:tc>
+          <w:tcPr>
+            <w:tcW w:w="850" w:type="dxa"/>
+          </w:tcPr>
+          <w:p>
+            <w:pPr>
+              <w:rPr>
+                <w:rFonts w:ascii="Arial" w:hAnsi="Arial" w:cs="Arial"/>
+                <w:sz w:val="25"/>
+                <w:szCs w:val="25"/>
+                <w:shd w:val="clear" w:color="auto" w:fill="FFFFFF"/>
+              </w:rPr>
+            </w:pPr>
+          </w:p>
+        </w:tc>
+        <w:tc>
+          <w:tcPr>
+            <w:tcW w:w="709" w:type="dxa"/>
+          </w:tcPr>
+          <w:p>
+            <w:pPr>
+              <w:rPr>
+                <w:rFonts w:ascii="Arial" w:hAnsi="Arial" w:cs="Arial"/>
+                <w:sz w:val="25"/>
+                <w:szCs w:val="25"/>
+                <w:shd w:val="clear" w:color="auto" w:fill="FFFFFF"/>
+              </w:rPr>
+            </w:pPr>
+          </w:p>
+        </w:tc>
+        <w:tc>
+          <w:tcPr>
+            <w:tcW w:w="851" w:type="dxa"/>
+          </w:tcPr>
+          <w:p>
+            <w:pPr>
+              <w:rPr>
+                <w:rFonts w:ascii="Arial" w:hAnsi="Arial" w:cs="Arial"/>
+                <w:sz w:val="25"/>
+                <w:szCs w:val="25"/>
+                <w:shd w:val="clear" w:color="auto" w:fill="FFFFFF"/>
+              </w:rPr>
+            </w:pPr>
+          </w:p>
+        </w:tc>
+      </w:tr>
+      <w:tr>
+        <w:tc>
+          <w:tcPr>
+            <w:tcW w:w="2269" w:type="dxa"/>
+          </w:tcPr>
+          <w:p>
+            <w:pPr>
+              <w:rPr>
+                <w:rFonts w:ascii="Arial" w:hAnsi="Arial" w:cs="Arial"/>
+                <w:sz w:val="25"/>
+                <w:szCs w:val="25"/>
+                <w:shd w:val="clear" w:color="auto" w:fill="FFFFFF"/>
+              </w:rPr>
+            </w:pPr>
+            <w:r>
+              <w:rPr>
+                <w:rFonts w:ascii="Arial" w:hAnsi="Arial" w:cs="Arial"/>
+                <w:sz w:val="25"/>
+                <w:szCs w:val="25"/>
+                <w:shd w:val="clear" w:color="auto" w:fill="FFFFFF"/>
+              </w:rPr>
+              <w:t>MLP (784-30-10)</w:t>
+            </w:r>
+          </w:p>
+        </w:tc>
+        <w:tc>
+          <w:tcPr>
+            <w:tcW w:w="1276" w:type="dxa"/>
+          </w:tcPr>
+          <w:p>
+            <w:pPr>
+              <w:rPr>
+                <w:rFonts w:ascii="Arial" w:hAnsi="Arial" w:cs="Arial"/>
+                <w:sz w:val="25"/>
+                <w:szCs w:val="25"/>
+                <w:shd w:val="clear" w:color="auto" w:fill="FFFFFF"/>
+              </w:rPr>
+            </w:pPr>
+          </w:p>
+        </w:tc>
+        <w:tc>
+          <w:tcPr>
+            <w:tcW w:w="709" w:type="dxa"/>
+          </w:tcPr>
+          <w:p>
+            <w:pPr>
+              <w:rPr>
+                <w:rFonts w:ascii="Arial" w:hAnsi="Arial" w:cs="Arial"/>
+                <w:sz w:val="25"/>
+                <w:szCs w:val="25"/>
+                <w:shd w:val="clear" w:color="auto" w:fill="FFFFFF"/>
+              </w:rPr>
+            </w:pPr>
+          </w:p>
+        </w:tc>
+        <w:tc>
+          <w:tcPr>
+            <w:tcW w:w="1417" w:type="dxa"/>
+          </w:tcPr>
+          <w:p>
+            <w:pPr>
+              <w:rPr>
+                <w:rFonts w:ascii="Arial" w:hAnsi="Arial" w:cs="Arial"/>
+                <w:sz w:val="25"/>
+                <w:szCs w:val="25"/>
+                <w:shd w:val="clear" w:color="auto" w:fill="FFFFFF"/>
+              </w:rPr>
+            </w:pPr>
+          </w:p>
+        </w:tc>
+        <w:tc>
+          <w:tcPr>
+            <w:tcW w:w="851" w:type="dxa"/>
+          </w:tcPr>
+          <w:p>
+            <w:pPr>
+              <w:rPr>
+                <w:rFonts w:ascii="Arial" w:hAnsi="Arial" w:cs="Arial"/>
+                <w:sz w:val="25"/>
+                <w:szCs w:val="25"/>
+                <w:shd w:val="clear" w:color="auto" w:fill="FFFFFF"/>
+              </w:rPr>
+            </w:pPr>
+          </w:p>
+        </w:tc>
+        <w:tc>
+          <w:tcPr>
+            <w:tcW w:w="850" w:type="dxa"/>
+          </w:tcPr>
+          <w:p>
+            <w:pPr>
+              <w:rPr>
+                <w:rFonts w:ascii="Arial" w:hAnsi="Arial" w:cs="Arial"/>
+                <w:sz w:val="25"/>
+                <w:szCs w:val="25"/>
+                <w:shd w:val="clear" w:color="auto" w:fill="FFFFFF"/>
+              </w:rPr>
+            </w:pPr>
+          </w:p>
+        </w:tc>
+        <w:tc>
+          <w:tcPr>
+            <w:tcW w:w="709" w:type="dxa"/>
+          </w:tcPr>
+          <w:p>
+            <w:pPr>
+              <w:rPr>
+                <w:rFonts w:ascii="Arial" w:hAnsi="Arial" w:cs="Arial"/>
+                <w:sz w:val="25"/>
+                <w:szCs w:val="25"/>
+                <w:shd w:val="clear" w:color="auto" w:fill="FFFFFF"/>
+              </w:rPr>
+            </w:pPr>
+          </w:p>
+        </w:tc>
+        <w:tc>
+          <w:tcPr>
+            <w:tcW w:w="850" w:type="dxa"/>
+          </w:tcPr>
+          <w:p>
+            <w:pPr>
+              <w:rPr>
+                <w:rFonts w:ascii="Arial" w:hAnsi="Arial" w:cs="Arial"/>
+                <w:sz w:val="25"/>
+                <w:szCs w:val="25"/>
+                <w:shd w:val="clear" w:color="auto" w:fill="FFFFFF"/>
+              </w:rPr>
+            </w:pPr>
+          </w:p>
+        </w:tc>
+        <w:tc>
+          <w:tcPr>
+            <w:tcW w:w="709" w:type="dxa"/>
+          </w:tcPr>
+          <w:p>
+            <w:pPr>
+              <w:rPr>
+                <w:rFonts w:ascii="Arial" w:hAnsi="Arial" w:cs="Arial"/>
+                <w:sz w:val="25"/>
+                <w:szCs w:val="25"/>
+                <w:shd w:val="clear" w:color="auto" w:fill="FFFFFF"/>
+              </w:rPr>
+            </w:pPr>
+          </w:p>
+        </w:tc>
+        <w:tc>
+          <w:tcPr>
+            <w:tcW w:w="851" w:type="dxa"/>
+          </w:tcPr>
+          <w:p>
+            <w:pPr>
+              <w:rPr>
+                <w:rFonts w:ascii="Arial" w:hAnsi="Arial" w:cs="Arial"/>
+                <w:sz w:val="25"/>
+                <w:szCs w:val="25"/>
+                <w:shd w:val="clear" w:color="auto" w:fill="FFFFFF"/>
+              </w:rPr>
+            </w:pPr>
+          </w:p>
+        </w:tc>
+      </w:tr>
+      <w:tr>
+        <w:tc>
+          <w:tcPr>
+            <w:tcW w:w="2269" w:type="dxa"/>
+          </w:tcPr>
+          <w:p>
+            <w:pPr>
+              <w:rPr>
+                <w:rFonts w:ascii="Arial" w:hAnsi="Arial" w:cs="Arial"/>
+                <w:sz w:val="25"/>
+                <w:szCs w:val="25"/>
+                <w:shd w:val="clear" w:color="auto" w:fill="FFFFFF"/>
+              </w:rPr>
+            </w:pPr>
+            <w:r>
+              <w:rPr>
+                <w:rFonts w:ascii="Arial" w:hAnsi="Arial" w:cs="Arial"/>
+                <w:sz w:val="25"/>
+                <w:szCs w:val="25"/>
+                <w:shd w:val="clear" w:color="auto" w:fill="FFFFFF"/>
+              </w:rPr>
+              <w:t>MLP3 no-residual (784-30-30-10)</w:t>
+            </w:r>
+          </w:p>
+        </w:tc>
+        <w:tc>
+          <w:tcPr>
+            <w:tcW w:w="1276" w:type="dxa"/>
+          </w:tcPr>
+          <w:p>
+            <w:pPr>
+              <w:rPr>
+                <w:rFonts w:ascii="Arial" w:hAnsi="Arial" w:cs="Arial"/>
+                <w:sz w:val="25"/>
+                <w:szCs w:val="25"/>
+                <w:shd w:val="clear" w:color="auto" w:fill="FFFFFF"/>
+              </w:rPr>
+            </w:pPr>
+          </w:p>
+        </w:tc>
+        <w:tc>
+          <w:tcPr>
+            <w:tcW w:w="709" w:type="dxa"/>
+          </w:tcPr>
+          <w:p>
+            <w:pPr>
+              <w:rPr>
+                <w:rFonts w:ascii="Arial" w:hAnsi="Arial" w:cs="Arial"/>
+                <w:sz w:val="25"/>
+                <w:szCs w:val="25"/>
+                <w:shd w:val="clear" w:color="auto" w:fill="FFFFFF"/>
+              </w:rPr>
+            </w:pPr>
+          </w:p>
+        </w:tc>
+        <w:tc>
+          <w:tcPr>
+            <w:tcW w:w="1417" w:type="dxa"/>
+          </w:tcPr>
+          <w:p>
+            <w:pPr>
+              <w:rPr>
+                <w:rFonts w:ascii="Arial" w:hAnsi="Arial" w:cs="Arial"/>
+                <w:sz w:val="25"/>
+                <w:szCs w:val="25"/>
+                <w:shd w:val="clear" w:color="auto" w:fill="FFFFFF"/>
+              </w:rPr>
+            </w:pPr>
+          </w:p>
+        </w:tc>
+        <w:tc>
+          <w:tcPr>
+            <w:tcW w:w="851" w:type="dxa"/>
+          </w:tcPr>
+          <w:p>
+            <w:pPr>
+              <w:rPr>
+                <w:rFonts w:ascii="Arial" w:hAnsi="Arial" w:cs="Arial"/>
+                <w:sz w:val="25"/>
+                <w:szCs w:val="25"/>
+                <w:shd w:val="clear" w:color="auto" w:fill="FFFFFF"/>
+              </w:rPr>
+            </w:pPr>
+          </w:p>
+        </w:tc>
+        <w:tc>
+          <w:tcPr>
+            <w:tcW w:w="850" w:type="dxa"/>
+          </w:tcPr>
+          <w:p>
+            <w:pPr>
+              <w:rPr>
+                <w:rFonts w:ascii="Arial" w:hAnsi="Arial" w:cs="Arial"/>
+                <w:sz w:val="25"/>
+                <w:szCs w:val="25"/>
+                <w:shd w:val="clear" w:color="auto" w:fill="FFFFFF"/>
+              </w:rPr>
+            </w:pPr>
+          </w:p>
+        </w:tc>
+        <w:tc>
+          <w:tcPr>
+            <w:tcW w:w="709" w:type="dxa"/>
+          </w:tcPr>
+          <w:p>
+            <w:pPr>
+              <w:rPr>
+                <w:rFonts w:ascii="Arial" w:hAnsi="Arial" w:cs="Arial"/>
+                <w:sz w:val="25"/>
+                <w:szCs w:val="25"/>
+                <w:shd w:val="clear" w:color="auto" w:fill="FFFFFF"/>
+              </w:rPr>
+            </w:pPr>
+          </w:p>
+        </w:tc>
+        <w:tc>
+          <w:tcPr>
+            <w:tcW w:w="850" w:type="dxa"/>
+          </w:tcPr>
+          <w:p>
+            <w:pPr>
+              <w:rPr>
+                <w:rFonts w:ascii="Arial" w:hAnsi="Arial" w:cs="Arial"/>
+                <w:sz w:val="25"/>
+                <w:szCs w:val="25"/>
+                <w:shd w:val="clear" w:color="auto" w:fill="FFFFFF"/>
+              </w:rPr>
+            </w:pPr>
+          </w:p>
+        </w:tc>
+        <w:tc>
+          <w:tcPr>
+            <w:tcW w:w="709" w:type="dxa"/>
+          </w:tcPr>
+          <w:p>
+            <w:pPr>
+              <w:rPr>
+                <w:rFonts w:ascii="Arial" w:hAnsi="Arial" w:cs="Arial"/>
+                <w:sz w:val="25"/>
+                <w:szCs w:val="25"/>
+                <w:shd w:val="clear" w:color="auto" w:fill="FFFFFF"/>
+              </w:rPr>
+            </w:pPr>
+          </w:p>
+        </w:tc>
+        <w:tc>
+          <w:tcPr>
+            <w:tcW w:w="851" w:type="dxa"/>
+          </w:tcPr>
+          <w:p>
+            <w:pPr>
+              <w:rPr>
+                <w:rFonts w:ascii="Arial" w:hAnsi="Arial" w:cs="Arial"/>
+                <w:sz w:val="25"/>
+                <w:szCs w:val="25"/>
+                <w:shd w:val="clear" w:color="auto" w:fill="FFFFFF"/>
+              </w:rPr>
+            </w:pPr>
+          </w:p>
+        </w:tc>
+      </w:tr>
+      <w:tr>
+        <w:tc>
+          <w:tcPr>
+            <w:tcW w:w="2269" w:type="dxa"/>
+          </w:tcPr>
+          <w:p>
+            <w:pPr>
+              <w:rPr>
+                <w:rFonts w:ascii="Arial" w:hAnsi="Arial" w:cs="Arial"/>
+                <w:sz w:val="25"/>
+                <w:szCs w:val="25"/>
+                <w:shd w:val="clear" w:color="auto" w:fill="FFFFFF"/>
+              </w:rPr>
+            </w:pPr>
+            <w:r>
+              <w:rPr>
+                <w:rFonts w:ascii="Arial" w:hAnsi="Arial" w:cs="Arial"/>
+                <w:sz w:val="25"/>
+                <w:szCs w:val="25"/>
+                <w:shd w:val="clear" w:color="auto" w:fill="FFFFFF"/>
+              </w:rPr>
+              <w:t>MLP3 residual (784-30-30-10)</w:t>
+            </w:r>
+          </w:p>
+        </w:tc>
+        <w:tc>
+          <w:tcPr>
+            <w:tcW w:w="1276" w:type="dxa"/>
+          </w:tcPr>
+          <w:p>
+            <w:pPr>
+              <w:rPr>
+                <w:rFonts w:ascii="Arial" w:hAnsi="Arial" w:cs="Arial"/>
+                <w:sz w:val="25"/>
+                <w:szCs w:val="25"/>
+                <w:shd w:val="clear" w:color="auto" w:fill="FFFFFF"/>
+              </w:rPr>
+            </w:pPr>
+          </w:p>
+        </w:tc>
+        <w:tc>
+          <w:tcPr>
+            <w:tcW w:w="709" w:type="dxa"/>
+          </w:tcPr>
+          <w:p>
+            <w:pPr>
+              <w:rPr>
+                <w:rFonts w:ascii="Arial" w:hAnsi="Arial" w:cs="Arial"/>
+                <w:sz w:val="25"/>
+                <w:szCs w:val="25"/>
+                <w:shd w:val="clear" w:color="auto" w:fill="FFFFFF"/>
+              </w:rPr>
+            </w:pPr>
+          </w:p>
+        </w:tc>
+        <w:tc>
+          <w:tcPr>
+            <w:tcW w:w="1417" w:type="dxa"/>
+          </w:tcPr>
+          <w:p>
+            <w:pPr>
+              <w:rPr>
+                <w:rFonts w:ascii="Arial" w:hAnsi="Arial" w:cs="Arial"/>
+                <w:sz w:val="25"/>
+                <w:szCs w:val="25"/>
+                <w:shd w:val="clear" w:color="auto" w:fill="FFFFFF"/>
+              </w:rPr>
+            </w:pPr>
+          </w:p>
+        </w:tc>
+        <w:tc>
+          <w:tcPr>
+            <w:tcW w:w="851" w:type="dxa"/>
+          </w:tcPr>
+          <w:p>
+            <w:pPr>
+              <w:rPr>
+                <w:rFonts w:ascii="Arial" w:hAnsi="Arial" w:cs="Arial"/>
+                <w:sz w:val="25"/>
+                <w:szCs w:val="25"/>
+                <w:shd w:val="clear" w:color="auto" w:fill="FFFFFF"/>
+              </w:rPr>
+            </w:pPr>
+          </w:p>
+        </w:tc>
+        <w:tc>
+          <w:tcPr>
+            <w:tcW w:w="850" w:type="dxa"/>
+          </w:tcPr>
+          <w:p>
+            <w:pPr>
+              <w:rPr>
+                <w:rFonts w:ascii="Arial" w:hAnsi="Arial" w:cs="Arial"/>
+                <w:sz w:val="25"/>
+                <w:szCs w:val="25"/>
+                <w:shd w:val="clear" w:color="auto" w:fill="FFFFFF"/>
+              </w:rPr>
+            </w:pPr>
+          </w:p>
+        </w:tc>
+        <w:tc>
+          <w:tcPr>
+            <w:tcW w:w="709" w:type="dxa"/>
+          </w:tcPr>
+          <w:p>
+            <w:pPr>
+              <w:rPr>
+                <w:rFonts w:ascii="Arial" w:hAnsi="Arial" w:cs="Arial"/>
+                <w:sz w:val="25"/>
+                <w:szCs w:val="25"/>
+                <w:shd w:val="clear" w:color="auto" w:fill="FFFFFF"/>
+              </w:rPr>
+            </w:pPr>
+          </w:p>
+        </w:tc>
+        <w:tc>
+          <w:tcPr>
+            <w:tcW w:w="850" w:type="dxa"/>
+          </w:tcPr>
+          <w:p>
+            <w:pPr>
+              <w:rPr>
+                <w:rFonts w:ascii="Arial" w:hAnsi="Arial" w:cs="Arial"/>
+                <w:sz w:val="25"/>
+                <w:szCs w:val="25"/>
+                <w:shd w:val="clear" w:color="auto" w:fill="FFFFFF"/>
+              </w:rPr>
+            </w:pPr>
+          </w:p>
+        </w:tc>
+        <w:tc>
+          <w:tcPr>
+            <w:tcW w:w="709" w:type="dxa"/>
+          </w:tcPr>
+          <w:p>
+            <w:pPr>
+              <w:rPr>
+                <w:rFonts w:ascii="Arial" w:hAnsi="Arial" w:cs="Arial"/>
+                <w:sz w:val="25"/>
+                <w:szCs w:val="25"/>
+                <w:shd w:val="clear" w:color="auto" w:fill="FFFFFF"/>
+              </w:rPr>
+            </w:pPr>
+          </w:p>
+        </w:tc>
+        <w:tc>
+          <w:tcPr>
+            <w:tcW w:w="851" w:type="dxa"/>
+          </w:tcPr>
+          <w:p>
+            <w:pPr>
+              <w:rPr>
+                <w:rFonts w:ascii="Arial" w:hAnsi="Arial" w:cs="Arial"/>
+                <w:sz w:val="25"/>
+                <w:szCs w:val="25"/>
+                <w:shd w:val="clear" w:color="auto" w:fill="FFFFFF"/>
+              </w:rPr>
+            </w:pPr>
+          </w:p>
+        </w:tc>
+      </w:tr>
+    </w:tbl>
+    <w:p>
+      <w:pPr>
+        <w:spacing w:after="0"/>
+        <w:rPr>
+          <w:rFonts w:ascii="Arial" w:hAnsi="Arial" w:cs="Arial"/>
+          <w:sz w:val="25"/>
+          <w:szCs w:val="25"/>
+          <w:shd w:val="clear" w:color="auto" w:fill="FFFFFF"/>
+        </w:rPr>
+      </w:pPr>
+    </w:p>
+    <w:p>
+      <w:pPr>
+        <w:spacing w:after="0"/>
+        <w:rPr>
+          <w:rFonts w:ascii="Arial" w:hAnsi="Arial" w:cs="Arial"/>
+          <w:sz w:val="25"/>
+          <w:szCs w:val="25"/>
+          <w:shd w:val="clear" w:color="auto" w:fill="FFFFFF"/>
+        </w:rPr>
+      </w:pPr>
+      <w:r>
+        <w:rPr>
+          <w:rFonts w:ascii="Arial" w:hAnsi="Arial" w:cs="Arial"/>
+          <w:sz w:val="25"/>
+          <w:szCs w:val="25"/>
+          <w:shd w:val="clear" w:color="auto" w:fill="FFFFFF"/>
+        </w:rPr>
+        <w:t>(b) Learning Rate Analysis</w:t>
+      </w:r>
+    </w:p>
+    <w:p>
+      <w:pPr>
+        <w:spacing w:after="0"/>
+        <w:rPr>
+          <w:rFonts w:ascii="Arial" w:hAnsi="Arial" w:cs="Arial"/>
+          <w:sz w:val="25"/>
+          <w:szCs w:val="25"/>
+          <w:shd w:val="clear" w:color="auto" w:fill="FFFFFF"/>
+        </w:rPr>
+      </w:pPr>
+    </w:p>
+    <w:p>
+      <w:pPr>
+        <w:spacing w:after="0"/>
+        <w:rPr>
+          <w:rFonts w:ascii="Arial" w:hAnsi="Arial" w:cs="Arial"/>
+          <w:sz w:val="25"/>
+          <w:szCs w:val="25"/>
+          <w:shd w:val="clear" w:color="auto" w:fill="FFFFFF"/>
+        </w:rPr>
+      </w:pPr>
+      <w:r>
+        <w:rPr>
+          <w:rFonts w:ascii="Arial" w:hAnsi="Arial" w:cs="Arial"/>
+          <w:sz w:val="25"/>
+          <w:szCs w:val="25"/>
+          <w:shd w:val="clear" w:color="auto" w:fill="FFFFFF"/>
+        </w:rPr>
+        <w:t>6. Analysis and Discussion (2.5–3 marks — the "why", not just "what")</w:t>
+      </w:r>
+    </w:p>
+    <w:p>
+      <w:pPr>
+        <w:spacing w:after="0"/>
+        <w:rPr>
+          <w:rFonts w:ascii="Arial" w:hAnsi="Arial" w:cs="Arial"/>
+          <w:sz w:val="25"/>
+          <w:szCs w:val="25"/>
+          <w:shd w:val="clear" w:color="auto" w:fill="FFFFFF"/>
+        </w:rPr>
+      </w:pPr>
+    </w:p>
+    <w:p>
+      <w:pPr>
+        <w:spacing w:after="0"/>
+        <w:rPr>
+          <w:rFonts w:ascii="Arial" w:hAnsi="Arial" w:cs="Arial"/>
+          <w:sz w:val="25"/>
+          <w:szCs w:val="25"/>
+          <w:shd w:val="clear" w:color="auto" w:fill="FFFFFF"/>
+        </w:rPr>
+      </w:pPr>
+      <w:r>
+        <w:rPr>
+          <w:rFonts w:ascii="Arial" w:hAnsi="Arial" w:cs="Arial"/>
+          <w:sz w:val="25"/>
+          <w:szCs w:val="25"/>
+          <w:shd w:val="clear" w:color="auto" w:fill="FFFFFF"/>
+        </w:rPr>
+        <w:t xml:space="preserve">- Depth/residual effects: why does 3-layer beat/underperform 2-layer? </w:t>
+      </w:r>
+      <w:proofErr w:type="gramStart"/>
+      <w:r>
+        <w:rPr>
+          <w:rFonts w:ascii="Arial" w:hAnsi="Arial" w:cs="Arial"/>
+          <w:sz w:val="25"/>
+          <w:szCs w:val="25"/>
+          <w:shd w:val="clear" w:color="auto" w:fill="FFFFFF"/>
+        </w:rPr>
+        <w:t>does</w:t>
+      </w:r>
+      <w:proofErr w:type="gramEnd"/>
+      <w:r>
+        <w:rPr>
+          <w:rFonts w:ascii="Arial" w:hAnsi="Arial" w:cs="Arial"/>
+          <w:sz w:val="25"/>
+          <w:szCs w:val="25"/>
+          <w:shd w:val="clear" w:color="auto" w:fill="FFFFFF"/>
+        </w:rPr>
+        <w:t xml:space="preserve"> the residual connection help gradient flow / accuracy </w:t>
+      </w:r>
+      <w:proofErr w:type="spellStart"/>
+      <w:r>
+        <w:rPr>
+          <w:rFonts w:ascii="Arial" w:hAnsi="Arial" w:cs="Arial"/>
+          <w:sz w:val="25"/>
+          <w:szCs w:val="25"/>
+          <w:shd w:val="clear" w:color="auto" w:fill="FFFFFF"/>
+        </w:rPr>
+        <w:t>vs</w:t>
+      </w:r>
+      <w:proofErr w:type="spellEnd"/>
+      <w:r>
+        <w:rPr>
+          <w:rFonts w:ascii="Arial" w:hAnsi="Arial" w:cs="Arial"/>
+          <w:sz w:val="25"/>
+          <w:szCs w:val="25"/>
+          <w:shd w:val="clear" w:color="auto" w:fill="FFFFFF"/>
+        </w:rPr>
+        <w:t xml:space="preserve"> plain 3-layer? </w:t>
+      </w:r>
+      <w:proofErr w:type="gramStart"/>
+      <w:r>
+        <w:rPr>
+          <w:rFonts w:ascii="Arial" w:hAnsi="Arial" w:cs="Arial"/>
+          <w:sz w:val="25"/>
+          <w:szCs w:val="25"/>
+          <w:shd w:val="clear" w:color="auto" w:fill="FFFFFF"/>
+        </w:rPr>
+        <w:t>relate</w:t>
+      </w:r>
+      <w:proofErr w:type="gramEnd"/>
+      <w:r>
+        <w:rPr>
+          <w:rFonts w:ascii="Arial" w:hAnsi="Arial" w:cs="Arial"/>
+          <w:sz w:val="25"/>
+          <w:szCs w:val="25"/>
+          <w:shd w:val="clear" w:color="auto" w:fill="FFFFFF"/>
+        </w:rPr>
+        <w:t xml:space="preserve"> to vanishing-gradient theory with sigmoid</w:t>
+      </w:r>
+    </w:p>
+    <w:p>
+      <w:pPr>
+        <w:spacing w:after="0"/>
+        <w:rPr>
+          <w:rFonts w:ascii="Arial" w:hAnsi="Arial" w:cs="Arial" w:hint="eastAsia"/>
+          <w:sz w:val="25"/>
+          <w:szCs w:val="25"/>
+          <w:shd w:val="clear" w:color="auto" w:fill="FFFFFF"/>
+        </w:rPr>
+      </w:pPr>
+      <w:r>
+        <w:rPr>
+          <w:rFonts w:ascii="Arial" w:hAnsi="Arial" w:cs="Arial" w:hint="eastAsia"/>
+          <w:sz w:val="25"/>
+          <w:szCs w:val="25"/>
+          <w:shd w:val="clear" w:color="auto" w:fill="FFFFFF"/>
+        </w:rPr>
+        <w:t xml:space="preserve">- Dataset size effect: how does accuracy degrade from full </w:t>
+      </w:r>
+      <w:r>
+        <w:rPr>
+          <w:rFonts w:ascii="Arial" w:hAnsi="Arial" w:cs="Arial" w:hint="eastAsia"/>
+          <w:sz w:val="25"/>
+          <w:szCs w:val="25"/>
+          <w:shd w:val="clear" w:color="auto" w:fill="FFFFFF"/>
+        </w:rPr>
+        <w:t>→</w:t>
+      </w:r>
+      <w:r>
+        <w:rPr>
+          <w:rFonts w:ascii="Arial" w:hAnsi="Arial" w:cs="Arial" w:hint="eastAsia"/>
+          <w:sz w:val="25"/>
+          <w:szCs w:val="25"/>
+          <w:shd w:val="clear" w:color="auto" w:fill="FFFFFF"/>
+        </w:rPr>
+        <w:t xml:space="preserve"> 50% </w:t>
+      </w:r>
+      <w:r>
+        <w:rPr>
+          <w:rFonts w:ascii="Arial" w:hAnsi="Arial" w:cs="Arial" w:hint="eastAsia"/>
+          <w:sz w:val="25"/>
+          <w:szCs w:val="25"/>
+          <w:shd w:val="clear" w:color="auto" w:fill="FFFFFF"/>
+        </w:rPr>
+        <w:t>→</w:t>
+      </w:r>
+      <w:r>
+        <w:rPr>
+          <w:rFonts w:ascii="Arial" w:hAnsi="Arial" w:cs="Arial" w:hint="eastAsia"/>
+          <w:sz w:val="25"/>
+          <w:szCs w:val="25"/>
+          <w:shd w:val="clear" w:color="auto" w:fill="FFFFFF"/>
+        </w:rPr>
+        <w:t xml:space="preserve"> 10%, and why (fewer samples per class, more </w:t>
+      </w:r>
+      <w:proofErr w:type="spellStart"/>
+      <w:r>
+        <w:rPr>
+          <w:rFonts w:ascii="Arial" w:hAnsi="Arial" w:cs="Arial" w:hint="eastAsia"/>
+          <w:sz w:val="25"/>
+          <w:szCs w:val="25"/>
+          <w:shd w:val="clear" w:color="auto" w:fill="FFFFFF"/>
+        </w:rPr>
+        <w:t>overfitting</w:t>
+      </w:r>
+      <w:proofErr w:type="spellEnd"/>
+      <w:r>
+        <w:rPr>
+          <w:rFonts w:ascii="Arial" w:hAnsi="Arial" w:cs="Arial" w:hint="eastAsia"/>
+          <w:sz w:val="25"/>
+          <w:szCs w:val="25"/>
+          <w:shd w:val="clear" w:color="auto" w:fill="FFFFFF"/>
+        </w:rPr>
+        <w:t>/variance)</w:t>
+      </w:r>
+    </w:p>
+    <w:p>
+      <w:pPr>
+        <w:spacing w:after="0"/>
+        <w:rPr>
+          <w:rFonts w:ascii="Arial" w:hAnsi="Arial" w:cs="Arial" w:hint="eastAsia"/>
+          <w:sz w:val="25"/>
+          <w:szCs w:val="25"/>
+          <w:shd w:val="clear" w:color="auto" w:fill="FFFFFF"/>
+        </w:rPr>
+      </w:pPr>
+      <w:r>
+        <w:rPr>
+          <w:rFonts w:ascii="Arial" w:hAnsi="Arial" w:cs="Arial" w:hint="eastAsia"/>
+          <w:sz w:val="25"/>
+          <w:szCs w:val="25"/>
+          <w:shd w:val="clear" w:color="auto" w:fill="FFFFFF"/>
+        </w:rPr>
+        <w:t xml:space="preserve">- Learning rate behavior: link too-small </w:t>
+      </w:r>
+      <w:proofErr w:type="spellStart"/>
+      <w:r>
+        <w:rPr>
+          <w:rFonts w:ascii="Arial" w:hAnsi="Arial" w:cs="Arial" w:hint="eastAsia"/>
+          <w:sz w:val="25"/>
+          <w:szCs w:val="25"/>
+          <w:shd w:val="clear" w:color="auto" w:fill="FFFFFF"/>
+        </w:rPr>
+        <w:t>lr</w:t>
+      </w:r>
+      <w:proofErr w:type="spellEnd"/>
+      <w:r>
+        <w:rPr>
+          <w:rFonts w:ascii="Arial" w:hAnsi="Arial" w:cs="Arial" w:hint="eastAsia"/>
+          <w:sz w:val="25"/>
+          <w:szCs w:val="25"/>
+          <w:shd w:val="clear" w:color="auto" w:fill="FFFFFF"/>
+        </w:rPr>
+        <w:t xml:space="preserve"> </w:t>
+      </w:r>
+      <w:r>
+        <w:rPr>
+          <w:rFonts w:ascii="Arial" w:hAnsi="Arial" w:cs="Arial" w:hint="eastAsia"/>
+          <w:sz w:val="25"/>
+          <w:szCs w:val="25"/>
+          <w:shd w:val="clear" w:color="auto" w:fill="FFFFFF"/>
+        </w:rPr>
+        <w:t>→</w:t>
+      </w:r>
+      <w:r>
+        <w:rPr>
+          <w:rFonts w:ascii="Arial" w:hAnsi="Arial" w:cs="Arial" w:hint="eastAsia"/>
+          <w:sz w:val="25"/>
+          <w:szCs w:val="25"/>
+          <w:shd w:val="clear" w:color="auto" w:fill="FFFFFF"/>
+        </w:rPr>
+        <w:t xml:space="preserve"> slow convergence, too-large </w:t>
+      </w:r>
+      <w:r>
+        <w:rPr>
+          <w:rFonts w:ascii="Arial" w:hAnsi="Arial" w:cs="Arial" w:hint="eastAsia"/>
+          <w:sz w:val="25"/>
+          <w:szCs w:val="25"/>
+          <w:shd w:val="clear" w:color="auto" w:fill="FFFFFF"/>
+        </w:rPr>
+        <w:t>→</w:t>
+      </w:r>
+      <w:r>
+        <w:rPr>
+          <w:rFonts w:ascii="Arial" w:hAnsi="Arial" w:cs="Arial" w:hint="eastAsia"/>
+          <w:sz w:val="25"/>
+          <w:szCs w:val="25"/>
+          <w:shd w:val="clear" w:color="auto" w:fill="FFFFFF"/>
+        </w:rPr>
+        <w:t xml:space="preserve"> divergence/instability, tie to gradient descent step-size theory</w:t>
+      </w:r>
+    </w:p>
+    <w:p>
+      <w:pPr>
+        <w:spacing w:after="0"/>
+        <w:rPr>
+          <w:rFonts w:ascii="Arial" w:hAnsi="Arial" w:cs="Arial"/>
+          <w:sz w:val="25"/>
+          <w:szCs w:val="25"/>
+          <w:shd w:val="clear" w:color="auto" w:fill="FFFFFF"/>
+        </w:rPr>
+      </w:pPr>
+      <w:r>
+        <w:rPr>
+          <w:rFonts w:ascii="Arial" w:hAnsi="Arial" w:cs="Arial"/>
+          <w:sz w:val="25"/>
+          <w:szCs w:val="25"/>
+          <w:shd w:val="clear" w:color="auto" w:fill="FFFFFF"/>
+        </w:rPr>
+        <w:t xml:space="preserve">- Batch size trade-off: smaller batch = noisier but more updates/epoch </w:t>
+      </w:r>
+      <w:proofErr w:type="spellStart"/>
+      <w:r>
+        <w:rPr>
+          <w:rFonts w:ascii="Arial" w:hAnsi="Arial" w:cs="Arial"/>
+          <w:sz w:val="25"/>
+          <w:szCs w:val="25"/>
+          <w:shd w:val="clear" w:color="auto" w:fill="FFFFFF"/>
+        </w:rPr>
+        <w:t>vs</w:t>
+      </w:r>
+      <w:proofErr w:type="spellEnd"/>
+      <w:r>
+        <w:rPr>
+          <w:rFonts w:ascii="Arial" w:hAnsi="Arial" w:cs="Arial"/>
+          <w:sz w:val="25"/>
+          <w:szCs w:val="25"/>
+          <w:shd w:val="clear" w:color="auto" w:fill="FFFFFF"/>
+        </w:rPr>
+        <w:t xml:space="preserve"> larger batch = smoother but fewer updates; relate to accuracy </w:t>
+      </w:r>
+      <w:proofErr w:type="spellStart"/>
+      <w:r>
+        <w:rPr>
+          <w:rFonts w:ascii="Arial" w:hAnsi="Arial" w:cs="Arial"/>
+          <w:sz w:val="25"/>
+          <w:szCs w:val="25"/>
+          <w:shd w:val="clear" w:color="auto" w:fill="FFFFFF"/>
+        </w:rPr>
+        <w:t>vs</w:t>
+      </w:r>
+      <w:proofErr w:type="spellEnd"/>
+      <w:r>
+        <w:rPr>
+          <w:rFonts w:ascii="Arial" w:hAnsi="Arial" w:cs="Arial"/>
+          <w:sz w:val="25"/>
+          <w:szCs w:val="25"/>
+          <w:shd w:val="clear" w:color="auto" w:fill="FFFFFF"/>
+        </w:rPr>
+        <w:t xml:space="preserve"> wall-clock time observed</w:t>
+      </w:r>
+    </w:p>
+    <w:p>
+      <w:pPr>
+        <w:spacing w:after="0"/>
+        <w:rPr>
+          <w:rFonts w:ascii="Arial" w:hAnsi="Arial" w:cs="Arial"/>
+          <w:sz w:val="25"/>
+          <w:szCs w:val="25"/>
+          <w:shd w:val="clear" w:color="auto" w:fill="FFFFFF"/>
+        </w:rPr>
+      </w:pPr>
+    </w:p>
+    <w:p>
+      <w:pPr>
+        <w:spacing w:after="0"/>
         <w:rPr>
           <w:rFonts w:ascii="Arial" w:hAnsi="Arial" w:cs="Arial"/>
           <w:sz w:val="25"/>
@@ -1728,353 +5967,7 @@
     </w:p>
     <w:p>
       <w:pPr>
-        <w:rPr>
-          <w:rFonts w:ascii="Arial" w:hAnsi="Arial" w:cs="Arial"/>
-          <w:sz w:val="25"/>
-          <w:szCs w:val="25"/>
-          <w:shd w:val="clear" w:color="auto" w:fill="FFFFFF"/>
-        </w:rPr>
-      </w:pPr>
-      <w:r>
-        <w:rPr>
-          <w:rFonts w:ascii="Arial" w:hAnsi="Arial" w:cs="Arial"/>
-          <w:sz w:val="25"/>
-          <w:szCs w:val="25"/>
-          <w:shd w:val="clear" w:color="auto" w:fill="FFFFFF"/>
-        </w:rPr>
-        <w:lastRenderedPageBreak/>
-        <w:t>6. Analysis and Discussion (2.5–3 marks — the "why", not just "what")</w:t>
-      </w:r>
-    </w:p>
-    <w:p>
-      <w:pPr>
-        <w:rPr>
-          <w:rFonts w:ascii="Arial" w:hAnsi="Arial" w:cs="Arial"/>
-          <w:sz w:val="25"/>
-          <w:szCs w:val="25"/>
-          <w:shd w:val="clear" w:color="auto" w:fill="FFFFFF"/>
-        </w:rPr>
-      </w:pPr>
-    </w:p>
-    <w:p>
-      <w:pPr>
-        <w:rPr>
-          <w:rFonts w:ascii="Arial" w:hAnsi="Arial" w:cs="Arial"/>
-          <w:sz w:val="25"/>
-          <w:szCs w:val="25"/>
-          <w:shd w:val="clear" w:color="auto" w:fill="FFFFFF"/>
-        </w:rPr>
-      </w:pPr>
-      <w:r>
-        <w:rPr>
-          <w:rFonts w:ascii="Arial" w:hAnsi="Arial" w:cs="Arial"/>
-          <w:sz w:val="25"/>
-          <w:szCs w:val="25"/>
-          <w:shd w:val="clear" w:color="auto" w:fill="FFFFFF"/>
-        </w:rPr>
-        <w:t xml:space="preserve">- Depth/residual effects: why does 3-layer beat/underperform 2-layer? </w:t>
-      </w:r>
-      <w:proofErr w:type="gramStart"/>
-      <w:r>
-        <w:rPr>
-          <w:rFonts w:ascii="Arial" w:hAnsi="Arial" w:cs="Arial"/>
-          <w:sz w:val="25"/>
-          <w:szCs w:val="25"/>
-          <w:shd w:val="clear" w:color="auto" w:fill="FFFFFF"/>
-        </w:rPr>
-        <w:t>does</w:t>
-      </w:r>
-      <w:proofErr w:type="gramEnd"/>
-      <w:r>
-        <w:rPr>
-          <w:rFonts w:ascii="Arial" w:hAnsi="Arial" w:cs="Arial"/>
-          <w:sz w:val="25"/>
-          <w:szCs w:val="25"/>
-          <w:shd w:val="clear" w:color="auto" w:fill="FFFFFF"/>
-        </w:rPr>
-        <w:t xml:space="preserve"> the residual connection help gradient flow / accuracy </w:t>
-      </w:r>
-      <w:proofErr w:type="spellStart"/>
-      <w:r>
-        <w:rPr>
-          <w:rFonts w:ascii="Arial" w:hAnsi="Arial" w:cs="Arial"/>
-          <w:sz w:val="25"/>
-          <w:szCs w:val="25"/>
-          <w:shd w:val="clear" w:color="auto" w:fill="FFFFFF"/>
-        </w:rPr>
-        <w:t>vs</w:t>
-      </w:r>
-      <w:proofErr w:type="spellEnd"/>
-      <w:r>
-        <w:rPr>
-          <w:rFonts w:ascii="Arial" w:hAnsi="Arial" w:cs="Arial"/>
-          <w:sz w:val="25"/>
-          <w:szCs w:val="25"/>
-          <w:shd w:val="clear" w:color="auto" w:fill="FFFFFF"/>
-        </w:rPr>
-        <w:t xml:space="preserve"> plain 3-layer? </w:t>
-      </w:r>
-      <w:proofErr w:type="gramStart"/>
-      <w:r>
-        <w:rPr>
-          <w:rFonts w:ascii="Arial" w:hAnsi="Arial" w:cs="Arial"/>
-          <w:sz w:val="25"/>
-          <w:szCs w:val="25"/>
-          <w:shd w:val="clear" w:color="auto" w:fill="FFFFFF"/>
-        </w:rPr>
-        <w:t>relate</w:t>
-      </w:r>
-      <w:proofErr w:type="gramEnd"/>
-      <w:r>
-        <w:rPr>
-          <w:rFonts w:ascii="Arial" w:hAnsi="Arial" w:cs="Arial"/>
-          <w:sz w:val="25"/>
-          <w:szCs w:val="25"/>
-          <w:shd w:val="clear" w:color="auto" w:fill="FFFFFF"/>
-        </w:rPr>
-        <w:t xml:space="preserve"> to vanishing-gradient theory with sigmoid</w:t>
-      </w:r>
-    </w:p>
-    <w:p>
-      <w:pPr>
-        <w:rPr>
-          <w:rFonts w:ascii="Arial" w:hAnsi="Arial" w:cs="Arial" w:hint="eastAsia"/>
-          <w:sz w:val="25"/>
-          <w:szCs w:val="25"/>
-          <w:shd w:val="clear" w:color="auto" w:fill="FFFFFF"/>
-        </w:rPr>
-      </w:pPr>
-      <w:r>
-        <w:rPr>
-          <w:rFonts w:ascii="Arial" w:hAnsi="Arial" w:cs="Arial" w:hint="eastAsia"/>
-          <w:sz w:val="25"/>
-          <w:szCs w:val="25"/>
-          <w:shd w:val="clear" w:color="auto" w:fill="FFFFFF"/>
-        </w:rPr>
-        <w:t xml:space="preserve">- Dataset size effect: how does accuracy degrade from full </w:t>
-      </w:r>
-      <w:r>
-        <w:rPr>
-          <w:rFonts w:ascii="Arial" w:hAnsi="Arial" w:cs="Arial" w:hint="eastAsia"/>
-          <w:sz w:val="25"/>
-          <w:szCs w:val="25"/>
-          <w:shd w:val="clear" w:color="auto" w:fill="FFFFFF"/>
-        </w:rPr>
-        <w:t>→</w:t>
-      </w:r>
-      <w:r>
-        <w:rPr>
-          <w:rFonts w:ascii="Arial" w:hAnsi="Arial" w:cs="Arial" w:hint="eastAsia"/>
-          <w:sz w:val="25"/>
-          <w:szCs w:val="25"/>
-          <w:shd w:val="clear" w:color="auto" w:fill="FFFFFF"/>
-        </w:rPr>
-        <w:t xml:space="preserve"> 50% </w:t>
-      </w:r>
-      <w:r>
-        <w:rPr>
-          <w:rFonts w:ascii="Arial" w:hAnsi="Arial" w:cs="Arial" w:hint="eastAsia"/>
-          <w:sz w:val="25"/>
-          <w:szCs w:val="25"/>
-          <w:shd w:val="clear" w:color="auto" w:fill="FFFFFF"/>
-        </w:rPr>
-        <w:t>→</w:t>
-      </w:r>
-      <w:r>
-        <w:rPr>
-          <w:rFonts w:ascii="Arial" w:hAnsi="Arial" w:cs="Arial" w:hint="eastAsia"/>
-          <w:sz w:val="25"/>
-          <w:szCs w:val="25"/>
-          <w:shd w:val="clear" w:color="auto" w:fill="FFFFFF"/>
-        </w:rPr>
-        <w:t xml:space="preserve"> 10%, and why (fewer samples per class, more </w:t>
-      </w:r>
-      <w:proofErr w:type="spellStart"/>
-      <w:r>
-        <w:rPr>
-          <w:rFonts w:ascii="Arial" w:hAnsi="Arial" w:cs="Arial" w:hint="eastAsia"/>
-          <w:sz w:val="25"/>
-          <w:szCs w:val="25"/>
-          <w:shd w:val="clear" w:color="auto" w:fill="FFFFFF"/>
-        </w:rPr>
-        <w:t>overfitting</w:t>
-      </w:r>
-      <w:proofErr w:type="spellEnd"/>
-      <w:r>
-        <w:rPr>
-          <w:rFonts w:ascii="Arial" w:hAnsi="Arial" w:cs="Arial" w:hint="eastAsia"/>
-          <w:sz w:val="25"/>
-          <w:szCs w:val="25"/>
-          <w:shd w:val="clear" w:color="auto" w:fill="FFFFFF"/>
-        </w:rPr>
-        <w:t>/variance)</w:t>
-      </w:r>
-    </w:p>
-    <w:p>
-      <w:pPr>
-        <w:rPr>
-          <w:rFonts w:ascii="Arial" w:hAnsi="Arial" w:cs="Arial" w:hint="eastAsia"/>
-          <w:sz w:val="25"/>
-          <w:szCs w:val="25"/>
-          <w:shd w:val="clear" w:color="auto" w:fill="FFFFFF"/>
-        </w:rPr>
-      </w:pPr>
-      <w:r>
-        <w:rPr>
-          <w:rFonts w:ascii="Arial" w:hAnsi="Arial" w:cs="Arial" w:hint="eastAsia"/>
-          <w:sz w:val="25"/>
-          <w:szCs w:val="25"/>
-          <w:shd w:val="clear" w:color="auto" w:fill="FFFFFF"/>
-        </w:rPr>
-        <w:t xml:space="preserve">- Learning rate behavior: link too-small </w:t>
-      </w:r>
-      <w:proofErr w:type="spellStart"/>
-      <w:r>
-        <w:rPr>
-          <w:rFonts w:ascii="Arial" w:hAnsi="Arial" w:cs="Arial" w:hint="eastAsia"/>
-          <w:sz w:val="25"/>
-          <w:szCs w:val="25"/>
-          <w:shd w:val="clear" w:color="auto" w:fill="FFFFFF"/>
-        </w:rPr>
-        <w:t>lr</w:t>
-      </w:r>
-      <w:proofErr w:type="spellEnd"/>
-      <w:r>
-        <w:rPr>
-          <w:rFonts w:ascii="Arial" w:hAnsi="Arial" w:cs="Arial" w:hint="eastAsia"/>
-          <w:sz w:val="25"/>
-          <w:szCs w:val="25"/>
-          <w:shd w:val="clear" w:color="auto" w:fill="FFFFFF"/>
-        </w:rPr>
-        <w:t xml:space="preserve"> </w:t>
-      </w:r>
-      <w:r>
-        <w:rPr>
-          <w:rFonts w:ascii="Arial" w:hAnsi="Arial" w:cs="Arial" w:hint="eastAsia"/>
-          <w:sz w:val="25"/>
-          <w:szCs w:val="25"/>
-          <w:shd w:val="clear" w:color="auto" w:fill="FFFFFF"/>
-        </w:rPr>
-        <w:t>→</w:t>
-      </w:r>
-      <w:r>
-        <w:rPr>
-          <w:rFonts w:ascii="Arial" w:hAnsi="Arial" w:cs="Arial" w:hint="eastAsia"/>
-          <w:sz w:val="25"/>
-          <w:szCs w:val="25"/>
-          <w:shd w:val="clear" w:color="auto" w:fill="FFFFFF"/>
-        </w:rPr>
-        <w:t xml:space="preserve"> slow convergence, too-large </w:t>
-      </w:r>
-      <w:r>
-        <w:rPr>
-          <w:rFonts w:ascii="Arial" w:hAnsi="Arial" w:cs="Arial" w:hint="eastAsia"/>
-          <w:sz w:val="25"/>
-          <w:szCs w:val="25"/>
-          <w:shd w:val="clear" w:color="auto" w:fill="FFFFFF"/>
-        </w:rPr>
-        <w:t>→</w:t>
-      </w:r>
-      <w:r>
-        <w:rPr>
-          <w:rFonts w:ascii="Arial" w:hAnsi="Arial" w:cs="Arial" w:hint="eastAsia"/>
-          <w:sz w:val="25"/>
-          <w:szCs w:val="25"/>
-          <w:shd w:val="clear" w:color="auto" w:fill="FFFFFF"/>
-        </w:rPr>
-        <w:t xml:space="preserve"> divergence/instability, tie to gradient descent step-size theory</w:t>
-      </w:r>
-    </w:p>
-    <w:p>
-      <w:pPr>
-        <w:rPr>
-          <w:rFonts w:ascii="Arial" w:hAnsi="Arial" w:cs="Arial"/>
-          <w:sz w:val="25"/>
-          <w:szCs w:val="25"/>
-          <w:shd w:val="clear" w:color="auto" w:fill="FFFFFF"/>
-        </w:rPr>
-      </w:pPr>
-      <w:r>
-        <w:rPr>
-          <w:rFonts w:ascii="Arial" w:hAnsi="Arial" w:cs="Arial"/>
-          <w:sz w:val="25"/>
-          <w:szCs w:val="25"/>
-          <w:shd w:val="clear" w:color="auto" w:fill="FFFFFF"/>
-        </w:rPr>
-        <w:t xml:space="preserve">- Batch size trade-off: smaller batch = noisier but more updates/epoch </w:t>
-      </w:r>
-      <w:proofErr w:type="spellStart"/>
-      <w:r>
-        <w:rPr>
-          <w:rFonts w:ascii="Arial" w:hAnsi="Arial" w:cs="Arial"/>
-          <w:sz w:val="25"/>
-          <w:szCs w:val="25"/>
-          <w:shd w:val="clear" w:color="auto" w:fill="FFFFFF"/>
-        </w:rPr>
-        <w:t>vs</w:t>
-      </w:r>
-      <w:proofErr w:type="spellEnd"/>
-      <w:r>
-        <w:rPr>
-          <w:rFonts w:ascii="Arial" w:hAnsi="Arial" w:cs="Arial"/>
-          <w:sz w:val="25"/>
-          <w:szCs w:val="25"/>
-          <w:shd w:val="clear" w:color="auto" w:fill="FFFFFF"/>
-        </w:rPr>
-        <w:t xml:space="preserve"> larger batch = smoother but fewer updates; relate to accuracy </w:t>
-      </w:r>
-      <w:proofErr w:type="spellStart"/>
-      <w:r>
-        <w:rPr>
-          <w:rFonts w:ascii="Arial" w:hAnsi="Arial" w:cs="Arial"/>
-          <w:sz w:val="25"/>
-          <w:szCs w:val="25"/>
-          <w:shd w:val="clear" w:color="auto" w:fill="FFFFFF"/>
-        </w:rPr>
-        <w:t>vs</w:t>
-      </w:r>
-      <w:proofErr w:type="spellEnd"/>
-      <w:r>
-        <w:rPr>
-          <w:rFonts w:ascii="Arial" w:hAnsi="Arial" w:cs="Arial"/>
-          <w:sz w:val="25"/>
-          <w:szCs w:val="25"/>
-          <w:shd w:val="clear" w:color="auto" w:fill="FFFFFF"/>
-        </w:rPr>
-        <w:t xml:space="preserve"> wall-clock time observed</w:t>
-      </w:r>
-    </w:p>
-    <w:p>
-      <w:pPr>
-        <w:rPr>
-          <w:rFonts w:ascii="Arial" w:hAnsi="Arial" w:cs="Arial"/>
-          <w:sz w:val="25"/>
-          <w:szCs w:val="25"/>
-          <w:shd w:val="clear" w:color="auto" w:fill="FFFFFF"/>
-        </w:rPr>
-      </w:pPr>
-    </w:p>
-    <w:p>
-      <w:pPr>
-        <w:rPr>
-          <w:rFonts w:ascii="Arial" w:hAnsi="Arial" w:cs="Arial"/>
-          <w:sz w:val="25"/>
-          <w:szCs w:val="25"/>
-          <w:shd w:val="clear" w:color="auto" w:fill="FFFFFF"/>
-        </w:rPr>
-      </w:pPr>
-      <w:r>
-        <w:rPr>
-          <w:rFonts w:ascii="Arial" w:hAnsi="Arial" w:cs="Arial"/>
-          <w:sz w:val="25"/>
-          <w:szCs w:val="25"/>
-          <w:shd w:val="clear" w:color="auto" w:fill="FFFFFF"/>
-        </w:rPr>
-        <w:br w:type="page"/>
-      </w:r>
-    </w:p>
-    <w:p>
-      <w:pPr>
+        <w:spacing w:after="0"/>
         <w:rPr>
           <w:rFonts w:ascii="Arial" w:hAnsi="Arial" w:cs="Arial"/>
           <w:sz w:val="25"/>
@@ -2095,16 +5988,18 @@
     </w:p>
     <w:p>
       <w:pPr>
-        <w:rPr>
-          <w:rFonts w:ascii="Arial" w:hAnsi="Arial" w:cs="Arial"/>
-          <w:sz w:val="25"/>
-          <w:szCs w:val="25"/>
-          <w:shd w:val="clear" w:color="auto" w:fill="FFFFFF"/>
-        </w:rPr>
-      </w:pPr>
-    </w:p>
-    <w:p>
-      <w:pPr>
+        <w:spacing w:after="0"/>
+        <w:rPr>
+          <w:rFonts w:ascii="Arial" w:hAnsi="Arial" w:cs="Arial"/>
+          <w:sz w:val="25"/>
+          <w:szCs w:val="25"/>
+          <w:shd w:val="clear" w:color="auto" w:fill="FFFFFF"/>
+        </w:rPr>
+      </w:pPr>
+    </w:p>
+    <w:p>
+      <w:pPr>
+        <w:spacing w:after="0"/>
         <w:rPr>
           <w:rFonts w:ascii="Arial" w:hAnsi="Arial" w:cs="Arial"/>
           <w:sz w:val="25"/>
@@ -2144,6 +6039,7 @@
     </w:p>
     <w:p>
       <w:pPr>
+        <w:spacing w:after="0"/>
         <w:rPr>
           <w:rFonts w:ascii="Arial" w:hAnsi="Arial" w:cs="Arial"/>
           <w:sz w:val="25"/>
@@ -2163,16 +6059,18 @@
     </w:p>
     <w:p>
       <w:pPr>
-        <w:rPr>
-          <w:rFonts w:ascii="Arial" w:hAnsi="Arial" w:cs="Arial"/>
-          <w:sz w:val="25"/>
-          <w:szCs w:val="25"/>
-          <w:shd w:val="clear" w:color="auto" w:fill="FFFFFF"/>
-        </w:rPr>
-      </w:pPr>
-    </w:p>
-    <w:p>
-      <w:pPr>
+        <w:spacing w:after="0"/>
+        <w:rPr>
+          <w:rFonts w:ascii="Arial" w:hAnsi="Arial" w:cs="Arial"/>
+          <w:sz w:val="25"/>
+          <w:szCs w:val="25"/>
+          <w:shd w:val="clear" w:color="auto" w:fill="FFFFFF"/>
+        </w:rPr>
+      </w:pPr>
+    </w:p>
+    <w:p>
+      <w:pPr>
+        <w:spacing w:after="0"/>
         <w:rPr>
           <w:rFonts w:ascii="Arial" w:hAnsi="Arial" w:cs="Arial"/>
           <w:sz w:val="25"/>
@@ -2192,6 +6090,7 @@
     </w:p>
     <w:p>
       <w:pPr>
+        <w:spacing w:after="0"/>
         <w:rPr>
           <w:rFonts w:ascii="Arial" w:hAnsi="Arial" w:cs="Arial"/>
           <w:sz w:val="25"/>
@@ -2212,16 +6111,18 @@
     </w:p>
     <w:p>
       <w:pPr>
-        <w:rPr>
-          <w:rFonts w:ascii="Arial" w:hAnsi="Arial" w:cs="Arial"/>
-          <w:sz w:val="25"/>
-          <w:szCs w:val="25"/>
-          <w:shd w:val="clear" w:color="auto" w:fill="FFFFFF"/>
-        </w:rPr>
-      </w:pPr>
-    </w:p>
-    <w:p>
-      <w:pPr>
+        <w:spacing w:after="0"/>
+        <w:rPr>
+          <w:rFonts w:ascii="Arial" w:hAnsi="Arial" w:cs="Arial"/>
+          <w:sz w:val="25"/>
+          <w:szCs w:val="25"/>
+          <w:shd w:val="clear" w:color="auto" w:fill="FFFFFF"/>
+        </w:rPr>
+      </w:pPr>
+    </w:p>
+    <w:p>
+      <w:pPr>
+        <w:spacing w:after="0"/>
         <w:rPr>
           <w:rFonts w:ascii="Arial" w:hAnsi="Arial" w:cs="Arial"/>
           <w:sz w:val="25"/>
@@ -2261,6 +6162,7 @@
     </w:p>
     <w:p>
       <w:pPr>
+        <w:spacing w:after="0"/>
         <w:rPr>
           <w:rFonts w:ascii="Arial" w:hAnsi="Arial" w:cs="Arial"/>
           <w:sz w:val="25"/>
@@ -2280,15 +6182,19 @@
     </w:p>
     <w:p>
       <w:pPr>
-        <w:rPr>
-          <w:rFonts w:ascii="Arial" w:hAnsi="Arial" w:cs="Arial"/>
-          <w:sz w:val="25"/>
-          <w:szCs w:val="25"/>
-          <w:shd w:val="clear" w:color="auto" w:fill="FFFFFF"/>
-        </w:rPr>
-      </w:pPr>
-    </w:p>
-    <w:p>
+        <w:spacing w:after="0"/>
+        <w:rPr>
+          <w:rFonts w:ascii="Arial" w:hAnsi="Arial" w:cs="Arial"/>
+          <w:sz w:val="25"/>
+          <w:szCs w:val="25"/>
+          <w:shd w:val="clear" w:color="auto" w:fill="FFFFFF"/>
+        </w:rPr>
+      </w:pPr>
+    </w:p>
+    <w:p>
+      <w:pPr>
+        <w:spacing w:after="0"/>
+      </w:pPr>
       <w:r>
         <w:rPr>
           <w:rFonts w:ascii="Arial" w:hAnsi="Arial" w:cs="Arial"/>
@@ -2327,6 +6233,195 @@
     </w:sectPr>
   </w:body>
 </w:document>
+</file>
+
+<file path=word/numbering.xml><?xml version="1.0" encoding="utf-8"?>
+<w:numbering xmlns:ve="http://schemas.openxmlformats.org/markup-compatibility/2006" xmlns:o="urn:schemas-microsoft-com:office:office" xmlns:r="http://schemas.openxmlformats.org/officeDocument/2006/relationships" xmlns:m="http://schemas.openxmlformats.org/officeDocument/2006/math" xmlns:v="urn:schemas-microsoft-com:vml" xmlns:wp="http://schemas.openxmlformats.org/drawingml/2006/wordprocessingDrawing" xmlns:w10="urn:schemas-microsoft-com:office:word" xmlns:w="http://schemas.openxmlformats.org/wordprocessingml/2006/main" xmlns:wne="http://schemas.microsoft.com/office/word/2006/wordml">
+  <w:abstractNum w:abstractNumId="0">
+    <w:nsid w:val="00E452FD"/>
+    <w:multiLevelType w:val="hybridMultilevel"/>
+    <w:tmpl w:val="A914DBAC"/>
+    <w:lvl w:ilvl="0" w:tplc="285244D8">
+      <w:start w:val="1"/>
+      <w:numFmt w:val="lowerLetter"/>
+      <w:lvlText w:val="(%1)"/>
+      <w:lvlJc w:val="left"/>
+      <w:pPr>
+        <w:ind w:left="720" w:hanging="360"/>
+      </w:pPr>
+      <w:rPr>
+        <w:rFonts w:hint="default"/>
+      </w:rPr>
+    </w:lvl>
+    <w:lvl w:ilvl="1" w:tplc="04090019" w:tentative="1">
+      <w:start w:val="1"/>
+      <w:numFmt w:val="lowerLetter"/>
+      <w:lvlText w:val="%2."/>
+      <w:lvlJc w:val="left"/>
+      <w:pPr>
+        <w:ind w:left="1440" w:hanging="360"/>
+      </w:pPr>
+    </w:lvl>
+    <w:lvl w:ilvl="2" w:tplc="0409001B" w:tentative="1">
+      <w:start w:val="1"/>
+      <w:numFmt w:val="lowerRoman"/>
+      <w:lvlText w:val="%3."/>
+      <w:lvlJc w:val="right"/>
+      <w:pPr>
+        <w:ind w:left="2160" w:hanging="180"/>
+      </w:pPr>
+    </w:lvl>
+    <w:lvl w:ilvl="3" w:tplc="0409000F" w:tentative="1">
+      <w:start w:val="1"/>
+      <w:numFmt w:val="decimal"/>
+      <w:lvlText w:val="%4."/>
+      <w:lvlJc w:val="left"/>
+      <w:pPr>
+        <w:ind w:left="2880" w:hanging="360"/>
+      </w:pPr>
+    </w:lvl>
+    <w:lvl w:ilvl="4" w:tplc="04090019" w:tentative="1">
+      <w:start w:val="1"/>
+      <w:numFmt w:val="lowerLetter"/>
+      <w:lvlText w:val="%5."/>
+      <w:lvlJc w:val="left"/>
+      <w:pPr>
+        <w:ind w:left="3600" w:hanging="360"/>
+      </w:pPr>
+    </w:lvl>
+    <w:lvl w:ilvl="5" w:tplc="0409001B" w:tentative="1">
+      <w:start w:val="1"/>
+      <w:numFmt w:val="lowerRoman"/>
+      <w:lvlText w:val="%6."/>
+      <w:lvlJc w:val="right"/>
+      <w:pPr>
+        <w:ind w:left="4320" w:hanging="180"/>
+      </w:pPr>
+    </w:lvl>
+    <w:lvl w:ilvl="6" w:tplc="0409000F" w:tentative="1">
+      <w:start w:val="1"/>
+      <w:numFmt w:val="decimal"/>
+      <w:lvlText w:val="%7."/>
+      <w:lvlJc w:val="left"/>
+      <w:pPr>
+        <w:ind w:left="5040" w:hanging="360"/>
+      </w:pPr>
+    </w:lvl>
+    <w:lvl w:ilvl="7" w:tplc="04090019" w:tentative="1">
+      <w:start w:val="1"/>
+      <w:numFmt w:val="lowerLetter"/>
+      <w:lvlText w:val="%8."/>
+      <w:lvlJc w:val="left"/>
+      <w:pPr>
+        <w:ind w:left="5760" w:hanging="360"/>
+      </w:pPr>
+    </w:lvl>
+    <w:lvl w:ilvl="8" w:tplc="0409001B" w:tentative="1">
+      <w:start w:val="1"/>
+      <w:numFmt w:val="lowerRoman"/>
+      <w:lvlText w:val="%9."/>
+      <w:lvlJc w:val="right"/>
+      <w:pPr>
+        <w:ind w:left="6480" w:hanging="180"/>
+      </w:pPr>
+    </w:lvl>
+  </w:abstractNum>
+  <w:abstractNum w:abstractNumId="1">
+    <w:nsid w:val="2F2C5564"/>
+    <w:multiLevelType w:val="hybridMultilevel"/>
+    <w:tmpl w:val="78F01AA6"/>
+    <w:lvl w:ilvl="0" w:tplc="6B586A68">
+      <w:start w:val="1"/>
+      <w:numFmt w:val="lowerLetter"/>
+      <w:lvlText w:val="(%1)"/>
+      <w:lvlJc w:val="left"/>
+      <w:pPr>
+        <w:ind w:left="720" w:hanging="360"/>
+      </w:pPr>
+      <w:rPr>
+        <w:rFonts w:hint="default"/>
+      </w:rPr>
+    </w:lvl>
+    <w:lvl w:ilvl="1" w:tplc="04090019" w:tentative="1">
+      <w:start w:val="1"/>
+      <w:numFmt w:val="lowerLetter"/>
+      <w:lvlText w:val="%2."/>
+      <w:lvlJc w:val="left"/>
+      <w:pPr>
+        <w:ind w:left="1440" w:hanging="360"/>
+      </w:pPr>
+    </w:lvl>
+    <w:lvl w:ilvl="2" w:tplc="0409001B" w:tentative="1">
+      <w:start w:val="1"/>
+      <w:numFmt w:val="lowerRoman"/>
+      <w:lvlText w:val="%3."/>
+      <w:lvlJc w:val="right"/>
+      <w:pPr>
+        <w:ind w:left="2160" w:hanging="180"/>
+      </w:pPr>
+    </w:lvl>
+    <w:lvl w:ilvl="3" w:tplc="0409000F" w:tentative="1">
+      <w:start w:val="1"/>
+      <w:numFmt w:val="decimal"/>
+      <w:lvlText w:val="%4."/>
+      <w:lvlJc w:val="left"/>
+      <w:pPr>
+        <w:ind w:left="2880" w:hanging="360"/>
+      </w:pPr>
+    </w:lvl>
+    <w:lvl w:ilvl="4" w:tplc="04090019" w:tentative="1">
+      <w:start w:val="1"/>
+      <w:numFmt w:val="lowerLetter"/>
+      <w:lvlText w:val="%5."/>
+      <w:lvlJc w:val="left"/>
+      <w:pPr>
+        <w:ind w:left="3600" w:hanging="360"/>
+      </w:pPr>
+    </w:lvl>
+    <w:lvl w:ilvl="5" w:tplc="0409001B" w:tentative="1">
+      <w:start w:val="1"/>
+      <w:numFmt w:val="lowerRoman"/>
+      <w:lvlText w:val="%6."/>
+      <w:lvlJc w:val="right"/>
+      <w:pPr>
+        <w:ind w:left="4320" w:hanging="180"/>
+      </w:pPr>
+    </w:lvl>
+    <w:lvl w:ilvl="6" w:tplc="0409000F" w:tentative="1">
+      <w:start w:val="1"/>
+      <w:numFmt w:val="decimal"/>
+      <w:lvlText w:val="%7."/>
+      <w:lvlJc w:val="left"/>
+      <w:pPr>
+        <w:ind w:left="5040" w:hanging="360"/>
+      </w:pPr>
+    </w:lvl>
+    <w:lvl w:ilvl="7" w:tplc="04090019" w:tentative="1">
+      <w:start w:val="1"/>
+      <w:numFmt w:val="lowerLetter"/>
+      <w:lvlText w:val="%8."/>
+      <w:lvlJc w:val="left"/>
+      <w:pPr>
+        <w:ind w:left="5760" w:hanging="360"/>
+      </w:pPr>
+    </w:lvl>
+    <w:lvl w:ilvl="8" w:tplc="0409001B" w:tentative="1">
+      <w:start w:val="1"/>
+      <w:numFmt w:val="lowerRoman"/>
+      <w:lvlText w:val="%9."/>
+      <w:lvlJc w:val="right"/>
+      <w:pPr>
+        <w:ind w:left="6480" w:hanging="180"/>
+      </w:pPr>
+    </w:lvl>
+  </w:abstractNum>
+  <w:num w:numId="1">
+    <w:abstractNumId w:val="0"/>
+  </w:num>
+  <w:num w:numId="2">
+    <w:abstractNumId w:val="1"/>
+  </w:num>
+</w:numbering>
 </file>
 
 <file path=word/styles.xml><?xml version="1.0" encoding="utf-8"?>
@@ -2633,6 +6728,43 @@
       <w:u w:val="single"/>
     </w:rPr>
   </w:style>
+  <w:style w:type="paragraph" w:styleId="ListParagraph">
+    <w:name w:val="List Paragraph"/>
+    <w:basedOn w:val="Normal"/>
+    <w:uiPriority w:val="34"/>
+    <w:qFormat/>
+    <w:rsid w:val="00135635"/>
+    <w:pPr>
+      <w:ind w:left="720"/>
+      <w:contextualSpacing/>
+    </w:pPr>
+  </w:style>
+  <w:style w:type="table" w:styleId="TableGrid">
+    <w:name w:val="Table Grid"/>
+    <w:basedOn w:val="TableNormal"/>
+    <w:uiPriority w:val="59"/>
+    <w:rsid w:val="00135635"/>
+    <w:pPr>
+      <w:spacing w:after="0" w:line="240" w:lineRule="auto"/>
+    </w:pPr>
+    <w:tblPr>
+      <w:tblInd w:w="0" w:type="dxa"/>
+      <w:tblBorders>
+        <w:top w:val="single" w:sz="4" w:space="0" w:color="000000" w:themeColor="text1"/>
+        <w:left w:val="single" w:sz="4" w:space="0" w:color="000000" w:themeColor="text1"/>
+        <w:bottom w:val="single" w:sz="4" w:space="0" w:color="000000" w:themeColor="text1"/>
+        <w:right w:val="single" w:sz="4" w:space="0" w:color="000000" w:themeColor="text1"/>
+        <w:insideH w:val="single" w:sz="4" w:space="0" w:color="000000" w:themeColor="text1"/>
+        <w:insideV w:val="single" w:sz="4" w:space="0" w:color="000000" w:themeColor="text1"/>
+      </w:tblBorders>
+      <w:tblCellMar>
+        <w:top w:w="0" w:type="dxa"/>
+        <w:left w:w="108" w:type="dxa"/>
+        <w:bottom w:w="0" w:type="dxa"/>
+        <w:right w:w="108" w:type="dxa"/>
+      </w:tblCellMar>
+    </w:tblPr>
+  </w:style>
 </w:styles>
 </file>
 
